--- a/Hệ thống mẫu văn bản/Nguyên đã làm/Kế hoạch dạy học Robotics từng lớp/Kế hoạch dạy học môn Robotics - Lớp 3 - 2026 - 2027.docx
+++ b/Hệ thống mẫu văn bản/Nguyên đã làm/Kế hoạch dạy học Robotics từng lớp/Kế hoạch dạy học môn Robotics - Lớp 3 - 2026 - 2027.docx
@@ -18,6 +18,7 @@
         <w:rPr>
           <w:rFonts w:ascii="Times New Roman" w:hAnsi="Times New Roman"/>
           <w:sz w:val="26"/>
+          <w:rFonts w:ascii="Times New Roman" w:hAnsi="Times New Roman" w:cs="Times New Roman"/>
         </w:rPr>
         <w:t>Phụ lục 1</w:t>
       </w:r>
@@ -36,6 +37,7 @@
           <w:b/>
           <w:bCs/>
           <w:sz w:val="26"/>
+          <w:rFonts w:ascii="Times New Roman" w:hAnsi="Times New Roman" w:cs="Times New Roman"/>
         </w:rPr>
         <w:t>KHUNG KẾ HOẠCH DẠY HỌC MÔN</w:t>
       </w:r>
@@ -45,6 +47,7 @@
           <w:b/>
           <w:bCs/>
           <w:sz w:val="26"/>
+          <w:rFonts w:ascii="Times New Roman" w:hAnsi="Times New Roman" w:cs="Times New Roman"/>
         </w:rPr>
         <w:t xml:space="preserve"> ROBOTICS</w:t>
       </w:r>
@@ -60,6 +63,7 @@
         <w:rPr>
           <w:rFonts w:ascii="Times New Roman" w:hAnsi="Times New Roman"/>
           <w:sz w:val="26"/>
+          <w:rFonts w:ascii="Times New Roman" w:hAnsi="Times New Roman" w:cs="Times New Roman"/>
         </w:rPr>
         <w:t>(</w:t>
       </w:r>
@@ -69,6 +73,7 @@
           <w:i/>
           <w:iCs/>
           <w:sz w:val="26"/>
+          <w:rFonts w:ascii="Times New Roman" w:hAnsi="Times New Roman" w:cs="Times New Roman"/>
         </w:rPr>
         <w:t>Kèm theo Công văn số 5512/BGDĐT-GDTrH ngày 18 tháng 12 năm 2022 của Bộ GDĐT)</w:t>
       </w:r>
@@ -111,6 +116,7 @@
                 <w:rFonts w:ascii="Times New Roman" w:eastAsia="Times New Roman" w:hAnsi="Times New Roman" w:cs="Times New Roman"/>
                 <w:sz w:val="26"/>
                 <w:szCs w:val="26"/>
+                <w:rFonts w:ascii="Times New Roman" w:hAnsi="Times New Roman" w:cs="Times New Roman"/>
               </w:rPr>
               <w:t xml:space="preserve">TRƯỜNG: </w:t>
             </w:r>
@@ -128,6 +134,7 @@
                 <w:rFonts w:ascii="Times New Roman" w:eastAsia="Times New Roman" w:hAnsi="Times New Roman" w:cs="Times New Roman"/>
                 <w:sz w:val="26"/>
                 <w:szCs w:val="26"/>
+                <w:rFonts w:ascii="Times New Roman" w:hAnsi="Times New Roman" w:cs="Times New Roman"/>
               </w:rPr>
               <w:t>Tiểu học &amp; THCS UNIGO</w:t>
             </w:r>
@@ -147,6 +154,7 @@
                 <w:sz w:val="26"/>
                 <w:szCs w:val="26"/>
                 <w:u w:val="single"/>
+                <w:rFonts w:ascii="Times New Roman" w:hAnsi="Times New Roman" w:cs="Times New Roman"/>
               </w:rPr>
               <w:t>TỔ:</w:t>
             </w:r>
@@ -156,6 +164,7 @@
                 <w:sz w:val="26"/>
                 <w:szCs w:val="26"/>
                 <w:u w:val="single"/>
+                <w:rFonts w:ascii="Times New Roman" w:hAnsi="Times New Roman" w:cs="Times New Roman"/>
               </w:rPr>
               <w:t xml:space="preserve"> </w:t>
             </w:r>
@@ -164,6 +173,7 @@
                 <w:rFonts w:ascii="Times New Roman" w:eastAsia="Times New Roman" w:hAnsi="Times New Roman" w:cs="Times New Roman"/>
                 <w:sz w:val="26"/>
                 <w:szCs w:val="26"/>
+                <w:rFonts w:ascii="Times New Roman" w:hAnsi="Times New Roman" w:cs="Times New Roman"/>
               </w:rPr>
               <w:t>Robotics</w:t>
             </w:r>
@@ -187,6 +197,7 @@
                 <w:rFonts w:ascii="Times New Roman" w:eastAsia="Times New Roman" w:hAnsi="Times New Roman" w:cs="Times New Roman"/>
                 <w:sz w:val="26"/>
                 <w:szCs w:val="26"/>
+                <w:rFonts w:ascii="Times New Roman" w:hAnsi="Times New Roman" w:cs="Times New Roman"/>
               </w:rPr>
               <w:t>CỘNG HOÀ XÃ HỘI CHỦ NGHĨA VIỆT NAM</w:t>
             </w:r>
@@ -211,6 +222,7 @@
                 <w:sz w:val="26"/>
                 <w:szCs w:val="26"/>
                 <w:u w:val="single"/>
+                <w:rFonts w:ascii="Times New Roman" w:hAnsi="Times New Roman" w:cs="Times New Roman"/>
               </w:rPr>
               <w:t>Độc lập- Tự do-Hạnh phúc</w:t>
             </w:r>
@@ -271,6 +283,7 @@
           <w:b/>
           <w:bCs/>
           <w:sz w:val="26"/>
+          <w:rFonts w:ascii="Times New Roman" w:hAnsi="Times New Roman" w:cs="Times New Roman"/>
         </w:rPr>
         <w:t>KẾ HOẠCH DẠY HỌC</w:t>
       </w:r>
@@ -287,6 +300,7 @@
         <w:rPr>
           <w:rFonts w:ascii="Times New Roman" w:hAnsi="Times New Roman"/>
           <w:sz w:val="26"/>
+          <w:rFonts w:ascii="Times New Roman" w:hAnsi="Times New Roman" w:cs="Times New Roman"/>
         </w:rPr>
         <w:t>MÔN HỌC/HOẠT ĐỘNG GIÁO DỤC ROBOTICS LỚP 3</w:t>
       </w:r>
@@ -299,6 +313,7 @@
         <w:rPr>
           <w:rFonts w:ascii="Times New Roman" w:hAnsi="Times New Roman"/>
           <w:sz w:val="26"/>
+          <w:rFonts w:ascii="Times New Roman" w:hAnsi="Times New Roman" w:cs="Times New Roman"/>
         </w:rPr>
         <w:t>(Năm học 2026-2027)</w:t>
       </w:r>
@@ -316,6 +331,7 @@
           <w:b/>
           <w:bCs/>
           <w:sz w:val="26"/>
+          <w:rFonts w:ascii="Times New Roman" w:hAnsi="Times New Roman" w:cs="Times New Roman"/>
         </w:rPr>
         <w:t>I. Đặc điểm tình hình</w:t>
       </w:r>
@@ -333,6 +349,7 @@
           <w:b/>
           <w:bCs/>
           <w:sz w:val="26"/>
+          <w:rFonts w:ascii="Times New Roman" w:hAnsi="Times New Roman" w:cs="Times New Roman"/>
         </w:rPr>
         <w:t>1. Số lớp………; Số học sinh:……;Số học sinh học chuyên đề lựa chọn (Nếu có):……</w:t>
       </w:r>
@@ -350,6 +367,7 @@
           <w:b/>
           <w:bCs/>
           <w:sz w:val="26"/>
+          <w:rFonts w:ascii="Times New Roman" w:hAnsi="Times New Roman" w:cs="Times New Roman"/>
         </w:rPr>
         <w:t>2. Tình hình đội ngũ:</w:t>
       </w:r>
@@ -364,6 +382,7 @@
           <w:b/>
           <w:bCs/>
           <w:sz w:val="26"/>
+          <w:rFonts w:ascii="Times New Roman" w:hAnsi="Times New Roman" w:cs="Times New Roman"/>
         </w:rPr>
         <w:t xml:space="preserve">- </w:t>
       </w:r>
@@ -371,6 +390,7 @@
         <w:rPr>
           <w:rFonts w:ascii="Times New Roman" w:hAnsi="Times New Roman"/>
           <w:sz w:val="26"/>
+          <w:rFonts w:ascii="Times New Roman" w:hAnsi="Times New Roman" w:cs="Times New Roman"/>
         </w:rPr>
         <w:t>Sĩ</w:t>
       </w:r>
@@ -378,6 +398,7 @@
         <w:rPr>
           <w:rFonts w:ascii="Times New Roman" w:hAnsi="Times New Roman"/>
           <w:sz w:val="26"/>
+          <w:rFonts w:ascii="Times New Roman" w:hAnsi="Times New Roman" w:cs="Times New Roman"/>
         </w:rPr>
         <w:t xml:space="preserve"> số</w:t>
       </w:r>
@@ -385,6 +406,7 @@
         <w:rPr>
           <w:rFonts w:ascii="Times New Roman" w:hAnsi="Times New Roman"/>
           <w:sz w:val="26"/>
+          <w:rFonts w:ascii="Times New Roman" w:hAnsi="Times New Roman" w:cs="Times New Roman"/>
         </w:rPr>
         <w:t xml:space="preserve"> giáo viên:</w:t>
       </w:r>
@@ -392,6 +414,7 @@
         <w:rPr>
           <w:rFonts w:ascii="Times New Roman" w:hAnsi="Times New Roman"/>
           <w:sz w:val="26"/>
+          <w:rFonts w:ascii="Times New Roman" w:hAnsi="Times New Roman" w:cs="Times New Roman"/>
         </w:rPr>
         <w:t xml:space="preserve"> 1</w:t>
       </w:r>
@@ -404,6 +427,7 @@
         <w:rPr>
           <w:rFonts w:ascii="Times New Roman" w:hAnsi="Times New Roman"/>
           <w:sz w:val="26"/>
+          <w:rFonts w:ascii="Times New Roman" w:hAnsi="Times New Roman" w:cs="Times New Roman"/>
         </w:rPr>
         <w:t>- Trình độ đào tạo: Cao đẳng:…………Đại học:……</w:t>
       </w:r>
@@ -411,6 +435,7 @@
         <w:rPr>
           <w:rFonts w:ascii="Times New Roman" w:hAnsi="Times New Roman"/>
           <w:sz w:val="26"/>
+          <w:rFonts w:ascii="Times New Roman" w:hAnsi="Times New Roman" w:cs="Times New Roman"/>
         </w:rPr>
         <w:t>1</w:t>
       </w:r>
@@ -418,6 +443,7 @@
         <w:rPr>
           <w:rFonts w:ascii="Times New Roman" w:hAnsi="Times New Roman"/>
           <w:sz w:val="26"/>
+          <w:rFonts w:ascii="Times New Roman" w:hAnsi="Times New Roman" w:cs="Times New Roman"/>
         </w:rPr>
         <w:t>……..; Trên Đại học:…………</w:t>
       </w:r>
@@ -430,6 +456,7 @@
         <w:rPr>
           <w:rFonts w:ascii="Times New Roman" w:hAnsi="Times New Roman"/>
           <w:sz w:val="26"/>
+          <w:rFonts w:ascii="Times New Roman" w:hAnsi="Times New Roman" w:cs="Times New Roman"/>
         </w:rPr>
         <w:t>- Mức chuẩn nghề nghiệp: Tốt:……</w:t>
       </w:r>
@@ -437,6 +464,7 @@
         <w:rPr>
           <w:rFonts w:ascii="Times New Roman" w:hAnsi="Times New Roman"/>
           <w:sz w:val="26"/>
+          <w:rFonts w:ascii="Times New Roman" w:hAnsi="Times New Roman" w:cs="Times New Roman"/>
         </w:rPr>
         <w:t>1</w:t>
       </w:r>
@@ -444,6 +472,7 @@
         <w:rPr>
           <w:rFonts w:ascii="Times New Roman" w:hAnsi="Times New Roman"/>
           <w:sz w:val="26"/>
+          <w:rFonts w:ascii="Times New Roman" w:hAnsi="Times New Roman" w:cs="Times New Roman"/>
         </w:rPr>
         <w:t>…….; Khá:………; Đạt:………..;Chưa đạt:……</w:t>
       </w:r>
@@ -461,6 +490,7 @@
           <w:b/>
           <w:bCs/>
           <w:sz w:val="26"/>
+          <w:rFonts w:ascii="Times New Roman" w:hAnsi="Times New Roman" w:cs="Times New Roman"/>
         </w:rPr>
         <w:t>3. Thiết bị dạy học: (</w:t>
       </w:r>
@@ -470,6 +500,7 @@
           <w:i/>
           <w:iCs/>
           <w:sz w:val="26"/>
+          <w:rFonts w:ascii="Times New Roman" w:hAnsi="Times New Roman" w:cs="Times New Roman"/>
         </w:rPr>
         <w:t>Trình bày cụ thể các thiết bị dạy học có thể sử dụng để tổ chức dạy học/môn học/hoạt động giáo dục)</w:t>
       </w:r>
@@ -523,6 +554,7 @@
                 <w:bCs/>
                 <w:sz w:val="26"/>
                 <w:szCs w:val="26"/>
+                <w:rFonts w:ascii="Times New Roman" w:hAnsi="Times New Roman" w:cs="Times New Roman"/>
               </w:rPr>
               <w:t>STT</w:t>
             </w:r>
@@ -550,6 +582,7 @@
                 <w:bCs/>
                 <w:sz w:val="26"/>
                 <w:szCs w:val="26"/>
+                <w:rFonts w:ascii="Times New Roman" w:hAnsi="Times New Roman" w:cs="Times New Roman"/>
               </w:rPr>
               <w:t>Thiết bị dạy học</w:t>
             </w:r>
@@ -577,6 +610,7 @@
                 <w:bCs/>
                 <w:sz w:val="26"/>
                 <w:szCs w:val="26"/>
+                <w:rFonts w:ascii="Times New Roman" w:hAnsi="Times New Roman" w:cs="Times New Roman"/>
               </w:rPr>
               <w:t>Số lượng</w:t>
             </w:r>
@@ -604,6 +638,7 @@
                 <w:bCs/>
                 <w:sz w:val="26"/>
                 <w:szCs w:val="26"/>
+                <w:rFonts w:ascii="Times New Roman" w:hAnsi="Times New Roman" w:cs="Times New Roman"/>
               </w:rPr>
               <w:t>Các bài thí nghiệm/thực hành</w:t>
             </w:r>
@@ -631,6 +666,7 @@
                 <w:bCs/>
                 <w:sz w:val="26"/>
                 <w:szCs w:val="26"/>
+                <w:rFonts w:ascii="Times New Roman" w:hAnsi="Times New Roman" w:cs="Times New Roman"/>
               </w:rPr>
               <w:t>Gihi chú</w:t>
             </w:r>
@@ -658,6 +694,7 @@
                 <w:rFonts w:ascii="Times New Roman" w:eastAsia="Times New Roman" w:hAnsi="Times New Roman" w:cs="Times New Roman"/>
                 <w:sz w:val="26"/>
                 <w:szCs w:val="26"/>
+                <w:rFonts w:ascii="Times New Roman" w:hAnsi="Times New Roman" w:cs="Times New Roman"/>
               </w:rPr>
               <w:t>1</w:t>
             </w:r>
@@ -680,6 +717,7 @@
                 <w:rFonts w:ascii="Times New Roman" w:eastAsia="Times New Roman" w:hAnsi="Times New Roman" w:cs="Times New Roman"/>
                 <w:sz w:val="26"/>
                 <w:szCs w:val="26"/>
+                <w:rFonts w:ascii="Times New Roman" w:hAnsi="Times New Roman" w:cs="Times New Roman"/>
               </w:rPr>
               <w:t>Máy chiếu</w:t>
             </w:r>
@@ -702,6 +740,7 @@
                 <w:rFonts w:ascii="Times New Roman" w:eastAsia="Times New Roman" w:hAnsi="Times New Roman" w:cs="Times New Roman"/>
                 <w:sz w:val="26"/>
                 <w:szCs w:val="26"/>
+                <w:rFonts w:ascii="Times New Roman" w:hAnsi="Times New Roman" w:cs="Times New Roman"/>
               </w:rPr>
               <w:t>1</w:t>
             </w:r>
@@ -757,6 +796,7 @@
                 <w:rFonts w:ascii="Times New Roman" w:eastAsia="Times New Roman" w:hAnsi="Times New Roman" w:cs="Times New Roman"/>
                 <w:sz w:val="26"/>
                 <w:szCs w:val="26"/>
+                <w:rFonts w:ascii="Times New Roman" w:hAnsi="Times New Roman" w:cs="Times New Roman"/>
               </w:rPr>
               <w:t>2</w:t>
             </w:r>
@@ -779,6 +819,7 @@
                 <w:rFonts w:ascii="Times New Roman" w:eastAsia="Times New Roman" w:hAnsi="Times New Roman" w:cs="Times New Roman"/>
                 <w:sz w:val="26"/>
                 <w:szCs w:val="26"/>
+                <w:rFonts w:ascii="Times New Roman" w:hAnsi="Times New Roman" w:cs="Times New Roman"/>
               </w:rPr>
               <w:t>Máy tính</w:t>
             </w:r>
@@ -840,6 +881,7 @@
               <w:rPr>
                 <w:rFonts w:ascii="Times New Roman" w:hAnsi="Times New Roman"/>
                 <w:sz w:val="26"/>
+                <w:rFonts w:ascii="Times New Roman" w:hAnsi="Times New Roman" w:cs="Times New Roman"/>
               </w:rPr>
               <w:t>….</w:t>
             </w:r>
@@ -884,6 +926,7 @@
           <w:b/>
           <w:bCs/>
           <w:sz w:val="26"/>
+          <w:rFonts w:ascii="Times New Roman" w:hAnsi="Times New Roman" w:cs="Times New Roman"/>
         </w:rPr>
         <w:t xml:space="preserve">4. Phòng học bộ môn/phòng thí nghiệm/phòng đa năng/sân chơi, bãi tập </w:t>
       </w:r>
@@ -891,6 +934,7 @@
         <w:rPr>
           <w:rFonts w:ascii="Times New Roman" w:hAnsi="Times New Roman"/>
           <w:sz w:val="26"/>
+          <w:rFonts w:ascii="Times New Roman" w:hAnsi="Times New Roman" w:cs="Times New Roman"/>
         </w:rPr>
         <w:t>(</w:t>
       </w:r>
@@ -900,6 +944,7 @@
           <w:i/>
           <w:iCs/>
           <w:sz w:val="26"/>
+          <w:rFonts w:ascii="Times New Roman" w:hAnsi="Times New Roman" w:cs="Times New Roman"/>
         </w:rPr>
         <w:t>Trinh bày cụ thể các phòng thí nghiệm/phòng bộ môn/phòng đa năng/sân chơi/bãi tập có thể sử dụng để tổ chức dạy học môn học/hoạt động giáo dục)</w:t>
       </w:r>
@@ -953,6 +998,7 @@
                 <w:bCs/>
                 <w:sz w:val="26"/>
                 <w:szCs w:val="26"/>
+                <w:rFonts w:ascii="Times New Roman" w:hAnsi="Times New Roman" w:cs="Times New Roman"/>
               </w:rPr>
               <w:t>STT</w:t>
             </w:r>
@@ -980,6 +1026,7 @@
                 <w:bCs/>
                 <w:sz w:val="26"/>
                 <w:szCs w:val="26"/>
+                <w:rFonts w:ascii="Times New Roman" w:hAnsi="Times New Roman" w:cs="Times New Roman"/>
               </w:rPr>
               <w:t>Tên phòng</w:t>
             </w:r>
@@ -1007,6 +1054,7 @@
                 <w:bCs/>
                 <w:sz w:val="26"/>
                 <w:szCs w:val="26"/>
+                <w:rFonts w:ascii="Times New Roman" w:hAnsi="Times New Roman" w:cs="Times New Roman"/>
               </w:rPr>
               <w:t>Số lượng</w:t>
             </w:r>
@@ -1034,6 +1082,7 @@
                 <w:bCs/>
                 <w:sz w:val="26"/>
                 <w:szCs w:val="26"/>
+                <w:rFonts w:ascii="Times New Roman" w:hAnsi="Times New Roman" w:cs="Times New Roman"/>
               </w:rPr>
               <w:t>Phạm vi và nội dung sử dụng</w:t>
             </w:r>
@@ -1061,6 +1110,7 @@
                 <w:bCs/>
                 <w:sz w:val="26"/>
                 <w:szCs w:val="26"/>
+                <w:rFonts w:ascii="Times New Roman" w:hAnsi="Times New Roman" w:cs="Times New Roman"/>
               </w:rPr>
               <w:t>Gihi chú</w:t>
             </w:r>
@@ -1088,6 +1138,7 @@
                 <w:rFonts w:ascii="Times New Roman" w:eastAsia="Times New Roman" w:hAnsi="Times New Roman" w:cs="Times New Roman"/>
                 <w:sz w:val="26"/>
                 <w:szCs w:val="26"/>
+                <w:rFonts w:ascii="Times New Roman" w:hAnsi="Times New Roman" w:cs="Times New Roman"/>
               </w:rPr>
               <w:t>1</w:t>
             </w:r>
@@ -1110,6 +1161,7 @@
                 <w:rFonts w:ascii="Times New Roman" w:eastAsia="Times New Roman" w:hAnsi="Times New Roman" w:cs="Times New Roman"/>
                 <w:sz w:val="26"/>
                 <w:szCs w:val="26"/>
+                <w:rFonts w:ascii="Times New Roman" w:hAnsi="Times New Roman" w:cs="Times New Roman"/>
               </w:rPr>
               <w:t>Phòng Robotics</w:t>
             </w:r>
@@ -1179,6 +1231,7 @@
                 <w:rFonts w:ascii="Times New Roman" w:eastAsia="Times New Roman" w:hAnsi="Times New Roman" w:cs="Times New Roman"/>
                 <w:sz w:val="26"/>
                 <w:szCs w:val="26"/>
+                <w:rFonts w:ascii="Times New Roman" w:hAnsi="Times New Roman" w:cs="Times New Roman"/>
               </w:rPr>
               <w:t>2</w:t>
             </w:r>
@@ -1254,6 +1307,7 @@
               <w:rPr>
                 <w:rFonts w:ascii="Times New Roman" w:hAnsi="Times New Roman"/>
                 <w:sz w:val="26"/>
+                <w:rFonts w:ascii="Times New Roman" w:hAnsi="Times New Roman" w:cs="Times New Roman"/>
               </w:rPr>
               <w:t>….</w:t>
             </w:r>
@@ -1296,6 +1350,7 @@
         <w:rPr>
           <w:rFonts w:ascii="Times New Roman" w:hAnsi="Times New Roman"/>
           <w:sz w:val="26"/>
+          <w:rFonts w:ascii="Times New Roman" w:hAnsi="Times New Roman" w:cs="Times New Roman"/>
         </w:rPr>
         <w:t xml:space="preserve">II. </w:t>
       </w:r>
@@ -1305,6 +1360,7 @@
           <w:b/>
           <w:bCs/>
           <w:sz w:val="26"/>
+          <w:rFonts w:ascii="Times New Roman" w:hAnsi="Times New Roman" w:cs="Times New Roman"/>
         </w:rPr>
         <w:t>Kế hoạch dạy học</w:t>
       </w:r>
@@ -1320,6 +1376,7 @@
         <w:rPr>
           <w:rFonts w:ascii="Times New Roman" w:hAnsi="Times New Roman"/>
           <w:sz w:val="26"/>
+          <w:rFonts w:ascii="Times New Roman" w:hAnsi="Times New Roman" w:cs="Times New Roman"/>
         </w:rPr>
         <w:lastRenderedPageBreak/>
         <w:t xml:space="preserve">1. </w:t>
@@ -1330,6 +1387,7 @@
           <w:b/>
           <w:bCs/>
           <w:sz w:val="26"/>
+          <w:rFonts w:ascii="Times New Roman" w:hAnsi="Times New Roman" w:cs="Times New Roman"/>
         </w:rPr>
         <w:t>Phân phối chương trình</w:t>
       </w:r>
@@ -1347,6 +1405,7 @@
           <w:b/>
           <w:bCs/>
           <w:sz w:val="26"/>
+          <w:rFonts w:ascii="Times New Roman" w:hAnsi="Times New Roman" w:cs="Times New Roman"/>
         </w:rPr>
         <w:t xml:space="preserve">Môn Tin lớp </w:t>
       </w:r>
@@ -1356,6 +1415,7 @@
           <w:b/>
           <w:bCs/>
           <w:sz w:val="26"/>
+          <w:rFonts w:ascii="Times New Roman" w:hAnsi="Times New Roman" w:cs="Times New Roman"/>
         </w:rPr>
         <w:t>3</w:t>
       </w:r>
@@ -1394,6 +1454,7 @@
               <w:rPr>
                 <w:rFonts w:ascii="Times New Roman" w:hAnsi="Times New Roman"/>
                 <w:sz w:val="26"/>
+                <w:rFonts w:ascii="Times New Roman" w:hAnsi="Times New Roman" w:cs="Times New Roman"/>
               </w:rPr>
             </w:r>
             <w:r>
@@ -1401,6 +1462,7 @@
                 <w:rFonts w:ascii="Times New Roman" w:hAnsi="Times New Roman"/>
                 <w:b/>
                 <w:sz w:val="26"/>
+                <w:rFonts w:ascii="Times New Roman" w:hAnsi="Times New Roman" w:cs="Times New Roman"/>
               </w:rPr>
               <w:t>STT</w:t>
             </w:r>
@@ -1419,6 +1481,7 @@
               <w:rPr>
                 <w:rFonts w:ascii="Times New Roman" w:hAnsi="Times New Roman"/>
                 <w:sz w:val="26"/>
+                <w:rFonts w:ascii="Times New Roman" w:hAnsi="Times New Roman" w:cs="Times New Roman"/>
               </w:rPr>
             </w:r>
             <w:r>
@@ -1426,6 +1489,7 @@
                 <w:rFonts w:ascii="Times New Roman" w:hAnsi="Times New Roman"/>
                 <w:b/>
                 <w:sz w:val="26"/>
+                <w:rFonts w:ascii="Times New Roman" w:hAnsi="Times New Roman" w:cs="Times New Roman"/>
               </w:rPr>
               <w:t>Bài học (1)</w:t>
             </w:r>
@@ -1444,6 +1508,7 @@
               <w:rPr>
                 <w:rFonts w:ascii="Times New Roman" w:hAnsi="Times New Roman"/>
                 <w:sz w:val="26"/>
+                <w:rFonts w:ascii="Times New Roman" w:hAnsi="Times New Roman" w:cs="Times New Roman"/>
               </w:rPr>
             </w:r>
             <w:r>
@@ -1451,6 +1516,7 @@
                 <w:rFonts w:ascii="Times New Roman" w:hAnsi="Times New Roman"/>
                 <w:b/>
                 <w:sz w:val="26"/>
+                <w:rFonts w:ascii="Times New Roman" w:hAnsi="Times New Roman" w:cs="Times New Roman"/>
               </w:rPr>
               <w:t>Số tiết (2)</w:t>
             </w:r>
@@ -1469,6 +1535,7 @@
               <w:rPr>
                 <w:rFonts w:ascii="Times New Roman" w:hAnsi="Times New Roman"/>
                 <w:sz w:val="26"/>
+                <w:rFonts w:ascii="Times New Roman" w:hAnsi="Times New Roman" w:cs="Times New Roman"/>
               </w:rPr>
             </w:r>
             <w:r>
@@ -1476,6 +1543,7 @@
                 <w:rFonts w:ascii="Times New Roman" w:hAnsi="Times New Roman"/>
                 <w:b/>
                 <w:sz w:val="26"/>
+                <w:rFonts w:ascii="Times New Roman" w:hAnsi="Times New Roman" w:cs="Times New Roman"/>
               </w:rPr>
               <w:t>Yêu cầu cần đạt (3)</w:t>
             </w:r>
@@ -1485,99 +1553,75 @@
       <w:tr>
         <w:tc>
           <w:tcPr>
-            <w:tcW w:w="846" w:type="dxa"/>
-          </w:tcPr>
-          <w:p>
-            <w:pPr>
-              <w:spacing w:before="20" w:after="20"/>
-              <w:jc w:val="center"/>
-            </w:pPr>
-            <w:r>
-              <w:rPr>
-                <w:rFonts w:ascii="Times New Roman" w:hAnsi="Times New Roman"/>
-                <w:sz w:val="26"/>
-              </w:rPr>
-            </w:r>
-            <w:r>
-              <w:rPr>
-                <w:rFonts w:ascii="Times New Roman" w:hAnsi="Times New Roman"/>
-                <w:b w:val="0"/>
-                <w:sz w:val="26"/>
-              </w:rPr>
-              <w:t>1</w:t>
-            </w:r>
-          </w:p>
-        </w:tc>
-        <w:tc>
-          <w:tcPr>
-            <w:tcW w:w="3118" w:type="dxa"/>
-          </w:tcPr>
-          <w:p>
-            <w:pPr>
-              <w:spacing w:before="20" w:after="20"/>
-            </w:pPr>
-            <w:r>
-              <w:rPr>
-                <w:rFonts w:ascii="Times New Roman" w:hAnsi="Times New Roman"/>
-                <w:sz w:val="26"/>
-              </w:rPr>
-            </w:r>
-            <w:r>
-              <w:rPr>
-                <w:rFonts w:ascii="Times New Roman" w:hAnsi="Times New Roman"/>
-                <w:b w:val="0"/>
-                <w:sz w:val="26"/>
-              </w:rPr>
-              <w:t>Bài 1. Hãy nấu những món ăn ngon</w:t>
-            </w:r>
-          </w:p>
-        </w:tc>
-        <w:tc>
-          <w:tcPr>
-            <w:tcW w:w="1134" w:type="dxa"/>
-          </w:tcPr>
-          <w:p>
-            <w:pPr>
-              <w:spacing w:before="20" w:after="20"/>
-              <w:jc w:val="center"/>
-            </w:pPr>
-            <w:r>
-              <w:rPr>
-                <w:rFonts w:ascii="Times New Roman" w:hAnsi="Times New Roman"/>
-                <w:sz w:val="26"/>
-              </w:rPr>
-            </w:r>
-            <w:r>
-              <w:rPr>
-                <w:rFonts w:ascii="Times New Roman" w:hAnsi="Times New Roman"/>
-                <w:b w:val="0"/>
-                <w:sz w:val="26"/>
-              </w:rPr>
-              <w:t>1</w:t>
-            </w:r>
-          </w:p>
-        </w:tc>
-        <w:tc>
-          <w:tcPr>
-            <w:tcW w:w="4536" w:type="dxa"/>
-          </w:tcPr>
-          <w:p>
-            <w:pPr>
-              <w:spacing w:before="20" w:after="20"/>
-            </w:pPr>
-            <w:r>
-              <w:rPr>
-                <w:rFonts w:ascii="Times New Roman" w:hAnsi="Times New Roman"/>
-                <w:sz w:val="26"/>
-              </w:rPr>
-            </w:r>
-            <w:r>
-              <w:rPr>
-                <w:rFonts w:ascii="Times New Roman" w:hAnsi="Times New Roman"/>
-                <w:b w:val="0"/>
-                <w:sz w:val="26"/>
-              </w:rPr>
-              <w:t>Tìm hiểu dụng cụ nấu ăn, cấu tạo nồi nấu; lắp robot hỗ trợ nấu ăn.</w:t>
+            <w:tcW w:type="dxa" w:w="846"/>
+          </w:tcPr>
+          <w:p>
+            <w:pPr>
+              <w:jc w:val="center"/>
+            </w:pPr>
+            <w:r>
+              <w:rPr>
+                <w:rFonts w:ascii="Times New Roman" w:hAnsi="Times New Roman"/>
+                <w:b w:val="0"/>
+                <w:sz w:val="26"/>
+                <w:rFonts w:ascii="Times New Roman" w:hAnsi="Times New Roman" w:cs="Times New Roman"/>
+                <w:rFonts w:ascii="Times New Roman" w:hAnsi="Times New Roman" w:cs="Times New Roman"/>
+              </w:rPr>
+              <w:t>0</w:t>
+            </w:r>
+          </w:p>
+        </w:tc>
+        <w:tc>
+          <w:tcPr>
+            <w:tcW w:type="dxa" w:w="3118"/>
+          </w:tcPr>
+          <w:p>
+            <w:r>
+              <w:rPr>
+                <w:rFonts w:ascii="Times New Roman" w:hAnsi="Times New Roman"/>
+                <w:b w:val="0"/>
+                <w:sz w:val="26"/>
+                <w:rFonts w:ascii="Times New Roman" w:hAnsi="Times New Roman" w:cs="Times New Roman"/>
+                <w:rFonts w:ascii="Times New Roman" w:hAnsi="Times New Roman" w:cs="Times New Roman"/>
+              </w:rPr>
+              <w:t>Tiết 0: Định hướng môn học</w:t>
+            </w:r>
+          </w:p>
+        </w:tc>
+        <w:tc>
+          <w:tcPr>
+            <w:tcW w:type="dxa" w:w="1134"/>
+          </w:tcPr>
+          <w:p>
+            <w:pPr>
+              <w:jc w:val="center"/>
+            </w:pPr>
+            <w:r>
+              <w:rPr>
+                <w:rFonts w:ascii="Times New Roman" w:hAnsi="Times New Roman"/>
+                <w:b w:val="0"/>
+                <w:sz w:val="26"/>
+                <w:rFonts w:ascii="Times New Roman" w:hAnsi="Times New Roman" w:cs="Times New Roman"/>
+                <w:rFonts w:ascii="Times New Roman" w:hAnsi="Times New Roman" w:cs="Times New Roman"/>
+              </w:rPr>
+              <w:t>0</w:t>
+            </w:r>
+          </w:p>
+        </w:tc>
+        <w:tc>
+          <w:tcPr>
+            <w:tcW w:type="dxa" w:w="4536"/>
+          </w:tcPr>
+          <w:p>
+            <w:r>
+              <w:rPr>
+                <w:rFonts w:ascii="Times New Roman" w:hAnsi="Times New Roman"/>
+                <w:b w:val="0"/>
+                <w:sz w:val="26"/>
+                <w:rFonts w:ascii="Times New Roman" w:hAnsi="Times New Roman" w:cs="Times New Roman"/>
+                <w:rFonts w:ascii="Times New Roman" w:hAnsi="Times New Roman" w:cs="Times New Roman"/>
+              </w:rPr>
+              <w:t>Giới thiệu tổng quan môn học Robotics, phương pháp học tập thực hành, quy trình làm việc nhóm, an toàn sử dụng thiết bị và nội quy phòng học bộ môn.</w:t>
             </w:r>
           </w:p>
         </w:tc>
@@ -1596,15 +1640,17 @@
               <w:rPr>
                 <w:rFonts w:ascii="Times New Roman" w:hAnsi="Times New Roman"/>
                 <w:sz w:val="26"/>
-              </w:rPr>
-            </w:r>
-            <w:r>
-              <w:rPr>
-                <w:rFonts w:ascii="Times New Roman" w:hAnsi="Times New Roman"/>
-                <w:b w:val="0"/>
-                <w:sz w:val="26"/>
-              </w:rPr>
-              <w:t>2</w:t>
+                <w:rFonts w:ascii="Times New Roman" w:hAnsi="Times New Roman" w:cs="Times New Roman"/>
+              </w:rPr>
+            </w:r>
+            <w:r>
+              <w:rPr>
+                <w:rFonts w:ascii="Times New Roman" w:hAnsi="Times New Roman"/>
+                <w:b w:val="0"/>
+                <w:sz w:val="26"/>
+                <w:rFonts w:ascii="Times New Roman" w:hAnsi="Times New Roman" w:cs="Times New Roman"/>
+              </w:rPr>
+              <w:t>1</w:t>
             </w:r>
           </w:p>
         </w:tc>
@@ -1620,15 +1666,17 @@
               <w:rPr>
                 <w:rFonts w:ascii="Times New Roman" w:hAnsi="Times New Roman"/>
                 <w:sz w:val="26"/>
-              </w:rPr>
-            </w:r>
-            <w:r>
-              <w:rPr>
-                <w:rFonts w:ascii="Times New Roman" w:hAnsi="Times New Roman"/>
-                <w:b w:val="0"/>
-                <w:sz w:val="26"/>
-              </w:rPr>
-              <w:t>Bài 2. Hàm răng trắng sáng</w:t>
+                <w:rFonts w:ascii="Times New Roman" w:hAnsi="Times New Roman" w:cs="Times New Roman"/>
+              </w:rPr>
+            </w:r>
+            <w:r>
+              <w:rPr>
+                <w:rFonts w:ascii="Times New Roman" w:hAnsi="Times New Roman"/>
+                <w:b w:val="0"/>
+                <w:sz w:val="26"/>
+                <w:rFonts w:ascii="Times New Roman" w:hAnsi="Times New Roman" w:cs="Times New Roman"/>
+              </w:rPr>
+              <w:t>Bài 1. Hãy nấu những món ăn ngon</w:t>
             </w:r>
           </w:p>
         </w:tc>
@@ -1645,15 +1693,17 @@
               <w:rPr>
                 <w:rFonts w:ascii="Times New Roman" w:hAnsi="Times New Roman"/>
                 <w:sz w:val="26"/>
-              </w:rPr>
-            </w:r>
-            <w:r>
-              <w:rPr>
-                <w:rFonts w:ascii="Times New Roman" w:hAnsi="Times New Roman"/>
-                <w:b w:val="0"/>
-                <w:sz w:val="26"/>
-              </w:rPr>
-              <w:t>2</w:t>
+                <w:rFonts w:ascii="Times New Roman" w:hAnsi="Times New Roman" w:cs="Times New Roman"/>
+              </w:rPr>
+            </w:r>
+            <w:r>
+              <w:rPr>
+                <w:rFonts w:ascii="Times New Roman" w:hAnsi="Times New Roman"/>
+                <w:b w:val="0"/>
+                <w:sz w:val="26"/>
+                <w:rFonts w:ascii="Times New Roman" w:hAnsi="Times New Roman" w:cs="Times New Roman"/>
+              </w:rPr>
+              <w:t>1</w:t>
             </w:r>
           </w:p>
         </w:tc>
@@ -1669,15 +1719,17 @@
               <w:rPr>
                 <w:rFonts w:ascii="Times New Roman" w:hAnsi="Times New Roman"/>
                 <w:sz w:val="26"/>
-              </w:rPr>
-            </w:r>
-            <w:r>
-              <w:rPr>
-                <w:rFonts w:ascii="Times New Roman" w:hAnsi="Times New Roman"/>
-                <w:b w:val="0"/>
-                <w:sz w:val="26"/>
-              </w:rPr>
-              <w:t>Tìm hiểu cách chăm sóc răng miệng; lắp robot chải răng.</w:t>
+                <w:rFonts w:ascii="Times New Roman" w:hAnsi="Times New Roman" w:cs="Times New Roman"/>
+              </w:rPr>
+            </w:r>
+            <w:r>
+              <w:rPr>
+                <w:rFonts w:ascii="Times New Roman" w:hAnsi="Times New Roman"/>
+                <w:b w:val="0"/>
+                <w:sz w:val="26"/>
+                <w:rFonts w:ascii="Times New Roman" w:hAnsi="Times New Roman" w:cs="Times New Roman"/>
+              </w:rPr>
+              <w:t>Tìm hiểu dụng cụ nấu ăn, cấu tạo nồi nấu; lắp robot hỗ trợ nấu ăn.</w:t>
             </w:r>
           </w:p>
         </w:tc>
@@ -1696,15 +1748,17 @@
               <w:rPr>
                 <w:rFonts w:ascii="Times New Roman" w:hAnsi="Times New Roman"/>
                 <w:sz w:val="26"/>
-              </w:rPr>
-            </w:r>
-            <w:r>
-              <w:rPr>
-                <w:rFonts w:ascii="Times New Roman" w:hAnsi="Times New Roman"/>
-                <w:b w:val="0"/>
-                <w:sz w:val="26"/>
-              </w:rPr>
-              <w:t>3</w:t>
+                <w:rFonts w:ascii="Times New Roman" w:hAnsi="Times New Roman" w:cs="Times New Roman"/>
+              </w:rPr>
+            </w:r>
+            <w:r>
+              <w:rPr>
+                <w:rFonts w:ascii="Times New Roman" w:hAnsi="Times New Roman"/>
+                <w:b w:val="0"/>
+                <w:sz w:val="26"/>
+                <w:rFonts w:ascii="Times New Roman" w:hAnsi="Times New Roman" w:cs="Times New Roman"/>
+              </w:rPr>
+              <w:t>2</w:t>
             </w:r>
           </w:p>
         </w:tc>
@@ -1720,15 +1774,17 @@
               <w:rPr>
                 <w:rFonts w:ascii="Times New Roman" w:hAnsi="Times New Roman"/>
                 <w:sz w:val="26"/>
-              </w:rPr>
-            </w:r>
-            <w:r>
-              <w:rPr>
-                <w:rFonts w:ascii="Times New Roman" w:hAnsi="Times New Roman"/>
-                <w:b w:val="0"/>
-                <w:sz w:val="26"/>
-              </w:rPr>
-              <w:t>Bài 3. Sự phản xạ ánh sáng</w:t>
+                <w:rFonts w:ascii="Times New Roman" w:hAnsi="Times New Roman" w:cs="Times New Roman"/>
+              </w:rPr>
+            </w:r>
+            <w:r>
+              <w:rPr>
+                <w:rFonts w:ascii="Times New Roman" w:hAnsi="Times New Roman"/>
+                <w:b w:val="0"/>
+                <w:sz w:val="26"/>
+                <w:rFonts w:ascii="Times New Roman" w:hAnsi="Times New Roman" w:cs="Times New Roman"/>
+              </w:rPr>
+              <w:t>Bài 2. Hàm răng trắng sáng</w:t>
             </w:r>
           </w:p>
         </w:tc>
@@ -1745,15 +1801,17 @@
               <w:rPr>
                 <w:rFonts w:ascii="Times New Roman" w:hAnsi="Times New Roman"/>
                 <w:sz w:val="26"/>
-              </w:rPr>
-            </w:r>
-            <w:r>
-              <w:rPr>
-                <w:rFonts w:ascii="Times New Roman" w:hAnsi="Times New Roman"/>
-                <w:b w:val="0"/>
-                <w:sz w:val="26"/>
-              </w:rPr>
-              <w:t>3</w:t>
+                <w:rFonts w:ascii="Times New Roman" w:hAnsi="Times New Roman" w:cs="Times New Roman"/>
+              </w:rPr>
+            </w:r>
+            <w:r>
+              <w:rPr>
+                <w:rFonts w:ascii="Times New Roman" w:hAnsi="Times New Roman"/>
+                <w:b w:val="0"/>
+                <w:sz w:val="26"/>
+                <w:rFonts w:ascii="Times New Roman" w:hAnsi="Times New Roman" w:cs="Times New Roman"/>
+              </w:rPr>
+              <w:t>2</w:t>
             </w:r>
           </w:p>
         </w:tc>
@@ -1769,15 +1827,17 @@
               <w:rPr>
                 <w:rFonts w:ascii="Times New Roman" w:hAnsi="Times New Roman"/>
                 <w:sz w:val="26"/>
-              </w:rPr>
-            </w:r>
-            <w:r>
-              <w:rPr>
-                <w:rFonts w:ascii="Times New Roman" w:hAnsi="Times New Roman"/>
-                <w:b w:val="0"/>
-                <w:sz w:val="26"/>
-              </w:rPr>
-              <w:t>Tìm hiểu hiện tượng phản xạ ánh sáng; lắp mô hình máy ảnh.</w:t>
+                <w:rFonts w:ascii="Times New Roman" w:hAnsi="Times New Roman" w:cs="Times New Roman"/>
+              </w:rPr>
+            </w:r>
+            <w:r>
+              <w:rPr>
+                <w:rFonts w:ascii="Times New Roman" w:hAnsi="Times New Roman"/>
+                <w:b w:val="0"/>
+                <w:sz w:val="26"/>
+                <w:rFonts w:ascii="Times New Roman" w:hAnsi="Times New Roman" w:cs="Times New Roman"/>
+              </w:rPr>
+              <w:t>Tìm hiểu cách chăm sóc răng miệng; lắp robot chải răng.</w:t>
             </w:r>
           </w:p>
         </w:tc>
@@ -1796,15 +1856,17 @@
               <w:rPr>
                 <w:rFonts w:ascii="Times New Roman" w:hAnsi="Times New Roman"/>
                 <w:sz w:val="26"/>
-              </w:rPr>
-            </w:r>
-            <w:r>
-              <w:rPr>
-                <w:rFonts w:ascii="Times New Roman" w:hAnsi="Times New Roman"/>
-                <w:b w:val="0"/>
-                <w:sz w:val="26"/>
-              </w:rPr>
-              <w:t>4</w:t>
+                <w:rFonts w:ascii="Times New Roman" w:hAnsi="Times New Roman" w:cs="Times New Roman"/>
+              </w:rPr>
+            </w:r>
+            <w:r>
+              <w:rPr>
+                <w:rFonts w:ascii="Times New Roman" w:hAnsi="Times New Roman"/>
+                <w:b w:val="0"/>
+                <w:sz w:val="26"/>
+                <w:rFonts w:ascii="Times New Roman" w:hAnsi="Times New Roman" w:cs="Times New Roman"/>
+              </w:rPr>
+              <w:t>3</w:t>
             </w:r>
           </w:p>
         </w:tc>
@@ -1820,15 +1882,17 @@
               <w:rPr>
                 <w:rFonts w:ascii="Times New Roman" w:hAnsi="Times New Roman"/>
                 <w:sz w:val="26"/>
-              </w:rPr>
-            </w:r>
-            <w:r>
-              <w:rPr>
-                <w:rFonts w:ascii="Times New Roman" w:hAnsi="Times New Roman"/>
-                <w:b w:val="0"/>
-                <w:sz w:val="26"/>
-              </w:rPr>
-              <w:t>Bài 4. Đàn gà con</w:t>
+                <w:rFonts w:ascii="Times New Roman" w:hAnsi="Times New Roman" w:cs="Times New Roman"/>
+              </w:rPr>
+            </w:r>
+            <w:r>
+              <w:rPr>
+                <w:rFonts w:ascii="Times New Roman" w:hAnsi="Times New Roman"/>
+                <w:b w:val="0"/>
+                <w:sz w:val="26"/>
+                <w:rFonts w:ascii="Times New Roman" w:hAnsi="Times New Roman" w:cs="Times New Roman"/>
+              </w:rPr>
+              <w:t>Bài 3. Sự phản xạ ánh sáng</w:t>
             </w:r>
           </w:p>
         </w:tc>
@@ -1845,15 +1909,17 @@
               <w:rPr>
                 <w:rFonts w:ascii="Times New Roman" w:hAnsi="Times New Roman"/>
                 <w:sz w:val="26"/>
-              </w:rPr>
-            </w:r>
-            <w:r>
-              <w:rPr>
-                <w:rFonts w:ascii="Times New Roman" w:hAnsi="Times New Roman"/>
-                <w:b w:val="0"/>
-                <w:sz w:val="26"/>
-              </w:rPr>
-              <w:t>4</w:t>
+                <w:rFonts w:ascii="Times New Roman" w:hAnsi="Times New Roman" w:cs="Times New Roman"/>
+              </w:rPr>
+            </w:r>
+            <w:r>
+              <w:rPr>
+                <w:rFonts w:ascii="Times New Roman" w:hAnsi="Times New Roman"/>
+                <w:b w:val="0"/>
+                <w:sz w:val="26"/>
+                <w:rFonts w:ascii="Times New Roman" w:hAnsi="Times New Roman" w:cs="Times New Roman"/>
+              </w:rPr>
+              <w:t>3</w:t>
             </w:r>
           </w:p>
         </w:tc>
@@ -1869,15 +1935,17 @@
               <w:rPr>
                 <w:rFonts w:ascii="Times New Roman" w:hAnsi="Times New Roman"/>
                 <w:sz w:val="26"/>
-              </w:rPr>
-            </w:r>
-            <w:r>
-              <w:rPr>
-                <w:rFonts w:ascii="Times New Roman" w:hAnsi="Times New Roman"/>
-                <w:b w:val="0"/>
-                <w:sz w:val="26"/>
-              </w:rPr>
-              <w:t>Tìm hiểu sinh sản đẻ trứng của gà; lắp robot gà mẹ và gà con.</w:t>
+                <w:rFonts w:ascii="Times New Roman" w:hAnsi="Times New Roman" w:cs="Times New Roman"/>
+              </w:rPr>
+            </w:r>
+            <w:r>
+              <w:rPr>
+                <w:rFonts w:ascii="Times New Roman" w:hAnsi="Times New Roman"/>
+                <w:b w:val="0"/>
+                <w:sz w:val="26"/>
+                <w:rFonts w:ascii="Times New Roman" w:hAnsi="Times New Roman" w:cs="Times New Roman"/>
+              </w:rPr>
+              <w:t>Tìm hiểu hiện tượng phản xạ ánh sáng; lắp mô hình máy ảnh.</w:t>
             </w:r>
           </w:p>
         </w:tc>
@@ -1896,15 +1964,17 @@
               <w:rPr>
                 <w:rFonts w:ascii="Times New Roman" w:hAnsi="Times New Roman"/>
                 <w:sz w:val="26"/>
-              </w:rPr>
-            </w:r>
-            <w:r>
-              <w:rPr>
-                <w:rFonts w:ascii="Times New Roman" w:hAnsi="Times New Roman"/>
-                <w:b w:val="0"/>
-                <w:sz w:val="26"/>
-              </w:rPr>
-              <w:t>5</w:t>
+                <w:rFonts w:ascii="Times New Roman" w:hAnsi="Times New Roman" w:cs="Times New Roman"/>
+              </w:rPr>
+            </w:r>
+            <w:r>
+              <w:rPr>
+                <w:rFonts w:ascii="Times New Roman" w:hAnsi="Times New Roman"/>
+                <w:b w:val="0"/>
+                <w:sz w:val="26"/>
+                <w:rFonts w:ascii="Times New Roman" w:hAnsi="Times New Roman" w:cs="Times New Roman"/>
+              </w:rPr>
+              <w:t>4</w:t>
             </w:r>
           </w:p>
         </w:tc>
@@ -1920,15 +1990,17 @@
               <w:rPr>
                 <w:rFonts w:ascii="Times New Roman" w:hAnsi="Times New Roman"/>
                 <w:sz w:val="26"/>
-              </w:rPr>
-            </w:r>
-            <w:r>
-              <w:rPr>
-                <w:rFonts w:ascii="Times New Roman" w:hAnsi="Times New Roman"/>
-                <w:b w:val="0"/>
-                <w:sz w:val="26"/>
-              </w:rPr>
-              <w:t>Bài 5. Những bạn nhỏ lễ phép</w:t>
+                <w:rFonts w:ascii="Times New Roman" w:hAnsi="Times New Roman" w:cs="Times New Roman"/>
+              </w:rPr>
+            </w:r>
+            <w:r>
+              <w:rPr>
+                <w:rFonts w:ascii="Times New Roman" w:hAnsi="Times New Roman"/>
+                <w:b w:val="0"/>
+                <w:sz w:val="26"/>
+                <w:rFonts w:ascii="Times New Roman" w:hAnsi="Times New Roman" w:cs="Times New Roman"/>
+              </w:rPr>
+              <w:t>Bài 4. Đàn gà con</w:t>
             </w:r>
           </w:p>
         </w:tc>
@@ -1945,15 +2017,17 @@
               <w:rPr>
                 <w:rFonts w:ascii="Times New Roman" w:hAnsi="Times New Roman"/>
                 <w:sz w:val="26"/>
-              </w:rPr>
-            </w:r>
-            <w:r>
-              <w:rPr>
-                <w:rFonts w:ascii="Times New Roman" w:hAnsi="Times New Roman"/>
-                <w:b w:val="0"/>
-                <w:sz w:val="26"/>
-              </w:rPr>
-              <w:t>5</w:t>
+                <w:rFonts w:ascii="Times New Roman" w:hAnsi="Times New Roman" w:cs="Times New Roman"/>
+              </w:rPr>
+            </w:r>
+            <w:r>
+              <w:rPr>
+                <w:rFonts w:ascii="Times New Roman" w:hAnsi="Times New Roman"/>
+                <w:b w:val="0"/>
+                <w:sz w:val="26"/>
+                <w:rFonts w:ascii="Times New Roman" w:hAnsi="Times New Roman" w:cs="Times New Roman"/>
+              </w:rPr>
+              <w:t>4</w:t>
             </w:r>
           </w:p>
         </w:tc>
@@ -1969,15 +2043,17 @@
               <w:rPr>
                 <w:rFonts w:ascii="Times New Roman" w:hAnsi="Times New Roman"/>
                 <w:sz w:val="26"/>
-              </w:rPr>
-            </w:r>
-            <w:r>
-              <w:rPr>
-                <w:rFonts w:ascii="Times New Roman" w:hAnsi="Times New Roman"/>
-                <w:b w:val="0"/>
-                <w:sz w:val="26"/>
-              </w:rPr>
-              <w:t>Tìm hiểu văn hóa chào hỏi các nước; lắp robot cúi chào lễ phép.</w:t>
+                <w:rFonts w:ascii="Times New Roman" w:hAnsi="Times New Roman" w:cs="Times New Roman"/>
+              </w:rPr>
+            </w:r>
+            <w:r>
+              <w:rPr>
+                <w:rFonts w:ascii="Times New Roman" w:hAnsi="Times New Roman"/>
+                <w:b w:val="0"/>
+                <w:sz w:val="26"/>
+                <w:rFonts w:ascii="Times New Roman" w:hAnsi="Times New Roman" w:cs="Times New Roman"/>
+              </w:rPr>
+              <w:t>Tìm hiểu sinh sản đẻ trứng của gà; lắp robot gà mẹ và gà con.</w:t>
             </w:r>
           </w:p>
         </w:tc>
@@ -1996,15 +2072,17 @@
               <w:rPr>
                 <w:rFonts w:ascii="Times New Roman" w:hAnsi="Times New Roman"/>
                 <w:sz w:val="26"/>
-              </w:rPr>
-            </w:r>
-            <w:r>
-              <w:rPr>
-                <w:rFonts w:ascii="Times New Roman" w:hAnsi="Times New Roman"/>
-                <w:b w:val="0"/>
-                <w:sz w:val="26"/>
-              </w:rPr>
-              <w:t>6</w:t>
+                <w:rFonts w:ascii="Times New Roman" w:hAnsi="Times New Roman" w:cs="Times New Roman"/>
+              </w:rPr>
+            </w:r>
+            <w:r>
+              <w:rPr>
+                <w:rFonts w:ascii="Times New Roman" w:hAnsi="Times New Roman"/>
+                <w:b w:val="0"/>
+                <w:sz w:val="26"/>
+                <w:rFonts w:ascii="Times New Roman" w:hAnsi="Times New Roman" w:cs="Times New Roman"/>
+              </w:rPr>
+              <w:t>5</w:t>
             </w:r>
           </w:p>
         </w:tc>
@@ -2020,15 +2098,17 @@
               <w:rPr>
                 <w:rFonts w:ascii="Times New Roman" w:hAnsi="Times New Roman"/>
                 <w:sz w:val="26"/>
-              </w:rPr>
-            </w:r>
-            <w:r>
-              <w:rPr>
-                <w:rFonts w:ascii="Times New Roman" w:hAnsi="Times New Roman"/>
-                <w:b w:val="0"/>
-                <w:sz w:val="26"/>
-              </w:rPr>
-              <w:t>Bài 6. Động vật thân mềm</w:t>
+                <w:rFonts w:ascii="Times New Roman" w:hAnsi="Times New Roman" w:cs="Times New Roman"/>
+              </w:rPr>
+            </w:r>
+            <w:r>
+              <w:rPr>
+                <w:rFonts w:ascii="Times New Roman" w:hAnsi="Times New Roman"/>
+                <w:b w:val="0"/>
+                <w:sz w:val="26"/>
+                <w:rFonts w:ascii="Times New Roman" w:hAnsi="Times New Roman" w:cs="Times New Roman"/>
+              </w:rPr>
+              <w:t>Bài 5. Những bạn nhỏ lễ phép</w:t>
             </w:r>
           </w:p>
         </w:tc>
@@ -2045,15 +2125,17 @@
               <w:rPr>
                 <w:rFonts w:ascii="Times New Roman" w:hAnsi="Times New Roman"/>
                 <w:sz w:val="26"/>
-              </w:rPr>
-            </w:r>
-            <w:r>
-              <w:rPr>
-                <w:rFonts w:ascii="Times New Roman" w:hAnsi="Times New Roman"/>
-                <w:b w:val="0"/>
-                <w:sz w:val="26"/>
-              </w:rPr>
-              <w:t>6</w:t>
+                <w:rFonts w:ascii="Times New Roman" w:hAnsi="Times New Roman" w:cs="Times New Roman"/>
+              </w:rPr>
+            </w:r>
+            <w:r>
+              <w:rPr>
+                <w:rFonts w:ascii="Times New Roman" w:hAnsi="Times New Roman"/>
+                <w:b w:val="0"/>
+                <w:sz w:val="26"/>
+                <w:rFonts w:ascii="Times New Roman" w:hAnsi="Times New Roman" w:cs="Times New Roman"/>
+              </w:rPr>
+              <w:t>5</w:t>
             </w:r>
           </w:p>
         </w:tc>
@@ -2069,15 +2151,17 @@
               <w:rPr>
                 <w:rFonts w:ascii="Times New Roman" w:hAnsi="Times New Roman"/>
                 <w:sz w:val="26"/>
-              </w:rPr>
-            </w:r>
-            <w:r>
-              <w:rPr>
-                <w:rFonts w:ascii="Times New Roman" w:hAnsi="Times New Roman"/>
-                <w:b w:val="0"/>
-                <w:sz w:val="26"/>
-              </w:rPr>
-              <w:t>Tìm hiểu chuyển động động vật thân mềm; lắp robot ốc/mực.</w:t>
+                <w:rFonts w:ascii="Times New Roman" w:hAnsi="Times New Roman" w:cs="Times New Roman"/>
+              </w:rPr>
+            </w:r>
+            <w:r>
+              <w:rPr>
+                <w:rFonts w:ascii="Times New Roman" w:hAnsi="Times New Roman"/>
+                <w:b w:val="0"/>
+                <w:sz w:val="26"/>
+                <w:rFonts w:ascii="Times New Roman" w:hAnsi="Times New Roman" w:cs="Times New Roman"/>
+              </w:rPr>
+              <w:t>Tìm hiểu văn hóa chào hỏi các nước; lắp robot cúi chào lễ phép.</w:t>
             </w:r>
           </w:p>
         </w:tc>
@@ -2096,15 +2180,17 @@
               <w:rPr>
                 <w:rFonts w:ascii="Times New Roman" w:hAnsi="Times New Roman"/>
                 <w:sz w:val="26"/>
-              </w:rPr>
-            </w:r>
-            <w:r>
-              <w:rPr>
-                <w:rFonts w:ascii="Times New Roman" w:hAnsi="Times New Roman"/>
-                <w:b w:val="0"/>
-                <w:sz w:val="26"/>
-              </w:rPr>
-              <w:t>7</w:t>
+                <w:rFonts w:ascii="Times New Roman" w:hAnsi="Times New Roman" w:cs="Times New Roman"/>
+              </w:rPr>
+            </w:r>
+            <w:r>
+              <w:rPr>
+                <w:rFonts w:ascii="Times New Roman" w:hAnsi="Times New Roman"/>
+                <w:b w:val="0"/>
+                <w:sz w:val="26"/>
+                <w:rFonts w:ascii="Times New Roman" w:hAnsi="Times New Roman" w:cs="Times New Roman"/>
+              </w:rPr>
+              <w:t>6</w:t>
             </w:r>
           </w:p>
         </w:tc>
@@ -2120,15 +2206,17 @@
               <w:rPr>
                 <w:rFonts w:ascii="Times New Roman" w:hAnsi="Times New Roman"/>
                 <w:sz w:val="26"/>
-              </w:rPr>
-            </w:r>
-            <w:r>
-              <w:rPr>
-                <w:rFonts w:ascii="Times New Roman" w:hAnsi="Times New Roman"/>
-                <w:b w:val="0"/>
-                <w:sz w:val="26"/>
-              </w:rPr>
-              <w:t>Bài 7. Khu phố của chúng ta</w:t>
+                <w:rFonts w:ascii="Times New Roman" w:hAnsi="Times New Roman" w:cs="Times New Roman"/>
+              </w:rPr>
+            </w:r>
+            <w:r>
+              <w:rPr>
+                <w:rFonts w:ascii="Times New Roman" w:hAnsi="Times New Roman"/>
+                <w:b w:val="0"/>
+                <w:sz w:val="26"/>
+                <w:rFonts w:ascii="Times New Roman" w:hAnsi="Times New Roman" w:cs="Times New Roman"/>
+              </w:rPr>
+              <w:t>Bài 6. Động vật thân mềm</w:t>
             </w:r>
           </w:p>
         </w:tc>
@@ -2145,15 +2233,17 @@
               <w:rPr>
                 <w:rFonts w:ascii="Times New Roman" w:hAnsi="Times New Roman"/>
                 <w:sz w:val="26"/>
-              </w:rPr>
-            </w:r>
-            <w:r>
-              <w:rPr>
-                <w:rFonts w:ascii="Times New Roman" w:hAnsi="Times New Roman"/>
-                <w:b w:val="0"/>
-                <w:sz w:val="26"/>
-              </w:rPr>
-              <w:t>7</w:t>
+                <w:rFonts w:ascii="Times New Roman" w:hAnsi="Times New Roman" w:cs="Times New Roman"/>
+              </w:rPr>
+            </w:r>
+            <w:r>
+              <w:rPr>
+                <w:rFonts w:ascii="Times New Roman" w:hAnsi="Times New Roman"/>
+                <w:b w:val="0"/>
+                <w:sz w:val="26"/>
+                <w:rFonts w:ascii="Times New Roman" w:hAnsi="Times New Roman" w:cs="Times New Roman"/>
+              </w:rPr>
+              <w:t>6</w:t>
             </w:r>
           </w:p>
         </w:tc>
@@ -2169,15 +2259,17 @@
               <w:rPr>
                 <w:rFonts w:ascii="Times New Roman" w:hAnsi="Times New Roman"/>
                 <w:sz w:val="26"/>
-              </w:rPr>
-            </w:r>
-            <w:r>
-              <w:rPr>
-                <w:rFonts w:ascii="Times New Roman" w:hAnsi="Times New Roman"/>
-                <w:b w:val="0"/>
-                <w:sz w:val="26"/>
-              </w:rPr>
-              <w:t>Tìm hiểu cảnh quan đô thị và bảo vệ môi trường; lắp robot dọn dẹp.</w:t>
+                <w:rFonts w:ascii="Times New Roman" w:hAnsi="Times New Roman" w:cs="Times New Roman"/>
+              </w:rPr>
+            </w:r>
+            <w:r>
+              <w:rPr>
+                <w:rFonts w:ascii="Times New Roman" w:hAnsi="Times New Roman"/>
+                <w:b w:val="0"/>
+                <w:sz w:val="26"/>
+                <w:rFonts w:ascii="Times New Roman" w:hAnsi="Times New Roman" w:cs="Times New Roman"/>
+              </w:rPr>
+              <w:t>Tìm hiểu chuyển động động vật thân mềm; lắp robot ốc/mực.</w:t>
             </w:r>
           </w:p>
         </w:tc>
@@ -2196,15 +2288,17 @@
               <w:rPr>
                 <w:rFonts w:ascii="Times New Roman" w:hAnsi="Times New Roman"/>
                 <w:sz w:val="26"/>
-              </w:rPr>
-            </w:r>
-            <w:r>
-              <w:rPr>
-                <w:rFonts w:ascii="Times New Roman" w:hAnsi="Times New Roman"/>
-                <w:b w:val="0"/>
-                <w:sz w:val="26"/>
-              </w:rPr>
-              <w:t>8</w:t>
+                <w:rFonts w:ascii="Times New Roman" w:hAnsi="Times New Roman" w:cs="Times New Roman"/>
+              </w:rPr>
+            </w:r>
+            <w:r>
+              <w:rPr>
+                <w:rFonts w:ascii="Times New Roman" w:hAnsi="Times New Roman"/>
+                <w:b w:val="0"/>
+                <w:sz w:val="26"/>
+                <w:rFonts w:ascii="Times New Roman" w:hAnsi="Times New Roman" w:cs="Times New Roman"/>
+              </w:rPr>
+              <w:t>7</w:t>
             </w:r>
           </w:p>
         </w:tc>
@@ -2220,15 +2314,17 @@
               <w:rPr>
                 <w:rFonts w:ascii="Times New Roman" w:hAnsi="Times New Roman"/>
                 <w:sz w:val="26"/>
-              </w:rPr>
-            </w:r>
-            <w:r>
-              <w:rPr>
-                <w:rFonts w:ascii="Times New Roman" w:hAnsi="Times New Roman"/>
-                <w:b w:val="0"/>
-                <w:sz w:val="26"/>
-              </w:rPr>
-              <w:t>Bài 8. Rèn luyện sức khỏe</w:t>
+                <w:rFonts w:ascii="Times New Roman" w:hAnsi="Times New Roman" w:cs="Times New Roman"/>
+              </w:rPr>
+            </w:r>
+            <w:r>
+              <w:rPr>
+                <w:rFonts w:ascii="Times New Roman" w:hAnsi="Times New Roman"/>
+                <w:b w:val="0"/>
+                <w:sz w:val="26"/>
+                <w:rFonts w:ascii="Times New Roman" w:hAnsi="Times New Roman" w:cs="Times New Roman"/>
+              </w:rPr>
+              <w:t>Bài 7. Khu phố của chúng ta</w:t>
             </w:r>
           </w:p>
         </w:tc>
@@ -2245,15 +2341,17 @@
               <w:rPr>
                 <w:rFonts w:ascii="Times New Roman" w:hAnsi="Times New Roman"/>
                 <w:sz w:val="26"/>
-              </w:rPr>
-            </w:r>
-            <w:r>
-              <w:rPr>
-                <w:rFonts w:ascii="Times New Roman" w:hAnsi="Times New Roman"/>
-                <w:b w:val="0"/>
-                <w:sz w:val="26"/>
-              </w:rPr>
-              <w:t>8</w:t>
+                <w:rFonts w:ascii="Times New Roman" w:hAnsi="Times New Roman" w:cs="Times New Roman"/>
+              </w:rPr>
+            </w:r>
+            <w:r>
+              <w:rPr>
+                <w:rFonts w:ascii="Times New Roman" w:hAnsi="Times New Roman"/>
+                <w:b w:val="0"/>
+                <w:sz w:val="26"/>
+                <w:rFonts w:ascii="Times New Roman" w:hAnsi="Times New Roman" w:cs="Times New Roman"/>
+              </w:rPr>
+              <w:t>7</w:t>
             </w:r>
           </w:p>
         </w:tc>
@@ -2269,15 +2367,17 @@
               <w:rPr>
                 <w:rFonts w:ascii="Times New Roman" w:hAnsi="Times New Roman"/>
                 <w:sz w:val="26"/>
-              </w:rPr>
-            </w:r>
-            <w:r>
-              <w:rPr>
-                <w:rFonts w:ascii="Times New Roman" w:hAnsi="Times New Roman"/>
-                <w:b w:val="0"/>
-                <w:sz w:val="26"/>
-              </w:rPr>
-              <w:t>Tìm hiểu môn thể thao Kendo; lắp robot võ sĩ Kendo.</w:t>
+                <w:rFonts w:ascii="Times New Roman" w:hAnsi="Times New Roman" w:cs="Times New Roman"/>
+              </w:rPr>
+            </w:r>
+            <w:r>
+              <w:rPr>
+                <w:rFonts w:ascii="Times New Roman" w:hAnsi="Times New Roman"/>
+                <w:b w:val="0"/>
+                <w:sz w:val="26"/>
+                <w:rFonts w:ascii="Times New Roman" w:hAnsi="Times New Roman" w:cs="Times New Roman"/>
+              </w:rPr>
+              <w:t>Tìm hiểu cảnh quan đô thị và bảo vệ môi trường; lắp robot dọn dẹp.</w:t>
             </w:r>
           </w:p>
         </w:tc>
@@ -2296,15 +2396,17 @@
               <w:rPr>
                 <w:rFonts w:ascii="Times New Roman" w:hAnsi="Times New Roman"/>
                 <w:sz w:val="26"/>
-              </w:rPr>
-            </w:r>
-            <w:r>
-              <w:rPr>
-                <w:rFonts w:ascii="Times New Roman" w:hAnsi="Times New Roman"/>
-                <w:b/>
-                <w:sz w:val="26"/>
-              </w:rPr>
-              <w:t>9</w:t>
+                <w:rFonts w:ascii="Times New Roman" w:hAnsi="Times New Roman" w:cs="Times New Roman"/>
+              </w:rPr>
+            </w:r>
+            <w:r>
+              <w:rPr>
+                <w:rFonts w:ascii="Times New Roman" w:hAnsi="Times New Roman"/>
+                <w:b w:val="0"/>
+                <w:sz w:val="26"/>
+                <w:rFonts w:ascii="Times New Roman" w:hAnsi="Times New Roman" w:cs="Times New Roman"/>
+              </w:rPr>
+              <w:t>8</w:t>
             </w:r>
           </w:p>
         </w:tc>
@@ -2320,15 +2422,17 @@
               <w:rPr>
                 <w:rFonts w:ascii="Times New Roman" w:hAnsi="Times New Roman"/>
                 <w:sz w:val="26"/>
-              </w:rPr>
-            </w:r>
-            <w:r>
-              <w:rPr>
-                <w:rFonts w:ascii="Times New Roman" w:hAnsi="Times New Roman"/>
-                <w:b/>
-                <w:sz w:val="26"/>
-              </w:rPr>
-              <w:t>Ôn tập Đánh giá định kỳ 1</w:t>
+                <w:rFonts w:ascii="Times New Roman" w:hAnsi="Times New Roman" w:cs="Times New Roman"/>
+              </w:rPr>
+            </w:r>
+            <w:r>
+              <w:rPr>
+                <w:rFonts w:ascii="Times New Roman" w:hAnsi="Times New Roman"/>
+                <w:b w:val="0"/>
+                <w:sz w:val="26"/>
+                <w:rFonts w:ascii="Times New Roman" w:hAnsi="Times New Roman" w:cs="Times New Roman"/>
+              </w:rPr>
+              <w:t>Bài 8. Rèn luyện sức khỏe</w:t>
             </w:r>
           </w:p>
         </w:tc>
@@ -2345,15 +2449,17 @@
               <w:rPr>
                 <w:rFonts w:ascii="Times New Roman" w:hAnsi="Times New Roman"/>
                 <w:sz w:val="26"/>
-              </w:rPr>
-            </w:r>
-            <w:r>
-              <w:rPr>
-                <w:rFonts w:ascii="Times New Roman" w:hAnsi="Times New Roman"/>
-                <w:b/>
-                <w:sz w:val="26"/>
-              </w:rPr>
-              <w:t>9</w:t>
+                <w:rFonts w:ascii="Times New Roman" w:hAnsi="Times New Roman" w:cs="Times New Roman"/>
+              </w:rPr>
+            </w:r>
+            <w:r>
+              <w:rPr>
+                <w:rFonts w:ascii="Times New Roman" w:hAnsi="Times New Roman"/>
+                <w:b w:val="0"/>
+                <w:sz w:val="26"/>
+                <w:rFonts w:ascii="Times New Roman" w:hAnsi="Times New Roman" w:cs="Times New Roman"/>
+              </w:rPr>
+              <w:t>8</w:t>
             </w:r>
           </w:p>
         </w:tc>
@@ -2369,15 +2475,17 @@
               <w:rPr>
                 <w:rFonts w:ascii="Times New Roman" w:hAnsi="Times New Roman"/>
                 <w:sz w:val="26"/>
-              </w:rPr>
-            </w:r>
-            <w:r>
-              <w:rPr>
-                <w:rFonts w:ascii="Times New Roman" w:hAnsi="Times New Roman"/>
-                <w:b w:val="0"/>
-                <w:sz w:val="26"/>
-              </w:rPr>
-              <w:t>Hệ thống hóa kiến thức chuẩn bị Đánh giá định kỳ 1.</w:t>
+                <w:rFonts w:ascii="Times New Roman" w:hAnsi="Times New Roman" w:cs="Times New Roman"/>
+              </w:rPr>
+            </w:r>
+            <w:r>
+              <w:rPr>
+                <w:rFonts w:ascii="Times New Roman" w:hAnsi="Times New Roman"/>
+                <w:b w:val="0"/>
+                <w:sz w:val="26"/>
+                <w:rFonts w:ascii="Times New Roman" w:hAnsi="Times New Roman" w:cs="Times New Roman"/>
+              </w:rPr>
+              <w:t>Tìm hiểu môn thể thao Kendo; lắp robot võ sĩ Kendo.</w:t>
             </w:r>
           </w:p>
         </w:tc>
@@ -2396,6 +2504,7 @@
               <w:rPr>
                 <w:rFonts w:ascii="Times New Roman" w:hAnsi="Times New Roman"/>
                 <w:sz w:val="26"/>
+                <w:rFonts w:ascii="Times New Roman" w:hAnsi="Times New Roman" w:cs="Times New Roman"/>
               </w:rPr>
             </w:r>
             <w:r>
@@ -2403,8 +2512,9 @@
                 <w:rFonts w:ascii="Times New Roman" w:hAnsi="Times New Roman"/>
                 <w:b/>
                 <w:sz w:val="26"/>
-              </w:rPr>
-              <w:t>10</w:t>
+                <w:rFonts w:ascii="Times New Roman" w:hAnsi="Times New Roman" w:cs="Times New Roman"/>
+              </w:rPr>
+              <w:t>9</w:t>
             </w:r>
           </w:p>
         </w:tc>
@@ -2420,6 +2530,7 @@
               <w:rPr>
                 <w:rFonts w:ascii="Times New Roman" w:hAnsi="Times New Roman"/>
                 <w:sz w:val="26"/>
+                <w:rFonts w:ascii="Times New Roman" w:hAnsi="Times New Roman" w:cs="Times New Roman"/>
               </w:rPr>
             </w:r>
             <w:r>
@@ -2427,8 +2538,9 @@
                 <w:rFonts w:ascii="Times New Roman" w:hAnsi="Times New Roman"/>
                 <w:b/>
                 <w:sz w:val="26"/>
-              </w:rPr>
-              <w:t>Đánh giá định kỳ 1</w:t>
+                <w:rFonts w:ascii="Times New Roman" w:hAnsi="Times New Roman" w:cs="Times New Roman"/>
+              </w:rPr>
+              <w:t>Ôn tập Đánh giá định kỳ 1</w:t>
             </w:r>
           </w:p>
         </w:tc>
@@ -2445,6 +2557,7 @@
               <w:rPr>
                 <w:rFonts w:ascii="Times New Roman" w:hAnsi="Times New Roman"/>
                 <w:sz w:val="26"/>
+                <w:rFonts w:ascii="Times New Roman" w:hAnsi="Times New Roman" w:cs="Times New Roman"/>
               </w:rPr>
             </w:r>
             <w:r>
@@ -2452,8 +2565,9 @@
                 <w:rFonts w:ascii="Times New Roman" w:hAnsi="Times New Roman"/>
                 <w:b/>
                 <w:sz w:val="26"/>
-              </w:rPr>
-              <w:t>10</w:t>
+                <w:rFonts w:ascii="Times New Roman" w:hAnsi="Times New Roman" w:cs="Times New Roman"/>
+              </w:rPr>
+              <w:t>9</w:t>
             </w:r>
           </w:p>
         </w:tc>
@@ -2469,15 +2583,17 @@
               <w:rPr>
                 <w:rFonts w:ascii="Times New Roman" w:hAnsi="Times New Roman"/>
                 <w:sz w:val="26"/>
-              </w:rPr>
-            </w:r>
-            <w:r>
-              <w:rPr>
-                <w:rFonts w:ascii="Times New Roman" w:hAnsi="Times New Roman"/>
-                <w:b w:val="0"/>
-                <w:sz w:val="26"/>
-              </w:rPr>
-              <w:t>Kiểm tra đánh giá kết quả học tập thực hành Robotics.</w:t>
+                <w:rFonts w:ascii="Times New Roman" w:hAnsi="Times New Roman" w:cs="Times New Roman"/>
+              </w:rPr>
+            </w:r>
+            <w:r>
+              <w:rPr>
+                <w:rFonts w:ascii="Times New Roman" w:hAnsi="Times New Roman"/>
+                <w:b w:val="0"/>
+                <w:sz w:val="26"/>
+                <w:rFonts w:ascii="Times New Roman" w:hAnsi="Times New Roman" w:cs="Times New Roman"/>
+              </w:rPr>
+              <w:t>Hệ thống hóa kiến thức chuẩn bị Đánh giá định kỳ 1.</w:t>
             </w:r>
           </w:p>
         </w:tc>
@@ -2496,15 +2612,17 @@
               <w:rPr>
                 <w:rFonts w:ascii="Times New Roman" w:hAnsi="Times New Roman"/>
                 <w:sz w:val="26"/>
-              </w:rPr>
-            </w:r>
-            <w:r>
-              <w:rPr>
-                <w:rFonts w:ascii="Times New Roman" w:hAnsi="Times New Roman"/>
-                <w:b w:val="0"/>
-                <w:sz w:val="26"/>
-              </w:rPr>
-              <w:t>11</w:t>
+                <w:rFonts w:ascii="Times New Roman" w:hAnsi="Times New Roman" w:cs="Times New Roman"/>
+              </w:rPr>
+            </w:r>
+            <w:r>
+              <w:rPr>
+                <w:rFonts w:ascii="Times New Roman" w:hAnsi="Times New Roman"/>
+                <w:b/>
+                <w:sz w:val="26"/>
+                <w:rFonts w:ascii="Times New Roman" w:hAnsi="Times New Roman" w:cs="Times New Roman"/>
+              </w:rPr>
+              <w:t>10</w:t>
             </w:r>
           </w:p>
         </w:tc>
@@ -2520,15 +2638,17 @@
               <w:rPr>
                 <w:rFonts w:ascii="Times New Roman" w:hAnsi="Times New Roman"/>
                 <w:sz w:val="26"/>
-              </w:rPr>
-            </w:r>
-            <w:r>
-              <w:rPr>
-                <w:rFonts w:ascii="Times New Roman" w:hAnsi="Times New Roman"/>
-                <w:b w:val="0"/>
-                <w:sz w:val="26"/>
-              </w:rPr>
-              <w:t>Bài 9. Môi trường biển</w:t>
+                <w:rFonts w:ascii="Times New Roman" w:hAnsi="Times New Roman" w:cs="Times New Roman"/>
+              </w:rPr>
+            </w:r>
+            <w:r>
+              <w:rPr>
+                <w:rFonts w:ascii="Times New Roman" w:hAnsi="Times New Roman"/>
+                <w:b/>
+                <w:sz w:val="26"/>
+                <w:rFonts w:ascii="Times New Roman" w:hAnsi="Times New Roman" w:cs="Times New Roman"/>
+              </w:rPr>
+              <w:t>Đánh giá định kỳ 1</w:t>
             </w:r>
           </w:p>
         </w:tc>
@@ -2545,15 +2665,17 @@
               <w:rPr>
                 <w:rFonts w:ascii="Times New Roman" w:hAnsi="Times New Roman"/>
                 <w:sz w:val="26"/>
-              </w:rPr>
-            </w:r>
-            <w:r>
-              <w:rPr>
-                <w:rFonts w:ascii="Times New Roman" w:hAnsi="Times New Roman"/>
-                <w:b w:val="0"/>
-                <w:sz w:val="26"/>
-              </w:rPr>
-              <w:t>11</w:t>
+                <w:rFonts w:ascii="Times New Roman" w:hAnsi="Times New Roman" w:cs="Times New Roman"/>
+              </w:rPr>
+            </w:r>
+            <w:r>
+              <w:rPr>
+                <w:rFonts w:ascii="Times New Roman" w:hAnsi="Times New Roman"/>
+                <w:b/>
+                <w:sz w:val="26"/>
+                <w:rFonts w:ascii="Times New Roman" w:hAnsi="Times New Roman" w:cs="Times New Roman"/>
+              </w:rPr>
+              <w:t>10</w:t>
             </w:r>
           </w:p>
         </w:tc>
@@ -2569,15 +2691,17 @@
               <w:rPr>
                 <w:rFonts w:ascii="Times New Roman" w:hAnsi="Times New Roman"/>
                 <w:sz w:val="26"/>
-              </w:rPr>
-            </w:r>
-            <w:r>
-              <w:rPr>
-                <w:rFonts w:ascii="Times New Roman" w:hAnsi="Times New Roman"/>
-                <w:b w:val="0"/>
-                <w:sz w:val="26"/>
-              </w:rPr>
-              <w:t>Tìm hiểu sinh vật biển; lắp robot cá bơi.</w:t>
+                <w:rFonts w:ascii="Times New Roman" w:hAnsi="Times New Roman" w:cs="Times New Roman"/>
+              </w:rPr>
+            </w:r>
+            <w:r>
+              <w:rPr>
+                <w:rFonts w:ascii="Times New Roman" w:hAnsi="Times New Roman"/>
+                <w:b w:val="0"/>
+                <w:sz w:val="26"/>
+                <w:rFonts w:ascii="Times New Roman" w:hAnsi="Times New Roman" w:cs="Times New Roman"/>
+              </w:rPr>
+              <w:t>Kiểm tra đánh giá kết quả học tập thực hành Robotics.</w:t>
             </w:r>
           </w:p>
         </w:tc>
@@ -2596,15 +2720,17 @@
               <w:rPr>
                 <w:rFonts w:ascii="Times New Roman" w:hAnsi="Times New Roman"/>
                 <w:sz w:val="26"/>
-              </w:rPr>
-            </w:r>
-            <w:r>
-              <w:rPr>
-                <w:rFonts w:ascii="Times New Roman" w:hAnsi="Times New Roman"/>
-                <w:b w:val="0"/>
-                <w:sz w:val="26"/>
-              </w:rPr>
-              <w:t>12</w:t>
+                <w:rFonts w:ascii="Times New Roman" w:hAnsi="Times New Roman" w:cs="Times New Roman"/>
+              </w:rPr>
+            </w:r>
+            <w:r>
+              <w:rPr>
+                <w:rFonts w:ascii="Times New Roman" w:hAnsi="Times New Roman"/>
+                <w:b w:val="0"/>
+                <w:sz w:val="26"/>
+                <w:rFonts w:ascii="Times New Roman" w:hAnsi="Times New Roman" w:cs="Times New Roman"/>
+              </w:rPr>
+              <w:t>11</w:t>
             </w:r>
           </w:p>
         </w:tc>
@@ -2620,15 +2746,17 @@
               <w:rPr>
                 <w:rFonts w:ascii="Times New Roman" w:hAnsi="Times New Roman"/>
                 <w:sz w:val="26"/>
-              </w:rPr>
-            </w:r>
-            <w:r>
-              <w:rPr>
-                <w:rFonts w:ascii="Times New Roman" w:hAnsi="Times New Roman"/>
-                <w:b w:val="0"/>
-                <w:sz w:val="26"/>
-              </w:rPr>
-              <w:t>Bài 10. Cùng câu cá nào!</w:t>
+                <w:rFonts w:ascii="Times New Roman" w:hAnsi="Times New Roman" w:cs="Times New Roman"/>
+              </w:rPr>
+            </w:r>
+            <w:r>
+              <w:rPr>
+                <w:rFonts w:ascii="Times New Roman" w:hAnsi="Times New Roman"/>
+                <w:b w:val="0"/>
+                <w:sz w:val="26"/>
+                <w:rFonts w:ascii="Times New Roman" w:hAnsi="Times New Roman" w:cs="Times New Roman"/>
+              </w:rPr>
+              <w:t>Bài 9. Môi trường biển</w:t>
             </w:r>
           </w:p>
         </w:tc>
@@ -2645,15 +2773,17 @@
               <w:rPr>
                 <w:rFonts w:ascii="Times New Roman" w:hAnsi="Times New Roman"/>
                 <w:sz w:val="26"/>
-              </w:rPr>
-            </w:r>
-            <w:r>
-              <w:rPr>
-                <w:rFonts w:ascii="Times New Roman" w:hAnsi="Times New Roman"/>
-                <w:b w:val="0"/>
-                <w:sz w:val="26"/>
-              </w:rPr>
-              <w:t>12</w:t>
+                <w:rFonts w:ascii="Times New Roman" w:hAnsi="Times New Roman" w:cs="Times New Roman"/>
+              </w:rPr>
+            </w:r>
+            <w:r>
+              <w:rPr>
+                <w:rFonts w:ascii="Times New Roman" w:hAnsi="Times New Roman"/>
+                <w:b w:val="0"/>
+                <w:sz w:val="26"/>
+                <w:rFonts w:ascii="Times New Roman" w:hAnsi="Times New Roman" w:cs="Times New Roman"/>
+              </w:rPr>
+              <w:t>11</w:t>
             </w:r>
           </w:p>
         </w:tc>
@@ -2669,15 +2799,17 @@
               <w:rPr>
                 <w:rFonts w:ascii="Times New Roman" w:hAnsi="Times New Roman"/>
                 <w:sz w:val="26"/>
-              </w:rPr>
-            </w:r>
-            <w:r>
-              <w:rPr>
-                <w:rFonts w:ascii="Times New Roman" w:hAnsi="Times New Roman"/>
-                <w:b w:val="0"/>
-                <w:sz w:val="26"/>
-              </w:rPr>
-              <w:t>Tìm hiểu cơ cấu cần câu và quy tắc an toàn; lắp robot câu cá.</w:t>
+                <w:rFonts w:ascii="Times New Roman" w:hAnsi="Times New Roman" w:cs="Times New Roman"/>
+              </w:rPr>
+            </w:r>
+            <w:r>
+              <w:rPr>
+                <w:rFonts w:ascii="Times New Roman" w:hAnsi="Times New Roman"/>
+                <w:b w:val="0"/>
+                <w:sz w:val="26"/>
+                <w:rFonts w:ascii="Times New Roman" w:hAnsi="Times New Roman" w:cs="Times New Roman"/>
+              </w:rPr>
+              <w:t>Tìm hiểu sinh vật biển; lắp robot cá bơi.</w:t>
             </w:r>
           </w:p>
         </w:tc>
@@ -2696,15 +2828,17 @@
               <w:rPr>
                 <w:rFonts w:ascii="Times New Roman" w:hAnsi="Times New Roman"/>
                 <w:sz w:val="26"/>
-              </w:rPr>
-            </w:r>
-            <w:r>
-              <w:rPr>
-                <w:rFonts w:ascii="Times New Roman" w:hAnsi="Times New Roman"/>
-                <w:b w:val="0"/>
-                <w:sz w:val="26"/>
-              </w:rPr>
-              <w:t>13</w:t>
+                <w:rFonts w:ascii="Times New Roman" w:hAnsi="Times New Roman" w:cs="Times New Roman"/>
+              </w:rPr>
+            </w:r>
+            <w:r>
+              <w:rPr>
+                <w:rFonts w:ascii="Times New Roman" w:hAnsi="Times New Roman"/>
+                <w:b w:val="0"/>
+                <w:sz w:val="26"/>
+                <w:rFonts w:ascii="Times New Roman" w:hAnsi="Times New Roman" w:cs="Times New Roman"/>
+              </w:rPr>
+              <w:t>12</w:t>
             </w:r>
           </w:p>
         </w:tc>
@@ -2720,15 +2854,17 @@
               <w:rPr>
                 <w:rFonts w:ascii="Times New Roman" w:hAnsi="Times New Roman"/>
                 <w:sz w:val="26"/>
-              </w:rPr>
-            </w:r>
-            <w:r>
-              <w:rPr>
-                <w:rFonts w:ascii="Times New Roman" w:hAnsi="Times New Roman"/>
-                <w:b w:val="0"/>
-                <w:sz w:val="26"/>
-              </w:rPr>
-              <w:t>Bài 11. Thế giới khủng long</w:t>
+                <w:rFonts w:ascii="Times New Roman" w:hAnsi="Times New Roman" w:cs="Times New Roman"/>
+              </w:rPr>
+            </w:r>
+            <w:r>
+              <w:rPr>
+                <w:rFonts w:ascii="Times New Roman" w:hAnsi="Times New Roman"/>
+                <w:b w:val="0"/>
+                <w:sz w:val="26"/>
+                <w:rFonts w:ascii="Times New Roman" w:hAnsi="Times New Roman" w:cs="Times New Roman"/>
+              </w:rPr>
+              <w:t>Bài 10. Cùng câu cá nào!</w:t>
             </w:r>
           </w:p>
         </w:tc>
@@ -2745,15 +2881,17 @@
               <w:rPr>
                 <w:rFonts w:ascii="Times New Roman" w:hAnsi="Times New Roman"/>
                 <w:sz w:val="26"/>
-              </w:rPr>
-            </w:r>
-            <w:r>
-              <w:rPr>
-                <w:rFonts w:ascii="Times New Roman" w:hAnsi="Times New Roman"/>
-                <w:b w:val="0"/>
-                <w:sz w:val="26"/>
-              </w:rPr>
-              <w:t>13</w:t>
+                <w:rFonts w:ascii="Times New Roman" w:hAnsi="Times New Roman" w:cs="Times New Roman"/>
+              </w:rPr>
+            </w:r>
+            <w:r>
+              <w:rPr>
+                <w:rFonts w:ascii="Times New Roman" w:hAnsi="Times New Roman"/>
+                <w:b w:val="0"/>
+                <w:sz w:val="26"/>
+                <w:rFonts w:ascii="Times New Roman" w:hAnsi="Times New Roman" w:cs="Times New Roman"/>
+              </w:rPr>
+              <w:t>12</w:t>
             </w:r>
           </w:p>
         </w:tc>
@@ -2769,15 +2907,17 @@
               <w:rPr>
                 <w:rFonts w:ascii="Times New Roman" w:hAnsi="Times New Roman"/>
                 <w:sz w:val="26"/>
-              </w:rPr>
-            </w:r>
-            <w:r>
-              <w:rPr>
-                <w:rFonts w:ascii="Times New Roman" w:hAnsi="Times New Roman"/>
-                <w:b w:val="0"/>
-                <w:sz w:val="26"/>
-              </w:rPr>
-              <w:t>Tìm hiểu động vật tuyệt chủng; lắp robot khủng long.</w:t>
+                <w:rFonts w:ascii="Times New Roman" w:hAnsi="Times New Roman" w:cs="Times New Roman"/>
+              </w:rPr>
+            </w:r>
+            <w:r>
+              <w:rPr>
+                <w:rFonts w:ascii="Times New Roman" w:hAnsi="Times New Roman"/>
+                <w:b w:val="0"/>
+                <w:sz w:val="26"/>
+                <w:rFonts w:ascii="Times New Roman" w:hAnsi="Times New Roman" w:cs="Times New Roman"/>
+              </w:rPr>
+              <w:t>Tìm hiểu cơ cấu cần câu và quy tắc an toàn; lắp robot câu cá.</w:t>
             </w:r>
           </w:p>
         </w:tc>
@@ -2796,15 +2936,17 @@
               <w:rPr>
                 <w:rFonts w:ascii="Times New Roman" w:hAnsi="Times New Roman"/>
                 <w:sz w:val="26"/>
-              </w:rPr>
-            </w:r>
-            <w:r>
-              <w:rPr>
-                <w:rFonts w:ascii="Times New Roman" w:hAnsi="Times New Roman"/>
-                <w:b w:val="0"/>
-                <w:sz w:val="26"/>
-              </w:rPr>
-              <w:t>14</w:t>
+                <w:rFonts w:ascii="Times New Roman" w:hAnsi="Times New Roman" w:cs="Times New Roman"/>
+              </w:rPr>
+            </w:r>
+            <w:r>
+              <w:rPr>
+                <w:rFonts w:ascii="Times New Roman" w:hAnsi="Times New Roman"/>
+                <w:b w:val="0"/>
+                <w:sz w:val="26"/>
+                <w:rFonts w:ascii="Times New Roman" w:hAnsi="Times New Roman" w:cs="Times New Roman"/>
+              </w:rPr>
+              <w:t>13</w:t>
             </w:r>
           </w:p>
         </w:tc>
@@ -2820,15 +2962,17 @@
               <w:rPr>
                 <w:rFonts w:ascii="Times New Roman" w:hAnsi="Times New Roman"/>
                 <w:sz w:val="26"/>
-              </w:rPr>
-            </w:r>
-            <w:r>
-              <w:rPr>
-                <w:rFonts w:ascii="Times New Roman" w:hAnsi="Times New Roman"/>
-                <w:b w:val="0"/>
-                <w:sz w:val="26"/>
-              </w:rPr>
-              <w:t>Bài 12. Người hiệp sĩ dũng cảm</w:t>
+                <w:rFonts w:ascii="Times New Roman" w:hAnsi="Times New Roman" w:cs="Times New Roman"/>
+              </w:rPr>
+            </w:r>
+            <w:r>
+              <w:rPr>
+                <w:rFonts w:ascii="Times New Roman" w:hAnsi="Times New Roman"/>
+                <w:b w:val="0"/>
+                <w:sz w:val="26"/>
+                <w:rFonts w:ascii="Times New Roman" w:hAnsi="Times New Roman" w:cs="Times New Roman"/>
+              </w:rPr>
+              <w:t>Bài 11. Thế giới khủng long</w:t>
             </w:r>
           </w:p>
         </w:tc>
@@ -2845,15 +2989,17 @@
               <w:rPr>
                 <w:rFonts w:ascii="Times New Roman" w:hAnsi="Times New Roman"/>
                 <w:sz w:val="26"/>
-              </w:rPr>
-            </w:r>
-            <w:r>
-              <w:rPr>
-                <w:rFonts w:ascii="Times New Roman" w:hAnsi="Times New Roman"/>
-                <w:b w:val="0"/>
-                <w:sz w:val="26"/>
-              </w:rPr>
-              <w:t>14</w:t>
+                <w:rFonts w:ascii="Times New Roman" w:hAnsi="Times New Roman" w:cs="Times New Roman"/>
+              </w:rPr>
+            </w:r>
+            <w:r>
+              <w:rPr>
+                <w:rFonts w:ascii="Times New Roman" w:hAnsi="Times New Roman"/>
+                <w:b w:val="0"/>
+                <w:sz w:val="26"/>
+                <w:rFonts w:ascii="Times New Roman" w:hAnsi="Times New Roman" w:cs="Times New Roman"/>
+              </w:rPr>
+              <w:t>13</w:t>
             </w:r>
           </w:p>
         </w:tc>
@@ -2869,15 +3015,17 @@
               <w:rPr>
                 <w:rFonts w:ascii="Times New Roman" w:hAnsi="Times New Roman"/>
                 <w:sz w:val="26"/>
-              </w:rPr>
-            </w:r>
-            <w:r>
-              <w:rPr>
-                <w:rFonts w:ascii="Times New Roman" w:hAnsi="Times New Roman"/>
-                <w:b w:val="0"/>
-                <w:sz w:val="26"/>
-              </w:rPr>
-              <w:t>Tìm hiểu trang phục hiệp sĩ; lắp robot hiệp sĩ cưỡi ngựa.</w:t>
+                <w:rFonts w:ascii="Times New Roman" w:hAnsi="Times New Roman" w:cs="Times New Roman"/>
+              </w:rPr>
+            </w:r>
+            <w:r>
+              <w:rPr>
+                <w:rFonts w:ascii="Times New Roman" w:hAnsi="Times New Roman"/>
+                <w:b w:val="0"/>
+                <w:sz w:val="26"/>
+                <w:rFonts w:ascii="Times New Roman" w:hAnsi="Times New Roman" w:cs="Times New Roman"/>
+              </w:rPr>
+              <w:t>Tìm hiểu động vật tuyệt chủng; lắp robot khủng long.</w:t>
             </w:r>
           </w:p>
         </w:tc>
@@ -2896,15 +3044,17 @@
               <w:rPr>
                 <w:rFonts w:ascii="Times New Roman" w:hAnsi="Times New Roman"/>
                 <w:sz w:val="26"/>
-              </w:rPr>
-            </w:r>
-            <w:r>
-              <w:rPr>
-                <w:rFonts w:ascii="Times New Roman" w:hAnsi="Times New Roman"/>
-                <w:b w:val="0"/>
-                <w:sz w:val="26"/>
-              </w:rPr>
-              <w:t>15</w:t>
+                <w:rFonts w:ascii="Times New Roman" w:hAnsi="Times New Roman" w:cs="Times New Roman"/>
+              </w:rPr>
+            </w:r>
+            <w:r>
+              <w:rPr>
+                <w:rFonts w:ascii="Times New Roman" w:hAnsi="Times New Roman"/>
+                <w:b w:val="0"/>
+                <w:sz w:val="26"/>
+                <w:rFonts w:ascii="Times New Roman" w:hAnsi="Times New Roman" w:cs="Times New Roman"/>
+              </w:rPr>
+              <w:t>14</w:t>
             </w:r>
           </w:p>
         </w:tc>
@@ -2920,15 +3070,17 @@
               <w:rPr>
                 <w:rFonts w:ascii="Times New Roman" w:hAnsi="Times New Roman"/>
                 <w:sz w:val="26"/>
-              </w:rPr>
-            </w:r>
-            <w:r>
-              <w:rPr>
-                <w:rFonts w:ascii="Times New Roman" w:hAnsi="Times New Roman"/>
-                <w:b w:val="0"/>
-                <w:sz w:val="26"/>
-              </w:rPr>
-              <w:t>Bài 13. Vận chuyển đồ vật</w:t>
+                <w:rFonts w:ascii="Times New Roman" w:hAnsi="Times New Roman" w:cs="Times New Roman"/>
+              </w:rPr>
+            </w:r>
+            <w:r>
+              <w:rPr>
+                <w:rFonts w:ascii="Times New Roman" w:hAnsi="Times New Roman"/>
+                <w:b w:val="0"/>
+                <w:sz w:val="26"/>
+                <w:rFonts w:ascii="Times New Roman" w:hAnsi="Times New Roman" w:cs="Times New Roman"/>
+              </w:rPr>
+              <w:t>Bài 12. Người hiệp sĩ dũng cảm</w:t>
             </w:r>
           </w:p>
         </w:tc>
@@ -2945,15 +3097,17 @@
               <w:rPr>
                 <w:rFonts w:ascii="Times New Roman" w:hAnsi="Times New Roman"/>
                 <w:sz w:val="26"/>
-              </w:rPr>
-            </w:r>
-            <w:r>
-              <w:rPr>
-                <w:rFonts w:ascii="Times New Roman" w:hAnsi="Times New Roman"/>
-                <w:b w:val="0"/>
-                <w:sz w:val="26"/>
-              </w:rPr>
-              <w:t>15</w:t>
+                <w:rFonts w:ascii="Times New Roman" w:hAnsi="Times New Roman" w:cs="Times New Roman"/>
+              </w:rPr>
+            </w:r>
+            <w:r>
+              <w:rPr>
+                <w:rFonts w:ascii="Times New Roman" w:hAnsi="Times New Roman"/>
+                <w:b w:val="0"/>
+                <w:sz w:val="26"/>
+                <w:rFonts w:ascii="Times New Roman" w:hAnsi="Times New Roman" w:cs="Times New Roman"/>
+              </w:rPr>
+              <w:t>14</w:t>
             </w:r>
           </w:p>
         </w:tc>
@@ -2969,15 +3123,17 @@
               <w:rPr>
                 <w:rFonts w:ascii="Times New Roman" w:hAnsi="Times New Roman"/>
                 <w:sz w:val="26"/>
-              </w:rPr>
-            </w:r>
-            <w:r>
-              <w:rPr>
-                <w:rFonts w:ascii="Times New Roman" w:hAnsi="Times New Roman"/>
-                <w:b w:val="0"/>
-                <w:sz w:val="26"/>
-              </w:rPr>
-              <w:t>Tìm hiểu xe nâng và cơ cấu nâng; lắp robot xe nâng.</w:t>
+                <w:rFonts w:ascii="Times New Roman" w:hAnsi="Times New Roman" w:cs="Times New Roman"/>
+              </w:rPr>
+            </w:r>
+            <w:r>
+              <w:rPr>
+                <w:rFonts w:ascii="Times New Roman" w:hAnsi="Times New Roman"/>
+                <w:b w:val="0"/>
+                <w:sz w:val="26"/>
+                <w:rFonts w:ascii="Times New Roman" w:hAnsi="Times New Roman" w:cs="Times New Roman"/>
+              </w:rPr>
+              <w:t>Tìm hiểu trang phục hiệp sĩ; lắp robot hiệp sĩ cưỡi ngựa.</w:t>
             </w:r>
           </w:p>
         </w:tc>
@@ -2996,15 +3152,17 @@
               <w:rPr>
                 <w:rFonts w:ascii="Times New Roman" w:hAnsi="Times New Roman"/>
                 <w:sz w:val="26"/>
-              </w:rPr>
-            </w:r>
-            <w:r>
-              <w:rPr>
-                <w:rFonts w:ascii="Times New Roman" w:hAnsi="Times New Roman"/>
-                <w:b w:val="0"/>
-                <w:sz w:val="26"/>
-              </w:rPr>
-              <w:t>16</w:t>
+                <w:rFonts w:ascii="Times New Roman" w:hAnsi="Times New Roman" w:cs="Times New Roman"/>
+              </w:rPr>
+            </w:r>
+            <w:r>
+              <w:rPr>
+                <w:rFonts w:ascii="Times New Roman" w:hAnsi="Times New Roman"/>
+                <w:b w:val="0"/>
+                <w:sz w:val="26"/>
+                <w:rFonts w:ascii="Times New Roman" w:hAnsi="Times New Roman" w:cs="Times New Roman"/>
+              </w:rPr>
+              <w:t>15</w:t>
             </w:r>
           </w:p>
         </w:tc>
@@ -3020,15 +3178,17 @@
               <w:rPr>
                 <w:rFonts w:ascii="Times New Roman" w:hAnsi="Times New Roman"/>
                 <w:sz w:val="26"/>
-              </w:rPr>
-            </w:r>
-            <w:r>
-              <w:rPr>
-                <w:rFonts w:ascii="Times New Roman" w:hAnsi="Times New Roman"/>
-                <w:b w:val="0"/>
-                <w:sz w:val="26"/>
-              </w:rPr>
-              <w:t>Bài 14. Sức mạnh của máy ủi</w:t>
+                <w:rFonts w:ascii="Times New Roman" w:hAnsi="Times New Roman" w:cs="Times New Roman"/>
+              </w:rPr>
+            </w:r>
+            <w:r>
+              <w:rPr>
+                <w:rFonts w:ascii="Times New Roman" w:hAnsi="Times New Roman"/>
+                <w:b w:val="0"/>
+                <w:sz w:val="26"/>
+                <w:rFonts w:ascii="Times New Roman" w:hAnsi="Times New Roman" w:cs="Times New Roman"/>
+              </w:rPr>
+              <w:t>Bài 13. Vận chuyển đồ vật</w:t>
             </w:r>
           </w:p>
         </w:tc>
@@ -3045,15 +3205,17 @@
               <w:rPr>
                 <w:rFonts w:ascii="Times New Roman" w:hAnsi="Times New Roman"/>
                 <w:sz w:val="26"/>
-              </w:rPr>
-            </w:r>
-            <w:r>
-              <w:rPr>
-                <w:rFonts w:ascii="Times New Roman" w:hAnsi="Times New Roman"/>
-                <w:b w:val="0"/>
-                <w:sz w:val="26"/>
-              </w:rPr>
-              <w:t>16</w:t>
+                <w:rFonts w:ascii="Times New Roman" w:hAnsi="Times New Roman" w:cs="Times New Roman"/>
+              </w:rPr>
+            </w:r>
+            <w:r>
+              <w:rPr>
+                <w:rFonts w:ascii="Times New Roman" w:hAnsi="Times New Roman"/>
+                <w:b w:val="0"/>
+                <w:sz w:val="26"/>
+                <w:rFonts w:ascii="Times New Roman" w:hAnsi="Times New Roman" w:cs="Times New Roman"/>
+              </w:rPr>
+              <w:t>15</w:t>
             </w:r>
           </w:p>
         </w:tc>
@@ -3069,15 +3231,17 @@
               <w:rPr>
                 <w:rFonts w:ascii="Times New Roman" w:hAnsi="Times New Roman"/>
                 <w:sz w:val="26"/>
-              </w:rPr>
-            </w:r>
-            <w:r>
-              <w:rPr>
-                <w:rFonts w:ascii="Times New Roman" w:hAnsi="Times New Roman"/>
-                <w:b w:val="0"/>
-                <w:sz w:val="26"/>
-              </w:rPr>
-              <w:t>Tìm hiểu cơ cấu máy ủi công trường; lắp robot máy ủi.</w:t>
+                <w:rFonts w:ascii="Times New Roman" w:hAnsi="Times New Roman" w:cs="Times New Roman"/>
+              </w:rPr>
+            </w:r>
+            <w:r>
+              <w:rPr>
+                <w:rFonts w:ascii="Times New Roman" w:hAnsi="Times New Roman"/>
+                <w:b w:val="0"/>
+                <w:sz w:val="26"/>
+                <w:rFonts w:ascii="Times New Roman" w:hAnsi="Times New Roman" w:cs="Times New Roman"/>
+              </w:rPr>
+              <w:t>Tìm hiểu xe nâng và cơ cấu nâng; lắp robot xe nâng.</w:t>
             </w:r>
           </w:p>
         </w:tc>
@@ -3096,15 +3260,17 @@
               <w:rPr>
                 <w:rFonts w:ascii="Times New Roman" w:hAnsi="Times New Roman"/>
                 <w:sz w:val="26"/>
-              </w:rPr>
-            </w:r>
-            <w:r>
-              <w:rPr>
-                <w:rFonts w:ascii="Times New Roman" w:hAnsi="Times New Roman"/>
-                <w:b w:val="0"/>
-                <w:sz w:val="26"/>
-              </w:rPr>
-              <w:t>17</w:t>
+                <w:rFonts w:ascii="Times New Roman" w:hAnsi="Times New Roman" w:cs="Times New Roman"/>
+              </w:rPr>
+            </w:r>
+            <w:r>
+              <w:rPr>
+                <w:rFonts w:ascii="Times New Roman" w:hAnsi="Times New Roman"/>
+                <w:b w:val="0"/>
+                <w:sz w:val="26"/>
+                <w:rFonts w:ascii="Times New Roman" w:hAnsi="Times New Roman" w:cs="Times New Roman"/>
+              </w:rPr>
+              <w:t>16</w:t>
             </w:r>
           </w:p>
         </w:tc>
@@ -3120,15 +3286,17 @@
               <w:rPr>
                 <w:rFonts w:ascii="Times New Roman" w:hAnsi="Times New Roman"/>
                 <w:sz w:val="26"/>
-              </w:rPr>
-            </w:r>
-            <w:r>
-              <w:rPr>
-                <w:rFonts w:ascii="Times New Roman" w:hAnsi="Times New Roman"/>
-                <w:b w:val="0"/>
-                <w:sz w:val="26"/>
-              </w:rPr>
-              <w:t>Bài 15. Máy xúc</w:t>
+                <w:rFonts w:ascii="Times New Roman" w:hAnsi="Times New Roman" w:cs="Times New Roman"/>
+              </w:rPr>
+            </w:r>
+            <w:r>
+              <w:rPr>
+                <w:rFonts w:ascii="Times New Roman" w:hAnsi="Times New Roman"/>
+                <w:b w:val="0"/>
+                <w:sz w:val="26"/>
+                <w:rFonts w:ascii="Times New Roman" w:hAnsi="Times New Roman" w:cs="Times New Roman"/>
+              </w:rPr>
+              <w:t>Bài 14. Sức mạnh của máy ủi</w:t>
             </w:r>
           </w:p>
         </w:tc>
@@ -3145,15 +3313,17 @@
               <w:rPr>
                 <w:rFonts w:ascii="Times New Roman" w:hAnsi="Times New Roman"/>
                 <w:sz w:val="26"/>
-              </w:rPr>
-            </w:r>
-            <w:r>
-              <w:rPr>
-                <w:rFonts w:ascii="Times New Roman" w:hAnsi="Times New Roman"/>
-                <w:b w:val="0"/>
-                <w:sz w:val="26"/>
-              </w:rPr>
-              <w:t>17</w:t>
+                <w:rFonts w:ascii="Times New Roman" w:hAnsi="Times New Roman" w:cs="Times New Roman"/>
+              </w:rPr>
+            </w:r>
+            <w:r>
+              <w:rPr>
+                <w:rFonts w:ascii="Times New Roman" w:hAnsi="Times New Roman"/>
+                <w:b w:val="0"/>
+                <w:sz w:val="26"/>
+                <w:rFonts w:ascii="Times New Roman" w:hAnsi="Times New Roman" w:cs="Times New Roman"/>
+              </w:rPr>
+              <w:t>16</w:t>
             </w:r>
           </w:p>
         </w:tc>
@@ -3169,15 +3339,17 @@
               <w:rPr>
                 <w:rFonts w:ascii="Times New Roman" w:hAnsi="Times New Roman"/>
                 <w:sz w:val="26"/>
-              </w:rPr>
-            </w:r>
-            <w:r>
-              <w:rPr>
-                <w:rFonts w:ascii="Times New Roman" w:hAnsi="Times New Roman"/>
-                <w:b w:val="0"/>
-                <w:sz w:val="26"/>
-              </w:rPr>
-              <w:t>Tìm hiểu an toàn lao động và máy xúc; lắp robot máy xúc.</w:t>
+                <w:rFonts w:ascii="Times New Roman" w:hAnsi="Times New Roman" w:cs="Times New Roman"/>
+              </w:rPr>
+            </w:r>
+            <w:r>
+              <w:rPr>
+                <w:rFonts w:ascii="Times New Roman" w:hAnsi="Times New Roman"/>
+                <w:b w:val="0"/>
+                <w:sz w:val="26"/>
+                <w:rFonts w:ascii="Times New Roman" w:hAnsi="Times New Roman" w:cs="Times New Roman"/>
+              </w:rPr>
+              <w:t>Tìm hiểu cơ cấu máy ủi công trường; lắp robot máy ủi.</w:t>
             </w:r>
           </w:p>
         </w:tc>
@@ -3196,15 +3368,17 @@
               <w:rPr>
                 <w:rFonts w:ascii="Times New Roman" w:hAnsi="Times New Roman"/>
                 <w:sz w:val="26"/>
-              </w:rPr>
-            </w:r>
-            <w:r>
-              <w:rPr>
-                <w:rFonts w:ascii="Times New Roman" w:hAnsi="Times New Roman"/>
-                <w:b/>
-                <w:sz w:val="26"/>
-              </w:rPr>
-              <w:t>18</w:t>
+                <w:rFonts w:ascii="Times New Roman" w:hAnsi="Times New Roman" w:cs="Times New Roman"/>
+              </w:rPr>
+            </w:r>
+            <w:r>
+              <w:rPr>
+                <w:rFonts w:ascii="Times New Roman" w:hAnsi="Times New Roman"/>
+                <w:b w:val="0"/>
+                <w:sz w:val="26"/>
+                <w:rFonts w:ascii="Times New Roman" w:hAnsi="Times New Roman" w:cs="Times New Roman"/>
+              </w:rPr>
+              <w:t>17</w:t>
             </w:r>
           </w:p>
         </w:tc>
@@ -3220,15 +3394,17 @@
               <w:rPr>
                 <w:rFonts w:ascii="Times New Roman" w:hAnsi="Times New Roman"/>
                 <w:sz w:val="26"/>
-              </w:rPr>
-            </w:r>
-            <w:r>
-              <w:rPr>
-                <w:rFonts w:ascii="Times New Roman" w:hAnsi="Times New Roman"/>
-                <w:b/>
-                <w:sz w:val="26"/>
-              </w:rPr>
-              <w:t>Ôn tập Đánh giá định kỳ 2</w:t>
+                <w:rFonts w:ascii="Times New Roman" w:hAnsi="Times New Roman" w:cs="Times New Roman"/>
+              </w:rPr>
+            </w:r>
+            <w:r>
+              <w:rPr>
+                <w:rFonts w:ascii="Times New Roman" w:hAnsi="Times New Roman"/>
+                <w:b w:val="0"/>
+                <w:sz w:val="26"/>
+                <w:rFonts w:ascii="Times New Roman" w:hAnsi="Times New Roman" w:cs="Times New Roman"/>
+              </w:rPr>
+              <w:t>Bài 15. Máy xúc</w:t>
             </w:r>
           </w:p>
         </w:tc>
@@ -3245,15 +3421,17 @@
               <w:rPr>
                 <w:rFonts w:ascii="Times New Roman" w:hAnsi="Times New Roman"/>
                 <w:sz w:val="26"/>
-              </w:rPr>
-            </w:r>
-            <w:r>
-              <w:rPr>
-                <w:rFonts w:ascii="Times New Roman" w:hAnsi="Times New Roman"/>
-                <w:b/>
-                <w:sz w:val="26"/>
-              </w:rPr>
-              <w:t>18</w:t>
+                <w:rFonts w:ascii="Times New Roman" w:hAnsi="Times New Roman" w:cs="Times New Roman"/>
+              </w:rPr>
+            </w:r>
+            <w:r>
+              <w:rPr>
+                <w:rFonts w:ascii="Times New Roman" w:hAnsi="Times New Roman"/>
+                <w:b w:val="0"/>
+                <w:sz w:val="26"/>
+                <w:rFonts w:ascii="Times New Roman" w:hAnsi="Times New Roman" w:cs="Times New Roman"/>
+              </w:rPr>
+              <w:t>17</w:t>
             </w:r>
           </w:p>
         </w:tc>
@@ -3269,15 +3447,17 @@
               <w:rPr>
                 <w:rFonts w:ascii="Times New Roman" w:hAnsi="Times New Roman"/>
                 <w:sz w:val="26"/>
-              </w:rPr>
-            </w:r>
-            <w:r>
-              <w:rPr>
-                <w:rFonts w:ascii="Times New Roman" w:hAnsi="Times New Roman"/>
-                <w:b w:val="0"/>
-                <w:sz w:val="26"/>
-              </w:rPr>
-              <w:t>Hệ thống hóa kiến thức chuẩn bị Đánh giá định kỳ 2.</w:t>
+                <w:rFonts w:ascii="Times New Roman" w:hAnsi="Times New Roman" w:cs="Times New Roman"/>
+              </w:rPr>
+            </w:r>
+            <w:r>
+              <w:rPr>
+                <w:rFonts w:ascii="Times New Roman" w:hAnsi="Times New Roman"/>
+                <w:b w:val="0"/>
+                <w:sz w:val="26"/>
+                <w:rFonts w:ascii="Times New Roman" w:hAnsi="Times New Roman" w:cs="Times New Roman"/>
+              </w:rPr>
+              <w:t>Tìm hiểu an toàn lao động và máy xúc; lắp robot máy xúc.</w:t>
             </w:r>
           </w:p>
         </w:tc>
@@ -3296,6 +3476,7 @@
               <w:rPr>
                 <w:rFonts w:ascii="Times New Roman" w:hAnsi="Times New Roman"/>
                 <w:sz w:val="26"/>
+                <w:rFonts w:ascii="Times New Roman" w:hAnsi="Times New Roman" w:cs="Times New Roman"/>
               </w:rPr>
             </w:r>
             <w:r>
@@ -3303,8 +3484,9 @@
                 <w:rFonts w:ascii="Times New Roman" w:hAnsi="Times New Roman"/>
                 <w:b/>
                 <w:sz w:val="26"/>
-              </w:rPr>
-              <w:t>19</w:t>
+                <w:rFonts w:ascii="Times New Roman" w:hAnsi="Times New Roman" w:cs="Times New Roman"/>
+              </w:rPr>
+              <w:t>18</w:t>
             </w:r>
           </w:p>
         </w:tc>
@@ -3320,6 +3502,7 @@
               <w:rPr>
                 <w:rFonts w:ascii="Times New Roman" w:hAnsi="Times New Roman"/>
                 <w:sz w:val="26"/>
+                <w:rFonts w:ascii="Times New Roman" w:hAnsi="Times New Roman" w:cs="Times New Roman"/>
               </w:rPr>
             </w:r>
             <w:r>
@@ -3327,8 +3510,9 @@
                 <w:rFonts w:ascii="Times New Roman" w:hAnsi="Times New Roman"/>
                 <w:b/>
                 <w:sz w:val="26"/>
-              </w:rPr>
-              <w:t>Đánh giá định kỳ 2</w:t>
+                <w:rFonts w:ascii="Times New Roman" w:hAnsi="Times New Roman" w:cs="Times New Roman"/>
+              </w:rPr>
+              <w:t>Ôn tập Đánh giá định kỳ 2</w:t>
             </w:r>
           </w:p>
         </w:tc>
@@ -3345,6 +3529,7 @@
               <w:rPr>
                 <w:rFonts w:ascii="Times New Roman" w:hAnsi="Times New Roman"/>
                 <w:sz w:val="26"/>
+                <w:rFonts w:ascii="Times New Roman" w:hAnsi="Times New Roman" w:cs="Times New Roman"/>
               </w:rPr>
             </w:r>
             <w:r>
@@ -3352,8 +3537,9 @@
                 <w:rFonts w:ascii="Times New Roman" w:hAnsi="Times New Roman"/>
                 <w:b/>
                 <w:sz w:val="26"/>
-              </w:rPr>
-              <w:t>19</w:t>
+                <w:rFonts w:ascii="Times New Roman" w:hAnsi="Times New Roman" w:cs="Times New Roman"/>
+              </w:rPr>
+              <w:t>18</w:t>
             </w:r>
           </w:p>
         </w:tc>
@@ -3369,15 +3555,17 @@
               <w:rPr>
                 <w:rFonts w:ascii="Times New Roman" w:hAnsi="Times New Roman"/>
                 <w:sz w:val="26"/>
-              </w:rPr>
-            </w:r>
-            <w:r>
-              <w:rPr>
-                <w:rFonts w:ascii="Times New Roman" w:hAnsi="Times New Roman"/>
-                <w:b w:val="0"/>
-                <w:sz w:val="26"/>
-              </w:rPr>
-              <w:t>Kiểm tra đánh giá kết quả học tập thực hành Robotics.</w:t>
+                <w:rFonts w:ascii="Times New Roman" w:hAnsi="Times New Roman" w:cs="Times New Roman"/>
+              </w:rPr>
+            </w:r>
+            <w:r>
+              <w:rPr>
+                <w:rFonts w:ascii="Times New Roman" w:hAnsi="Times New Roman"/>
+                <w:b w:val="0"/>
+                <w:sz w:val="26"/>
+                <w:rFonts w:ascii="Times New Roman" w:hAnsi="Times New Roman" w:cs="Times New Roman"/>
+              </w:rPr>
+              <w:t>Hệ thống hóa kiến thức chuẩn bị Đánh giá định kỳ 2.</w:t>
             </w:r>
           </w:p>
         </w:tc>
@@ -3396,15 +3584,17 @@
               <w:rPr>
                 <w:rFonts w:ascii="Times New Roman" w:hAnsi="Times New Roman"/>
                 <w:sz w:val="26"/>
-              </w:rPr>
-            </w:r>
-            <w:r>
-              <w:rPr>
-                <w:rFonts w:ascii="Times New Roman" w:hAnsi="Times New Roman"/>
-                <w:b w:val="0"/>
-                <w:sz w:val="26"/>
-              </w:rPr>
-              <w:t>20</w:t>
+                <w:rFonts w:ascii="Times New Roman" w:hAnsi="Times New Roman" w:cs="Times New Roman"/>
+              </w:rPr>
+            </w:r>
+            <w:r>
+              <w:rPr>
+                <w:rFonts w:ascii="Times New Roman" w:hAnsi="Times New Roman"/>
+                <w:b/>
+                <w:sz w:val="26"/>
+                <w:rFonts w:ascii="Times New Roman" w:hAnsi="Times New Roman" w:cs="Times New Roman"/>
+              </w:rPr>
+              <w:t>19</w:t>
             </w:r>
           </w:p>
         </w:tc>
@@ -3420,15 +3610,17 @@
               <w:rPr>
                 <w:rFonts w:ascii="Times New Roman" w:hAnsi="Times New Roman"/>
                 <w:sz w:val="26"/>
-              </w:rPr>
-            </w:r>
-            <w:r>
-              <w:rPr>
-                <w:rFonts w:ascii="Times New Roman" w:hAnsi="Times New Roman"/>
-                <w:b w:val="0"/>
-                <w:sz w:val="26"/>
-              </w:rPr>
-              <w:t>Bài 16. Cùng nhau đi khắp thế giới</w:t>
+                <w:rFonts w:ascii="Times New Roman" w:hAnsi="Times New Roman" w:cs="Times New Roman"/>
+              </w:rPr>
+            </w:r>
+            <w:r>
+              <w:rPr>
+                <w:rFonts w:ascii="Times New Roman" w:hAnsi="Times New Roman"/>
+                <w:b/>
+                <w:sz w:val="26"/>
+                <w:rFonts w:ascii="Times New Roman" w:hAnsi="Times New Roman" w:cs="Times New Roman"/>
+              </w:rPr>
+              <w:t>Đánh giá định kỳ 2</w:t>
             </w:r>
           </w:p>
         </w:tc>
@@ -3445,15 +3637,17 @@
               <w:rPr>
                 <w:rFonts w:ascii="Times New Roman" w:hAnsi="Times New Roman"/>
                 <w:sz w:val="26"/>
-              </w:rPr>
-            </w:r>
-            <w:r>
-              <w:rPr>
-                <w:rFonts w:ascii="Times New Roman" w:hAnsi="Times New Roman"/>
-                <w:b w:val="0"/>
-                <w:sz w:val="26"/>
-              </w:rPr>
-              <w:t>20</w:t>
+                <w:rFonts w:ascii="Times New Roman" w:hAnsi="Times New Roman" w:cs="Times New Roman"/>
+              </w:rPr>
+            </w:r>
+            <w:r>
+              <w:rPr>
+                <w:rFonts w:ascii="Times New Roman" w:hAnsi="Times New Roman"/>
+                <w:b/>
+                <w:sz w:val="26"/>
+                <w:rFonts w:ascii="Times New Roman" w:hAnsi="Times New Roman" w:cs="Times New Roman"/>
+              </w:rPr>
+              <w:t>19</w:t>
             </w:r>
           </w:p>
         </w:tc>
@@ -3469,15 +3663,17 @@
               <w:rPr>
                 <w:rFonts w:ascii="Times New Roman" w:hAnsi="Times New Roman"/>
                 <w:sz w:val="26"/>
-              </w:rPr>
-            </w:r>
-            <w:r>
-              <w:rPr>
-                <w:rFonts w:ascii="Times New Roman" w:hAnsi="Times New Roman"/>
-                <w:b w:val="0"/>
-                <w:sz w:val="26"/>
-              </w:rPr>
-              <w:t>Tìm hiểu nguyên lý trực thăng; lắp robot trực thăng.</w:t>
+                <w:rFonts w:ascii="Times New Roman" w:hAnsi="Times New Roman" w:cs="Times New Roman"/>
+              </w:rPr>
+            </w:r>
+            <w:r>
+              <w:rPr>
+                <w:rFonts w:ascii="Times New Roman" w:hAnsi="Times New Roman"/>
+                <w:b w:val="0"/>
+                <w:sz w:val="26"/>
+                <w:rFonts w:ascii="Times New Roman" w:hAnsi="Times New Roman" w:cs="Times New Roman"/>
+              </w:rPr>
+              <w:t>Kiểm tra đánh giá kết quả học tập thực hành Robotics.</w:t>
             </w:r>
           </w:p>
         </w:tc>
@@ -3485,99 +3681,107 @@
       <w:tr>
         <w:tc>
           <w:tcPr>
-            <w:tcW w:type="dxa" w:w="846"/>
-          </w:tcPr>
-          <w:p>
-            <w:pPr>
-              <w:spacing w:before="20" w:after="20"/>
-              <w:jc w:val="center"/>
-            </w:pPr>
-            <w:r>
-              <w:rPr>
-                <w:rFonts w:ascii="Times New Roman" w:hAnsi="Times New Roman"/>
-                <w:sz w:val="26"/>
-              </w:rPr>
-            </w:r>
-            <w:r>
-              <w:rPr>
-                <w:rFonts w:ascii="Times New Roman" w:hAnsi="Times New Roman"/>
-                <w:b w:val="0"/>
-                <w:sz w:val="26"/>
-              </w:rPr>
-              <w:t>21</w:t>
-            </w:r>
-          </w:p>
-        </w:tc>
-        <w:tc>
-          <w:tcPr>
-            <w:tcW w:type="dxa" w:w="3118"/>
-          </w:tcPr>
-          <w:p>
-            <w:pPr>
-              <w:spacing w:before="20" w:after="20"/>
-            </w:pPr>
-            <w:r>
-              <w:rPr>
-                <w:rFonts w:ascii="Times New Roman" w:hAnsi="Times New Roman"/>
-                <w:sz w:val="26"/>
-              </w:rPr>
-            </w:r>
-            <w:r>
-              <w:rPr>
-                <w:rFonts w:ascii="Times New Roman" w:hAnsi="Times New Roman"/>
-                <w:b w:val="0"/>
-                <w:sz w:val="26"/>
-              </w:rPr>
-              <w:t>Bài 17. Nhắm và bắn!</w:t>
-            </w:r>
-          </w:p>
-        </w:tc>
-        <w:tc>
-          <w:tcPr>
-            <w:tcW w:type="dxa" w:w="1134"/>
-          </w:tcPr>
-          <w:p>
-            <w:pPr>
-              <w:spacing w:before="20" w:after="20"/>
-              <w:jc w:val="center"/>
-            </w:pPr>
-            <w:r>
-              <w:rPr>
-                <w:rFonts w:ascii="Times New Roman" w:hAnsi="Times New Roman"/>
-                <w:sz w:val="26"/>
-              </w:rPr>
-            </w:r>
-            <w:r>
-              <w:rPr>
-                <w:rFonts w:ascii="Times New Roman" w:hAnsi="Times New Roman"/>
-                <w:b w:val="0"/>
-                <w:sz w:val="26"/>
-              </w:rPr>
-              <w:t>21</w:t>
-            </w:r>
-          </w:p>
-        </w:tc>
-        <w:tc>
-          <w:tcPr>
-            <w:tcW w:type="dxa" w:w="4536"/>
-          </w:tcPr>
-          <w:p>
-            <w:pPr>
-              <w:spacing w:before="20" w:after="20"/>
-            </w:pPr>
-            <w:r>
-              <w:rPr>
-                <w:rFonts w:ascii="Times New Roman" w:hAnsi="Times New Roman"/>
-                <w:sz w:val="26"/>
-              </w:rPr>
-            </w:r>
-            <w:r>
-              <w:rPr>
-                <w:rFonts w:ascii="Times New Roman" w:hAnsi="Times New Roman"/>
-                <w:b w:val="0"/>
-                <w:sz w:val="26"/>
-              </w:rPr>
-              <w:t>Tìm hiểu lực ném và cơ cấu máy bắn đá; lắp robot bắn đá.</w:t>
+            <w:tcW w:w="846" w:type="dxa"/>
+          </w:tcPr>
+          <w:p>
+            <w:pPr>
+              <w:spacing w:before="20" w:after="20"/>
+              <w:jc w:val="center"/>
+            </w:pPr>
+            <w:r>
+              <w:rPr>
+                <w:rFonts w:ascii="Times New Roman" w:hAnsi="Times New Roman"/>
+                <w:sz w:val="26"/>
+                <w:rFonts w:ascii="Times New Roman" w:hAnsi="Times New Roman" w:cs="Times New Roman"/>
+              </w:rPr>
+            </w:r>
+            <w:r>
+              <w:rPr>
+                <w:rFonts w:ascii="Times New Roman" w:hAnsi="Times New Roman"/>
+                <w:b w:val="0"/>
+                <w:sz w:val="26"/>
+                <w:rFonts w:ascii="Times New Roman" w:hAnsi="Times New Roman" w:cs="Times New Roman"/>
+              </w:rPr>
+              <w:t>20</w:t>
+            </w:r>
+          </w:p>
+        </w:tc>
+        <w:tc>
+          <w:tcPr>
+            <w:tcW w:w="3118" w:type="dxa"/>
+          </w:tcPr>
+          <w:p>
+            <w:pPr>
+              <w:spacing w:before="20" w:after="20"/>
+            </w:pPr>
+            <w:r>
+              <w:rPr>
+                <w:rFonts w:ascii="Times New Roman" w:hAnsi="Times New Roman"/>
+                <w:sz w:val="26"/>
+                <w:rFonts w:ascii="Times New Roman" w:hAnsi="Times New Roman" w:cs="Times New Roman"/>
+              </w:rPr>
+            </w:r>
+            <w:r>
+              <w:rPr>
+                <w:rFonts w:ascii="Times New Roman" w:hAnsi="Times New Roman"/>
+                <w:b w:val="0"/>
+                <w:sz w:val="26"/>
+                <w:rFonts w:ascii="Times New Roman" w:hAnsi="Times New Roman" w:cs="Times New Roman"/>
+              </w:rPr>
+              <w:t>Bài 16. Cùng nhau đi khắp thế giới</w:t>
+            </w:r>
+          </w:p>
+        </w:tc>
+        <w:tc>
+          <w:tcPr>
+            <w:tcW w:w="1134" w:type="dxa"/>
+          </w:tcPr>
+          <w:p>
+            <w:pPr>
+              <w:spacing w:before="20" w:after="20"/>
+              <w:jc w:val="center"/>
+            </w:pPr>
+            <w:r>
+              <w:rPr>
+                <w:rFonts w:ascii="Times New Roman" w:hAnsi="Times New Roman"/>
+                <w:sz w:val="26"/>
+                <w:rFonts w:ascii="Times New Roman" w:hAnsi="Times New Roman" w:cs="Times New Roman"/>
+              </w:rPr>
+            </w:r>
+            <w:r>
+              <w:rPr>
+                <w:rFonts w:ascii="Times New Roman" w:hAnsi="Times New Roman"/>
+                <w:b w:val="0"/>
+                <w:sz w:val="26"/>
+                <w:rFonts w:ascii="Times New Roman" w:hAnsi="Times New Roman" w:cs="Times New Roman"/>
+              </w:rPr>
+              <w:t>20</w:t>
+            </w:r>
+          </w:p>
+        </w:tc>
+        <w:tc>
+          <w:tcPr>
+            <w:tcW w:w="4536" w:type="dxa"/>
+          </w:tcPr>
+          <w:p>
+            <w:pPr>
+              <w:spacing w:before="20" w:after="20"/>
+            </w:pPr>
+            <w:r>
+              <w:rPr>
+                <w:rFonts w:ascii="Times New Roman" w:hAnsi="Times New Roman"/>
+                <w:sz w:val="26"/>
+                <w:rFonts w:ascii="Times New Roman" w:hAnsi="Times New Roman" w:cs="Times New Roman"/>
+              </w:rPr>
+            </w:r>
+            <w:r>
+              <w:rPr>
+                <w:rFonts w:ascii="Times New Roman" w:hAnsi="Times New Roman"/>
+                <w:b w:val="0"/>
+                <w:sz w:val="26"/>
+                <w:rFonts w:ascii="Times New Roman" w:hAnsi="Times New Roman" w:cs="Times New Roman"/>
+              </w:rPr>
+              <w:t>Tìm hiểu nguyên lý trực thăng; lắp robot trực thăng.</w:t>
             </w:r>
           </w:p>
         </w:tc>
@@ -3596,15 +3800,17 @@
               <w:rPr>
                 <w:rFonts w:ascii="Times New Roman" w:hAnsi="Times New Roman"/>
                 <w:sz w:val="26"/>
-              </w:rPr>
-            </w:r>
-            <w:r>
-              <w:rPr>
-                <w:rFonts w:ascii="Times New Roman" w:hAnsi="Times New Roman"/>
-                <w:b w:val="0"/>
-                <w:sz w:val="26"/>
-              </w:rPr>
-              <w:t>22</w:t>
+                <w:rFonts w:ascii="Times New Roman" w:hAnsi="Times New Roman" w:cs="Times New Roman"/>
+              </w:rPr>
+            </w:r>
+            <w:r>
+              <w:rPr>
+                <w:rFonts w:ascii="Times New Roman" w:hAnsi="Times New Roman"/>
+                <w:b w:val="0"/>
+                <w:sz w:val="26"/>
+                <w:rFonts w:ascii="Times New Roman" w:hAnsi="Times New Roman" w:cs="Times New Roman"/>
+              </w:rPr>
+              <w:t>21</w:t>
             </w:r>
           </w:p>
         </w:tc>
@@ -3620,15 +3826,17 @@
               <w:rPr>
                 <w:rFonts w:ascii="Times New Roman" w:hAnsi="Times New Roman"/>
                 <w:sz w:val="26"/>
-              </w:rPr>
-            </w:r>
-            <w:r>
-              <w:rPr>
-                <w:rFonts w:ascii="Times New Roman" w:hAnsi="Times New Roman"/>
-                <w:b w:val="0"/>
-                <w:sz w:val="26"/>
-              </w:rPr>
-              <w:t>Bài 18. Độ đàn hồi, lực đẩy của cung tên</w:t>
+                <w:rFonts w:ascii="Times New Roman" w:hAnsi="Times New Roman" w:cs="Times New Roman"/>
+              </w:rPr>
+            </w:r>
+            <w:r>
+              <w:rPr>
+                <w:rFonts w:ascii="Times New Roman" w:hAnsi="Times New Roman"/>
+                <w:b w:val="0"/>
+                <w:sz w:val="26"/>
+                <w:rFonts w:ascii="Times New Roman" w:hAnsi="Times New Roman" w:cs="Times New Roman"/>
+              </w:rPr>
+              <w:t>Bài 17. Nhắm và bắn!</w:t>
             </w:r>
           </w:p>
         </w:tc>
@@ -3645,15 +3853,17 @@
               <w:rPr>
                 <w:rFonts w:ascii="Times New Roman" w:hAnsi="Times New Roman"/>
                 <w:sz w:val="26"/>
-              </w:rPr>
-            </w:r>
-            <w:r>
-              <w:rPr>
-                <w:rFonts w:ascii="Times New Roman" w:hAnsi="Times New Roman"/>
-                <w:b w:val="0"/>
-                <w:sz w:val="26"/>
-              </w:rPr>
-              <w:t>22</w:t>
+                <w:rFonts w:ascii="Times New Roman" w:hAnsi="Times New Roman" w:cs="Times New Roman"/>
+              </w:rPr>
+            </w:r>
+            <w:r>
+              <w:rPr>
+                <w:rFonts w:ascii="Times New Roman" w:hAnsi="Times New Roman"/>
+                <w:b w:val="0"/>
+                <w:sz w:val="26"/>
+                <w:rFonts w:ascii="Times New Roman" w:hAnsi="Times New Roman" w:cs="Times New Roman"/>
+              </w:rPr>
+              <w:t>21</w:t>
             </w:r>
           </w:p>
         </w:tc>
@@ -3669,15 +3879,17 @@
               <w:rPr>
                 <w:rFonts w:ascii="Times New Roman" w:hAnsi="Times New Roman"/>
                 <w:sz w:val="26"/>
-              </w:rPr>
-            </w:r>
-            <w:r>
-              <w:rPr>
-                <w:rFonts w:ascii="Times New Roman" w:hAnsi="Times New Roman"/>
-                <w:b w:val="0"/>
-                <w:sz w:val="26"/>
-              </w:rPr>
-              <w:t>Tìm hiểu lực đàn hồi và cơ cấu cung tên; lắp robot bắn cung.</w:t>
+                <w:rFonts w:ascii="Times New Roman" w:hAnsi="Times New Roman" w:cs="Times New Roman"/>
+              </w:rPr>
+            </w:r>
+            <w:r>
+              <w:rPr>
+                <w:rFonts w:ascii="Times New Roman" w:hAnsi="Times New Roman"/>
+                <w:b w:val="0"/>
+                <w:sz w:val="26"/>
+                <w:rFonts w:ascii="Times New Roman" w:hAnsi="Times New Roman" w:cs="Times New Roman"/>
+              </w:rPr>
+              <w:t>Tìm hiểu lực ném và cơ cấu máy bắn đá; lắp robot bắn đá.</w:t>
             </w:r>
           </w:p>
         </w:tc>
@@ -3696,15 +3908,17 @@
               <w:rPr>
                 <w:rFonts w:ascii="Times New Roman" w:hAnsi="Times New Roman"/>
                 <w:sz w:val="26"/>
-              </w:rPr>
-            </w:r>
-            <w:r>
-              <w:rPr>
-                <w:rFonts w:ascii="Times New Roman" w:hAnsi="Times New Roman"/>
-                <w:b w:val="0"/>
-                <w:sz w:val="26"/>
-              </w:rPr>
-              <w:t>23</w:t>
+                <w:rFonts w:ascii="Times New Roman" w:hAnsi="Times New Roman" w:cs="Times New Roman"/>
+              </w:rPr>
+            </w:r>
+            <w:r>
+              <w:rPr>
+                <w:rFonts w:ascii="Times New Roman" w:hAnsi="Times New Roman"/>
+                <w:b w:val="0"/>
+                <w:sz w:val="26"/>
+                <w:rFonts w:ascii="Times New Roman" w:hAnsi="Times New Roman" w:cs="Times New Roman"/>
+              </w:rPr>
+              <w:t>22</w:t>
             </w:r>
           </w:p>
         </w:tc>
@@ -3720,15 +3934,17 @@
               <w:rPr>
                 <w:rFonts w:ascii="Times New Roman" w:hAnsi="Times New Roman"/>
                 <w:sz w:val="26"/>
-              </w:rPr>
-            </w:r>
-            <w:r>
-              <w:rPr>
-                <w:rFonts w:ascii="Times New Roman" w:hAnsi="Times New Roman"/>
-                <w:b w:val="0"/>
-                <w:sz w:val="26"/>
-              </w:rPr>
-              <w:t>Bài 19. Ba! Hai! Một! Bắn!!!</w:t>
+                <w:rFonts w:ascii="Times New Roman" w:hAnsi="Times New Roman" w:cs="Times New Roman"/>
+              </w:rPr>
+            </w:r>
+            <w:r>
+              <w:rPr>
+                <w:rFonts w:ascii="Times New Roman" w:hAnsi="Times New Roman"/>
+                <w:b w:val="0"/>
+                <w:sz w:val="26"/>
+                <w:rFonts w:ascii="Times New Roman" w:hAnsi="Times New Roman" w:cs="Times New Roman"/>
+              </w:rPr>
+              <w:t>Bài 18. Độ đàn hồi, lực đẩy của cung tên</w:t>
             </w:r>
           </w:p>
         </w:tc>
@@ -3745,15 +3961,17 @@
               <w:rPr>
                 <w:rFonts w:ascii="Times New Roman" w:hAnsi="Times New Roman"/>
                 <w:sz w:val="26"/>
-              </w:rPr>
-            </w:r>
-            <w:r>
-              <w:rPr>
-                <w:rFonts w:ascii="Times New Roman" w:hAnsi="Times New Roman"/>
-                <w:b w:val="0"/>
-                <w:sz w:val="26"/>
-              </w:rPr>
-              <w:t>23</w:t>
+                <w:rFonts w:ascii="Times New Roman" w:hAnsi="Times New Roman" w:cs="Times New Roman"/>
+              </w:rPr>
+            </w:r>
+            <w:r>
+              <w:rPr>
+                <w:rFonts w:ascii="Times New Roman" w:hAnsi="Times New Roman"/>
+                <w:b w:val="0"/>
+                <w:sz w:val="26"/>
+                <w:rFonts w:ascii="Times New Roman" w:hAnsi="Times New Roman" w:cs="Times New Roman"/>
+              </w:rPr>
+              <w:t>22</w:t>
             </w:r>
           </w:p>
         </w:tc>
@@ -3769,15 +3987,17 @@
               <w:rPr>
                 <w:rFonts w:ascii="Times New Roman" w:hAnsi="Times New Roman"/>
                 <w:sz w:val="26"/>
-              </w:rPr>
-            </w:r>
-            <w:r>
-              <w:rPr>
-                <w:rFonts w:ascii="Times New Roman" w:hAnsi="Times New Roman"/>
-                <w:b w:val="0"/>
-                <w:sz w:val="26"/>
-              </w:rPr>
-              <w:t>Tìm hiểu quỹ đạo bắn đại bác; lắp robot súng đại bác.</w:t>
+                <w:rFonts w:ascii="Times New Roman" w:hAnsi="Times New Roman" w:cs="Times New Roman"/>
+              </w:rPr>
+            </w:r>
+            <w:r>
+              <w:rPr>
+                <w:rFonts w:ascii="Times New Roman" w:hAnsi="Times New Roman"/>
+                <w:b w:val="0"/>
+                <w:sz w:val="26"/>
+                <w:rFonts w:ascii="Times New Roman" w:hAnsi="Times New Roman" w:cs="Times New Roman"/>
+              </w:rPr>
+              <w:t>Tìm hiểu lực đàn hồi và cơ cấu cung tên; lắp robot bắn cung.</w:t>
             </w:r>
           </w:p>
         </w:tc>
@@ -3796,15 +4016,17 @@
               <w:rPr>
                 <w:rFonts w:ascii="Times New Roman" w:hAnsi="Times New Roman"/>
                 <w:sz w:val="26"/>
-              </w:rPr>
-            </w:r>
-            <w:r>
-              <w:rPr>
-                <w:rFonts w:ascii="Times New Roman" w:hAnsi="Times New Roman"/>
-                <w:b w:val="0"/>
-                <w:sz w:val="26"/>
-              </w:rPr>
-              <w:t>24</w:t>
+                <w:rFonts w:ascii="Times New Roman" w:hAnsi="Times New Roman" w:cs="Times New Roman"/>
+              </w:rPr>
+            </w:r>
+            <w:r>
+              <w:rPr>
+                <w:rFonts w:ascii="Times New Roman" w:hAnsi="Times New Roman"/>
+                <w:b w:val="0"/>
+                <w:sz w:val="26"/>
+                <w:rFonts w:ascii="Times New Roman" w:hAnsi="Times New Roman" w:cs="Times New Roman"/>
+              </w:rPr>
+              <w:t>23</w:t>
             </w:r>
           </w:p>
         </w:tc>
@@ -3820,15 +4042,17 @@
               <w:rPr>
                 <w:rFonts w:ascii="Times New Roman" w:hAnsi="Times New Roman"/>
                 <w:sz w:val="26"/>
-              </w:rPr>
-            </w:r>
-            <w:r>
-              <w:rPr>
-                <w:rFonts w:ascii="Times New Roman" w:hAnsi="Times New Roman"/>
-                <w:b w:val="0"/>
-                <w:sz w:val="26"/>
-              </w:rPr>
-              <w:t>Bài 20. Cùng nhau tham quan thành phố</w:t>
+                <w:rFonts w:ascii="Times New Roman" w:hAnsi="Times New Roman" w:cs="Times New Roman"/>
+              </w:rPr>
+            </w:r>
+            <w:r>
+              <w:rPr>
+                <w:rFonts w:ascii="Times New Roman" w:hAnsi="Times New Roman"/>
+                <w:b w:val="0"/>
+                <w:sz w:val="26"/>
+                <w:rFonts w:ascii="Times New Roman" w:hAnsi="Times New Roman" w:cs="Times New Roman"/>
+              </w:rPr>
+              <w:t>Bài 19. Ba! Hai! Một! Bắn!!!</w:t>
             </w:r>
           </w:p>
         </w:tc>
@@ -3845,15 +4069,17 @@
               <w:rPr>
                 <w:rFonts w:ascii="Times New Roman" w:hAnsi="Times New Roman"/>
                 <w:sz w:val="26"/>
-              </w:rPr>
-            </w:r>
-            <w:r>
-              <w:rPr>
-                <w:rFonts w:ascii="Times New Roman" w:hAnsi="Times New Roman"/>
-                <w:b w:val="0"/>
-                <w:sz w:val="26"/>
-              </w:rPr>
-              <w:t>24</w:t>
+                <w:rFonts w:ascii="Times New Roman" w:hAnsi="Times New Roman" w:cs="Times New Roman"/>
+              </w:rPr>
+            </w:r>
+            <w:r>
+              <w:rPr>
+                <w:rFonts w:ascii="Times New Roman" w:hAnsi="Times New Roman"/>
+                <w:b w:val="0"/>
+                <w:sz w:val="26"/>
+                <w:rFonts w:ascii="Times New Roman" w:hAnsi="Times New Roman" w:cs="Times New Roman"/>
+              </w:rPr>
+              <w:t>23</w:t>
             </w:r>
           </w:p>
         </w:tc>
@@ -3869,15 +4095,17 @@
               <w:rPr>
                 <w:rFonts w:ascii="Times New Roman" w:hAnsi="Times New Roman"/>
                 <w:sz w:val="26"/>
-              </w:rPr>
-            </w:r>
-            <w:r>
-              <w:rPr>
-                <w:rFonts w:ascii="Times New Roman" w:hAnsi="Times New Roman"/>
-                <w:b w:val="0"/>
-                <w:sz w:val="26"/>
-              </w:rPr>
-              <w:t>Tìm hiểu phương tiện giao thông công cộng; lắp robot xe buýt.</w:t>
+                <w:rFonts w:ascii="Times New Roman" w:hAnsi="Times New Roman" w:cs="Times New Roman"/>
+              </w:rPr>
+            </w:r>
+            <w:r>
+              <w:rPr>
+                <w:rFonts w:ascii="Times New Roman" w:hAnsi="Times New Roman"/>
+                <w:b w:val="0"/>
+                <w:sz w:val="26"/>
+                <w:rFonts w:ascii="Times New Roman" w:hAnsi="Times New Roman" w:cs="Times New Roman"/>
+              </w:rPr>
+              <w:t>Tìm hiểu quỹ đạo bắn đại bác; lắp robot súng đại bác.</w:t>
             </w:r>
           </w:p>
         </w:tc>
@@ -3896,15 +4124,17 @@
               <w:rPr>
                 <w:rFonts w:ascii="Times New Roman" w:hAnsi="Times New Roman"/>
                 <w:sz w:val="26"/>
-              </w:rPr>
-            </w:r>
-            <w:r>
-              <w:rPr>
-                <w:rFonts w:ascii="Times New Roman" w:hAnsi="Times New Roman"/>
-                <w:b w:val="0"/>
-                <w:sz w:val="26"/>
-              </w:rPr>
-              <w:t>25</w:t>
+                <w:rFonts w:ascii="Times New Roman" w:hAnsi="Times New Roman" w:cs="Times New Roman"/>
+              </w:rPr>
+            </w:r>
+            <w:r>
+              <w:rPr>
+                <w:rFonts w:ascii="Times New Roman" w:hAnsi="Times New Roman"/>
+                <w:b w:val="0"/>
+                <w:sz w:val="26"/>
+                <w:rFonts w:ascii="Times New Roman" w:hAnsi="Times New Roman" w:cs="Times New Roman"/>
+              </w:rPr>
+              <w:t>24</w:t>
             </w:r>
           </w:p>
         </w:tc>
@@ -3920,15 +4150,17 @@
               <w:rPr>
                 <w:rFonts w:ascii="Times New Roman" w:hAnsi="Times New Roman"/>
                 <w:sz w:val="26"/>
-              </w:rPr>
-            </w:r>
-            <w:r>
-              <w:rPr>
-                <w:rFonts w:ascii="Times New Roman" w:hAnsi="Times New Roman"/>
-                <w:b w:val="0"/>
-                <w:sz w:val="26"/>
-              </w:rPr>
-              <w:t>Bài 21. Khám phá trang phục người da đỏ</w:t>
+                <w:rFonts w:ascii="Times New Roman" w:hAnsi="Times New Roman" w:cs="Times New Roman"/>
+              </w:rPr>
+            </w:r>
+            <w:r>
+              <w:rPr>
+                <w:rFonts w:ascii="Times New Roman" w:hAnsi="Times New Roman"/>
+                <w:b w:val="0"/>
+                <w:sz w:val="26"/>
+                <w:rFonts w:ascii="Times New Roman" w:hAnsi="Times New Roman" w:cs="Times New Roman"/>
+              </w:rPr>
+              <w:t>Bài 20. Cùng nhau tham quan thành phố</w:t>
             </w:r>
           </w:p>
         </w:tc>
@@ -3945,15 +4177,17 @@
               <w:rPr>
                 <w:rFonts w:ascii="Times New Roman" w:hAnsi="Times New Roman"/>
                 <w:sz w:val="26"/>
-              </w:rPr>
-            </w:r>
-            <w:r>
-              <w:rPr>
-                <w:rFonts w:ascii="Times New Roman" w:hAnsi="Times New Roman"/>
-                <w:b w:val="0"/>
-                <w:sz w:val="26"/>
-              </w:rPr>
-              <w:t>25</w:t>
+                <w:rFonts w:ascii="Times New Roman" w:hAnsi="Times New Roman" w:cs="Times New Roman"/>
+              </w:rPr>
+            </w:r>
+            <w:r>
+              <w:rPr>
+                <w:rFonts w:ascii="Times New Roman" w:hAnsi="Times New Roman"/>
+                <w:b w:val="0"/>
+                <w:sz w:val="26"/>
+                <w:rFonts w:ascii="Times New Roman" w:hAnsi="Times New Roman" w:cs="Times New Roman"/>
+              </w:rPr>
+              <w:t>24</w:t>
             </w:r>
           </w:p>
         </w:tc>
@@ -3969,15 +4203,17 @@
               <w:rPr>
                 <w:rFonts w:ascii="Times New Roman" w:hAnsi="Times New Roman"/>
                 <w:sz w:val="26"/>
-              </w:rPr>
-            </w:r>
-            <w:r>
-              <w:rPr>
-                <w:rFonts w:ascii="Times New Roman" w:hAnsi="Times New Roman"/>
-                <w:b w:val="0"/>
-                <w:sz w:val="26"/>
-              </w:rPr>
-              <w:t>Tìm hiểu văn hóa và điệu nhảy truyền thống; lắp robot nhảy múa.</w:t>
+                <w:rFonts w:ascii="Times New Roman" w:hAnsi="Times New Roman" w:cs="Times New Roman"/>
+              </w:rPr>
+            </w:r>
+            <w:r>
+              <w:rPr>
+                <w:rFonts w:ascii="Times New Roman" w:hAnsi="Times New Roman"/>
+                <w:b w:val="0"/>
+                <w:sz w:val="26"/>
+                <w:rFonts w:ascii="Times New Roman" w:hAnsi="Times New Roman" w:cs="Times New Roman"/>
+              </w:rPr>
+              <w:t>Tìm hiểu phương tiện giao thông công cộng; lắp robot xe buýt.</w:t>
             </w:r>
           </w:p>
         </w:tc>
@@ -3996,15 +4232,17 @@
               <w:rPr>
                 <w:rFonts w:ascii="Times New Roman" w:hAnsi="Times New Roman"/>
                 <w:sz w:val="26"/>
-              </w:rPr>
-            </w:r>
-            <w:r>
-              <w:rPr>
-                <w:rFonts w:ascii="Times New Roman" w:hAnsi="Times New Roman"/>
-                <w:b w:val="0"/>
-                <w:sz w:val="26"/>
-              </w:rPr>
-              <w:t>26</w:t>
+                <w:rFonts w:ascii="Times New Roman" w:hAnsi="Times New Roman" w:cs="Times New Roman"/>
+              </w:rPr>
+            </w:r>
+            <w:r>
+              <w:rPr>
+                <w:rFonts w:ascii="Times New Roman" w:hAnsi="Times New Roman"/>
+                <w:b w:val="0"/>
+                <w:sz w:val="26"/>
+                <w:rFonts w:ascii="Times New Roman" w:hAnsi="Times New Roman" w:cs="Times New Roman"/>
+              </w:rPr>
+              <w:t>25</w:t>
             </w:r>
           </w:p>
         </w:tc>
@@ -4020,15 +4258,17 @@
               <w:rPr>
                 <w:rFonts w:ascii="Times New Roman" w:hAnsi="Times New Roman"/>
                 <w:sz w:val="26"/>
-              </w:rPr>
-            </w:r>
-            <w:r>
-              <w:rPr>
-                <w:rFonts w:ascii="Times New Roman" w:hAnsi="Times New Roman"/>
-                <w:b w:val="0"/>
-                <w:sz w:val="26"/>
-              </w:rPr>
-              <w:t>Bài 22. Cá sấu thật ngầu!</w:t>
+                <w:rFonts w:ascii="Times New Roman" w:hAnsi="Times New Roman" w:cs="Times New Roman"/>
+              </w:rPr>
+            </w:r>
+            <w:r>
+              <w:rPr>
+                <w:rFonts w:ascii="Times New Roman" w:hAnsi="Times New Roman"/>
+                <w:b w:val="0"/>
+                <w:sz w:val="26"/>
+                <w:rFonts w:ascii="Times New Roman" w:hAnsi="Times New Roman" w:cs="Times New Roman"/>
+              </w:rPr>
+              <w:t>Bài 21. Khám phá trang phục người da đỏ</w:t>
             </w:r>
           </w:p>
         </w:tc>
@@ -4045,15 +4285,17 @@
               <w:rPr>
                 <w:rFonts w:ascii="Times New Roman" w:hAnsi="Times New Roman"/>
                 <w:sz w:val="26"/>
-              </w:rPr>
-            </w:r>
-            <w:r>
-              <w:rPr>
-                <w:rFonts w:ascii="Times New Roman" w:hAnsi="Times New Roman"/>
-                <w:b w:val="0"/>
-                <w:sz w:val="26"/>
-              </w:rPr>
-              <w:t>26</w:t>
+                <w:rFonts w:ascii="Times New Roman" w:hAnsi="Times New Roman" w:cs="Times New Roman"/>
+              </w:rPr>
+            </w:r>
+            <w:r>
+              <w:rPr>
+                <w:rFonts w:ascii="Times New Roman" w:hAnsi="Times New Roman"/>
+                <w:b w:val="0"/>
+                <w:sz w:val="26"/>
+                <w:rFonts w:ascii="Times New Roman" w:hAnsi="Times New Roman" w:cs="Times New Roman"/>
+              </w:rPr>
+              <w:t>25</w:t>
             </w:r>
           </w:p>
         </w:tc>
@@ -4069,15 +4311,17 @@
               <w:rPr>
                 <w:rFonts w:ascii="Times New Roman" w:hAnsi="Times New Roman"/>
                 <w:sz w:val="26"/>
-              </w:rPr>
-            </w:r>
-            <w:r>
-              <w:rPr>
-                <w:rFonts w:ascii="Times New Roman" w:hAnsi="Times New Roman"/>
-                <w:b w:val="0"/>
-                <w:sz w:val="26"/>
-              </w:rPr>
-              <w:t>Tìm hiểu tập tính cá sấu; lắp robot cá sấu đớp mồi.</w:t>
+                <w:rFonts w:ascii="Times New Roman" w:hAnsi="Times New Roman" w:cs="Times New Roman"/>
+              </w:rPr>
+            </w:r>
+            <w:r>
+              <w:rPr>
+                <w:rFonts w:ascii="Times New Roman" w:hAnsi="Times New Roman"/>
+                <w:b w:val="0"/>
+                <w:sz w:val="26"/>
+                <w:rFonts w:ascii="Times New Roman" w:hAnsi="Times New Roman" w:cs="Times New Roman"/>
+              </w:rPr>
+              <w:t>Tìm hiểu văn hóa và điệu nhảy truyền thống; lắp robot nhảy múa.</w:t>
             </w:r>
           </w:p>
         </w:tc>
@@ -4096,15 +4340,17 @@
               <w:rPr>
                 <w:rFonts w:ascii="Times New Roman" w:hAnsi="Times New Roman"/>
                 <w:sz w:val="26"/>
-              </w:rPr>
-            </w:r>
-            <w:r>
-              <w:rPr>
-                <w:rFonts w:ascii="Times New Roman" w:hAnsi="Times New Roman"/>
-                <w:b/>
-                <w:sz w:val="26"/>
-              </w:rPr>
-              <w:t>27</w:t>
+                <w:rFonts w:ascii="Times New Roman" w:hAnsi="Times New Roman" w:cs="Times New Roman"/>
+              </w:rPr>
+            </w:r>
+            <w:r>
+              <w:rPr>
+                <w:rFonts w:ascii="Times New Roman" w:hAnsi="Times New Roman"/>
+                <w:b w:val="0"/>
+                <w:sz w:val="26"/>
+                <w:rFonts w:ascii="Times New Roman" w:hAnsi="Times New Roman" w:cs="Times New Roman"/>
+              </w:rPr>
+              <w:t>26</w:t>
             </w:r>
           </w:p>
         </w:tc>
@@ -4120,15 +4366,17 @@
               <w:rPr>
                 <w:rFonts w:ascii="Times New Roman" w:hAnsi="Times New Roman"/>
                 <w:sz w:val="26"/>
-              </w:rPr>
-            </w:r>
-            <w:r>
-              <w:rPr>
-                <w:rFonts w:ascii="Times New Roman" w:hAnsi="Times New Roman"/>
-                <w:b/>
-                <w:sz w:val="26"/>
-              </w:rPr>
-              <w:t>Ôn tập Đánh giá định kỳ 3</w:t>
+                <w:rFonts w:ascii="Times New Roman" w:hAnsi="Times New Roman" w:cs="Times New Roman"/>
+              </w:rPr>
+            </w:r>
+            <w:r>
+              <w:rPr>
+                <w:rFonts w:ascii="Times New Roman" w:hAnsi="Times New Roman"/>
+                <w:b w:val="0"/>
+                <w:sz w:val="26"/>
+                <w:rFonts w:ascii="Times New Roman" w:hAnsi="Times New Roman" w:cs="Times New Roman"/>
+              </w:rPr>
+              <w:t>Bài 22. Cá sấu thật ngầu!</w:t>
             </w:r>
           </w:p>
         </w:tc>
@@ -4145,15 +4393,17 @@
               <w:rPr>
                 <w:rFonts w:ascii="Times New Roman" w:hAnsi="Times New Roman"/>
                 <w:sz w:val="26"/>
-              </w:rPr>
-            </w:r>
-            <w:r>
-              <w:rPr>
-                <w:rFonts w:ascii="Times New Roman" w:hAnsi="Times New Roman"/>
-                <w:b/>
-                <w:sz w:val="26"/>
-              </w:rPr>
-              <w:t>27</w:t>
+                <w:rFonts w:ascii="Times New Roman" w:hAnsi="Times New Roman" w:cs="Times New Roman"/>
+              </w:rPr>
+            </w:r>
+            <w:r>
+              <w:rPr>
+                <w:rFonts w:ascii="Times New Roman" w:hAnsi="Times New Roman"/>
+                <w:b w:val="0"/>
+                <w:sz w:val="26"/>
+                <w:rFonts w:ascii="Times New Roman" w:hAnsi="Times New Roman" w:cs="Times New Roman"/>
+              </w:rPr>
+              <w:t>26</w:t>
             </w:r>
           </w:p>
         </w:tc>
@@ -4169,15 +4419,17 @@
               <w:rPr>
                 <w:rFonts w:ascii="Times New Roman" w:hAnsi="Times New Roman"/>
                 <w:sz w:val="26"/>
-              </w:rPr>
-            </w:r>
-            <w:r>
-              <w:rPr>
-                <w:rFonts w:ascii="Times New Roman" w:hAnsi="Times New Roman"/>
-                <w:b w:val="0"/>
-                <w:sz w:val="26"/>
-              </w:rPr>
-              <w:t>Hệ thống hóa kiến thức chuẩn bị Đánh giá định kỳ 3.</w:t>
+                <w:rFonts w:ascii="Times New Roman" w:hAnsi="Times New Roman" w:cs="Times New Roman"/>
+              </w:rPr>
+            </w:r>
+            <w:r>
+              <w:rPr>
+                <w:rFonts w:ascii="Times New Roman" w:hAnsi="Times New Roman"/>
+                <w:b w:val="0"/>
+                <w:sz w:val="26"/>
+                <w:rFonts w:ascii="Times New Roman" w:hAnsi="Times New Roman" w:cs="Times New Roman"/>
+              </w:rPr>
+              <w:t>Tìm hiểu tập tính cá sấu; lắp robot cá sấu đớp mồi.</w:t>
             </w:r>
           </w:p>
         </w:tc>
@@ -4196,6 +4448,7 @@
               <w:rPr>
                 <w:rFonts w:ascii="Times New Roman" w:hAnsi="Times New Roman"/>
                 <w:sz w:val="26"/>
+                <w:rFonts w:ascii="Times New Roman" w:hAnsi="Times New Roman" w:cs="Times New Roman"/>
               </w:rPr>
             </w:r>
             <w:r>
@@ -4203,8 +4456,9 @@
                 <w:rFonts w:ascii="Times New Roman" w:hAnsi="Times New Roman"/>
                 <w:b/>
                 <w:sz w:val="26"/>
-              </w:rPr>
-              <w:t>28</w:t>
+                <w:rFonts w:ascii="Times New Roman" w:hAnsi="Times New Roman" w:cs="Times New Roman"/>
+              </w:rPr>
+              <w:t>27</w:t>
             </w:r>
           </w:p>
         </w:tc>
@@ -4220,6 +4474,7 @@
               <w:rPr>
                 <w:rFonts w:ascii="Times New Roman" w:hAnsi="Times New Roman"/>
                 <w:sz w:val="26"/>
+                <w:rFonts w:ascii="Times New Roman" w:hAnsi="Times New Roman" w:cs="Times New Roman"/>
               </w:rPr>
             </w:r>
             <w:r>
@@ -4227,8 +4482,9 @@
                 <w:rFonts w:ascii="Times New Roman" w:hAnsi="Times New Roman"/>
                 <w:b/>
                 <w:sz w:val="26"/>
-              </w:rPr>
-              <w:t>Đánh giá định kỳ 3</w:t>
+                <w:rFonts w:ascii="Times New Roman" w:hAnsi="Times New Roman" w:cs="Times New Roman"/>
+              </w:rPr>
+              <w:t>Ôn tập Đánh giá định kỳ 3</w:t>
             </w:r>
           </w:p>
         </w:tc>
@@ -4245,6 +4501,7 @@
               <w:rPr>
                 <w:rFonts w:ascii="Times New Roman" w:hAnsi="Times New Roman"/>
                 <w:sz w:val="26"/>
+                <w:rFonts w:ascii="Times New Roman" w:hAnsi="Times New Roman" w:cs="Times New Roman"/>
               </w:rPr>
             </w:r>
             <w:r>
@@ -4252,8 +4509,9 @@
                 <w:rFonts w:ascii="Times New Roman" w:hAnsi="Times New Roman"/>
                 <w:b/>
                 <w:sz w:val="26"/>
-              </w:rPr>
-              <w:t>28</w:t>
+                <w:rFonts w:ascii="Times New Roman" w:hAnsi="Times New Roman" w:cs="Times New Roman"/>
+              </w:rPr>
+              <w:t>27</w:t>
             </w:r>
           </w:p>
         </w:tc>
@@ -4269,15 +4527,17 @@
               <w:rPr>
                 <w:rFonts w:ascii="Times New Roman" w:hAnsi="Times New Roman"/>
                 <w:sz w:val="26"/>
-              </w:rPr>
-            </w:r>
-            <w:r>
-              <w:rPr>
-                <w:rFonts w:ascii="Times New Roman" w:hAnsi="Times New Roman"/>
-                <w:b w:val="0"/>
-                <w:sz w:val="26"/>
-              </w:rPr>
-              <w:t>Kiểm tra đánh giá kết quả học tập thực hành Robotics.</w:t>
+                <w:rFonts w:ascii="Times New Roman" w:hAnsi="Times New Roman" w:cs="Times New Roman"/>
+              </w:rPr>
+            </w:r>
+            <w:r>
+              <w:rPr>
+                <w:rFonts w:ascii="Times New Roman" w:hAnsi="Times New Roman"/>
+                <w:b w:val="0"/>
+                <w:sz w:val="26"/>
+                <w:rFonts w:ascii="Times New Roman" w:hAnsi="Times New Roman" w:cs="Times New Roman"/>
+              </w:rPr>
+              <w:t>Hệ thống hóa kiến thức chuẩn bị Đánh giá định kỳ 3.</w:t>
             </w:r>
           </w:p>
         </w:tc>
@@ -4296,15 +4556,17 @@
               <w:rPr>
                 <w:rFonts w:ascii="Times New Roman" w:hAnsi="Times New Roman"/>
                 <w:sz w:val="26"/>
-              </w:rPr>
-            </w:r>
-            <w:r>
-              <w:rPr>
-                <w:rFonts w:ascii="Times New Roman" w:hAnsi="Times New Roman"/>
-                <w:b w:val="0"/>
-                <w:sz w:val="26"/>
-              </w:rPr>
-              <w:t>29</w:t>
+                <w:rFonts w:ascii="Times New Roman" w:hAnsi="Times New Roman" w:cs="Times New Roman"/>
+              </w:rPr>
+            </w:r>
+            <w:r>
+              <w:rPr>
+                <w:rFonts w:ascii="Times New Roman" w:hAnsi="Times New Roman"/>
+                <w:b/>
+                <w:sz w:val="26"/>
+                <w:rFonts w:ascii="Times New Roman" w:hAnsi="Times New Roman" w:cs="Times New Roman"/>
+              </w:rPr>
+              <w:t>28</w:t>
             </w:r>
           </w:p>
         </w:tc>
@@ -4320,15 +4582,17 @@
               <w:rPr>
                 <w:rFonts w:ascii="Times New Roman" w:hAnsi="Times New Roman"/>
                 <w:sz w:val="26"/>
-              </w:rPr>
-            </w:r>
-            <w:r>
-              <w:rPr>
-                <w:rFonts w:ascii="Times New Roman" w:hAnsi="Times New Roman"/>
-                <w:b w:val="0"/>
-                <w:sz w:val="26"/>
-              </w:rPr>
-              <w:t>Bài 23. Những nốt nhạc vui</w:t>
+                <w:rFonts w:ascii="Times New Roman" w:hAnsi="Times New Roman" w:cs="Times New Roman"/>
+              </w:rPr>
+            </w:r>
+            <w:r>
+              <w:rPr>
+                <w:rFonts w:ascii="Times New Roman" w:hAnsi="Times New Roman"/>
+                <w:b/>
+                <w:sz w:val="26"/>
+                <w:rFonts w:ascii="Times New Roman" w:hAnsi="Times New Roman" w:cs="Times New Roman"/>
+              </w:rPr>
+              <w:t>Đánh giá định kỳ 3</w:t>
             </w:r>
           </w:p>
         </w:tc>
@@ -4345,15 +4609,17 @@
               <w:rPr>
                 <w:rFonts w:ascii="Times New Roman" w:hAnsi="Times New Roman"/>
                 <w:sz w:val="26"/>
-              </w:rPr>
-            </w:r>
-            <w:r>
-              <w:rPr>
-                <w:rFonts w:ascii="Times New Roman" w:hAnsi="Times New Roman"/>
-                <w:b w:val="0"/>
-                <w:sz w:val="26"/>
-              </w:rPr>
-              <w:t>29</w:t>
+                <w:rFonts w:ascii="Times New Roman" w:hAnsi="Times New Roman" w:cs="Times New Roman"/>
+              </w:rPr>
+            </w:r>
+            <w:r>
+              <w:rPr>
+                <w:rFonts w:ascii="Times New Roman" w:hAnsi="Times New Roman"/>
+                <w:b/>
+                <w:sz w:val="26"/>
+                <w:rFonts w:ascii="Times New Roman" w:hAnsi="Times New Roman" w:cs="Times New Roman"/>
+              </w:rPr>
+              <w:t>28</w:t>
             </w:r>
           </w:p>
         </w:tc>
@@ -4369,15 +4635,17 @@
               <w:rPr>
                 <w:rFonts w:ascii="Times New Roman" w:hAnsi="Times New Roman"/>
                 <w:sz w:val="26"/>
-              </w:rPr>
-            </w:r>
-            <w:r>
-              <w:rPr>
-                <w:rFonts w:ascii="Times New Roman" w:hAnsi="Times New Roman"/>
-                <w:b w:val="0"/>
-                <w:sz w:val="26"/>
-              </w:rPr>
-              <w:t>Tìm hiểu nhạc cụ guitar; lắp robot chơi đàn guitar.</w:t>
+                <w:rFonts w:ascii="Times New Roman" w:hAnsi="Times New Roman" w:cs="Times New Roman"/>
+              </w:rPr>
+            </w:r>
+            <w:r>
+              <w:rPr>
+                <w:rFonts w:ascii="Times New Roman" w:hAnsi="Times New Roman"/>
+                <w:b w:val="0"/>
+                <w:sz w:val="26"/>
+                <w:rFonts w:ascii="Times New Roman" w:hAnsi="Times New Roman" w:cs="Times New Roman"/>
+              </w:rPr>
+              <w:t>Kiểm tra đánh giá kết quả học tập thực hành Robotics.</w:t>
             </w:r>
           </w:p>
         </w:tc>
@@ -4396,15 +4664,17 @@
               <w:rPr>
                 <w:rFonts w:ascii="Times New Roman" w:hAnsi="Times New Roman"/>
                 <w:sz w:val="26"/>
-              </w:rPr>
-            </w:r>
-            <w:r>
-              <w:rPr>
-                <w:rFonts w:ascii="Times New Roman" w:hAnsi="Times New Roman"/>
-                <w:b w:val="0"/>
-                <w:sz w:val="26"/>
-              </w:rPr>
-              <w:t>30</w:t>
+                <w:rFonts w:ascii="Times New Roman" w:hAnsi="Times New Roman" w:cs="Times New Roman"/>
+              </w:rPr>
+            </w:r>
+            <w:r>
+              <w:rPr>
+                <w:rFonts w:ascii="Times New Roman" w:hAnsi="Times New Roman"/>
+                <w:b w:val="0"/>
+                <w:sz w:val="26"/>
+                <w:rFonts w:ascii="Times New Roman" w:hAnsi="Times New Roman" w:cs="Times New Roman"/>
+              </w:rPr>
+              <w:t>29</w:t>
             </w:r>
           </w:p>
         </w:tc>
@@ -4420,15 +4690,17 @@
               <w:rPr>
                 <w:rFonts w:ascii="Times New Roman" w:hAnsi="Times New Roman"/>
                 <w:sz w:val="26"/>
-              </w:rPr>
-            </w:r>
-            <w:r>
-              <w:rPr>
-                <w:rFonts w:ascii="Times New Roman" w:hAnsi="Times New Roman"/>
-                <w:b w:val="0"/>
-                <w:sz w:val="26"/>
-              </w:rPr>
-              <w:t>Bài 24. Choo Choo! Tàu hỏa</w:t>
+                <w:rFonts w:ascii="Times New Roman" w:hAnsi="Times New Roman" w:cs="Times New Roman"/>
+              </w:rPr>
+            </w:r>
+            <w:r>
+              <w:rPr>
+                <w:rFonts w:ascii="Times New Roman" w:hAnsi="Times New Roman"/>
+                <w:b w:val="0"/>
+                <w:sz w:val="26"/>
+                <w:rFonts w:ascii="Times New Roman" w:hAnsi="Times New Roman" w:cs="Times New Roman"/>
+              </w:rPr>
+              <w:t>Bài 23. Những nốt nhạc vui</w:t>
             </w:r>
           </w:p>
         </w:tc>
@@ -4445,15 +4717,17 @@
               <w:rPr>
                 <w:rFonts w:ascii="Times New Roman" w:hAnsi="Times New Roman"/>
                 <w:sz w:val="26"/>
-              </w:rPr>
-            </w:r>
-            <w:r>
-              <w:rPr>
-                <w:rFonts w:ascii="Times New Roman" w:hAnsi="Times New Roman"/>
-                <w:b w:val="0"/>
-                <w:sz w:val="26"/>
-              </w:rPr>
-              <w:t>30</w:t>
+                <w:rFonts w:ascii="Times New Roman" w:hAnsi="Times New Roman" w:cs="Times New Roman"/>
+              </w:rPr>
+            </w:r>
+            <w:r>
+              <w:rPr>
+                <w:rFonts w:ascii="Times New Roman" w:hAnsi="Times New Roman"/>
+                <w:b w:val="0"/>
+                <w:sz w:val="26"/>
+                <w:rFonts w:ascii="Times New Roman" w:hAnsi="Times New Roman" w:cs="Times New Roman"/>
+              </w:rPr>
+              <w:t>29</w:t>
             </w:r>
           </w:p>
         </w:tc>
@@ -4469,15 +4743,17 @@
               <w:rPr>
                 <w:rFonts w:ascii="Times New Roman" w:hAnsi="Times New Roman"/>
                 <w:sz w:val="26"/>
-              </w:rPr>
-            </w:r>
-            <w:r>
-              <w:rPr>
-                <w:rFonts w:ascii="Times New Roman" w:hAnsi="Times New Roman"/>
-                <w:b w:val="0"/>
-                <w:sz w:val="26"/>
-              </w:rPr>
-              <w:t>Tìm hiểu năng lượng đường sắt; lắp robot tàu hỏa chạy trạm.</w:t>
+                <w:rFonts w:ascii="Times New Roman" w:hAnsi="Times New Roman" w:cs="Times New Roman"/>
+              </w:rPr>
+            </w:r>
+            <w:r>
+              <w:rPr>
+                <w:rFonts w:ascii="Times New Roman" w:hAnsi="Times New Roman"/>
+                <w:b w:val="0"/>
+                <w:sz w:val="26"/>
+                <w:rFonts w:ascii="Times New Roman" w:hAnsi="Times New Roman" w:cs="Times New Roman"/>
+              </w:rPr>
+              <w:t>Tìm hiểu nhạc cụ guitar; lắp robot chơi đàn guitar.</w:t>
             </w:r>
           </w:p>
         </w:tc>
@@ -4496,15 +4772,17 @@
               <w:rPr>
                 <w:rFonts w:ascii="Times New Roman" w:hAnsi="Times New Roman"/>
                 <w:sz w:val="26"/>
-              </w:rPr>
-            </w:r>
-            <w:r>
-              <w:rPr>
-                <w:rFonts w:ascii="Times New Roman" w:hAnsi="Times New Roman"/>
-                <w:b w:val="0"/>
-                <w:sz w:val="26"/>
-              </w:rPr>
-              <w:t>31</w:t>
+                <w:rFonts w:ascii="Times New Roman" w:hAnsi="Times New Roman" w:cs="Times New Roman"/>
+              </w:rPr>
+            </w:r>
+            <w:r>
+              <w:rPr>
+                <w:rFonts w:ascii="Times New Roman" w:hAnsi="Times New Roman"/>
+                <w:b w:val="0"/>
+                <w:sz w:val="26"/>
+                <w:rFonts w:ascii="Times New Roman" w:hAnsi="Times New Roman" w:cs="Times New Roman"/>
+              </w:rPr>
+              <w:t>30</w:t>
             </w:r>
           </w:p>
         </w:tc>
@@ -4520,15 +4798,17 @@
               <w:rPr>
                 <w:rFonts w:ascii="Times New Roman" w:hAnsi="Times New Roman"/>
                 <w:sz w:val="26"/>
-              </w:rPr>
-            </w:r>
-            <w:r>
-              <w:rPr>
-                <w:rFonts w:ascii="Times New Roman" w:hAnsi="Times New Roman"/>
-                <w:b w:val="0"/>
-                <w:sz w:val="26"/>
-              </w:rPr>
-              <w:t>Bài 25. Có sáu chân thật tuyệt!!!</w:t>
+                <w:rFonts w:ascii="Times New Roman" w:hAnsi="Times New Roman" w:cs="Times New Roman"/>
+              </w:rPr>
+            </w:r>
+            <w:r>
+              <w:rPr>
+                <w:rFonts w:ascii="Times New Roman" w:hAnsi="Times New Roman"/>
+                <w:b w:val="0"/>
+                <w:sz w:val="26"/>
+                <w:rFonts w:ascii="Times New Roman" w:hAnsi="Times New Roman" w:cs="Times New Roman"/>
+              </w:rPr>
+              <w:t>Bài 24. Choo Choo! Tàu hỏa</w:t>
             </w:r>
           </w:p>
         </w:tc>
@@ -4545,15 +4825,17 @@
               <w:rPr>
                 <w:rFonts w:ascii="Times New Roman" w:hAnsi="Times New Roman"/>
                 <w:sz w:val="26"/>
-              </w:rPr>
-            </w:r>
-            <w:r>
-              <w:rPr>
-                <w:rFonts w:ascii="Times New Roman" w:hAnsi="Times New Roman"/>
-                <w:b w:val="0"/>
-                <w:sz w:val="26"/>
-              </w:rPr>
-              <w:t>31</w:t>
+                <w:rFonts w:ascii="Times New Roman" w:hAnsi="Times New Roman" w:cs="Times New Roman"/>
+              </w:rPr>
+            </w:r>
+            <w:r>
+              <w:rPr>
+                <w:rFonts w:ascii="Times New Roman" w:hAnsi="Times New Roman"/>
+                <w:b w:val="0"/>
+                <w:sz w:val="26"/>
+                <w:rFonts w:ascii="Times New Roman" w:hAnsi="Times New Roman" w:cs="Times New Roman"/>
+              </w:rPr>
+              <w:t>30</w:t>
             </w:r>
           </w:p>
         </w:tc>
@@ -4569,15 +4851,17 @@
               <w:rPr>
                 <w:rFonts w:ascii="Times New Roman" w:hAnsi="Times New Roman"/>
                 <w:sz w:val="26"/>
-              </w:rPr>
-            </w:r>
-            <w:r>
-              <w:rPr>
-                <w:rFonts w:ascii="Times New Roman" w:hAnsi="Times New Roman"/>
-                <w:b w:val="0"/>
-                <w:sz w:val="26"/>
-              </w:rPr>
-              <w:t>Tìm hiểu di chuyển 6 chân của côn trùng; lắp robot bọ sừng 6 chân.</w:t>
+                <w:rFonts w:ascii="Times New Roman" w:hAnsi="Times New Roman" w:cs="Times New Roman"/>
+              </w:rPr>
+            </w:r>
+            <w:r>
+              <w:rPr>
+                <w:rFonts w:ascii="Times New Roman" w:hAnsi="Times New Roman"/>
+                <w:b w:val="0"/>
+                <w:sz w:val="26"/>
+                <w:rFonts w:ascii="Times New Roman" w:hAnsi="Times New Roman" w:cs="Times New Roman"/>
+              </w:rPr>
+              <w:t>Tìm hiểu năng lượng đường sắt; lắp robot tàu hỏa chạy trạm.</w:t>
             </w:r>
           </w:p>
         </w:tc>
@@ -4596,15 +4880,17 @@
               <w:rPr>
                 <w:rFonts w:ascii="Times New Roman" w:hAnsi="Times New Roman"/>
                 <w:sz w:val="26"/>
-              </w:rPr>
-            </w:r>
-            <w:r>
-              <w:rPr>
-                <w:rFonts w:ascii="Times New Roman" w:hAnsi="Times New Roman"/>
-                <w:b w:val="0"/>
-                <w:sz w:val="26"/>
-              </w:rPr>
-              <w:t>32</w:t>
+                <w:rFonts w:ascii="Times New Roman" w:hAnsi="Times New Roman" w:cs="Times New Roman"/>
+              </w:rPr>
+            </w:r>
+            <w:r>
+              <w:rPr>
+                <w:rFonts w:ascii="Times New Roman" w:hAnsi="Times New Roman"/>
+                <w:b w:val="0"/>
+                <w:sz w:val="26"/>
+                <w:rFonts w:ascii="Times New Roman" w:hAnsi="Times New Roman" w:cs="Times New Roman"/>
+              </w:rPr>
+              <w:t>31</w:t>
             </w:r>
           </w:p>
         </w:tc>
@@ -4620,15 +4906,17 @@
               <w:rPr>
                 <w:rFonts w:ascii="Times New Roman" w:hAnsi="Times New Roman"/>
                 <w:sz w:val="26"/>
-              </w:rPr>
-            </w:r>
-            <w:r>
-              <w:rPr>
-                <w:rFonts w:ascii="Times New Roman" w:hAnsi="Times New Roman"/>
-                <w:b w:val="0"/>
-                <w:sz w:val="26"/>
-              </w:rPr>
-              <w:t>Bài 26. Bầu không khí trong lành</w:t>
+                <w:rFonts w:ascii="Times New Roman" w:hAnsi="Times New Roman" w:cs="Times New Roman"/>
+              </w:rPr>
+            </w:r>
+            <w:r>
+              <w:rPr>
+                <w:rFonts w:ascii="Times New Roman" w:hAnsi="Times New Roman"/>
+                <w:b w:val="0"/>
+                <w:sz w:val="26"/>
+                <w:rFonts w:ascii="Times New Roman" w:hAnsi="Times New Roman" w:cs="Times New Roman"/>
+              </w:rPr>
+              <w:t>Bài 25. Có sáu chân thật tuyệt!!!</w:t>
             </w:r>
           </w:p>
         </w:tc>
@@ -4645,15 +4933,17 @@
               <w:rPr>
                 <w:rFonts w:ascii="Times New Roman" w:hAnsi="Times New Roman"/>
                 <w:sz w:val="26"/>
-              </w:rPr>
-            </w:r>
-            <w:r>
-              <w:rPr>
-                <w:rFonts w:ascii="Times New Roman" w:hAnsi="Times New Roman"/>
-                <w:b w:val="0"/>
-                <w:sz w:val="26"/>
-              </w:rPr>
-              <w:t>32</w:t>
+                <w:rFonts w:ascii="Times New Roman" w:hAnsi="Times New Roman" w:cs="Times New Roman"/>
+              </w:rPr>
+            </w:r>
+            <w:r>
+              <w:rPr>
+                <w:rFonts w:ascii="Times New Roman" w:hAnsi="Times New Roman"/>
+                <w:b w:val="0"/>
+                <w:sz w:val="26"/>
+                <w:rFonts w:ascii="Times New Roman" w:hAnsi="Times New Roman" w:cs="Times New Roman"/>
+              </w:rPr>
+              <w:t>31</w:t>
             </w:r>
           </w:p>
         </w:tc>
@@ -4669,15 +4959,17 @@
               <w:rPr>
                 <w:rFonts w:ascii="Times New Roman" w:hAnsi="Times New Roman"/>
                 <w:sz w:val="26"/>
-              </w:rPr>
-            </w:r>
-            <w:r>
-              <w:rPr>
-                <w:rFonts w:ascii="Times New Roman" w:hAnsi="Times New Roman"/>
-                <w:b w:val="0"/>
-                <w:sz w:val="26"/>
-              </w:rPr>
-              <w:t>Tìm hiểu bảo vệ sinh thái; lắp robot bắt sâu bảo vệ cây.</w:t>
+                <w:rFonts w:ascii="Times New Roman" w:hAnsi="Times New Roman" w:cs="Times New Roman"/>
+              </w:rPr>
+            </w:r>
+            <w:r>
+              <w:rPr>
+                <w:rFonts w:ascii="Times New Roman" w:hAnsi="Times New Roman"/>
+                <w:b w:val="0"/>
+                <w:sz w:val="26"/>
+                <w:rFonts w:ascii="Times New Roman" w:hAnsi="Times New Roman" w:cs="Times New Roman"/>
+              </w:rPr>
+              <w:t>Tìm hiểu di chuyển 6 chân của côn trùng; lắp robot bọ sừng 6 chân.</w:t>
             </w:r>
           </w:p>
         </w:tc>
@@ -4696,15 +4988,17 @@
               <w:rPr>
                 <w:rFonts w:ascii="Times New Roman" w:hAnsi="Times New Roman"/>
                 <w:sz w:val="26"/>
-              </w:rPr>
-            </w:r>
-            <w:r>
-              <w:rPr>
-                <w:rFonts w:ascii="Times New Roman" w:hAnsi="Times New Roman"/>
-                <w:b/>
-                <w:sz w:val="26"/>
-              </w:rPr>
-              <w:t>33</w:t>
+                <w:rFonts w:ascii="Times New Roman" w:hAnsi="Times New Roman" w:cs="Times New Roman"/>
+              </w:rPr>
+            </w:r>
+            <w:r>
+              <w:rPr>
+                <w:rFonts w:ascii="Times New Roman" w:hAnsi="Times New Roman"/>
+                <w:b w:val="0"/>
+                <w:sz w:val="26"/>
+                <w:rFonts w:ascii="Times New Roman" w:hAnsi="Times New Roman" w:cs="Times New Roman"/>
+              </w:rPr>
+              <w:t>32</w:t>
             </w:r>
           </w:p>
         </w:tc>
@@ -4720,15 +5014,17 @@
               <w:rPr>
                 <w:rFonts w:ascii="Times New Roman" w:hAnsi="Times New Roman"/>
                 <w:sz w:val="26"/>
-              </w:rPr>
-            </w:r>
-            <w:r>
-              <w:rPr>
-                <w:rFonts w:ascii="Times New Roman" w:hAnsi="Times New Roman"/>
-                <w:b/>
-                <w:sz w:val="26"/>
-              </w:rPr>
-              <w:t>Ôn tập Đánh giá định kỳ 4</w:t>
+                <w:rFonts w:ascii="Times New Roman" w:hAnsi="Times New Roman" w:cs="Times New Roman"/>
+              </w:rPr>
+            </w:r>
+            <w:r>
+              <w:rPr>
+                <w:rFonts w:ascii="Times New Roman" w:hAnsi="Times New Roman"/>
+                <w:b w:val="0"/>
+                <w:sz w:val="26"/>
+                <w:rFonts w:ascii="Times New Roman" w:hAnsi="Times New Roman" w:cs="Times New Roman"/>
+              </w:rPr>
+              <w:t>Bài 26. Bầu không khí trong lành</w:t>
             </w:r>
           </w:p>
         </w:tc>
@@ -4745,15 +5041,17 @@
               <w:rPr>
                 <w:rFonts w:ascii="Times New Roman" w:hAnsi="Times New Roman"/>
                 <w:sz w:val="26"/>
-              </w:rPr>
-            </w:r>
-            <w:r>
-              <w:rPr>
-                <w:rFonts w:ascii="Times New Roman" w:hAnsi="Times New Roman"/>
-                <w:b/>
-                <w:sz w:val="26"/>
-              </w:rPr>
-              <w:t>33</w:t>
+                <w:rFonts w:ascii="Times New Roman" w:hAnsi="Times New Roman" w:cs="Times New Roman"/>
+              </w:rPr>
+            </w:r>
+            <w:r>
+              <w:rPr>
+                <w:rFonts w:ascii="Times New Roman" w:hAnsi="Times New Roman"/>
+                <w:b w:val="0"/>
+                <w:sz w:val="26"/>
+                <w:rFonts w:ascii="Times New Roman" w:hAnsi="Times New Roman" w:cs="Times New Roman"/>
+              </w:rPr>
+              <w:t>32</w:t>
             </w:r>
           </w:p>
         </w:tc>
@@ -4769,15 +5067,17 @@
               <w:rPr>
                 <w:rFonts w:ascii="Times New Roman" w:hAnsi="Times New Roman"/>
                 <w:sz w:val="26"/>
-              </w:rPr>
-            </w:r>
-            <w:r>
-              <w:rPr>
-                <w:rFonts w:ascii="Times New Roman" w:hAnsi="Times New Roman"/>
-                <w:b w:val="0"/>
-                <w:sz w:val="26"/>
-              </w:rPr>
-              <w:t>Hệ thống hóa kiến thức chuẩn bị Đánh giá định kỳ 4.</w:t>
+                <w:rFonts w:ascii="Times New Roman" w:hAnsi="Times New Roman" w:cs="Times New Roman"/>
+              </w:rPr>
+            </w:r>
+            <w:r>
+              <w:rPr>
+                <w:rFonts w:ascii="Times New Roman" w:hAnsi="Times New Roman"/>
+                <w:b w:val="0"/>
+                <w:sz w:val="26"/>
+                <w:rFonts w:ascii="Times New Roman" w:hAnsi="Times New Roman" w:cs="Times New Roman"/>
+              </w:rPr>
+              <w:t>Tìm hiểu bảo vệ sinh thái; lắp robot bắt sâu bảo vệ cây.</w:t>
             </w:r>
           </w:p>
         </w:tc>
@@ -4796,6 +5096,7 @@
               <w:rPr>
                 <w:rFonts w:ascii="Times New Roman" w:hAnsi="Times New Roman"/>
                 <w:sz w:val="26"/>
+                <w:rFonts w:ascii="Times New Roman" w:hAnsi="Times New Roman" w:cs="Times New Roman"/>
               </w:rPr>
             </w:r>
             <w:r>
@@ -4803,8 +5104,9 @@
                 <w:rFonts w:ascii="Times New Roman" w:hAnsi="Times New Roman"/>
                 <w:b/>
                 <w:sz w:val="26"/>
-              </w:rPr>
-              <w:t>34</w:t>
+                <w:rFonts w:ascii="Times New Roman" w:hAnsi="Times New Roman" w:cs="Times New Roman"/>
+              </w:rPr>
+              <w:t>33</w:t>
             </w:r>
           </w:p>
         </w:tc>
@@ -4820,6 +5122,7 @@
               <w:rPr>
                 <w:rFonts w:ascii="Times New Roman" w:hAnsi="Times New Roman"/>
                 <w:sz w:val="26"/>
+                <w:rFonts w:ascii="Times New Roman" w:hAnsi="Times New Roman" w:cs="Times New Roman"/>
               </w:rPr>
             </w:r>
             <w:r>
@@ -4827,8 +5130,9 @@
                 <w:rFonts w:ascii="Times New Roman" w:hAnsi="Times New Roman"/>
                 <w:b/>
                 <w:sz w:val="26"/>
-              </w:rPr>
-              <w:t>Đánh giá định kỳ 4</w:t>
+                <w:rFonts w:ascii="Times New Roman" w:hAnsi="Times New Roman" w:cs="Times New Roman"/>
+              </w:rPr>
+              <w:t>Ôn tập Đánh giá định kỳ 4</w:t>
             </w:r>
           </w:p>
         </w:tc>
@@ -4845,6 +5149,7 @@
               <w:rPr>
                 <w:rFonts w:ascii="Times New Roman" w:hAnsi="Times New Roman"/>
                 <w:sz w:val="26"/>
+                <w:rFonts w:ascii="Times New Roman" w:hAnsi="Times New Roman" w:cs="Times New Roman"/>
               </w:rPr>
             </w:r>
             <w:r>
@@ -4852,8 +5157,9 @@
                 <w:rFonts w:ascii="Times New Roman" w:hAnsi="Times New Roman"/>
                 <w:b/>
                 <w:sz w:val="26"/>
-              </w:rPr>
-              <w:t>34</w:t>
+                <w:rFonts w:ascii="Times New Roman" w:hAnsi="Times New Roman" w:cs="Times New Roman"/>
+              </w:rPr>
+              <w:t>33</w:t>
             </w:r>
           </w:p>
         </w:tc>
@@ -4869,15 +5175,17 @@
               <w:rPr>
                 <w:rFonts w:ascii="Times New Roman" w:hAnsi="Times New Roman"/>
                 <w:sz w:val="26"/>
-              </w:rPr>
-            </w:r>
-            <w:r>
-              <w:rPr>
-                <w:rFonts w:ascii="Times New Roman" w:hAnsi="Times New Roman"/>
-                <w:b w:val="0"/>
-                <w:sz w:val="26"/>
-              </w:rPr>
-              <w:t>Kiểm tra đánh giá kết quả học tập thực hành Robotics.</w:t>
+                <w:rFonts w:ascii="Times New Roman" w:hAnsi="Times New Roman" w:cs="Times New Roman"/>
+              </w:rPr>
+            </w:r>
+            <w:r>
+              <w:rPr>
+                <w:rFonts w:ascii="Times New Roman" w:hAnsi="Times New Roman"/>
+                <w:b w:val="0"/>
+                <w:sz w:val="26"/>
+                <w:rFonts w:ascii="Times New Roman" w:hAnsi="Times New Roman" w:cs="Times New Roman"/>
+              </w:rPr>
+              <w:t>Hệ thống hóa kiến thức chuẩn bị Đánh giá định kỳ 4.</w:t>
             </w:r>
           </w:p>
         </w:tc>
@@ -4896,13 +5204,123 @@
               <w:rPr>
                 <w:rFonts w:ascii="Times New Roman" w:hAnsi="Times New Roman"/>
                 <w:sz w:val="26"/>
-              </w:rPr>
-            </w:r>
-            <w:r>
-              <w:rPr>
-                <w:rFonts w:ascii="Times New Roman" w:hAnsi="Times New Roman"/>
-                <w:b w:val="0"/>
-                <w:sz w:val="26"/>
+                <w:rFonts w:ascii="Times New Roman" w:hAnsi="Times New Roman" w:cs="Times New Roman"/>
+              </w:rPr>
+            </w:r>
+            <w:r>
+              <w:rPr>
+                <w:rFonts w:ascii="Times New Roman" w:hAnsi="Times New Roman"/>
+                <w:b/>
+                <w:sz w:val="26"/>
+                <w:rFonts w:ascii="Times New Roman" w:hAnsi="Times New Roman" w:cs="Times New Roman"/>
+              </w:rPr>
+              <w:t>34</w:t>
+            </w:r>
+          </w:p>
+        </w:tc>
+        <w:tc>
+          <w:tcPr>
+            <w:tcW w:type="dxa" w:w="3118"/>
+          </w:tcPr>
+          <w:p>
+            <w:pPr>
+              <w:spacing w:before="20" w:after="20"/>
+            </w:pPr>
+            <w:r>
+              <w:rPr>
+                <w:rFonts w:ascii="Times New Roman" w:hAnsi="Times New Roman"/>
+                <w:sz w:val="26"/>
+                <w:rFonts w:ascii="Times New Roman" w:hAnsi="Times New Roman" w:cs="Times New Roman"/>
+              </w:rPr>
+            </w:r>
+            <w:r>
+              <w:rPr>
+                <w:rFonts w:ascii="Times New Roman" w:hAnsi="Times New Roman"/>
+                <w:b/>
+                <w:sz w:val="26"/>
+                <w:rFonts w:ascii="Times New Roman" w:hAnsi="Times New Roman" w:cs="Times New Roman"/>
+              </w:rPr>
+              <w:t>Đánh giá định kỳ 4</w:t>
+            </w:r>
+          </w:p>
+        </w:tc>
+        <w:tc>
+          <w:tcPr>
+            <w:tcW w:type="dxa" w:w="1134"/>
+          </w:tcPr>
+          <w:p>
+            <w:pPr>
+              <w:spacing w:before="20" w:after="20"/>
+              <w:jc w:val="center"/>
+            </w:pPr>
+            <w:r>
+              <w:rPr>
+                <w:rFonts w:ascii="Times New Roman" w:hAnsi="Times New Roman"/>
+                <w:sz w:val="26"/>
+                <w:rFonts w:ascii="Times New Roman" w:hAnsi="Times New Roman" w:cs="Times New Roman"/>
+              </w:rPr>
+            </w:r>
+            <w:r>
+              <w:rPr>
+                <w:rFonts w:ascii="Times New Roman" w:hAnsi="Times New Roman"/>
+                <w:b/>
+                <w:sz w:val="26"/>
+                <w:rFonts w:ascii="Times New Roman" w:hAnsi="Times New Roman" w:cs="Times New Roman"/>
+              </w:rPr>
+              <w:t>34</w:t>
+            </w:r>
+          </w:p>
+        </w:tc>
+        <w:tc>
+          <w:tcPr>
+            <w:tcW w:type="dxa" w:w="4536"/>
+          </w:tcPr>
+          <w:p>
+            <w:pPr>
+              <w:spacing w:before="20" w:after="20"/>
+            </w:pPr>
+            <w:r>
+              <w:rPr>
+                <w:rFonts w:ascii="Times New Roman" w:hAnsi="Times New Roman"/>
+                <w:sz w:val="26"/>
+                <w:rFonts w:ascii="Times New Roman" w:hAnsi="Times New Roman" w:cs="Times New Roman"/>
+              </w:rPr>
+            </w:r>
+            <w:r>
+              <w:rPr>
+                <w:rFonts w:ascii="Times New Roman" w:hAnsi="Times New Roman"/>
+                <w:b w:val="0"/>
+                <w:sz w:val="26"/>
+                <w:rFonts w:ascii="Times New Roman" w:hAnsi="Times New Roman" w:cs="Times New Roman"/>
+              </w:rPr>
+              <w:t>Kiểm tra đánh giá kết quả học tập thực hành Robotics.</w:t>
+            </w:r>
+          </w:p>
+        </w:tc>
+      </w:tr>
+      <w:tr>
+        <w:tc>
+          <w:tcPr>
+            <w:tcW w:type="dxa" w:w="846"/>
+          </w:tcPr>
+          <w:p>
+            <w:pPr>
+              <w:spacing w:before="20" w:after="20"/>
+              <w:jc w:val="center"/>
+            </w:pPr>
+            <w:r>
+              <w:rPr>
+                <w:rFonts w:ascii="Times New Roman" w:hAnsi="Times New Roman"/>
+                <w:sz w:val="26"/>
+                <w:rFonts w:ascii="Times New Roman" w:hAnsi="Times New Roman" w:cs="Times New Roman"/>
+              </w:rPr>
+            </w:r>
+            <w:r>
+              <w:rPr>
+                <w:rFonts w:ascii="Times New Roman" w:hAnsi="Times New Roman"/>
+                <w:b w:val="0"/>
+                <w:sz w:val="26"/>
+                <w:rFonts w:ascii="Times New Roman" w:hAnsi="Times New Roman" w:cs="Times New Roman"/>
               </w:rPr>
               <w:t>35</w:t>
             </w:r>
@@ -4920,13 +5338,15 @@
               <w:rPr>
                 <w:rFonts w:ascii="Times New Roman" w:hAnsi="Times New Roman"/>
                 <w:sz w:val="26"/>
-              </w:rPr>
-            </w:r>
-            <w:r>
-              <w:rPr>
-                <w:rFonts w:ascii="Times New Roman" w:hAnsi="Times New Roman"/>
-                <w:b w:val="0"/>
-                <w:sz w:val="26"/>
+                <w:rFonts w:ascii="Times New Roman" w:hAnsi="Times New Roman" w:cs="Times New Roman"/>
+              </w:rPr>
+            </w:r>
+            <w:r>
+              <w:rPr>
+                <w:rFonts w:ascii="Times New Roman" w:hAnsi="Times New Roman"/>
+                <w:b w:val="0"/>
+                <w:sz w:val="26"/>
+                <w:rFonts w:ascii="Times New Roman" w:hAnsi="Times New Roman" w:cs="Times New Roman"/>
               </w:rPr>
               <w:t>Tổng kết môn học &amp; Triển lãm Robotics</w:t>
             </w:r>
@@ -4945,13 +5365,15 @@
               <w:rPr>
                 <w:rFonts w:ascii="Times New Roman" w:hAnsi="Times New Roman"/>
                 <w:sz w:val="26"/>
-              </w:rPr>
-            </w:r>
-            <w:r>
-              <w:rPr>
-                <w:rFonts w:ascii="Times New Roman" w:hAnsi="Times New Roman"/>
-                <w:b w:val="0"/>
-                <w:sz w:val="26"/>
+                <w:rFonts w:ascii="Times New Roman" w:hAnsi="Times New Roman" w:cs="Times New Roman"/>
+              </w:rPr>
+            </w:r>
+            <w:r>
+              <w:rPr>
+                <w:rFonts w:ascii="Times New Roman" w:hAnsi="Times New Roman"/>
+                <w:b w:val="0"/>
+                <w:sz w:val="26"/>
+                <w:rFonts w:ascii="Times New Roman" w:hAnsi="Times New Roman" w:cs="Times New Roman"/>
               </w:rPr>
               <w:t>35</w:t>
             </w:r>
@@ -4969,13 +5391,15 @@
               <w:rPr>
                 <w:rFonts w:ascii="Times New Roman" w:hAnsi="Times New Roman"/>
                 <w:sz w:val="26"/>
-              </w:rPr>
-            </w:r>
-            <w:r>
-              <w:rPr>
-                <w:rFonts w:ascii="Times New Roman" w:hAnsi="Times New Roman"/>
-                <w:b w:val="0"/>
-                <w:sz w:val="26"/>
+                <w:rFonts w:ascii="Times New Roman" w:hAnsi="Times New Roman" w:cs="Times New Roman"/>
+              </w:rPr>
+            </w:r>
+            <w:r>
+              <w:rPr>
+                <w:rFonts w:ascii="Times New Roman" w:hAnsi="Times New Roman"/>
+                <w:b w:val="0"/>
+                <w:sz w:val="26"/>
+                <w:rFonts w:ascii="Times New Roman" w:hAnsi="Times New Roman" w:cs="Times New Roman"/>
               </w:rPr>
               <w:t>Tổng kết đánh giá kết quả học tập và trưng bày sản phẩm Robotics.</w:t>
             </w:r>
@@ -4998,6 +5422,7 @@
           <w:i/>
           <w:iCs/>
           <w:sz w:val="26"/>
+          <w:rFonts w:ascii="Times New Roman" w:hAnsi="Times New Roman" w:cs="Times New Roman"/>
         </w:rPr>
         <w:t xml:space="preserve">(1) </w:t>
       </w:r>
@@ -5007,6 +5432,7 @@
           <w:i/>
           <w:iCs/>
           <w:sz w:val="26"/>
+          <w:rFonts w:ascii="Times New Roman" w:hAnsi="Times New Roman" w:cs="Times New Roman"/>
         </w:rPr>
         <w:t>Tên bài học/chuyên đề được xây dựng từ nội dung/chủ đề/chuyên đề (được lấy nguyên hoặc thiết kế lại phù hợp với điều kiện thực tế của trường) theo chương trinh, sách giáo khoa môn học/hoạt động giáo dục</w:t>
       </w:r>
@@ -5024,6 +5450,7 @@
           <w:i/>
           <w:iCs/>
           <w:sz w:val="26"/>
+          <w:rFonts w:ascii="Times New Roman" w:hAnsi="Times New Roman" w:cs="Times New Roman"/>
         </w:rPr>
         <w:t>(2) Số tiết được sử dụng để thực hiện bài học, chuyên đề</w:t>
       </w:r>
@@ -5041,6 +5468,7 @@
           <w:i/>
           <w:iCs/>
           <w:sz w:val="26"/>
+          <w:rFonts w:ascii="Times New Roman" w:hAnsi="Times New Roman" w:cs="Times New Roman"/>
         </w:rPr>
         <w:t>(3) Yêu cầu cần đạt theo các đơn vị bài học, chủ đề và xác định yêu cầu cần đạt</w:t>
       </w:r>
@@ -5058,6 +5486,7 @@
           <w:b/>
           <w:bCs/>
           <w:sz w:val="26"/>
+          <w:rFonts w:ascii="Times New Roman" w:hAnsi="Times New Roman" w:cs="Times New Roman"/>
         </w:rPr>
         <w:t>2. Kiểm tra, đánh giá định kì</w:t>
       </w:r>
@@ -5075,6 +5504,7 @@
           <w:b/>
           <w:bCs/>
           <w:sz w:val="26"/>
+          <w:rFonts w:ascii="Times New Roman" w:hAnsi="Times New Roman" w:cs="Times New Roman"/>
         </w:rPr>
         <w:t>Môn Tin lớp 3</w:t>
       </w:r>
@@ -5117,6 +5547,7 @@
               <w:rPr>
                 <w:rFonts w:ascii="Times New Roman" w:hAnsi="Times New Roman"/>
                 <w:sz w:val="26"/>
+                <w:rFonts w:ascii="Times New Roman" w:hAnsi="Times New Roman" w:cs="Times New Roman"/>
               </w:rPr>
             </w:r>
             <w:r>
@@ -5124,6 +5555,7 @@
                 <w:rFonts w:ascii="Times New Roman" w:hAnsi="Times New Roman"/>
                 <w:b/>
                 <w:sz w:val="26"/>
+                <w:rFonts w:ascii="Times New Roman" w:hAnsi="Times New Roman" w:cs="Times New Roman"/>
               </w:rPr>
               <w:t>Bài kiểm tra, đánh giá</w:t>
             </w:r>
@@ -5142,6 +5574,7 @@
               <w:rPr>
                 <w:rFonts w:ascii="Times New Roman" w:hAnsi="Times New Roman"/>
                 <w:sz w:val="26"/>
+                <w:rFonts w:ascii="Times New Roman" w:hAnsi="Times New Roman" w:cs="Times New Roman"/>
               </w:rPr>
             </w:r>
             <w:r>
@@ -5149,6 +5582,7 @@
                 <w:rFonts w:ascii="Times New Roman" w:hAnsi="Times New Roman"/>
                 <w:b/>
                 <w:sz w:val="26"/>
+                <w:rFonts w:ascii="Times New Roman" w:hAnsi="Times New Roman" w:cs="Times New Roman"/>
               </w:rPr>
               <w:t>Thời gian (1)</w:t>
             </w:r>
@@ -5167,6 +5601,7 @@
               <w:rPr>
                 <w:rFonts w:ascii="Times New Roman" w:hAnsi="Times New Roman"/>
                 <w:sz w:val="26"/>
+                <w:rFonts w:ascii="Times New Roman" w:hAnsi="Times New Roman" w:cs="Times New Roman"/>
               </w:rPr>
             </w:r>
             <w:r>
@@ -5174,6 +5609,7 @@
                 <w:rFonts w:ascii="Times New Roman" w:hAnsi="Times New Roman"/>
                 <w:b/>
                 <w:sz w:val="26"/>
+                <w:rFonts w:ascii="Times New Roman" w:hAnsi="Times New Roman" w:cs="Times New Roman"/>
               </w:rPr>
               <w:t>Thời điểm (2)</w:t>
             </w:r>
@@ -5192,6 +5628,7 @@
               <w:rPr>
                 <w:rFonts w:ascii="Times New Roman" w:hAnsi="Times New Roman"/>
                 <w:sz w:val="26"/>
+                <w:rFonts w:ascii="Times New Roman" w:hAnsi="Times New Roman" w:cs="Times New Roman"/>
               </w:rPr>
             </w:r>
             <w:r>
@@ -5199,6 +5636,7 @@
                 <w:rFonts w:ascii="Times New Roman" w:hAnsi="Times New Roman"/>
                 <w:b/>
                 <w:sz w:val="26"/>
+                <w:rFonts w:ascii="Times New Roman" w:hAnsi="Times New Roman" w:cs="Times New Roman"/>
               </w:rPr>
               <w:t>Yêu cầu cần đạt (3)</w:t>
             </w:r>
@@ -5217,6 +5655,7 @@
               <w:rPr>
                 <w:rFonts w:ascii="Times New Roman" w:hAnsi="Times New Roman"/>
                 <w:sz w:val="26"/>
+                <w:rFonts w:ascii="Times New Roman" w:hAnsi="Times New Roman" w:cs="Times New Roman"/>
               </w:rPr>
             </w:r>
             <w:r>
@@ -5224,6 +5663,7 @@
                 <w:rFonts w:ascii="Times New Roman" w:hAnsi="Times New Roman"/>
                 <w:b/>
                 <w:sz w:val="26"/>
+                <w:rFonts w:ascii="Times New Roman" w:hAnsi="Times New Roman" w:cs="Times New Roman"/>
               </w:rPr>
               <w:t>Hình thức (4)</w:t>
             </w:r>
@@ -5246,6 +5686,7 @@
               <w:rPr>
                 <w:rFonts w:ascii="Times New Roman" w:hAnsi="Times New Roman"/>
                 <w:sz w:val="26"/>
+                <w:rFonts w:ascii="Times New Roman" w:hAnsi="Times New Roman" w:cs="Times New Roman"/>
               </w:rPr>
             </w:r>
             <w:r>
@@ -5253,6 +5694,7 @@
                 <w:rFonts w:ascii="Times New Roman" w:hAnsi="Times New Roman"/>
                 <w:b/>
                 <w:sz w:val="26"/>
+                <w:rFonts w:ascii="Times New Roman" w:hAnsi="Times New Roman" w:cs="Times New Roman"/>
               </w:rPr>
               <w:t>Đánh giá định kỳ 1</w:t>
             </w:r>
@@ -5271,13 +5713,15 @@
               <w:rPr>
                 <w:rFonts w:ascii="Times New Roman" w:hAnsi="Times New Roman"/>
                 <w:sz w:val="26"/>
-              </w:rPr>
-            </w:r>
-            <w:r>
-              <w:rPr>
-                <w:rFonts w:ascii="Times New Roman" w:hAnsi="Times New Roman"/>
-                <w:b w:val="0"/>
-                <w:sz w:val="26"/>
+                <w:rFonts w:ascii="Times New Roman" w:hAnsi="Times New Roman" w:cs="Times New Roman"/>
+              </w:rPr>
+            </w:r>
+            <w:r>
+              <w:rPr>
+                <w:rFonts w:ascii="Times New Roman" w:hAnsi="Times New Roman"/>
+                <w:b w:val="0"/>
+                <w:sz w:val="26"/>
+                <w:rFonts w:ascii="Times New Roman" w:hAnsi="Times New Roman" w:cs="Times New Roman"/>
               </w:rPr>
               <w:t>35 phút</w:t>
             </w:r>
@@ -5296,13 +5740,15 @@
               <w:rPr>
                 <w:rFonts w:ascii="Times New Roman" w:hAnsi="Times New Roman"/>
                 <w:sz w:val="26"/>
-              </w:rPr>
-            </w:r>
-            <w:r>
-              <w:rPr>
-                <w:rFonts w:ascii="Times New Roman" w:hAnsi="Times New Roman"/>
-                <w:b w:val="0"/>
-                <w:sz w:val="26"/>
+                <w:rFonts w:ascii="Times New Roman" w:hAnsi="Times New Roman" w:cs="Times New Roman"/>
+              </w:rPr>
+            </w:r>
+            <w:r>
+              <w:rPr>
+                <w:rFonts w:ascii="Times New Roman" w:hAnsi="Times New Roman"/>
+                <w:b w:val="0"/>
+                <w:sz w:val="26"/>
+                <w:rFonts w:ascii="Times New Roman" w:hAnsi="Times New Roman" w:cs="Times New Roman"/>
               </w:rPr>
               <w:t>Tuần 10</w:t>
             </w:r>
@@ -5320,13 +5766,15 @@
               <w:rPr>
                 <w:rFonts w:ascii="Times New Roman" w:hAnsi="Times New Roman"/>
                 <w:sz w:val="26"/>
-              </w:rPr>
-            </w:r>
-            <w:r>
-              <w:rPr>
-                <w:rFonts w:ascii="Times New Roman" w:hAnsi="Times New Roman"/>
-                <w:b w:val="0"/>
-                <w:sz w:val="26"/>
+                <w:rFonts w:ascii="Times New Roman" w:hAnsi="Times New Roman" w:cs="Times New Roman"/>
+              </w:rPr>
+            </w:r>
+            <w:r>
+              <w:rPr>
+                <w:rFonts w:ascii="Times New Roman" w:hAnsi="Times New Roman"/>
+                <w:b w:val="0"/>
+                <w:sz w:val="26"/>
+                <w:rFonts w:ascii="Times New Roman" w:hAnsi="Times New Roman" w:cs="Times New Roman"/>
               </w:rPr>
               <w:t>Nắm vững kĩ năng lắp ráp mô hình theo hướng dẫn, nhận biết các linh kiện cơ bản và vận hành robot đơn giản.</w:t>
             </w:r>
@@ -5344,13 +5792,15 @@
               <w:rPr>
                 <w:rFonts w:ascii="Times New Roman" w:hAnsi="Times New Roman"/>
                 <w:sz w:val="26"/>
-              </w:rPr>
-            </w:r>
-            <w:r>
-              <w:rPr>
-                <w:rFonts w:ascii="Times New Roman" w:hAnsi="Times New Roman"/>
-                <w:b w:val="0"/>
-                <w:sz w:val="26"/>
+                <w:rFonts w:ascii="Times New Roman" w:hAnsi="Times New Roman" w:cs="Times New Roman"/>
+              </w:rPr>
+            </w:r>
+            <w:r>
+              <w:rPr>
+                <w:rFonts w:ascii="Times New Roman" w:hAnsi="Times New Roman"/>
+                <w:b w:val="0"/>
+                <w:sz w:val="26"/>
+                <w:rFonts w:ascii="Times New Roman" w:hAnsi="Times New Roman" w:cs="Times New Roman"/>
               </w:rPr>
               <w:t>Thực hành lắp ráp và vận hành robot tại lớp</w:t>
             </w:r>
@@ -5373,6 +5823,7 @@
               <w:rPr>
                 <w:rFonts w:ascii="Times New Roman" w:hAnsi="Times New Roman"/>
                 <w:sz w:val="26"/>
+                <w:rFonts w:ascii="Times New Roman" w:hAnsi="Times New Roman" w:cs="Times New Roman"/>
               </w:rPr>
             </w:r>
             <w:r>
@@ -5380,6 +5831,7 @@
                 <w:rFonts w:ascii="Times New Roman" w:hAnsi="Times New Roman"/>
                 <w:b/>
                 <w:sz w:val="26"/>
+                <w:rFonts w:ascii="Times New Roman" w:hAnsi="Times New Roman" w:cs="Times New Roman"/>
               </w:rPr>
               <w:t>Đánh giá định kỳ 2</w:t>
             </w:r>
@@ -5398,13 +5850,15 @@
               <w:rPr>
                 <w:rFonts w:ascii="Times New Roman" w:hAnsi="Times New Roman"/>
                 <w:sz w:val="26"/>
-              </w:rPr>
-            </w:r>
-            <w:r>
-              <w:rPr>
-                <w:rFonts w:ascii="Times New Roman" w:hAnsi="Times New Roman"/>
-                <w:b w:val="0"/>
-                <w:sz w:val="26"/>
+                <w:rFonts w:ascii="Times New Roman" w:hAnsi="Times New Roman" w:cs="Times New Roman"/>
+              </w:rPr>
+            </w:r>
+            <w:r>
+              <w:rPr>
+                <w:rFonts w:ascii="Times New Roman" w:hAnsi="Times New Roman"/>
+                <w:b w:val="0"/>
+                <w:sz w:val="26"/>
+                <w:rFonts w:ascii="Times New Roman" w:hAnsi="Times New Roman" w:cs="Times New Roman"/>
               </w:rPr>
               <w:t>35 phút</w:t>
             </w:r>
@@ -5423,13 +5877,15 @@
               <w:rPr>
                 <w:rFonts w:ascii="Times New Roman" w:hAnsi="Times New Roman"/>
                 <w:sz w:val="26"/>
-              </w:rPr>
-            </w:r>
-            <w:r>
-              <w:rPr>
-                <w:rFonts w:ascii="Times New Roman" w:hAnsi="Times New Roman"/>
-                <w:b w:val="0"/>
-                <w:sz w:val="26"/>
+                <w:rFonts w:ascii="Times New Roman" w:hAnsi="Times New Roman" w:cs="Times New Roman"/>
+              </w:rPr>
+            </w:r>
+            <w:r>
+              <w:rPr>
+                <w:rFonts w:ascii="Times New Roman" w:hAnsi="Times New Roman"/>
+                <w:b w:val="0"/>
+                <w:sz w:val="26"/>
+                <w:rFonts w:ascii="Times New Roman" w:hAnsi="Times New Roman" w:cs="Times New Roman"/>
               </w:rPr>
               <w:t>Tuần 19</w:t>
             </w:r>
@@ -5447,13 +5903,15 @@
               <w:rPr>
                 <w:rFonts w:ascii="Times New Roman" w:hAnsi="Times New Roman"/>
                 <w:sz w:val="26"/>
-              </w:rPr>
-            </w:r>
-            <w:r>
-              <w:rPr>
-                <w:rFonts w:ascii="Times New Roman" w:hAnsi="Times New Roman"/>
-                <w:b w:val="0"/>
-                <w:sz w:val="26"/>
+                <w:rFonts w:ascii="Times New Roman" w:hAnsi="Times New Roman" w:cs="Times New Roman"/>
+              </w:rPr>
+            </w:r>
+            <w:r>
+              <w:rPr>
+                <w:rFonts w:ascii="Times New Roman" w:hAnsi="Times New Roman"/>
+                <w:b w:val="0"/>
+                <w:sz w:val="26"/>
+                <w:rFonts w:ascii="Times New Roman" w:hAnsi="Times New Roman" w:cs="Times New Roman"/>
               </w:rPr>
               <w:t>Nắm vững kĩ năng lắp ráp nâng cao, giải thích nguyên lý hoạt động mô phỏng và vận hành robot hoàn thành nhiệm vụ.</w:t>
             </w:r>
@@ -5471,13 +5929,15 @@
               <w:rPr>
                 <w:rFonts w:ascii="Times New Roman" w:hAnsi="Times New Roman"/>
                 <w:sz w:val="26"/>
-              </w:rPr>
-            </w:r>
-            <w:r>
-              <w:rPr>
-                <w:rFonts w:ascii="Times New Roman" w:hAnsi="Times New Roman"/>
-                <w:b w:val="0"/>
-                <w:sz w:val="26"/>
+                <w:rFonts w:ascii="Times New Roman" w:hAnsi="Times New Roman" w:cs="Times New Roman"/>
+              </w:rPr>
+            </w:r>
+            <w:r>
+              <w:rPr>
+                <w:rFonts w:ascii="Times New Roman" w:hAnsi="Times New Roman"/>
+                <w:b w:val="0"/>
+                <w:sz w:val="26"/>
+                <w:rFonts w:ascii="Times New Roman" w:hAnsi="Times New Roman" w:cs="Times New Roman"/>
               </w:rPr>
               <w:t>Thực hành làm việc nhóm và thử nghiệm robot</w:t>
             </w:r>
@@ -5500,6 +5960,7 @@
               <w:rPr>
                 <w:rFonts w:ascii="Times New Roman" w:hAnsi="Times New Roman"/>
                 <w:sz w:val="26"/>
+                <w:rFonts w:ascii="Times New Roman" w:hAnsi="Times New Roman" w:cs="Times New Roman"/>
               </w:rPr>
             </w:r>
             <w:r>
@@ -5507,6 +5968,7 @@
                 <w:rFonts w:ascii="Times New Roman" w:hAnsi="Times New Roman"/>
                 <w:b/>
                 <w:sz w:val="26"/>
+                <w:rFonts w:ascii="Times New Roman" w:hAnsi="Times New Roman" w:cs="Times New Roman"/>
               </w:rPr>
               <w:t>Đánh giá định kỳ 3</w:t>
             </w:r>
@@ -5525,13 +5987,15 @@
               <w:rPr>
                 <w:rFonts w:ascii="Times New Roman" w:hAnsi="Times New Roman"/>
                 <w:sz w:val="26"/>
-              </w:rPr>
-            </w:r>
-            <w:r>
-              <w:rPr>
-                <w:rFonts w:ascii="Times New Roman" w:hAnsi="Times New Roman"/>
-                <w:b w:val="0"/>
-                <w:sz w:val="26"/>
+                <w:rFonts w:ascii="Times New Roman" w:hAnsi="Times New Roman" w:cs="Times New Roman"/>
+              </w:rPr>
+            </w:r>
+            <w:r>
+              <w:rPr>
+                <w:rFonts w:ascii="Times New Roman" w:hAnsi="Times New Roman"/>
+                <w:b w:val="0"/>
+                <w:sz w:val="26"/>
+                <w:rFonts w:ascii="Times New Roman" w:hAnsi="Times New Roman" w:cs="Times New Roman"/>
               </w:rPr>
               <w:t>35 phút</w:t>
             </w:r>
@@ -5550,13 +6014,15 @@
               <w:rPr>
                 <w:rFonts w:ascii="Times New Roman" w:hAnsi="Times New Roman"/>
                 <w:sz w:val="26"/>
-              </w:rPr>
-            </w:r>
-            <w:r>
-              <w:rPr>
-                <w:rFonts w:ascii="Times New Roman" w:hAnsi="Times New Roman"/>
-                <w:b w:val="0"/>
-                <w:sz w:val="26"/>
+                <w:rFonts w:ascii="Times New Roman" w:hAnsi="Times New Roman" w:cs="Times New Roman"/>
+              </w:rPr>
+            </w:r>
+            <w:r>
+              <w:rPr>
+                <w:rFonts w:ascii="Times New Roman" w:hAnsi="Times New Roman"/>
+                <w:b w:val="0"/>
+                <w:sz w:val="26"/>
+                <w:rFonts w:ascii="Times New Roman" w:hAnsi="Times New Roman" w:cs="Times New Roman"/>
               </w:rPr>
               <w:t>Tuần 28</w:t>
             </w:r>
@@ -5574,13 +6040,15 @@
               <w:rPr>
                 <w:rFonts w:ascii="Times New Roman" w:hAnsi="Times New Roman"/>
                 <w:sz w:val="26"/>
-              </w:rPr>
-            </w:r>
-            <w:r>
-              <w:rPr>
-                <w:rFonts w:ascii="Times New Roman" w:hAnsi="Times New Roman"/>
-                <w:b w:val="0"/>
-                <w:sz w:val="26"/>
+                <w:rFonts w:ascii="Times New Roman" w:hAnsi="Times New Roman" w:cs="Times New Roman"/>
+              </w:rPr>
+            </w:r>
+            <w:r>
+              <w:rPr>
+                <w:rFonts w:ascii="Times New Roman" w:hAnsi="Times New Roman"/>
+                <w:b w:val="0"/>
+                <w:sz w:val="26"/>
+                <w:rFonts w:ascii="Times New Roman" w:hAnsi="Times New Roman" w:cs="Times New Roman"/>
               </w:rPr>
               <w:t>Vận hành robot độc lập, kết hợp động cơ và cảm biến, thử nghiệm và điều chỉnh robot theo yêu cầu bài học.</w:t>
             </w:r>
@@ -5598,13 +6066,15 @@
               <w:rPr>
                 <w:rFonts w:ascii="Times New Roman" w:hAnsi="Times New Roman"/>
                 <w:sz w:val="26"/>
-              </w:rPr>
-            </w:r>
-            <w:r>
-              <w:rPr>
-                <w:rFonts w:ascii="Times New Roman" w:hAnsi="Times New Roman"/>
-                <w:b w:val="0"/>
-                <w:sz w:val="26"/>
+                <w:rFonts w:ascii="Times New Roman" w:hAnsi="Times New Roman" w:cs="Times New Roman"/>
+              </w:rPr>
+            </w:r>
+            <w:r>
+              <w:rPr>
+                <w:rFonts w:ascii="Times New Roman" w:hAnsi="Times New Roman"/>
+                <w:b w:val="0"/>
+                <w:sz w:val="26"/>
+                <w:rFonts w:ascii="Times New Roman" w:hAnsi="Times New Roman" w:cs="Times New Roman"/>
               </w:rPr>
               <w:t>Thực hành giải quyết nhiệm vụ Robotics</w:t>
             </w:r>
@@ -5627,6 +6097,7 @@
               <w:rPr>
                 <w:rFonts w:ascii="Times New Roman" w:hAnsi="Times New Roman"/>
                 <w:sz w:val="26"/>
+                <w:rFonts w:ascii="Times New Roman" w:hAnsi="Times New Roman" w:cs="Times New Roman"/>
               </w:rPr>
             </w:r>
             <w:r>
@@ -5634,6 +6105,7 @@
                 <w:rFonts w:ascii="Times New Roman" w:hAnsi="Times New Roman"/>
                 <w:b/>
                 <w:sz w:val="26"/>
+                <w:rFonts w:ascii="Times New Roman" w:hAnsi="Times New Roman" w:cs="Times New Roman"/>
               </w:rPr>
               <w:t>Đánh giá định kỳ 4</w:t>
             </w:r>
@@ -5652,13 +6124,15 @@
               <w:rPr>
                 <w:rFonts w:ascii="Times New Roman" w:hAnsi="Times New Roman"/>
                 <w:sz w:val="26"/>
-              </w:rPr>
-            </w:r>
-            <w:r>
-              <w:rPr>
-                <w:rFonts w:ascii="Times New Roman" w:hAnsi="Times New Roman"/>
-                <w:b w:val="0"/>
-                <w:sz w:val="26"/>
+                <w:rFonts w:ascii="Times New Roman" w:hAnsi="Times New Roman" w:cs="Times New Roman"/>
+              </w:rPr>
+            </w:r>
+            <w:r>
+              <w:rPr>
+                <w:rFonts w:ascii="Times New Roman" w:hAnsi="Times New Roman"/>
+                <w:b w:val="0"/>
+                <w:sz w:val="26"/>
+                <w:rFonts w:ascii="Times New Roman" w:hAnsi="Times New Roman" w:cs="Times New Roman"/>
               </w:rPr>
               <w:t>35 phút</w:t>
             </w:r>
@@ -5677,13 +6151,15 @@
               <w:rPr>
                 <w:rFonts w:ascii="Times New Roman" w:hAnsi="Times New Roman"/>
                 <w:sz w:val="26"/>
-              </w:rPr>
-            </w:r>
-            <w:r>
-              <w:rPr>
-                <w:rFonts w:ascii="Times New Roman" w:hAnsi="Times New Roman"/>
-                <w:b w:val="0"/>
-                <w:sz w:val="26"/>
+                <w:rFonts w:ascii="Times New Roman" w:hAnsi="Times New Roman" w:cs="Times New Roman"/>
+              </w:rPr>
+            </w:r>
+            <w:r>
+              <w:rPr>
+                <w:rFonts w:ascii="Times New Roman" w:hAnsi="Times New Roman"/>
+                <w:b w:val="0"/>
+                <w:sz w:val="26"/>
+                <w:rFonts w:ascii="Times New Roman" w:hAnsi="Times New Roman" w:cs="Times New Roman"/>
               </w:rPr>
               <w:t>Tuần 34</w:t>
             </w:r>
@@ -5701,13 +6177,15 @@
               <w:rPr>
                 <w:rFonts w:ascii="Times New Roman" w:hAnsi="Times New Roman"/>
                 <w:sz w:val="26"/>
-              </w:rPr>
-            </w:r>
-            <w:r>
-              <w:rPr>
-                <w:rFonts w:ascii="Times New Roman" w:hAnsi="Times New Roman"/>
-                <w:b w:val="0"/>
-                <w:sz w:val="26"/>
+                <w:rFonts w:ascii="Times New Roman" w:hAnsi="Times New Roman" w:cs="Times New Roman"/>
+              </w:rPr>
+            </w:r>
+            <w:r>
+              <w:rPr>
+                <w:rFonts w:ascii="Times New Roman" w:hAnsi="Times New Roman"/>
+                <w:b w:val="0"/>
+                <w:sz w:val="26"/>
+                <w:rFonts w:ascii="Times New Roman" w:hAnsi="Times New Roman" w:cs="Times New Roman"/>
               </w:rPr>
               <w:t>Tổng hợp kiến thức cả năm, chủ động sáng tạo cải tiến mô hình robot và thuyết trình sản phẩm trước tập thể.</w:t>
             </w:r>
@@ -5725,13 +6203,15 @@
               <w:rPr>
                 <w:rFonts w:ascii="Times New Roman" w:hAnsi="Times New Roman"/>
                 <w:sz w:val="26"/>
-              </w:rPr>
-            </w:r>
-            <w:r>
-              <w:rPr>
-                <w:rFonts w:ascii="Times New Roman" w:hAnsi="Times New Roman"/>
-                <w:b w:val="0"/>
-                <w:sz w:val="26"/>
+                <w:rFonts w:ascii="Times New Roman" w:hAnsi="Times New Roman" w:cs="Times New Roman"/>
+              </w:rPr>
+            </w:r>
+            <w:r>
+              <w:rPr>
+                <w:rFonts w:ascii="Times New Roman" w:hAnsi="Times New Roman"/>
+                <w:b w:val="0"/>
+                <w:sz w:val="26"/>
+                <w:rFonts w:ascii="Times New Roman" w:hAnsi="Times New Roman" w:cs="Times New Roman"/>
               </w:rPr>
               <w:t>Thực hành tạo sản phẩm sáng tạo &amp; Thuyết trình</w:t>
             </w:r>
@@ -5766,6 +6246,7 @@
           <w:iCs/>
           <w:color w:val="000000"/>
           <w:sz w:val="26"/>
+          <w:rFonts w:ascii="Times New Roman" w:hAnsi="Times New Roman" w:cs="Times New Roman"/>
         </w:rPr>
         <w:t>Thời gian làm bài kiểm tra, đánh giá</w:t>
       </w:r>
@@ -5797,6 +6278,7 @@
           <w:iCs/>
           <w:color w:val="000000"/>
           <w:sz w:val="26"/>
+          <w:rFonts w:ascii="Times New Roman" w:hAnsi="Times New Roman" w:cs="Times New Roman"/>
         </w:rPr>
         <w:t>Tuần thứ, tháng, năm thực hiện bài kiểm tra đánh giá</w:t>
       </w:r>
@@ -5828,6 +6310,7 @@
           <w:iCs/>
           <w:color w:val="000000"/>
           <w:sz w:val="26"/>
+          <w:rFonts w:ascii="Times New Roman" w:hAnsi="Times New Roman" w:cs="Times New Roman"/>
         </w:rPr>
         <w:t>Yêu cầu cần đạt thời điểm kiểm tra đánh giá (Theo phân phối chương trình)</w:t>
       </w:r>
@@ -5858,6 +6341,7 @@
           <w:iCs/>
           <w:color w:val="000000"/>
           <w:sz w:val="26"/>
+          <w:rFonts w:ascii="Times New Roman" w:hAnsi="Times New Roman" w:cs="Times New Roman"/>
         </w:rPr>
         <w:lastRenderedPageBreak/>
         <w:t>Hình thức bài kiểm tra đánh giá: Viết (trên giấy hoặc máy tính); bài thực hành; dự án học tập</w:t>
@@ -5876,6 +6360,7 @@
           <w:b/>
           <w:bCs/>
           <w:sz w:val="26"/>
+          <w:rFonts w:ascii="Times New Roman" w:hAnsi="Times New Roman" w:cs="Times New Roman"/>
         </w:rPr>
         <w:t>III. Các nội dung khác (Nếu có)</w:t>
       </w:r>
@@ -5935,6 +6420,7 @@
                 <w:bCs/>
                 <w:sz w:val="26"/>
                 <w:szCs w:val="26"/>
+                <w:rFonts w:ascii="Times New Roman" w:hAnsi="Times New Roman" w:cs="Times New Roman"/>
               </w:rPr>
               <w:t>TỔ TRƯỞNG</w:t>
             </w:r>
@@ -5957,6 +6443,7 @@
                 <w:iCs/>
                 <w:sz w:val="26"/>
                 <w:szCs w:val="26"/>
+                <w:rFonts w:ascii="Times New Roman" w:hAnsi="Times New Roman" w:cs="Times New Roman"/>
               </w:rPr>
               <w:t>(Ký, ghi rõ họ tên)</w:t>
             </w:r>
@@ -5984,6 +6471,7 @@
                 <w:iCs/>
                 <w:sz w:val="26"/>
                 <w:szCs w:val="26"/>
+                <w:rFonts w:ascii="Times New Roman" w:hAnsi="Times New Roman" w:cs="Times New Roman"/>
               </w:rPr>
               <w:t>Hoài Đức, ngày    tháng     năm 2026</w:t>
             </w:r>
@@ -6006,6 +6494,7 @@
                 <w:bCs/>
                 <w:sz w:val="26"/>
                 <w:szCs w:val="26"/>
+                <w:rFonts w:ascii="Times New Roman" w:hAnsi="Times New Roman" w:cs="Times New Roman"/>
               </w:rPr>
               <w:t>HIỆU TRƯỞNG</w:t>
             </w:r>
@@ -6030,6 +6519,7 @@
                 <w:iCs/>
                 <w:sz w:val="26"/>
                 <w:szCs w:val="26"/>
+                <w:rFonts w:ascii="Times New Roman" w:hAnsi="Times New Roman" w:cs="Times New Roman"/>
               </w:rPr>
               <w:t>(</w:t>
             </w:r>
@@ -6040,6 +6530,7 @@
                 <w:iCs/>
                 <w:sz w:val="26"/>
                 <w:szCs w:val="26"/>
+                <w:rFonts w:ascii="Times New Roman" w:hAnsi="Times New Roman" w:cs="Times New Roman"/>
               </w:rPr>
               <w:t>Ký và ghi rõ họ tên)</w:t>
             </w:r>

--- a/Hệ thống mẫu văn bản/Nguyên đã làm/Kế hoạch dạy học Robotics từng lớp/Kế hoạch dạy học môn Robotics - Lớp 3 - 2026 - 2027.docx
+++ b/Hệ thống mẫu văn bản/Nguyên đã làm/Kế hoạch dạy học Robotics từng lớp/Kế hoạch dạy học môn Robotics - Lớp 3 - 2026 - 2027.docx
@@ -1365,6 +1365,3807 @@
         <w:t>Kế hoạch dạy học</w:t>
       </w:r>
     </w:p>
+    <w:tbl>
+      <w:tblPr>
+        <w:tblW w:type="auto" w:w="0"/>
+        <w:jc w:val="center"/>
+        <w:tblLook w:firstColumn="1" w:firstRow="1" w:lastColumn="0" w:lastRow="0" w:noHBand="0" w:noVBand="1" w:val="04A0"/>
+        <w:tblBorders>
+          <w:top w:val="single" w:sz="4" w:space="0" w:color="000000"/>
+          <w:left w:val="single" w:sz="4" w:space="0" w:color="000000"/>
+          <w:bottom w:val="single" w:sz="4" w:space="0" w:color="000000"/>
+          <w:right w:val="single" w:sz="4" w:space="0" w:color="000000"/>
+          <w:insideH w:val="single" w:sz="4" w:space="0" w:color="000000"/>
+          <w:insideV w:val="single" w:sz="4" w:space="0" w:color="000000"/>
+        </w:tblBorders>
+      </w:tblPr>
+      <w:tblGrid>
+        <w:gridCol w:w="1862"/>
+        <w:gridCol w:w="1862"/>
+        <w:gridCol w:w="1862"/>
+        <w:gridCol w:w="1862"/>
+        <w:gridCol w:w="1862"/>
+      </w:tblGrid>
+      <w:tr>
+        <w:tc>
+          <w:tcPr>
+            <w:tcW w:type="dxa" w:w="680"/>
+            <w:vAlign w:val="center"/>
+          </w:tcPr>
+          <w:p>
+            <w:pPr>
+              <w:spacing w:before="40" w:after="40" w:line="276" w:lineRule="auto"/>
+              <w:jc w:val="center"/>
+            </w:pPr>
+            <w:r>
+              <w:rPr>
+                <w:rFonts w:ascii="Times New Roman" w:hAnsi="Times New Roman"/>
+                <w:b/>
+                <w:sz w:val="26"/>
+                <w:rFonts w:ascii="Times New Roman" w:hAnsi="Times New Roman" w:cs="Times New Roman"/>
+              </w:rPr>
+              <w:t>STT</w:t>
+            </w:r>
+          </w:p>
+        </w:tc>
+        <w:tc>
+          <w:tcPr>
+            <w:tcW w:type="dxa" w:w="3118"/>
+            <w:vAlign w:val="center"/>
+          </w:tcPr>
+          <w:p>
+            <w:pPr>
+              <w:spacing w:before="40" w:after="40" w:line="276" w:lineRule="auto"/>
+              <w:jc w:val="left"/>
+            </w:pPr>
+            <w:r>
+              <w:rPr>
+                <w:rFonts w:ascii="Times New Roman" w:hAnsi="Times New Roman"/>
+                <w:b/>
+                <w:sz w:val="26"/>
+                <w:rFonts w:ascii="Times New Roman" w:hAnsi="Times New Roman" w:cs="Times New Roman"/>
+              </w:rPr>
+              <w:t>Bài học (1)</w:t>
+            </w:r>
+          </w:p>
+        </w:tc>
+        <w:tc>
+          <w:tcPr>
+            <w:tcW w:type="dxa" w:w="850"/>
+            <w:vAlign w:val="center"/>
+          </w:tcPr>
+          <w:p>
+            <w:pPr>
+              <w:spacing w:before="40" w:after="40" w:line="276" w:lineRule="auto"/>
+              <w:jc w:val="center"/>
+            </w:pPr>
+            <w:r>
+              <w:rPr>
+                <w:rFonts w:ascii="Times New Roman" w:hAnsi="Times New Roman"/>
+                <w:b/>
+                <w:sz w:val="26"/>
+                <w:rFonts w:ascii="Times New Roman" w:hAnsi="Times New Roman" w:cs="Times New Roman"/>
+              </w:rPr>
+              <w:t>Số tiết (2)</w:t>
+            </w:r>
+          </w:p>
+        </w:tc>
+        <w:tc>
+          <w:tcPr>
+            <w:tcW w:type="dxa" w:w="1247"/>
+            <w:vAlign w:val="center"/>
+          </w:tcPr>
+          <w:p>
+            <w:pPr>
+              <w:spacing w:before="40" w:after="40" w:line="276" w:lineRule="auto"/>
+              <w:jc w:val="center"/>
+            </w:pPr>
+            <w:r>
+              <w:rPr>
+                <w:rFonts w:ascii="Times New Roman" w:hAnsi="Times New Roman"/>
+                <w:b/>
+                <w:sz w:val="26"/>
+                <w:rFonts w:ascii="Times New Roman" w:hAnsi="Times New Roman" w:cs="Times New Roman"/>
+              </w:rPr>
+              <w:t>Tiết theo PPCT</w:t>
+            </w:r>
+          </w:p>
+        </w:tc>
+        <w:tc>
+          <w:tcPr>
+            <w:tcW w:type="dxa" w:w="3402"/>
+            <w:vAlign w:val="center"/>
+          </w:tcPr>
+          <w:p>
+            <w:pPr>
+              <w:spacing w:before="40" w:after="40" w:line="276" w:lineRule="auto"/>
+              <w:jc w:val="left"/>
+            </w:pPr>
+            <w:r>
+              <w:rPr>
+                <w:rFonts w:ascii="Times New Roman" w:hAnsi="Times New Roman"/>
+                <w:b/>
+                <w:sz w:val="26"/>
+                <w:rFonts w:ascii="Times New Roman" w:hAnsi="Times New Roman" w:cs="Times New Roman"/>
+              </w:rPr>
+              <w:t>Yêu cầu cần đạt (3)</w:t>
+            </w:r>
+          </w:p>
+        </w:tc>
+      </w:tr>
+      <w:tr>
+        <w:tc>
+          <w:tcPr>
+            <w:tcW w:type="dxa" w:w="680"/>
+            <w:vAlign w:val="center"/>
+          </w:tcPr>
+          <w:p>
+            <w:pPr>
+              <w:spacing w:before="40" w:after="40" w:line="276" w:lineRule="auto"/>
+              <w:jc w:val="center"/>
+            </w:pPr>
+            <w:r>
+              <w:rPr>
+                <w:rFonts w:ascii="Times New Roman" w:hAnsi="Times New Roman"/>
+                <w:sz w:val="26"/>
+                <w:rFonts w:ascii="Times New Roman" w:hAnsi="Times New Roman" w:cs="Times New Roman"/>
+              </w:rPr>
+              <w:t>1</w:t>
+            </w:r>
+          </w:p>
+        </w:tc>
+        <w:tc>
+          <w:tcPr>
+            <w:tcW w:type="dxa" w:w="3118"/>
+            <w:vAlign w:val="center"/>
+          </w:tcPr>
+          <w:p>
+            <w:pPr>
+              <w:spacing w:before="40" w:after="40" w:line="276" w:lineRule="auto"/>
+              <w:jc w:val="both"/>
+            </w:pPr>
+            <w:r>
+              <w:rPr>
+                <w:rFonts w:ascii="Times New Roman" w:hAnsi="Times New Roman"/>
+                <w:sz w:val="26"/>
+                <w:rFonts w:ascii="Times New Roman" w:hAnsi="Times New Roman" w:cs="Times New Roman"/>
+              </w:rPr>
+              <w:t>Tiết 0: Định hướng môn học</w:t>
+            </w:r>
+          </w:p>
+        </w:tc>
+        <w:tc>
+          <w:tcPr>
+            <w:tcW w:type="dxa" w:w="850"/>
+            <w:vAlign w:val="center"/>
+          </w:tcPr>
+          <w:p>
+            <w:pPr>
+              <w:spacing w:before="40" w:after="40" w:line="276" w:lineRule="auto"/>
+              <w:jc w:val="center"/>
+            </w:pPr>
+            <w:r>
+              <w:rPr>
+                <w:rFonts w:ascii="Times New Roman" w:hAnsi="Times New Roman"/>
+                <w:sz w:val="26"/>
+                <w:rFonts w:ascii="Times New Roman" w:hAnsi="Times New Roman" w:cs="Times New Roman"/>
+              </w:rPr>
+              <w:t>1</w:t>
+            </w:r>
+          </w:p>
+        </w:tc>
+        <w:tc>
+          <w:tcPr>
+            <w:tcW w:type="dxa" w:w="1247"/>
+            <w:vAlign w:val="center"/>
+          </w:tcPr>
+          <w:p>
+            <w:pPr>
+              <w:spacing w:before="40" w:after="40" w:line="276" w:lineRule="auto"/>
+              <w:jc w:val="center"/>
+            </w:pPr>
+            <w:r>
+              <w:rPr>
+                <w:rFonts w:ascii="Times New Roman" w:hAnsi="Times New Roman"/>
+                <w:sz w:val="26"/>
+                <w:rFonts w:ascii="Times New Roman" w:hAnsi="Times New Roman" w:cs="Times New Roman"/>
+              </w:rPr>
+              <w:t>1</w:t>
+            </w:r>
+          </w:p>
+        </w:tc>
+        <w:tc>
+          <w:tcPr>
+            <w:tcW w:type="dxa" w:w="3402"/>
+            <w:vAlign w:val="center"/>
+          </w:tcPr>
+          <w:p>
+            <w:pPr>
+              <w:spacing w:before="40" w:after="40" w:line="276" w:lineRule="auto"/>
+              <w:jc w:val="both"/>
+            </w:pPr>
+            <w:r>
+              <w:rPr>
+                <w:rFonts w:ascii="Times New Roman" w:hAnsi="Times New Roman"/>
+                <w:sz w:val="26"/>
+                <w:rFonts w:ascii="Times New Roman" w:hAnsi="Times New Roman" w:cs="Times New Roman"/>
+              </w:rPr>
+              <w:t>Giới thiệu tổng quan môn học Robotics, phương pháp học tập thực hành, quy trình làm việc nhóm, an toàn sử dụng thiết bị và nội quy phòng học bộ môn.</w:t>
+            </w:r>
+          </w:p>
+        </w:tc>
+      </w:tr>
+      <w:tr>
+        <w:tc>
+          <w:tcPr>
+            <w:tcW w:type="dxa" w:w="680"/>
+            <w:vAlign w:val="center"/>
+          </w:tcPr>
+          <w:p>
+            <w:pPr>
+              <w:spacing w:before="40" w:after="40" w:line="276" w:lineRule="auto"/>
+              <w:jc w:val="center"/>
+            </w:pPr>
+            <w:r>
+              <w:rPr>
+                <w:rFonts w:ascii="Times New Roman" w:hAnsi="Times New Roman"/>
+                <w:sz w:val="26"/>
+                <w:rFonts w:ascii="Times New Roman" w:hAnsi="Times New Roman" w:cs="Times New Roman"/>
+              </w:rPr>
+              <w:t>2</w:t>
+            </w:r>
+          </w:p>
+        </w:tc>
+        <w:tc>
+          <w:tcPr>
+            <w:tcW w:type="dxa" w:w="3118"/>
+            <w:vAlign w:val="center"/>
+          </w:tcPr>
+          <w:p>
+            <w:pPr>
+              <w:spacing w:before="40" w:after="40" w:line="276" w:lineRule="auto"/>
+              <w:jc w:val="both"/>
+            </w:pPr>
+            <w:r>
+              <w:rPr>
+                <w:rFonts w:ascii="Times New Roman" w:hAnsi="Times New Roman"/>
+                <w:sz w:val="26"/>
+                <w:rFonts w:ascii="Times New Roman" w:hAnsi="Times New Roman" w:cs="Times New Roman"/>
+              </w:rPr>
+              <w:t>Bài 1. Hãy nấu những món ăn ngon</w:t>
+            </w:r>
+          </w:p>
+        </w:tc>
+        <w:tc>
+          <w:tcPr>
+            <w:tcW w:type="dxa" w:w="850"/>
+            <w:vAlign w:val="center"/>
+          </w:tcPr>
+          <w:p>
+            <w:pPr>
+              <w:spacing w:before="40" w:after="40" w:line="276" w:lineRule="auto"/>
+              <w:jc w:val="center"/>
+            </w:pPr>
+            <w:r>
+              <w:rPr>
+                <w:rFonts w:ascii="Times New Roman" w:hAnsi="Times New Roman"/>
+                <w:sz w:val="26"/>
+                <w:rFonts w:ascii="Times New Roman" w:hAnsi="Times New Roman" w:cs="Times New Roman"/>
+              </w:rPr>
+              <w:t>1</w:t>
+            </w:r>
+          </w:p>
+        </w:tc>
+        <w:tc>
+          <w:tcPr>
+            <w:tcW w:type="dxa" w:w="1247"/>
+            <w:vAlign w:val="center"/>
+          </w:tcPr>
+          <w:p>
+            <w:pPr>
+              <w:spacing w:before="40" w:after="40" w:line="276" w:lineRule="auto"/>
+              <w:jc w:val="center"/>
+            </w:pPr>
+            <w:r>
+              <w:rPr>
+                <w:rFonts w:ascii="Times New Roman" w:hAnsi="Times New Roman"/>
+                <w:sz w:val="26"/>
+                <w:rFonts w:ascii="Times New Roman" w:hAnsi="Times New Roman" w:cs="Times New Roman"/>
+              </w:rPr>
+              <w:t>2</w:t>
+            </w:r>
+          </w:p>
+        </w:tc>
+        <w:tc>
+          <w:tcPr>
+            <w:tcW w:type="dxa" w:w="3402"/>
+            <w:vAlign w:val="center"/>
+          </w:tcPr>
+          <w:p>
+            <w:pPr>
+              <w:spacing w:before="40" w:after="40" w:line="276" w:lineRule="auto"/>
+              <w:jc w:val="both"/>
+            </w:pPr>
+            <w:r>
+              <w:rPr>
+                <w:rFonts w:ascii="Times New Roman" w:hAnsi="Times New Roman"/>
+                <w:sz w:val="26"/>
+                <w:rFonts w:ascii="Times New Roman" w:hAnsi="Times New Roman" w:cs="Times New Roman"/>
+              </w:rPr>
+              <w:t>Tìm hiểu dụng cụ nấu ăn, cấu tạo nồi nấu; lắp robot hỗ trợ nấu ăn.</w:t>
+            </w:r>
+          </w:p>
+        </w:tc>
+      </w:tr>
+      <w:tr>
+        <w:tc>
+          <w:tcPr>
+            <w:tcW w:type="dxa" w:w="680"/>
+            <w:vAlign w:val="center"/>
+          </w:tcPr>
+          <w:p>
+            <w:pPr>
+              <w:spacing w:before="40" w:after="40" w:line="276" w:lineRule="auto"/>
+              <w:jc w:val="center"/>
+            </w:pPr>
+            <w:r>
+              <w:rPr>
+                <w:rFonts w:ascii="Times New Roman" w:hAnsi="Times New Roman"/>
+                <w:sz w:val="26"/>
+                <w:rFonts w:ascii="Times New Roman" w:hAnsi="Times New Roman" w:cs="Times New Roman"/>
+              </w:rPr>
+              <w:t>3</w:t>
+            </w:r>
+          </w:p>
+        </w:tc>
+        <w:tc>
+          <w:tcPr>
+            <w:tcW w:type="dxa" w:w="3118"/>
+            <w:vAlign w:val="center"/>
+          </w:tcPr>
+          <w:p>
+            <w:pPr>
+              <w:spacing w:before="40" w:after="40" w:line="276" w:lineRule="auto"/>
+              <w:jc w:val="both"/>
+            </w:pPr>
+            <w:r>
+              <w:rPr>
+                <w:rFonts w:ascii="Times New Roman" w:hAnsi="Times New Roman"/>
+                <w:sz w:val="26"/>
+                <w:rFonts w:ascii="Times New Roman" w:hAnsi="Times New Roman" w:cs="Times New Roman"/>
+              </w:rPr>
+              <w:t>Bài 2. Hàm răng trắng sáng</w:t>
+            </w:r>
+          </w:p>
+        </w:tc>
+        <w:tc>
+          <w:tcPr>
+            <w:tcW w:type="dxa" w:w="850"/>
+            <w:vAlign w:val="center"/>
+          </w:tcPr>
+          <w:p>
+            <w:pPr>
+              <w:spacing w:before="40" w:after="40" w:line="276" w:lineRule="auto"/>
+              <w:jc w:val="center"/>
+            </w:pPr>
+            <w:r>
+              <w:rPr>
+                <w:rFonts w:ascii="Times New Roman" w:hAnsi="Times New Roman"/>
+                <w:sz w:val="26"/>
+                <w:rFonts w:ascii="Times New Roman" w:hAnsi="Times New Roman" w:cs="Times New Roman"/>
+              </w:rPr>
+              <w:t>1</w:t>
+            </w:r>
+          </w:p>
+        </w:tc>
+        <w:tc>
+          <w:tcPr>
+            <w:tcW w:type="dxa" w:w="1247"/>
+            <w:vAlign w:val="center"/>
+          </w:tcPr>
+          <w:p>
+            <w:pPr>
+              <w:spacing w:before="40" w:after="40" w:line="276" w:lineRule="auto"/>
+              <w:jc w:val="center"/>
+            </w:pPr>
+            <w:r>
+              <w:rPr>
+                <w:rFonts w:ascii="Times New Roman" w:hAnsi="Times New Roman"/>
+                <w:sz w:val="26"/>
+                <w:rFonts w:ascii="Times New Roman" w:hAnsi="Times New Roman" w:cs="Times New Roman"/>
+              </w:rPr>
+              <w:t>3</w:t>
+            </w:r>
+          </w:p>
+        </w:tc>
+        <w:tc>
+          <w:tcPr>
+            <w:tcW w:type="dxa" w:w="3402"/>
+            <w:vAlign w:val="center"/>
+          </w:tcPr>
+          <w:p>
+            <w:pPr>
+              <w:spacing w:before="40" w:after="40" w:line="276" w:lineRule="auto"/>
+              <w:jc w:val="both"/>
+            </w:pPr>
+            <w:r>
+              <w:rPr>
+                <w:rFonts w:ascii="Times New Roman" w:hAnsi="Times New Roman"/>
+                <w:sz w:val="26"/>
+                <w:rFonts w:ascii="Times New Roman" w:hAnsi="Times New Roman" w:cs="Times New Roman"/>
+              </w:rPr>
+              <w:t>Tìm hiểu cách chăm sóc răng miệng; lắp robot chải răng.</w:t>
+            </w:r>
+          </w:p>
+        </w:tc>
+      </w:tr>
+      <w:tr>
+        <w:tc>
+          <w:tcPr>
+            <w:tcW w:type="dxa" w:w="680"/>
+            <w:vAlign w:val="center"/>
+          </w:tcPr>
+          <w:p>
+            <w:pPr>
+              <w:spacing w:before="40" w:after="40" w:line="276" w:lineRule="auto"/>
+              <w:jc w:val="center"/>
+            </w:pPr>
+            <w:r>
+              <w:rPr>
+                <w:rFonts w:ascii="Times New Roman" w:hAnsi="Times New Roman"/>
+                <w:sz w:val="26"/>
+                <w:rFonts w:ascii="Times New Roman" w:hAnsi="Times New Roman" w:cs="Times New Roman"/>
+              </w:rPr>
+              <w:t>4</w:t>
+            </w:r>
+          </w:p>
+        </w:tc>
+        <w:tc>
+          <w:tcPr>
+            <w:tcW w:type="dxa" w:w="3118"/>
+            <w:vAlign w:val="center"/>
+          </w:tcPr>
+          <w:p>
+            <w:pPr>
+              <w:spacing w:before="40" w:after="40" w:line="276" w:lineRule="auto"/>
+              <w:jc w:val="both"/>
+            </w:pPr>
+            <w:r>
+              <w:rPr>
+                <w:rFonts w:ascii="Times New Roman" w:hAnsi="Times New Roman"/>
+                <w:sz w:val="26"/>
+                <w:rFonts w:ascii="Times New Roman" w:hAnsi="Times New Roman" w:cs="Times New Roman"/>
+              </w:rPr>
+              <w:t>Bài 3. Sự phản xạ ánh sáng</w:t>
+            </w:r>
+          </w:p>
+        </w:tc>
+        <w:tc>
+          <w:tcPr>
+            <w:tcW w:type="dxa" w:w="850"/>
+            <w:vAlign w:val="center"/>
+          </w:tcPr>
+          <w:p>
+            <w:pPr>
+              <w:spacing w:before="40" w:after="40" w:line="276" w:lineRule="auto"/>
+              <w:jc w:val="center"/>
+            </w:pPr>
+            <w:r>
+              <w:rPr>
+                <w:rFonts w:ascii="Times New Roman" w:hAnsi="Times New Roman"/>
+                <w:sz w:val="26"/>
+                <w:rFonts w:ascii="Times New Roman" w:hAnsi="Times New Roman" w:cs="Times New Roman"/>
+              </w:rPr>
+              <w:t>1</w:t>
+            </w:r>
+          </w:p>
+        </w:tc>
+        <w:tc>
+          <w:tcPr>
+            <w:tcW w:type="dxa" w:w="1247"/>
+            <w:vAlign w:val="center"/>
+          </w:tcPr>
+          <w:p>
+            <w:pPr>
+              <w:spacing w:before="40" w:after="40" w:line="276" w:lineRule="auto"/>
+              <w:jc w:val="center"/>
+            </w:pPr>
+            <w:r>
+              <w:rPr>
+                <w:rFonts w:ascii="Times New Roman" w:hAnsi="Times New Roman"/>
+                <w:sz w:val="26"/>
+                <w:rFonts w:ascii="Times New Roman" w:hAnsi="Times New Roman" w:cs="Times New Roman"/>
+              </w:rPr>
+              <w:t>4</w:t>
+            </w:r>
+          </w:p>
+        </w:tc>
+        <w:tc>
+          <w:tcPr>
+            <w:tcW w:type="dxa" w:w="3402"/>
+            <w:vAlign w:val="center"/>
+          </w:tcPr>
+          <w:p>
+            <w:pPr>
+              <w:spacing w:before="40" w:after="40" w:line="276" w:lineRule="auto"/>
+              <w:jc w:val="both"/>
+            </w:pPr>
+            <w:r>
+              <w:rPr>
+                <w:rFonts w:ascii="Times New Roman" w:hAnsi="Times New Roman"/>
+                <w:sz w:val="26"/>
+                <w:rFonts w:ascii="Times New Roman" w:hAnsi="Times New Roman" w:cs="Times New Roman"/>
+              </w:rPr>
+              <w:t>Tìm hiểu hiện tượng phản xạ ánh sáng; lắp mô hình máy ảnh.</w:t>
+            </w:r>
+          </w:p>
+        </w:tc>
+      </w:tr>
+      <w:tr>
+        <w:tc>
+          <w:tcPr>
+            <w:tcW w:type="dxa" w:w="680"/>
+            <w:vAlign w:val="center"/>
+          </w:tcPr>
+          <w:p>
+            <w:pPr>
+              <w:spacing w:before="40" w:after="40" w:line="276" w:lineRule="auto"/>
+              <w:jc w:val="center"/>
+            </w:pPr>
+            <w:r>
+              <w:rPr>
+                <w:rFonts w:ascii="Times New Roman" w:hAnsi="Times New Roman"/>
+                <w:sz w:val="26"/>
+                <w:rFonts w:ascii="Times New Roman" w:hAnsi="Times New Roman" w:cs="Times New Roman"/>
+              </w:rPr>
+              <w:t>5</w:t>
+            </w:r>
+          </w:p>
+        </w:tc>
+        <w:tc>
+          <w:tcPr>
+            <w:tcW w:type="dxa" w:w="3118"/>
+            <w:vAlign w:val="center"/>
+          </w:tcPr>
+          <w:p>
+            <w:pPr>
+              <w:spacing w:before="40" w:after="40" w:line="276" w:lineRule="auto"/>
+              <w:jc w:val="both"/>
+            </w:pPr>
+            <w:r>
+              <w:rPr>
+                <w:rFonts w:ascii="Times New Roman" w:hAnsi="Times New Roman"/>
+                <w:sz w:val="26"/>
+                <w:rFonts w:ascii="Times New Roman" w:hAnsi="Times New Roman" w:cs="Times New Roman"/>
+              </w:rPr>
+              <w:t>Bài 4. Đàn gà con</w:t>
+            </w:r>
+          </w:p>
+        </w:tc>
+        <w:tc>
+          <w:tcPr>
+            <w:tcW w:type="dxa" w:w="850"/>
+            <w:vAlign w:val="center"/>
+          </w:tcPr>
+          <w:p>
+            <w:pPr>
+              <w:spacing w:before="40" w:after="40" w:line="276" w:lineRule="auto"/>
+              <w:jc w:val="center"/>
+            </w:pPr>
+            <w:r>
+              <w:rPr>
+                <w:rFonts w:ascii="Times New Roman" w:hAnsi="Times New Roman"/>
+                <w:sz w:val="26"/>
+                <w:rFonts w:ascii="Times New Roman" w:hAnsi="Times New Roman" w:cs="Times New Roman"/>
+              </w:rPr>
+              <w:t>1</w:t>
+            </w:r>
+          </w:p>
+        </w:tc>
+        <w:tc>
+          <w:tcPr>
+            <w:tcW w:type="dxa" w:w="1247"/>
+            <w:vAlign w:val="center"/>
+          </w:tcPr>
+          <w:p>
+            <w:pPr>
+              <w:spacing w:before="40" w:after="40" w:line="276" w:lineRule="auto"/>
+              <w:jc w:val="center"/>
+            </w:pPr>
+            <w:r>
+              <w:rPr>
+                <w:rFonts w:ascii="Times New Roman" w:hAnsi="Times New Roman"/>
+                <w:sz w:val="26"/>
+                <w:rFonts w:ascii="Times New Roman" w:hAnsi="Times New Roman" w:cs="Times New Roman"/>
+              </w:rPr>
+              <w:t>5</w:t>
+            </w:r>
+          </w:p>
+        </w:tc>
+        <w:tc>
+          <w:tcPr>
+            <w:tcW w:type="dxa" w:w="3402"/>
+            <w:vAlign w:val="center"/>
+          </w:tcPr>
+          <w:p>
+            <w:pPr>
+              <w:spacing w:before="40" w:after="40" w:line="276" w:lineRule="auto"/>
+              <w:jc w:val="both"/>
+            </w:pPr>
+            <w:r>
+              <w:rPr>
+                <w:rFonts w:ascii="Times New Roman" w:hAnsi="Times New Roman"/>
+                <w:sz w:val="26"/>
+                <w:rFonts w:ascii="Times New Roman" w:hAnsi="Times New Roman" w:cs="Times New Roman"/>
+              </w:rPr>
+              <w:t>Tìm hiểu sinh sản đẻ trứng của gà; lắp robot gà mẹ và gà con.</w:t>
+            </w:r>
+          </w:p>
+        </w:tc>
+      </w:tr>
+      <w:tr>
+        <w:tc>
+          <w:tcPr>
+            <w:tcW w:type="dxa" w:w="680"/>
+            <w:vAlign w:val="center"/>
+          </w:tcPr>
+          <w:p>
+            <w:pPr>
+              <w:spacing w:before="40" w:after="40" w:line="276" w:lineRule="auto"/>
+              <w:jc w:val="center"/>
+            </w:pPr>
+            <w:r>
+              <w:rPr>
+                <w:rFonts w:ascii="Times New Roman" w:hAnsi="Times New Roman"/>
+                <w:sz w:val="26"/>
+                <w:rFonts w:ascii="Times New Roman" w:hAnsi="Times New Roman" w:cs="Times New Roman"/>
+              </w:rPr>
+              <w:t>6</w:t>
+            </w:r>
+          </w:p>
+        </w:tc>
+        <w:tc>
+          <w:tcPr>
+            <w:tcW w:type="dxa" w:w="3118"/>
+            <w:vAlign w:val="center"/>
+          </w:tcPr>
+          <w:p>
+            <w:pPr>
+              <w:spacing w:before="40" w:after="40" w:line="276" w:lineRule="auto"/>
+              <w:jc w:val="both"/>
+            </w:pPr>
+            <w:r>
+              <w:rPr>
+                <w:rFonts w:ascii="Times New Roman" w:hAnsi="Times New Roman"/>
+                <w:sz w:val="26"/>
+                <w:rFonts w:ascii="Times New Roman" w:hAnsi="Times New Roman" w:cs="Times New Roman"/>
+              </w:rPr>
+              <w:t>Bài 5. Những bạn nhỏ lễ phép</w:t>
+            </w:r>
+          </w:p>
+        </w:tc>
+        <w:tc>
+          <w:tcPr>
+            <w:tcW w:type="dxa" w:w="850"/>
+            <w:vAlign w:val="center"/>
+          </w:tcPr>
+          <w:p>
+            <w:pPr>
+              <w:spacing w:before="40" w:after="40" w:line="276" w:lineRule="auto"/>
+              <w:jc w:val="center"/>
+            </w:pPr>
+            <w:r>
+              <w:rPr>
+                <w:rFonts w:ascii="Times New Roman" w:hAnsi="Times New Roman"/>
+                <w:sz w:val="26"/>
+                <w:rFonts w:ascii="Times New Roman" w:hAnsi="Times New Roman" w:cs="Times New Roman"/>
+              </w:rPr>
+              <w:t>1</w:t>
+            </w:r>
+          </w:p>
+        </w:tc>
+        <w:tc>
+          <w:tcPr>
+            <w:tcW w:type="dxa" w:w="1247"/>
+            <w:vAlign w:val="center"/>
+          </w:tcPr>
+          <w:p>
+            <w:pPr>
+              <w:spacing w:before="40" w:after="40" w:line="276" w:lineRule="auto"/>
+              <w:jc w:val="center"/>
+            </w:pPr>
+            <w:r>
+              <w:rPr>
+                <w:rFonts w:ascii="Times New Roman" w:hAnsi="Times New Roman"/>
+                <w:sz w:val="26"/>
+                <w:rFonts w:ascii="Times New Roman" w:hAnsi="Times New Roman" w:cs="Times New Roman"/>
+              </w:rPr>
+              <w:t>6</w:t>
+            </w:r>
+          </w:p>
+        </w:tc>
+        <w:tc>
+          <w:tcPr>
+            <w:tcW w:type="dxa" w:w="3402"/>
+            <w:vAlign w:val="center"/>
+          </w:tcPr>
+          <w:p>
+            <w:pPr>
+              <w:spacing w:before="40" w:after="40" w:line="276" w:lineRule="auto"/>
+              <w:jc w:val="both"/>
+            </w:pPr>
+            <w:r>
+              <w:rPr>
+                <w:rFonts w:ascii="Times New Roman" w:hAnsi="Times New Roman"/>
+                <w:sz w:val="26"/>
+                <w:rFonts w:ascii="Times New Roman" w:hAnsi="Times New Roman" w:cs="Times New Roman"/>
+              </w:rPr>
+              <w:t>Tìm hiểu văn hóa chào hỏi các nước; lắp robot cúi chào lễ phép.</w:t>
+            </w:r>
+          </w:p>
+        </w:tc>
+      </w:tr>
+      <w:tr>
+        <w:tc>
+          <w:tcPr>
+            <w:tcW w:type="dxa" w:w="680"/>
+            <w:vAlign w:val="center"/>
+          </w:tcPr>
+          <w:p>
+            <w:pPr>
+              <w:spacing w:before="40" w:after="40" w:line="276" w:lineRule="auto"/>
+              <w:jc w:val="center"/>
+            </w:pPr>
+            <w:r>
+              <w:rPr>
+                <w:rFonts w:ascii="Times New Roman" w:hAnsi="Times New Roman"/>
+                <w:sz w:val="26"/>
+                <w:rFonts w:ascii="Times New Roman" w:hAnsi="Times New Roman" w:cs="Times New Roman"/>
+              </w:rPr>
+              <w:t>7</w:t>
+            </w:r>
+          </w:p>
+        </w:tc>
+        <w:tc>
+          <w:tcPr>
+            <w:tcW w:type="dxa" w:w="3118"/>
+            <w:vAlign w:val="center"/>
+          </w:tcPr>
+          <w:p>
+            <w:pPr>
+              <w:spacing w:before="40" w:after="40" w:line="276" w:lineRule="auto"/>
+              <w:jc w:val="both"/>
+            </w:pPr>
+            <w:r>
+              <w:rPr>
+                <w:rFonts w:ascii="Times New Roman" w:hAnsi="Times New Roman"/>
+                <w:sz w:val="26"/>
+                <w:rFonts w:ascii="Times New Roman" w:hAnsi="Times New Roman" w:cs="Times New Roman"/>
+              </w:rPr>
+              <w:t>Bài 6. Động vật thân mềm</w:t>
+            </w:r>
+          </w:p>
+        </w:tc>
+        <w:tc>
+          <w:tcPr>
+            <w:tcW w:type="dxa" w:w="850"/>
+            <w:vAlign w:val="center"/>
+          </w:tcPr>
+          <w:p>
+            <w:pPr>
+              <w:spacing w:before="40" w:after="40" w:line="276" w:lineRule="auto"/>
+              <w:jc w:val="center"/>
+            </w:pPr>
+            <w:r>
+              <w:rPr>
+                <w:rFonts w:ascii="Times New Roman" w:hAnsi="Times New Roman"/>
+                <w:sz w:val="26"/>
+                <w:rFonts w:ascii="Times New Roman" w:hAnsi="Times New Roman" w:cs="Times New Roman"/>
+              </w:rPr>
+              <w:t>1</w:t>
+            </w:r>
+          </w:p>
+        </w:tc>
+        <w:tc>
+          <w:tcPr>
+            <w:tcW w:type="dxa" w:w="1247"/>
+            <w:vAlign w:val="center"/>
+          </w:tcPr>
+          <w:p>
+            <w:pPr>
+              <w:spacing w:before="40" w:after="40" w:line="276" w:lineRule="auto"/>
+              <w:jc w:val="center"/>
+            </w:pPr>
+            <w:r>
+              <w:rPr>
+                <w:rFonts w:ascii="Times New Roman" w:hAnsi="Times New Roman"/>
+                <w:sz w:val="26"/>
+                <w:rFonts w:ascii="Times New Roman" w:hAnsi="Times New Roman" w:cs="Times New Roman"/>
+              </w:rPr>
+              <w:t>7</w:t>
+            </w:r>
+          </w:p>
+        </w:tc>
+        <w:tc>
+          <w:tcPr>
+            <w:tcW w:type="dxa" w:w="3402"/>
+            <w:vAlign w:val="center"/>
+          </w:tcPr>
+          <w:p>
+            <w:pPr>
+              <w:spacing w:before="40" w:after="40" w:line="276" w:lineRule="auto"/>
+              <w:jc w:val="both"/>
+            </w:pPr>
+            <w:r>
+              <w:rPr>
+                <w:rFonts w:ascii="Times New Roman" w:hAnsi="Times New Roman"/>
+                <w:sz w:val="26"/>
+                <w:rFonts w:ascii="Times New Roman" w:hAnsi="Times New Roman" w:cs="Times New Roman"/>
+              </w:rPr>
+              <w:t>Tìm hiểu chuyển động động vật thân mềm; lắp robot ốc/mực.</w:t>
+            </w:r>
+          </w:p>
+        </w:tc>
+      </w:tr>
+      <w:tr>
+        <w:tc>
+          <w:tcPr>
+            <w:tcW w:type="dxa" w:w="680"/>
+            <w:vAlign w:val="center"/>
+          </w:tcPr>
+          <w:p>
+            <w:pPr>
+              <w:spacing w:before="40" w:after="40" w:line="276" w:lineRule="auto"/>
+              <w:jc w:val="center"/>
+            </w:pPr>
+            <w:r>
+              <w:rPr>
+                <w:rFonts w:ascii="Times New Roman" w:hAnsi="Times New Roman"/>
+                <w:sz w:val="26"/>
+                <w:rFonts w:ascii="Times New Roman" w:hAnsi="Times New Roman" w:cs="Times New Roman"/>
+              </w:rPr>
+              <w:t>8</w:t>
+            </w:r>
+          </w:p>
+        </w:tc>
+        <w:tc>
+          <w:tcPr>
+            <w:tcW w:type="dxa" w:w="3118"/>
+            <w:vAlign w:val="center"/>
+          </w:tcPr>
+          <w:p>
+            <w:pPr>
+              <w:spacing w:before="40" w:after="40" w:line="276" w:lineRule="auto"/>
+              <w:jc w:val="both"/>
+            </w:pPr>
+            <w:r>
+              <w:rPr>
+                <w:rFonts w:ascii="Times New Roman" w:hAnsi="Times New Roman"/>
+                <w:sz w:val="26"/>
+                <w:rFonts w:ascii="Times New Roman" w:hAnsi="Times New Roman" w:cs="Times New Roman"/>
+              </w:rPr>
+              <w:t>Bài 7. Khu phố của chúng ta</w:t>
+            </w:r>
+          </w:p>
+        </w:tc>
+        <w:tc>
+          <w:tcPr>
+            <w:tcW w:type="dxa" w:w="850"/>
+            <w:vAlign w:val="center"/>
+          </w:tcPr>
+          <w:p>
+            <w:pPr>
+              <w:spacing w:before="40" w:after="40" w:line="276" w:lineRule="auto"/>
+              <w:jc w:val="center"/>
+            </w:pPr>
+            <w:r>
+              <w:rPr>
+                <w:rFonts w:ascii="Times New Roman" w:hAnsi="Times New Roman"/>
+                <w:sz w:val="26"/>
+                <w:rFonts w:ascii="Times New Roman" w:hAnsi="Times New Roman" w:cs="Times New Roman"/>
+              </w:rPr>
+              <w:t>1</w:t>
+            </w:r>
+          </w:p>
+        </w:tc>
+        <w:tc>
+          <w:tcPr>
+            <w:tcW w:type="dxa" w:w="1247"/>
+            <w:vAlign w:val="center"/>
+          </w:tcPr>
+          <w:p>
+            <w:pPr>
+              <w:spacing w:before="40" w:after="40" w:line="276" w:lineRule="auto"/>
+              <w:jc w:val="center"/>
+            </w:pPr>
+            <w:r>
+              <w:rPr>
+                <w:rFonts w:ascii="Times New Roman" w:hAnsi="Times New Roman"/>
+                <w:sz w:val="26"/>
+                <w:rFonts w:ascii="Times New Roman" w:hAnsi="Times New Roman" w:cs="Times New Roman"/>
+              </w:rPr>
+              <w:t>8</w:t>
+            </w:r>
+          </w:p>
+        </w:tc>
+        <w:tc>
+          <w:tcPr>
+            <w:tcW w:type="dxa" w:w="3402"/>
+            <w:vAlign w:val="center"/>
+          </w:tcPr>
+          <w:p>
+            <w:pPr>
+              <w:spacing w:before="40" w:after="40" w:line="276" w:lineRule="auto"/>
+              <w:jc w:val="both"/>
+            </w:pPr>
+            <w:r>
+              <w:rPr>
+                <w:rFonts w:ascii="Times New Roman" w:hAnsi="Times New Roman"/>
+                <w:sz w:val="26"/>
+                <w:rFonts w:ascii="Times New Roman" w:hAnsi="Times New Roman" w:cs="Times New Roman"/>
+              </w:rPr>
+              <w:t>Tìm hiểu cảnh quan đô thị và bảo vệ môi trường; lắp robot dọn dẹp.</w:t>
+            </w:r>
+          </w:p>
+        </w:tc>
+      </w:tr>
+      <w:tr>
+        <w:tc>
+          <w:tcPr>
+            <w:tcW w:type="dxa" w:w="680"/>
+            <w:vAlign w:val="center"/>
+          </w:tcPr>
+          <w:p>
+            <w:pPr>
+              <w:spacing w:before="40" w:after="40" w:line="276" w:lineRule="auto"/>
+              <w:jc w:val="center"/>
+            </w:pPr>
+            <w:r>
+              <w:rPr>
+                <w:rFonts w:ascii="Times New Roman" w:hAnsi="Times New Roman"/>
+                <w:sz w:val="26"/>
+                <w:rFonts w:ascii="Times New Roman" w:hAnsi="Times New Roman" w:cs="Times New Roman"/>
+              </w:rPr>
+              <w:t>9</w:t>
+            </w:r>
+          </w:p>
+        </w:tc>
+        <w:tc>
+          <w:tcPr>
+            <w:tcW w:type="dxa" w:w="3118"/>
+            <w:vAlign w:val="center"/>
+          </w:tcPr>
+          <w:p>
+            <w:pPr>
+              <w:spacing w:before="40" w:after="40" w:line="276" w:lineRule="auto"/>
+              <w:jc w:val="both"/>
+            </w:pPr>
+            <w:r>
+              <w:rPr>
+                <w:rFonts w:ascii="Times New Roman" w:hAnsi="Times New Roman"/>
+                <w:sz w:val="26"/>
+                <w:rFonts w:ascii="Times New Roman" w:hAnsi="Times New Roman" w:cs="Times New Roman"/>
+              </w:rPr>
+              <w:t>Bài 8. Rèn luyện sức khỏe</w:t>
+            </w:r>
+          </w:p>
+        </w:tc>
+        <w:tc>
+          <w:tcPr>
+            <w:tcW w:type="dxa" w:w="850"/>
+            <w:vAlign w:val="center"/>
+          </w:tcPr>
+          <w:p>
+            <w:pPr>
+              <w:spacing w:before="40" w:after="40" w:line="276" w:lineRule="auto"/>
+              <w:jc w:val="center"/>
+            </w:pPr>
+            <w:r>
+              <w:rPr>
+                <w:rFonts w:ascii="Times New Roman" w:hAnsi="Times New Roman"/>
+                <w:sz w:val="26"/>
+                <w:rFonts w:ascii="Times New Roman" w:hAnsi="Times New Roman" w:cs="Times New Roman"/>
+              </w:rPr>
+              <w:t>1</w:t>
+            </w:r>
+          </w:p>
+        </w:tc>
+        <w:tc>
+          <w:tcPr>
+            <w:tcW w:type="dxa" w:w="1247"/>
+            <w:vAlign w:val="center"/>
+          </w:tcPr>
+          <w:p>
+            <w:pPr>
+              <w:spacing w:before="40" w:after="40" w:line="276" w:lineRule="auto"/>
+              <w:jc w:val="center"/>
+            </w:pPr>
+            <w:r>
+              <w:rPr>
+                <w:rFonts w:ascii="Times New Roman" w:hAnsi="Times New Roman"/>
+                <w:sz w:val="26"/>
+                <w:rFonts w:ascii="Times New Roman" w:hAnsi="Times New Roman" w:cs="Times New Roman"/>
+              </w:rPr>
+              <w:t>9</w:t>
+            </w:r>
+          </w:p>
+        </w:tc>
+        <w:tc>
+          <w:tcPr>
+            <w:tcW w:type="dxa" w:w="3402"/>
+            <w:vAlign w:val="center"/>
+          </w:tcPr>
+          <w:p>
+            <w:pPr>
+              <w:spacing w:before="40" w:after="40" w:line="276" w:lineRule="auto"/>
+              <w:jc w:val="both"/>
+            </w:pPr>
+            <w:r>
+              <w:rPr>
+                <w:rFonts w:ascii="Times New Roman" w:hAnsi="Times New Roman"/>
+                <w:sz w:val="26"/>
+                <w:rFonts w:ascii="Times New Roman" w:hAnsi="Times New Roman" w:cs="Times New Roman"/>
+              </w:rPr>
+              <w:t>Tìm hiểu môn thể thao Kendo; lắp robot võ sĩ Kendo.</w:t>
+            </w:r>
+          </w:p>
+        </w:tc>
+      </w:tr>
+      <w:tr>
+        <w:tc>
+          <w:tcPr>
+            <w:tcW w:type="dxa" w:w="680"/>
+            <w:vAlign w:val="center"/>
+          </w:tcPr>
+          <w:p>
+            <w:pPr>
+              <w:spacing w:before="40" w:after="40" w:line="276" w:lineRule="auto"/>
+              <w:jc w:val="center"/>
+            </w:pPr>
+            <w:r>
+              <w:rPr>
+                <w:rFonts w:ascii="Times New Roman" w:hAnsi="Times New Roman"/>
+                <w:sz w:val="26"/>
+                <w:rFonts w:ascii="Times New Roman" w:hAnsi="Times New Roman" w:cs="Times New Roman"/>
+              </w:rPr>
+              <w:t>10</w:t>
+            </w:r>
+          </w:p>
+        </w:tc>
+        <w:tc>
+          <w:tcPr>
+            <w:tcW w:type="dxa" w:w="3118"/>
+            <w:vAlign w:val="center"/>
+          </w:tcPr>
+          <w:p>
+            <w:pPr>
+              <w:spacing w:before="40" w:after="40" w:line="276" w:lineRule="auto"/>
+              <w:jc w:val="both"/>
+            </w:pPr>
+            <w:r>
+              <w:rPr>
+                <w:rFonts w:ascii="Times New Roman" w:hAnsi="Times New Roman"/>
+                <w:sz w:val="26"/>
+                <w:rFonts w:ascii="Times New Roman" w:hAnsi="Times New Roman" w:cs="Times New Roman"/>
+              </w:rPr>
+              <w:t>Ôn tập Đánh giá định kỳ 1</w:t>
+            </w:r>
+          </w:p>
+        </w:tc>
+        <w:tc>
+          <w:tcPr>
+            <w:tcW w:type="dxa" w:w="850"/>
+            <w:vAlign w:val="center"/>
+          </w:tcPr>
+          <w:p>
+            <w:pPr>
+              <w:spacing w:before="40" w:after="40" w:line="276" w:lineRule="auto"/>
+              <w:jc w:val="center"/>
+            </w:pPr>
+            <w:r>
+              <w:rPr>
+                <w:rFonts w:ascii="Times New Roman" w:hAnsi="Times New Roman"/>
+                <w:sz w:val="26"/>
+                <w:rFonts w:ascii="Times New Roman" w:hAnsi="Times New Roman" w:cs="Times New Roman"/>
+              </w:rPr>
+              <w:t>1</w:t>
+            </w:r>
+          </w:p>
+        </w:tc>
+        <w:tc>
+          <w:tcPr>
+            <w:tcW w:type="dxa" w:w="1247"/>
+            <w:vAlign w:val="center"/>
+          </w:tcPr>
+          <w:p>
+            <w:pPr>
+              <w:spacing w:before="40" w:after="40" w:line="276" w:lineRule="auto"/>
+              <w:jc w:val="center"/>
+            </w:pPr>
+            <w:r>
+              <w:rPr>
+                <w:rFonts w:ascii="Times New Roman" w:hAnsi="Times New Roman"/>
+                <w:sz w:val="26"/>
+                <w:rFonts w:ascii="Times New Roman" w:hAnsi="Times New Roman" w:cs="Times New Roman"/>
+              </w:rPr>
+              <w:t>10</w:t>
+            </w:r>
+          </w:p>
+        </w:tc>
+        <w:tc>
+          <w:tcPr>
+            <w:tcW w:type="dxa" w:w="3402"/>
+            <w:vAlign w:val="center"/>
+          </w:tcPr>
+          <w:p>
+            <w:pPr>
+              <w:spacing w:before="40" w:after="40" w:line="276" w:lineRule="auto"/>
+              <w:jc w:val="both"/>
+            </w:pPr>
+            <w:r>
+              <w:rPr>
+                <w:rFonts w:ascii="Times New Roman" w:hAnsi="Times New Roman"/>
+                <w:sz w:val="26"/>
+                <w:rFonts w:ascii="Times New Roman" w:hAnsi="Times New Roman" w:cs="Times New Roman"/>
+              </w:rPr>
+              <w:t>Hệ thống hóa kiến thức chuẩn bị Đánh giá định kỳ 1.</w:t>
+            </w:r>
+          </w:p>
+        </w:tc>
+      </w:tr>
+      <w:tr>
+        <w:tc>
+          <w:tcPr>
+            <w:tcW w:type="dxa" w:w="680"/>
+            <w:vAlign w:val="center"/>
+          </w:tcPr>
+          <w:p>
+            <w:pPr>
+              <w:spacing w:before="40" w:after="40" w:line="276" w:lineRule="auto"/>
+              <w:jc w:val="center"/>
+            </w:pPr>
+            <w:r>
+              <w:rPr>
+                <w:rFonts w:ascii="Times New Roman" w:hAnsi="Times New Roman"/>
+                <w:sz w:val="26"/>
+                <w:rFonts w:ascii="Times New Roman" w:hAnsi="Times New Roman" w:cs="Times New Roman"/>
+              </w:rPr>
+              <w:t>11</w:t>
+            </w:r>
+          </w:p>
+        </w:tc>
+        <w:tc>
+          <w:tcPr>
+            <w:tcW w:type="dxa" w:w="3118"/>
+            <w:vAlign w:val="center"/>
+          </w:tcPr>
+          <w:p>
+            <w:pPr>
+              <w:spacing w:before="40" w:after="40" w:line="276" w:lineRule="auto"/>
+              <w:jc w:val="both"/>
+            </w:pPr>
+            <w:r>
+              <w:rPr>
+                <w:rFonts w:ascii="Times New Roman" w:hAnsi="Times New Roman"/>
+                <w:sz w:val="26"/>
+                <w:rFonts w:ascii="Times New Roman" w:hAnsi="Times New Roman" w:cs="Times New Roman"/>
+              </w:rPr>
+              <w:t>Đánh giá định kỳ 1</w:t>
+            </w:r>
+          </w:p>
+        </w:tc>
+        <w:tc>
+          <w:tcPr>
+            <w:tcW w:type="dxa" w:w="850"/>
+            <w:vAlign w:val="center"/>
+          </w:tcPr>
+          <w:p>
+            <w:pPr>
+              <w:spacing w:before="40" w:after="40" w:line="276" w:lineRule="auto"/>
+              <w:jc w:val="center"/>
+            </w:pPr>
+            <w:r>
+              <w:rPr>
+                <w:rFonts w:ascii="Times New Roman" w:hAnsi="Times New Roman"/>
+                <w:sz w:val="26"/>
+                <w:rFonts w:ascii="Times New Roman" w:hAnsi="Times New Roman" w:cs="Times New Roman"/>
+              </w:rPr>
+              <w:t>1</w:t>
+            </w:r>
+          </w:p>
+        </w:tc>
+        <w:tc>
+          <w:tcPr>
+            <w:tcW w:type="dxa" w:w="1247"/>
+            <w:vAlign w:val="center"/>
+          </w:tcPr>
+          <w:p>
+            <w:pPr>
+              <w:spacing w:before="40" w:after="40" w:line="276" w:lineRule="auto"/>
+              <w:jc w:val="center"/>
+            </w:pPr>
+            <w:r>
+              <w:rPr>
+                <w:rFonts w:ascii="Times New Roman" w:hAnsi="Times New Roman"/>
+                <w:sz w:val="26"/>
+                <w:rFonts w:ascii="Times New Roman" w:hAnsi="Times New Roman" w:cs="Times New Roman"/>
+              </w:rPr>
+              <w:t>11</w:t>
+            </w:r>
+          </w:p>
+        </w:tc>
+        <w:tc>
+          <w:tcPr>
+            <w:tcW w:type="dxa" w:w="3402"/>
+            <w:vAlign w:val="center"/>
+          </w:tcPr>
+          <w:p>
+            <w:pPr>
+              <w:spacing w:before="40" w:after="40" w:line="276" w:lineRule="auto"/>
+              <w:jc w:val="both"/>
+            </w:pPr>
+            <w:r>
+              <w:rPr>
+                <w:rFonts w:ascii="Times New Roman" w:hAnsi="Times New Roman"/>
+                <w:sz w:val="26"/>
+                <w:rFonts w:ascii="Times New Roman" w:hAnsi="Times New Roman" w:cs="Times New Roman"/>
+              </w:rPr>
+              <w:t>Kiểm tra đánh giá kết quả học tập thực hành Robotics.</w:t>
+            </w:r>
+          </w:p>
+        </w:tc>
+      </w:tr>
+      <w:tr>
+        <w:tc>
+          <w:tcPr>
+            <w:tcW w:type="dxa" w:w="680"/>
+            <w:vAlign w:val="center"/>
+          </w:tcPr>
+          <w:p>
+            <w:pPr>
+              <w:spacing w:before="40" w:after="40" w:line="276" w:lineRule="auto"/>
+              <w:jc w:val="center"/>
+            </w:pPr>
+            <w:r>
+              <w:rPr>
+                <w:rFonts w:ascii="Times New Roman" w:hAnsi="Times New Roman"/>
+                <w:sz w:val="26"/>
+                <w:rFonts w:ascii="Times New Roman" w:hAnsi="Times New Roman" w:cs="Times New Roman"/>
+              </w:rPr>
+              <w:t>12</w:t>
+            </w:r>
+          </w:p>
+        </w:tc>
+        <w:tc>
+          <w:tcPr>
+            <w:tcW w:type="dxa" w:w="3118"/>
+            <w:vAlign w:val="center"/>
+          </w:tcPr>
+          <w:p>
+            <w:pPr>
+              <w:spacing w:before="40" w:after="40" w:line="276" w:lineRule="auto"/>
+              <w:jc w:val="both"/>
+            </w:pPr>
+            <w:r>
+              <w:rPr>
+                <w:rFonts w:ascii="Times New Roman" w:hAnsi="Times New Roman"/>
+                <w:sz w:val="26"/>
+                <w:rFonts w:ascii="Times New Roman" w:hAnsi="Times New Roman" w:cs="Times New Roman"/>
+              </w:rPr>
+              <w:t>Bài 9. Môi trường biển</w:t>
+            </w:r>
+          </w:p>
+        </w:tc>
+        <w:tc>
+          <w:tcPr>
+            <w:tcW w:type="dxa" w:w="850"/>
+            <w:vAlign w:val="center"/>
+          </w:tcPr>
+          <w:p>
+            <w:pPr>
+              <w:spacing w:before="40" w:after="40" w:line="276" w:lineRule="auto"/>
+              <w:jc w:val="center"/>
+            </w:pPr>
+            <w:r>
+              <w:rPr>
+                <w:rFonts w:ascii="Times New Roman" w:hAnsi="Times New Roman"/>
+                <w:sz w:val="26"/>
+                <w:rFonts w:ascii="Times New Roman" w:hAnsi="Times New Roman" w:cs="Times New Roman"/>
+              </w:rPr>
+              <w:t>1</w:t>
+            </w:r>
+          </w:p>
+        </w:tc>
+        <w:tc>
+          <w:tcPr>
+            <w:tcW w:type="dxa" w:w="1247"/>
+            <w:vAlign w:val="center"/>
+          </w:tcPr>
+          <w:p>
+            <w:pPr>
+              <w:spacing w:before="40" w:after="40" w:line="276" w:lineRule="auto"/>
+              <w:jc w:val="center"/>
+            </w:pPr>
+            <w:r>
+              <w:rPr>
+                <w:rFonts w:ascii="Times New Roman" w:hAnsi="Times New Roman"/>
+                <w:sz w:val="26"/>
+                <w:rFonts w:ascii="Times New Roman" w:hAnsi="Times New Roman" w:cs="Times New Roman"/>
+              </w:rPr>
+              <w:t>12</w:t>
+            </w:r>
+          </w:p>
+        </w:tc>
+        <w:tc>
+          <w:tcPr>
+            <w:tcW w:type="dxa" w:w="3402"/>
+            <w:vAlign w:val="center"/>
+          </w:tcPr>
+          <w:p>
+            <w:pPr>
+              <w:spacing w:before="40" w:after="40" w:line="276" w:lineRule="auto"/>
+              <w:jc w:val="both"/>
+            </w:pPr>
+            <w:r>
+              <w:rPr>
+                <w:rFonts w:ascii="Times New Roman" w:hAnsi="Times New Roman"/>
+                <w:sz w:val="26"/>
+                <w:rFonts w:ascii="Times New Roman" w:hAnsi="Times New Roman" w:cs="Times New Roman"/>
+              </w:rPr>
+              <w:t>Tìm hiểu sinh vật biển; lắp robot cá bơi.</w:t>
+            </w:r>
+          </w:p>
+        </w:tc>
+      </w:tr>
+      <w:tr>
+        <w:tc>
+          <w:tcPr>
+            <w:tcW w:type="dxa" w:w="680"/>
+            <w:vAlign w:val="center"/>
+          </w:tcPr>
+          <w:p>
+            <w:pPr>
+              <w:spacing w:before="40" w:after="40" w:line="276" w:lineRule="auto"/>
+              <w:jc w:val="center"/>
+            </w:pPr>
+            <w:r>
+              <w:rPr>
+                <w:rFonts w:ascii="Times New Roman" w:hAnsi="Times New Roman"/>
+                <w:sz w:val="26"/>
+                <w:rFonts w:ascii="Times New Roman" w:hAnsi="Times New Roman" w:cs="Times New Roman"/>
+              </w:rPr>
+              <w:t>13</w:t>
+            </w:r>
+          </w:p>
+        </w:tc>
+        <w:tc>
+          <w:tcPr>
+            <w:tcW w:type="dxa" w:w="3118"/>
+            <w:vAlign w:val="center"/>
+          </w:tcPr>
+          <w:p>
+            <w:pPr>
+              <w:spacing w:before="40" w:after="40" w:line="276" w:lineRule="auto"/>
+              <w:jc w:val="both"/>
+            </w:pPr>
+            <w:r>
+              <w:rPr>
+                <w:rFonts w:ascii="Times New Roman" w:hAnsi="Times New Roman"/>
+                <w:sz w:val="26"/>
+                <w:rFonts w:ascii="Times New Roman" w:hAnsi="Times New Roman" w:cs="Times New Roman"/>
+              </w:rPr>
+              <w:t>Bài 10. Cùng câu cá nào!</w:t>
+            </w:r>
+          </w:p>
+        </w:tc>
+        <w:tc>
+          <w:tcPr>
+            <w:tcW w:type="dxa" w:w="850"/>
+            <w:vAlign w:val="center"/>
+          </w:tcPr>
+          <w:p>
+            <w:pPr>
+              <w:spacing w:before="40" w:after="40" w:line="276" w:lineRule="auto"/>
+              <w:jc w:val="center"/>
+            </w:pPr>
+            <w:r>
+              <w:rPr>
+                <w:rFonts w:ascii="Times New Roman" w:hAnsi="Times New Roman"/>
+                <w:sz w:val="26"/>
+                <w:rFonts w:ascii="Times New Roman" w:hAnsi="Times New Roman" w:cs="Times New Roman"/>
+              </w:rPr>
+              <w:t>1</w:t>
+            </w:r>
+          </w:p>
+        </w:tc>
+        <w:tc>
+          <w:tcPr>
+            <w:tcW w:type="dxa" w:w="1247"/>
+            <w:vAlign w:val="center"/>
+          </w:tcPr>
+          <w:p>
+            <w:pPr>
+              <w:spacing w:before="40" w:after="40" w:line="276" w:lineRule="auto"/>
+              <w:jc w:val="center"/>
+            </w:pPr>
+            <w:r>
+              <w:rPr>
+                <w:rFonts w:ascii="Times New Roman" w:hAnsi="Times New Roman"/>
+                <w:sz w:val="26"/>
+                <w:rFonts w:ascii="Times New Roman" w:hAnsi="Times New Roman" w:cs="Times New Roman"/>
+              </w:rPr>
+              <w:t>13</w:t>
+            </w:r>
+          </w:p>
+        </w:tc>
+        <w:tc>
+          <w:tcPr>
+            <w:tcW w:type="dxa" w:w="3402"/>
+            <w:vAlign w:val="center"/>
+          </w:tcPr>
+          <w:p>
+            <w:pPr>
+              <w:spacing w:before="40" w:after="40" w:line="276" w:lineRule="auto"/>
+              <w:jc w:val="both"/>
+            </w:pPr>
+            <w:r>
+              <w:rPr>
+                <w:rFonts w:ascii="Times New Roman" w:hAnsi="Times New Roman"/>
+                <w:sz w:val="26"/>
+                <w:rFonts w:ascii="Times New Roman" w:hAnsi="Times New Roman" w:cs="Times New Roman"/>
+              </w:rPr>
+              <w:t>Tìm hiểu cơ cấu cần câu và quy tắc an toàn; lắp robot câu cá.</w:t>
+            </w:r>
+          </w:p>
+        </w:tc>
+      </w:tr>
+      <w:tr>
+        <w:tc>
+          <w:tcPr>
+            <w:tcW w:type="dxa" w:w="680"/>
+            <w:vAlign w:val="center"/>
+          </w:tcPr>
+          <w:p>
+            <w:pPr>
+              <w:spacing w:before="40" w:after="40" w:line="276" w:lineRule="auto"/>
+              <w:jc w:val="center"/>
+            </w:pPr>
+            <w:r>
+              <w:rPr>
+                <w:rFonts w:ascii="Times New Roman" w:hAnsi="Times New Roman"/>
+                <w:sz w:val="26"/>
+                <w:rFonts w:ascii="Times New Roman" w:hAnsi="Times New Roman" w:cs="Times New Roman"/>
+              </w:rPr>
+              <w:t>14</w:t>
+            </w:r>
+          </w:p>
+        </w:tc>
+        <w:tc>
+          <w:tcPr>
+            <w:tcW w:type="dxa" w:w="3118"/>
+            <w:vAlign w:val="center"/>
+          </w:tcPr>
+          <w:p>
+            <w:pPr>
+              <w:spacing w:before="40" w:after="40" w:line="276" w:lineRule="auto"/>
+              <w:jc w:val="both"/>
+            </w:pPr>
+            <w:r>
+              <w:rPr>
+                <w:rFonts w:ascii="Times New Roman" w:hAnsi="Times New Roman"/>
+                <w:sz w:val="26"/>
+                <w:rFonts w:ascii="Times New Roman" w:hAnsi="Times New Roman" w:cs="Times New Roman"/>
+              </w:rPr>
+              <w:t>Bài 11. Thế giới khủng long</w:t>
+            </w:r>
+          </w:p>
+        </w:tc>
+        <w:tc>
+          <w:tcPr>
+            <w:tcW w:type="dxa" w:w="850"/>
+            <w:vAlign w:val="center"/>
+          </w:tcPr>
+          <w:p>
+            <w:pPr>
+              <w:spacing w:before="40" w:after="40" w:line="276" w:lineRule="auto"/>
+              <w:jc w:val="center"/>
+            </w:pPr>
+            <w:r>
+              <w:rPr>
+                <w:rFonts w:ascii="Times New Roman" w:hAnsi="Times New Roman"/>
+                <w:sz w:val="26"/>
+                <w:rFonts w:ascii="Times New Roman" w:hAnsi="Times New Roman" w:cs="Times New Roman"/>
+              </w:rPr>
+              <w:t>1</w:t>
+            </w:r>
+          </w:p>
+        </w:tc>
+        <w:tc>
+          <w:tcPr>
+            <w:tcW w:type="dxa" w:w="1247"/>
+            <w:vAlign w:val="center"/>
+          </w:tcPr>
+          <w:p>
+            <w:pPr>
+              <w:spacing w:before="40" w:after="40" w:line="276" w:lineRule="auto"/>
+              <w:jc w:val="center"/>
+            </w:pPr>
+            <w:r>
+              <w:rPr>
+                <w:rFonts w:ascii="Times New Roman" w:hAnsi="Times New Roman"/>
+                <w:sz w:val="26"/>
+                <w:rFonts w:ascii="Times New Roman" w:hAnsi="Times New Roman" w:cs="Times New Roman"/>
+              </w:rPr>
+              <w:t>14</w:t>
+            </w:r>
+          </w:p>
+        </w:tc>
+        <w:tc>
+          <w:tcPr>
+            <w:tcW w:type="dxa" w:w="3402"/>
+            <w:vAlign w:val="center"/>
+          </w:tcPr>
+          <w:p>
+            <w:pPr>
+              <w:spacing w:before="40" w:after="40" w:line="276" w:lineRule="auto"/>
+              <w:jc w:val="both"/>
+            </w:pPr>
+            <w:r>
+              <w:rPr>
+                <w:rFonts w:ascii="Times New Roman" w:hAnsi="Times New Roman"/>
+                <w:sz w:val="26"/>
+                <w:rFonts w:ascii="Times New Roman" w:hAnsi="Times New Roman" w:cs="Times New Roman"/>
+              </w:rPr>
+              <w:t>Tìm hiểu động vật tuyệt chủng; lắp robot khủng long.</w:t>
+            </w:r>
+          </w:p>
+        </w:tc>
+      </w:tr>
+      <w:tr>
+        <w:tc>
+          <w:tcPr>
+            <w:tcW w:type="dxa" w:w="680"/>
+            <w:vAlign w:val="center"/>
+          </w:tcPr>
+          <w:p>
+            <w:pPr>
+              <w:spacing w:before="40" w:after="40" w:line="276" w:lineRule="auto"/>
+              <w:jc w:val="center"/>
+            </w:pPr>
+            <w:r>
+              <w:rPr>
+                <w:rFonts w:ascii="Times New Roman" w:hAnsi="Times New Roman"/>
+                <w:sz w:val="26"/>
+                <w:rFonts w:ascii="Times New Roman" w:hAnsi="Times New Roman" w:cs="Times New Roman"/>
+              </w:rPr>
+              <w:t>15</w:t>
+            </w:r>
+          </w:p>
+        </w:tc>
+        <w:tc>
+          <w:tcPr>
+            <w:tcW w:type="dxa" w:w="3118"/>
+            <w:vAlign w:val="center"/>
+          </w:tcPr>
+          <w:p>
+            <w:pPr>
+              <w:spacing w:before="40" w:after="40" w:line="276" w:lineRule="auto"/>
+              <w:jc w:val="both"/>
+            </w:pPr>
+            <w:r>
+              <w:rPr>
+                <w:rFonts w:ascii="Times New Roman" w:hAnsi="Times New Roman"/>
+                <w:sz w:val="26"/>
+                <w:rFonts w:ascii="Times New Roman" w:hAnsi="Times New Roman" w:cs="Times New Roman"/>
+              </w:rPr>
+              <w:t>Bài 12. Người hiệp sĩ dũng cảm</w:t>
+            </w:r>
+          </w:p>
+        </w:tc>
+        <w:tc>
+          <w:tcPr>
+            <w:tcW w:type="dxa" w:w="850"/>
+            <w:vAlign w:val="center"/>
+          </w:tcPr>
+          <w:p>
+            <w:pPr>
+              <w:spacing w:before="40" w:after="40" w:line="276" w:lineRule="auto"/>
+              <w:jc w:val="center"/>
+            </w:pPr>
+            <w:r>
+              <w:rPr>
+                <w:rFonts w:ascii="Times New Roman" w:hAnsi="Times New Roman"/>
+                <w:sz w:val="26"/>
+                <w:rFonts w:ascii="Times New Roman" w:hAnsi="Times New Roman" w:cs="Times New Roman"/>
+              </w:rPr>
+              <w:t>1</w:t>
+            </w:r>
+          </w:p>
+        </w:tc>
+        <w:tc>
+          <w:tcPr>
+            <w:tcW w:type="dxa" w:w="1247"/>
+            <w:vAlign w:val="center"/>
+          </w:tcPr>
+          <w:p>
+            <w:pPr>
+              <w:spacing w:before="40" w:after="40" w:line="276" w:lineRule="auto"/>
+              <w:jc w:val="center"/>
+            </w:pPr>
+            <w:r>
+              <w:rPr>
+                <w:rFonts w:ascii="Times New Roman" w:hAnsi="Times New Roman"/>
+                <w:sz w:val="26"/>
+                <w:rFonts w:ascii="Times New Roman" w:hAnsi="Times New Roman" w:cs="Times New Roman"/>
+              </w:rPr>
+              <w:t>15</w:t>
+            </w:r>
+          </w:p>
+        </w:tc>
+        <w:tc>
+          <w:tcPr>
+            <w:tcW w:type="dxa" w:w="3402"/>
+            <w:vAlign w:val="center"/>
+          </w:tcPr>
+          <w:p>
+            <w:pPr>
+              <w:spacing w:before="40" w:after="40" w:line="276" w:lineRule="auto"/>
+              <w:jc w:val="both"/>
+            </w:pPr>
+            <w:r>
+              <w:rPr>
+                <w:rFonts w:ascii="Times New Roman" w:hAnsi="Times New Roman"/>
+                <w:sz w:val="26"/>
+                <w:rFonts w:ascii="Times New Roman" w:hAnsi="Times New Roman" w:cs="Times New Roman"/>
+              </w:rPr>
+              <w:t>Tìm hiểu trang phục hiệp sĩ; lắp robot hiệp sĩ cưỡi ngựa.</w:t>
+            </w:r>
+          </w:p>
+        </w:tc>
+      </w:tr>
+      <w:tr>
+        <w:tc>
+          <w:tcPr>
+            <w:tcW w:type="dxa" w:w="680"/>
+            <w:vAlign w:val="center"/>
+          </w:tcPr>
+          <w:p>
+            <w:pPr>
+              <w:spacing w:before="40" w:after="40" w:line="276" w:lineRule="auto"/>
+              <w:jc w:val="center"/>
+            </w:pPr>
+            <w:r>
+              <w:rPr>
+                <w:rFonts w:ascii="Times New Roman" w:hAnsi="Times New Roman"/>
+                <w:sz w:val="26"/>
+                <w:rFonts w:ascii="Times New Roman" w:hAnsi="Times New Roman" w:cs="Times New Roman"/>
+              </w:rPr>
+              <w:t>16</w:t>
+            </w:r>
+          </w:p>
+        </w:tc>
+        <w:tc>
+          <w:tcPr>
+            <w:tcW w:type="dxa" w:w="3118"/>
+            <w:vAlign w:val="center"/>
+          </w:tcPr>
+          <w:p>
+            <w:pPr>
+              <w:spacing w:before="40" w:after="40" w:line="276" w:lineRule="auto"/>
+              <w:jc w:val="both"/>
+            </w:pPr>
+            <w:r>
+              <w:rPr>
+                <w:rFonts w:ascii="Times New Roman" w:hAnsi="Times New Roman"/>
+                <w:sz w:val="26"/>
+                <w:rFonts w:ascii="Times New Roman" w:hAnsi="Times New Roman" w:cs="Times New Roman"/>
+              </w:rPr>
+              <w:t>Bài 13. Vận chuyển đồ vật</w:t>
+            </w:r>
+          </w:p>
+        </w:tc>
+        <w:tc>
+          <w:tcPr>
+            <w:tcW w:type="dxa" w:w="850"/>
+            <w:vAlign w:val="center"/>
+          </w:tcPr>
+          <w:p>
+            <w:pPr>
+              <w:spacing w:before="40" w:after="40" w:line="276" w:lineRule="auto"/>
+              <w:jc w:val="center"/>
+            </w:pPr>
+            <w:r>
+              <w:rPr>
+                <w:rFonts w:ascii="Times New Roman" w:hAnsi="Times New Roman"/>
+                <w:sz w:val="26"/>
+                <w:rFonts w:ascii="Times New Roman" w:hAnsi="Times New Roman" w:cs="Times New Roman"/>
+              </w:rPr>
+              <w:t>1</w:t>
+            </w:r>
+          </w:p>
+        </w:tc>
+        <w:tc>
+          <w:tcPr>
+            <w:tcW w:type="dxa" w:w="1247"/>
+            <w:vAlign w:val="center"/>
+          </w:tcPr>
+          <w:p>
+            <w:pPr>
+              <w:spacing w:before="40" w:after="40" w:line="276" w:lineRule="auto"/>
+              <w:jc w:val="center"/>
+            </w:pPr>
+            <w:r>
+              <w:rPr>
+                <w:rFonts w:ascii="Times New Roman" w:hAnsi="Times New Roman"/>
+                <w:sz w:val="26"/>
+                <w:rFonts w:ascii="Times New Roman" w:hAnsi="Times New Roman" w:cs="Times New Roman"/>
+              </w:rPr>
+              <w:t>16</w:t>
+            </w:r>
+          </w:p>
+        </w:tc>
+        <w:tc>
+          <w:tcPr>
+            <w:tcW w:type="dxa" w:w="3402"/>
+            <w:vAlign w:val="center"/>
+          </w:tcPr>
+          <w:p>
+            <w:pPr>
+              <w:spacing w:before="40" w:after="40" w:line="276" w:lineRule="auto"/>
+              <w:jc w:val="both"/>
+            </w:pPr>
+            <w:r>
+              <w:rPr>
+                <w:rFonts w:ascii="Times New Roman" w:hAnsi="Times New Roman"/>
+                <w:sz w:val="26"/>
+                <w:rFonts w:ascii="Times New Roman" w:hAnsi="Times New Roman" w:cs="Times New Roman"/>
+              </w:rPr>
+              <w:t>Tìm hiểu xe nâng và cơ cấu nâng; lắp robot xe nâng.</w:t>
+            </w:r>
+          </w:p>
+        </w:tc>
+      </w:tr>
+      <w:tr>
+        <w:tc>
+          <w:tcPr>
+            <w:tcW w:type="dxa" w:w="680"/>
+            <w:vAlign w:val="center"/>
+          </w:tcPr>
+          <w:p>
+            <w:pPr>
+              <w:spacing w:before="40" w:after="40" w:line="276" w:lineRule="auto"/>
+              <w:jc w:val="center"/>
+            </w:pPr>
+            <w:r>
+              <w:rPr>
+                <w:rFonts w:ascii="Times New Roman" w:hAnsi="Times New Roman"/>
+                <w:sz w:val="26"/>
+                <w:rFonts w:ascii="Times New Roman" w:hAnsi="Times New Roman" w:cs="Times New Roman"/>
+              </w:rPr>
+              <w:t>17</w:t>
+            </w:r>
+          </w:p>
+        </w:tc>
+        <w:tc>
+          <w:tcPr>
+            <w:tcW w:type="dxa" w:w="3118"/>
+            <w:vAlign w:val="center"/>
+          </w:tcPr>
+          <w:p>
+            <w:pPr>
+              <w:spacing w:before="40" w:after="40" w:line="276" w:lineRule="auto"/>
+              <w:jc w:val="both"/>
+            </w:pPr>
+            <w:r>
+              <w:rPr>
+                <w:rFonts w:ascii="Times New Roman" w:hAnsi="Times New Roman"/>
+                <w:sz w:val="26"/>
+                <w:rFonts w:ascii="Times New Roman" w:hAnsi="Times New Roman" w:cs="Times New Roman"/>
+              </w:rPr>
+              <w:t>Bài 14. Sức mạnh của máy ủi</w:t>
+            </w:r>
+          </w:p>
+        </w:tc>
+        <w:tc>
+          <w:tcPr>
+            <w:tcW w:type="dxa" w:w="850"/>
+            <w:vAlign w:val="center"/>
+          </w:tcPr>
+          <w:p>
+            <w:pPr>
+              <w:spacing w:before="40" w:after="40" w:line="276" w:lineRule="auto"/>
+              <w:jc w:val="center"/>
+            </w:pPr>
+            <w:r>
+              <w:rPr>
+                <w:rFonts w:ascii="Times New Roman" w:hAnsi="Times New Roman"/>
+                <w:sz w:val="26"/>
+                <w:rFonts w:ascii="Times New Roman" w:hAnsi="Times New Roman" w:cs="Times New Roman"/>
+              </w:rPr>
+              <w:t>1</w:t>
+            </w:r>
+          </w:p>
+        </w:tc>
+        <w:tc>
+          <w:tcPr>
+            <w:tcW w:type="dxa" w:w="1247"/>
+            <w:vAlign w:val="center"/>
+          </w:tcPr>
+          <w:p>
+            <w:pPr>
+              <w:spacing w:before="40" w:after="40" w:line="276" w:lineRule="auto"/>
+              <w:jc w:val="center"/>
+            </w:pPr>
+            <w:r>
+              <w:rPr>
+                <w:rFonts w:ascii="Times New Roman" w:hAnsi="Times New Roman"/>
+                <w:sz w:val="26"/>
+                <w:rFonts w:ascii="Times New Roman" w:hAnsi="Times New Roman" w:cs="Times New Roman"/>
+              </w:rPr>
+              <w:t>17</w:t>
+            </w:r>
+          </w:p>
+        </w:tc>
+        <w:tc>
+          <w:tcPr>
+            <w:tcW w:type="dxa" w:w="3402"/>
+            <w:vAlign w:val="center"/>
+          </w:tcPr>
+          <w:p>
+            <w:pPr>
+              <w:spacing w:before="40" w:after="40" w:line="276" w:lineRule="auto"/>
+              <w:jc w:val="both"/>
+            </w:pPr>
+            <w:r>
+              <w:rPr>
+                <w:rFonts w:ascii="Times New Roman" w:hAnsi="Times New Roman"/>
+                <w:sz w:val="26"/>
+                <w:rFonts w:ascii="Times New Roman" w:hAnsi="Times New Roman" w:cs="Times New Roman"/>
+              </w:rPr>
+              <w:t>Tìm hiểu cơ cấu máy ủi công trường; lắp robot máy ủi.</w:t>
+            </w:r>
+          </w:p>
+        </w:tc>
+      </w:tr>
+      <w:tr>
+        <w:tc>
+          <w:tcPr>
+            <w:tcW w:type="dxa" w:w="680"/>
+            <w:vAlign w:val="center"/>
+          </w:tcPr>
+          <w:p>
+            <w:pPr>
+              <w:spacing w:before="40" w:after="40" w:line="276" w:lineRule="auto"/>
+              <w:jc w:val="center"/>
+            </w:pPr>
+            <w:r>
+              <w:rPr>
+                <w:rFonts w:ascii="Times New Roman" w:hAnsi="Times New Roman"/>
+                <w:sz w:val="26"/>
+                <w:rFonts w:ascii="Times New Roman" w:hAnsi="Times New Roman" w:cs="Times New Roman"/>
+              </w:rPr>
+              <w:t>18</w:t>
+            </w:r>
+          </w:p>
+        </w:tc>
+        <w:tc>
+          <w:tcPr>
+            <w:tcW w:type="dxa" w:w="3118"/>
+            <w:vAlign w:val="center"/>
+          </w:tcPr>
+          <w:p>
+            <w:pPr>
+              <w:spacing w:before="40" w:after="40" w:line="276" w:lineRule="auto"/>
+              <w:jc w:val="both"/>
+            </w:pPr>
+            <w:r>
+              <w:rPr>
+                <w:rFonts w:ascii="Times New Roman" w:hAnsi="Times New Roman"/>
+                <w:sz w:val="26"/>
+                <w:rFonts w:ascii="Times New Roman" w:hAnsi="Times New Roman" w:cs="Times New Roman"/>
+              </w:rPr>
+              <w:t>Bài 15. Máy xúc</w:t>
+            </w:r>
+          </w:p>
+        </w:tc>
+        <w:tc>
+          <w:tcPr>
+            <w:tcW w:type="dxa" w:w="850"/>
+            <w:vAlign w:val="center"/>
+          </w:tcPr>
+          <w:p>
+            <w:pPr>
+              <w:spacing w:before="40" w:after="40" w:line="276" w:lineRule="auto"/>
+              <w:jc w:val="center"/>
+            </w:pPr>
+            <w:r>
+              <w:rPr>
+                <w:rFonts w:ascii="Times New Roman" w:hAnsi="Times New Roman"/>
+                <w:sz w:val="26"/>
+                <w:rFonts w:ascii="Times New Roman" w:hAnsi="Times New Roman" w:cs="Times New Roman"/>
+              </w:rPr>
+              <w:t>1</w:t>
+            </w:r>
+          </w:p>
+        </w:tc>
+        <w:tc>
+          <w:tcPr>
+            <w:tcW w:type="dxa" w:w="1247"/>
+            <w:vAlign w:val="center"/>
+          </w:tcPr>
+          <w:p>
+            <w:pPr>
+              <w:spacing w:before="40" w:after="40" w:line="276" w:lineRule="auto"/>
+              <w:jc w:val="center"/>
+            </w:pPr>
+            <w:r>
+              <w:rPr>
+                <w:rFonts w:ascii="Times New Roman" w:hAnsi="Times New Roman"/>
+                <w:sz w:val="26"/>
+                <w:rFonts w:ascii="Times New Roman" w:hAnsi="Times New Roman" w:cs="Times New Roman"/>
+              </w:rPr>
+              <w:t>18</w:t>
+            </w:r>
+          </w:p>
+        </w:tc>
+        <w:tc>
+          <w:tcPr>
+            <w:tcW w:type="dxa" w:w="3402"/>
+            <w:vAlign w:val="center"/>
+          </w:tcPr>
+          <w:p>
+            <w:pPr>
+              <w:spacing w:before="40" w:after="40" w:line="276" w:lineRule="auto"/>
+              <w:jc w:val="both"/>
+            </w:pPr>
+            <w:r>
+              <w:rPr>
+                <w:rFonts w:ascii="Times New Roman" w:hAnsi="Times New Roman"/>
+                <w:sz w:val="26"/>
+                <w:rFonts w:ascii="Times New Roman" w:hAnsi="Times New Roman" w:cs="Times New Roman"/>
+              </w:rPr>
+              <w:t>Tìm hiểu an toàn lao động và máy xúc; lắp robot máy xúc.</w:t>
+            </w:r>
+          </w:p>
+        </w:tc>
+      </w:tr>
+      <w:tr>
+        <w:tc>
+          <w:tcPr>
+            <w:tcW w:type="dxa" w:w="680"/>
+            <w:vAlign w:val="center"/>
+          </w:tcPr>
+          <w:p>
+            <w:pPr>
+              <w:spacing w:before="40" w:after="40" w:line="276" w:lineRule="auto"/>
+              <w:jc w:val="center"/>
+            </w:pPr>
+            <w:r>
+              <w:rPr>
+                <w:rFonts w:ascii="Times New Roman" w:hAnsi="Times New Roman"/>
+                <w:sz w:val="26"/>
+                <w:rFonts w:ascii="Times New Roman" w:hAnsi="Times New Roman" w:cs="Times New Roman"/>
+              </w:rPr>
+              <w:t>19</w:t>
+            </w:r>
+          </w:p>
+        </w:tc>
+        <w:tc>
+          <w:tcPr>
+            <w:tcW w:type="dxa" w:w="3118"/>
+            <w:vAlign w:val="center"/>
+          </w:tcPr>
+          <w:p>
+            <w:pPr>
+              <w:spacing w:before="40" w:after="40" w:line="276" w:lineRule="auto"/>
+              <w:jc w:val="both"/>
+            </w:pPr>
+            <w:r>
+              <w:rPr>
+                <w:rFonts w:ascii="Times New Roman" w:hAnsi="Times New Roman"/>
+                <w:sz w:val="26"/>
+                <w:rFonts w:ascii="Times New Roman" w:hAnsi="Times New Roman" w:cs="Times New Roman"/>
+              </w:rPr>
+              <w:t>Ôn tập Đánh giá định kỳ 2</w:t>
+            </w:r>
+          </w:p>
+        </w:tc>
+        <w:tc>
+          <w:tcPr>
+            <w:tcW w:type="dxa" w:w="850"/>
+            <w:vAlign w:val="center"/>
+          </w:tcPr>
+          <w:p>
+            <w:pPr>
+              <w:spacing w:before="40" w:after="40" w:line="276" w:lineRule="auto"/>
+              <w:jc w:val="center"/>
+            </w:pPr>
+            <w:r>
+              <w:rPr>
+                <w:rFonts w:ascii="Times New Roman" w:hAnsi="Times New Roman"/>
+                <w:sz w:val="26"/>
+                <w:rFonts w:ascii="Times New Roman" w:hAnsi="Times New Roman" w:cs="Times New Roman"/>
+              </w:rPr>
+              <w:t>1</w:t>
+            </w:r>
+          </w:p>
+        </w:tc>
+        <w:tc>
+          <w:tcPr>
+            <w:tcW w:type="dxa" w:w="1247"/>
+            <w:vAlign w:val="center"/>
+          </w:tcPr>
+          <w:p>
+            <w:pPr>
+              <w:spacing w:before="40" w:after="40" w:line="276" w:lineRule="auto"/>
+              <w:jc w:val="center"/>
+            </w:pPr>
+            <w:r>
+              <w:rPr>
+                <w:rFonts w:ascii="Times New Roman" w:hAnsi="Times New Roman"/>
+                <w:sz w:val="26"/>
+                <w:rFonts w:ascii="Times New Roman" w:hAnsi="Times New Roman" w:cs="Times New Roman"/>
+              </w:rPr>
+              <w:t>19</w:t>
+            </w:r>
+          </w:p>
+        </w:tc>
+        <w:tc>
+          <w:tcPr>
+            <w:tcW w:type="dxa" w:w="3402"/>
+            <w:vAlign w:val="center"/>
+          </w:tcPr>
+          <w:p>
+            <w:pPr>
+              <w:spacing w:before="40" w:after="40" w:line="276" w:lineRule="auto"/>
+              <w:jc w:val="both"/>
+            </w:pPr>
+            <w:r>
+              <w:rPr>
+                <w:rFonts w:ascii="Times New Roman" w:hAnsi="Times New Roman"/>
+                <w:sz w:val="26"/>
+                <w:rFonts w:ascii="Times New Roman" w:hAnsi="Times New Roman" w:cs="Times New Roman"/>
+              </w:rPr>
+              <w:t>Hệ thống hóa kiến thức chuẩn bị Đánh giá định kỳ 2.</w:t>
+            </w:r>
+          </w:p>
+        </w:tc>
+      </w:tr>
+      <w:tr>
+        <w:tc>
+          <w:tcPr>
+            <w:tcW w:type="dxa" w:w="680"/>
+            <w:vAlign w:val="center"/>
+          </w:tcPr>
+          <w:p>
+            <w:pPr>
+              <w:spacing w:before="40" w:after="40" w:line="276" w:lineRule="auto"/>
+              <w:jc w:val="center"/>
+            </w:pPr>
+            <w:r>
+              <w:rPr>
+                <w:rFonts w:ascii="Times New Roman" w:hAnsi="Times New Roman"/>
+                <w:sz w:val="26"/>
+                <w:rFonts w:ascii="Times New Roman" w:hAnsi="Times New Roman" w:cs="Times New Roman"/>
+              </w:rPr>
+              <w:t>20</w:t>
+            </w:r>
+          </w:p>
+        </w:tc>
+        <w:tc>
+          <w:tcPr>
+            <w:tcW w:type="dxa" w:w="3118"/>
+            <w:vAlign w:val="center"/>
+          </w:tcPr>
+          <w:p>
+            <w:pPr>
+              <w:spacing w:before="40" w:after="40" w:line="276" w:lineRule="auto"/>
+              <w:jc w:val="both"/>
+            </w:pPr>
+            <w:r>
+              <w:rPr>
+                <w:rFonts w:ascii="Times New Roman" w:hAnsi="Times New Roman"/>
+                <w:sz w:val="26"/>
+                <w:rFonts w:ascii="Times New Roman" w:hAnsi="Times New Roman" w:cs="Times New Roman"/>
+              </w:rPr>
+              <w:t>Đánh giá định kỳ 2</w:t>
+            </w:r>
+          </w:p>
+        </w:tc>
+        <w:tc>
+          <w:tcPr>
+            <w:tcW w:type="dxa" w:w="850"/>
+            <w:vAlign w:val="center"/>
+          </w:tcPr>
+          <w:p>
+            <w:pPr>
+              <w:spacing w:before="40" w:after="40" w:line="276" w:lineRule="auto"/>
+              <w:jc w:val="center"/>
+            </w:pPr>
+            <w:r>
+              <w:rPr>
+                <w:rFonts w:ascii="Times New Roman" w:hAnsi="Times New Roman"/>
+                <w:sz w:val="26"/>
+                <w:rFonts w:ascii="Times New Roman" w:hAnsi="Times New Roman" w:cs="Times New Roman"/>
+              </w:rPr>
+              <w:t>1</w:t>
+            </w:r>
+          </w:p>
+        </w:tc>
+        <w:tc>
+          <w:tcPr>
+            <w:tcW w:type="dxa" w:w="1247"/>
+            <w:vAlign w:val="center"/>
+          </w:tcPr>
+          <w:p>
+            <w:pPr>
+              <w:spacing w:before="40" w:after="40" w:line="276" w:lineRule="auto"/>
+              <w:jc w:val="center"/>
+            </w:pPr>
+            <w:r>
+              <w:rPr>
+                <w:rFonts w:ascii="Times New Roman" w:hAnsi="Times New Roman"/>
+                <w:sz w:val="26"/>
+                <w:rFonts w:ascii="Times New Roman" w:hAnsi="Times New Roman" w:cs="Times New Roman"/>
+              </w:rPr>
+              <w:t>20</w:t>
+            </w:r>
+          </w:p>
+        </w:tc>
+        <w:tc>
+          <w:tcPr>
+            <w:tcW w:type="dxa" w:w="3402"/>
+            <w:vAlign w:val="center"/>
+          </w:tcPr>
+          <w:p>
+            <w:pPr>
+              <w:spacing w:before="40" w:after="40" w:line="276" w:lineRule="auto"/>
+              <w:jc w:val="both"/>
+            </w:pPr>
+            <w:r>
+              <w:rPr>
+                <w:rFonts w:ascii="Times New Roman" w:hAnsi="Times New Roman"/>
+                <w:sz w:val="26"/>
+                <w:rFonts w:ascii="Times New Roman" w:hAnsi="Times New Roman" w:cs="Times New Roman"/>
+              </w:rPr>
+              <w:t>Kiểm tra đánh giá kết quả học tập thực hành Robotics.</w:t>
+            </w:r>
+          </w:p>
+        </w:tc>
+      </w:tr>
+      <w:tr>
+        <w:tc>
+          <w:tcPr>
+            <w:tcW w:type="dxa" w:w="680"/>
+            <w:vAlign w:val="center"/>
+          </w:tcPr>
+          <w:p>
+            <w:pPr>
+              <w:spacing w:before="40" w:after="40" w:line="276" w:lineRule="auto"/>
+              <w:jc w:val="center"/>
+            </w:pPr>
+            <w:r>
+              <w:rPr>
+                <w:rFonts w:ascii="Times New Roman" w:hAnsi="Times New Roman"/>
+                <w:sz w:val="26"/>
+                <w:rFonts w:ascii="Times New Roman" w:hAnsi="Times New Roman" w:cs="Times New Roman"/>
+              </w:rPr>
+              <w:t>21</w:t>
+            </w:r>
+          </w:p>
+        </w:tc>
+        <w:tc>
+          <w:tcPr>
+            <w:tcW w:type="dxa" w:w="3118"/>
+            <w:vAlign w:val="center"/>
+          </w:tcPr>
+          <w:p>
+            <w:pPr>
+              <w:spacing w:before="40" w:after="40" w:line="276" w:lineRule="auto"/>
+              <w:jc w:val="both"/>
+            </w:pPr>
+            <w:r>
+              <w:rPr>
+                <w:rFonts w:ascii="Times New Roman" w:hAnsi="Times New Roman"/>
+                <w:sz w:val="26"/>
+                <w:rFonts w:ascii="Times New Roman" w:hAnsi="Times New Roman" w:cs="Times New Roman"/>
+              </w:rPr>
+              <w:t>Bài 16. Cùng nhau đi khắp thế giới</w:t>
+            </w:r>
+          </w:p>
+        </w:tc>
+        <w:tc>
+          <w:tcPr>
+            <w:tcW w:type="dxa" w:w="850"/>
+            <w:vAlign w:val="center"/>
+          </w:tcPr>
+          <w:p>
+            <w:pPr>
+              <w:spacing w:before="40" w:after="40" w:line="276" w:lineRule="auto"/>
+              <w:jc w:val="center"/>
+            </w:pPr>
+            <w:r>
+              <w:rPr>
+                <w:rFonts w:ascii="Times New Roman" w:hAnsi="Times New Roman"/>
+                <w:sz w:val="26"/>
+                <w:rFonts w:ascii="Times New Roman" w:hAnsi="Times New Roman" w:cs="Times New Roman"/>
+              </w:rPr>
+              <w:t>1</w:t>
+            </w:r>
+          </w:p>
+        </w:tc>
+        <w:tc>
+          <w:tcPr>
+            <w:tcW w:type="dxa" w:w="1247"/>
+            <w:vAlign w:val="center"/>
+          </w:tcPr>
+          <w:p>
+            <w:pPr>
+              <w:spacing w:before="40" w:after="40" w:line="276" w:lineRule="auto"/>
+              <w:jc w:val="center"/>
+            </w:pPr>
+            <w:r>
+              <w:rPr>
+                <w:rFonts w:ascii="Times New Roman" w:hAnsi="Times New Roman"/>
+                <w:sz w:val="26"/>
+                <w:rFonts w:ascii="Times New Roman" w:hAnsi="Times New Roman" w:cs="Times New Roman"/>
+              </w:rPr>
+              <w:t>21</w:t>
+            </w:r>
+          </w:p>
+        </w:tc>
+        <w:tc>
+          <w:tcPr>
+            <w:tcW w:type="dxa" w:w="3402"/>
+            <w:vAlign w:val="center"/>
+          </w:tcPr>
+          <w:p>
+            <w:pPr>
+              <w:spacing w:before="40" w:after="40" w:line="276" w:lineRule="auto"/>
+              <w:jc w:val="both"/>
+            </w:pPr>
+            <w:r>
+              <w:rPr>
+                <w:rFonts w:ascii="Times New Roman" w:hAnsi="Times New Roman"/>
+                <w:sz w:val="26"/>
+                <w:rFonts w:ascii="Times New Roman" w:hAnsi="Times New Roman" w:cs="Times New Roman"/>
+              </w:rPr>
+              <w:t>Tìm hiểu nguyên lý trực thăng; lắp robot trực thăng.</w:t>
+            </w:r>
+          </w:p>
+        </w:tc>
+      </w:tr>
+      <w:tr>
+        <w:tc>
+          <w:tcPr>
+            <w:tcW w:type="dxa" w:w="680"/>
+            <w:vAlign w:val="center"/>
+          </w:tcPr>
+          <w:p>
+            <w:pPr>
+              <w:spacing w:before="40" w:after="40" w:line="276" w:lineRule="auto"/>
+              <w:jc w:val="center"/>
+            </w:pPr>
+            <w:r>
+              <w:rPr>
+                <w:rFonts w:ascii="Times New Roman" w:hAnsi="Times New Roman"/>
+                <w:sz w:val="26"/>
+                <w:rFonts w:ascii="Times New Roman" w:hAnsi="Times New Roman" w:cs="Times New Roman"/>
+              </w:rPr>
+              <w:t>22</w:t>
+            </w:r>
+          </w:p>
+        </w:tc>
+        <w:tc>
+          <w:tcPr>
+            <w:tcW w:type="dxa" w:w="3118"/>
+            <w:vAlign w:val="center"/>
+          </w:tcPr>
+          <w:p>
+            <w:pPr>
+              <w:spacing w:before="40" w:after="40" w:line="276" w:lineRule="auto"/>
+              <w:jc w:val="both"/>
+            </w:pPr>
+            <w:r>
+              <w:rPr>
+                <w:rFonts w:ascii="Times New Roman" w:hAnsi="Times New Roman"/>
+                <w:sz w:val="26"/>
+                <w:rFonts w:ascii="Times New Roman" w:hAnsi="Times New Roman" w:cs="Times New Roman"/>
+              </w:rPr>
+              <w:t>Bài 17. Nhắm và bắn!</w:t>
+            </w:r>
+          </w:p>
+        </w:tc>
+        <w:tc>
+          <w:tcPr>
+            <w:tcW w:type="dxa" w:w="850"/>
+            <w:vAlign w:val="center"/>
+          </w:tcPr>
+          <w:p>
+            <w:pPr>
+              <w:spacing w:before="40" w:after="40" w:line="276" w:lineRule="auto"/>
+              <w:jc w:val="center"/>
+            </w:pPr>
+            <w:r>
+              <w:rPr>
+                <w:rFonts w:ascii="Times New Roman" w:hAnsi="Times New Roman"/>
+                <w:sz w:val="26"/>
+                <w:rFonts w:ascii="Times New Roman" w:hAnsi="Times New Roman" w:cs="Times New Roman"/>
+              </w:rPr>
+              <w:t>1</w:t>
+            </w:r>
+          </w:p>
+        </w:tc>
+        <w:tc>
+          <w:tcPr>
+            <w:tcW w:type="dxa" w:w="1247"/>
+            <w:vAlign w:val="center"/>
+          </w:tcPr>
+          <w:p>
+            <w:pPr>
+              <w:spacing w:before="40" w:after="40" w:line="276" w:lineRule="auto"/>
+              <w:jc w:val="center"/>
+            </w:pPr>
+            <w:r>
+              <w:rPr>
+                <w:rFonts w:ascii="Times New Roman" w:hAnsi="Times New Roman"/>
+                <w:sz w:val="26"/>
+                <w:rFonts w:ascii="Times New Roman" w:hAnsi="Times New Roman" w:cs="Times New Roman"/>
+              </w:rPr>
+              <w:t>22</w:t>
+            </w:r>
+          </w:p>
+        </w:tc>
+        <w:tc>
+          <w:tcPr>
+            <w:tcW w:type="dxa" w:w="3402"/>
+            <w:vAlign w:val="center"/>
+          </w:tcPr>
+          <w:p>
+            <w:pPr>
+              <w:spacing w:before="40" w:after="40" w:line="276" w:lineRule="auto"/>
+              <w:jc w:val="both"/>
+            </w:pPr>
+            <w:r>
+              <w:rPr>
+                <w:rFonts w:ascii="Times New Roman" w:hAnsi="Times New Roman"/>
+                <w:sz w:val="26"/>
+                <w:rFonts w:ascii="Times New Roman" w:hAnsi="Times New Roman" w:cs="Times New Roman"/>
+              </w:rPr>
+              <w:t>Tìm hiểu lực ném và cơ cấu máy bắn đá; lắp robot bắn đá.</w:t>
+            </w:r>
+          </w:p>
+        </w:tc>
+      </w:tr>
+      <w:tr>
+        <w:tc>
+          <w:tcPr>
+            <w:tcW w:type="dxa" w:w="680"/>
+            <w:vAlign w:val="center"/>
+          </w:tcPr>
+          <w:p>
+            <w:pPr>
+              <w:spacing w:before="40" w:after="40" w:line="276" w:lineRule="auto"/>
+              <w:jc w:val="center"/>
+            </w:pPr>
+            <w:r>
+              <w:rPr>
+                <w:rFonts w:ascii="Times New Roman" w:hAnsi="Times New Roman"/>
+                <w:sz w:val="26"/>
+                <w:rFonts w:ascii="Times New Roman" w:hAnsi="Times New Roman" w:cs="Times New Roman"/>
+              </w:rPr>
+              <w:t>23</w:t>
+            </w:r>
+          </w:p>
+        </w:tc>
+        <w:tc>
+          <w:tcPr>
+            <w:tcW w:type="dxa" w:w="3118"/>
+            <w:vAlign w:val="center"/>
+          </w:tcPr>
+          <w:p>
+            <w:pPr>
+              <w:spacing w:before="40" w:after="40" w:line="276" w:lineRule="auto"/>
+              <w:jc w:val="both"/>
+            </w:pPr>
+            <w:r>
+              <w:rPr>
+                <w:rFonts w:ascii="Times New Roman" w:hAnsi="Times New Roman"/>
+                <w:sz w:val="26"/>
+                <w:rFonts w:ascii="Times New Roman" w:hAnsi="Times New Roman" w:cs="Times New Roman"/>
+              </w:rPr>
+              <w:t>Bài 18. Độ đàn hồi, lực đẩy của cung tên</w:t>
+            </w:r>
+          </w:p>
+        </w:tc>
+        <w:tc>
+          <w:tcPr>
+            <w:tcW w:type="dxa" w:w="850"/>
+            <w:vAlign w:val="center"/>
+          </w:tcPr>
+          <w:p>
+            <w:pPr>
+              <w:spacing w:before="40" w:after="40" w:line="276" w:lineRule="auto"/>
+              <w:jc w:val="center"/>
+            </w:pPr>
+            <w:r>
+              <w:rPr>
+                <w:rFonts w:ascii="Times New Roman" w:hAnsi="Times New Roman"/>
+                <w:sz w:val="26"/>
+                <w:rFonts w:ascii="Times New Roman" w:hAnsi="Times New Roman" w:cs="Times New Roman"/>
+              </w:rPr>
+              <w:t>1</w:t>
+            </w:r>
+          </w:p>
+        </w:tc>
+        <w:tc>
+          <w:tcPr>
+            <w:tcW w:type="dxa" w:w="1247"/>
+            <w:vAlign w:val="center"/>
+          </w:tcPr>
+          <w:p>
+            <w:pPr>
+              <w:spacing w:before="40" w:after="40" w:line="276" w:lineRule="auto"/>
+              <w:jc w:val="center"/>
+            </w:pPr>
+            <w:r>
+              <w:rPr>
+                <w:rFonts w:ascii="Times New Roman" w:hAnsi="Times New Roman"/>
+                <w:sz w:val="26"/>
+                <w:rFonts w:ascii="Times New Roman" w:hAnsi="Times New Roman" w:cs="Times New Roman"/>
+              </w:rPr>
+              <w:t>23</w:t>
+            </w:r>
+          </w:p>
+        </w:tc>
+        <w:tc>
+          <w:tcPr>
+            <w:tcW w:type="dxa" w:w="3402"/>
+            <w:vAlign w:val="center"/>
+          </w:tcPr>
+          <w:p>
+            <w:pPr>
+              <w:spacing w:before="40" w:after="40" w:line="276" w:lineRule="auto"/>
+              <w:jc w:val="both"/>
+            </w:pPr>
+            <w:r>
+              <w:rPr>
+                <w:rFonts w:ascii="Times New Roman" w:hAnsi="Times New Roman"/>
+                <w:sz w:val="26"/>
+                <w:rFonts w:ascii="Times New Roman" w:hAnsi="Times New Roman" w:cs="Times New Roman"/>
+              </w:rPr>
+              <w:t>Tìm hiểu lực đàn hồi và cơ cấu cung tên; lắp robot bắn cung.</w:t>
+            </w:r>
+          </w:p>
+        </w:tc>
+      </w:tr>
+      <w:tr>
+        <w:tc>
+          <w:tcPr>
+            <w:tcW w:type="dxa" w:w="680"/>
+            <w:vAlign w:val="center"/>
+          </w:tcPr>
+          <w:p>
+            <w:pPr>
+              <w:spacing w:before="40" w:after="40" w:line="276" w:lineRule="auto"/>
+              <w:jc w:val="center"/>
+            </w:pPr>
+            <w:r>
+              <w:rPr>
+                <w:rFonts w:ascii="Times New Roman" w:hAnsi="Times New Roman"/>
+                <w:sz w:val="26"/>
+                <w:rFonts w:ascii="Times New Roman" w:hAnsi="Times New Roman" w:cs="Times New Roman"/>
+              </w:rPr>
+              <w:t>24</w:t>
+            </w:r>
+          </w:p>
+        </w:tc>
+        <w:tc>
+          <w:tcPr>
+            <w:tcW w:type="dxa" w:w="3118"/>
+            <w:vAlign w:val="center"/>
+          </w:tcPr>
+          <w:p>
+            <w:pPr>
+              <w:spacing w:before="40" w:after="40" w:line="276" w:lineRule="auto"/>
+              <w:jc w:val="both"/>
+            </w:pPr>
+            <w:r>
+              <w:rPr>
+                <w:rFonts w:ascii="Times New Roman" w:hAnsi="Times New Roman"/>
+                <w:sz w:val="26"/>
+                <w:rFonts w:ascii="Times New Roman" w:hAnsi="Times New Roman" w:cs="Times New Roman"/>
+              </w:rPr>
+              <w:t>Bài 19. Ba! Hai! Một! Bắn!!!</w:t>
+            </w:r>
+          </w:p>
+        </w:tc>
+        <w:tc>
+          <w:tcPr>
+            <w:tcW w:type="dxa" w:w="850"/>
+            <w:vAlign w:val="center"/>
+          </w:tcPr>
+          <w:p>
+            <w:pPr>
+              <w:spacing w:before="40" w:after="40" w:line="276" w:lineRule="auto"/>
+              <w:jc w:val="center"/>
+            </w:pPr>
+            <w:r>
+              <w:rPr>
+                <w:rFonts w:ascii="Times New Roman" w:hAnsi="Times New Roman"/>
+                <w:sz w:val="26"/>
+                <w:rFonts w:ascii="Times New Roman" w:hAnsi="Times New Roman" w:cs="Times New Roman"/>
+              </w:rPr>
+              <w:t>1</w:t>
+            </w:r>
+          </w:p>
+        </w:tc>
+        <w:tc>
+          <w:tcPr>
+            <w:tcW w:type="dxa" w:w="1247"/>
+            <w:vAlign w:val="center"/>
+          </w:tcPr>
+          <w:p>
+            <w:pPr>
+              <w:spacing w:before="40" w:after="40" w:line="276" w:lineRule="auto"/>
+              <w:jc w:val="center"/>
+            </w:pPr>
+            <w:r>
+              <w:rPr>
+                <w:rFonts w:ascii="Times New Roman" w:hAnsi="Times New Roman"/>
+                <w:sz w:val="26"/>
+                <w:rFonts w:ascii="Times New Roman" w:hAnsi="Times New Roman" w:cs="Times New Roman"/>
+              </w:rPr>
+              <w:t>24</w:t>
+            </w:r>
+          </w:p>
+        </w:tc>
+        <w:tc>
+          <w:tcPr>
+            <w:tcW w:type="dxa" w:w="3402"/>
+            <w:vAlign w:val="center"/>
+          </w:tcPr>
+          <w:p>
+            <w:pPr>
+              <w:spacing w:before="40" w:after="40" w:line="276" w:lineRule="auto"/>
+              <w:jc w:val="both"/>
+            </w:pPr>
+            <w:r>
+              <w:rPr>
+                <w:rFonts w:ascii="Times New Roman" w:hAnsi="Times New Roman"/>
+                <w:sz w:val="26"/>
+                <w:rFonts w:ascii="Times New Roman" w:hAnsi="Times New Roman" w:cs="Times New Roman"/>
+              </w:rPr>
+              <w:t>Tìm hiểu quỹ đạo bắn đại bác; lắp robot súng đại bác.</w:t>
+            </w:r>
+          </w:p>
+        </w:tc>
+      </w:tr>
+      <w:tr>
+        <w:tc>
+          <w:tcPr>
+            <w:tcW w:type="dxa" w:w="680"/>
+            <w:vAlign w:val="center"/>
+          </w:tcPr>
+          <w:p>
+            <w:pPr>
+              <w:spacing w:before="40" w:after="40" w:line="276" w:lineRule="auto"/>
+              <w:jc w:val="center"/>
+            </w:pPr>
+            <w:r>
+              <w:rPr>
+                <w:rFonts w:ascii="Times New Roman" w:hAnsi="Times New Roman"/>
+                <w:sz w:val="26"/>
+                <w:rFonts w:ascii="Times New Roman" w:hAnsi="Times New Roman" w:cs="Times New Roman"/>
+              </w:rPr>
+              <w:t>25</w:t>
+            </w:r>
+          </w:p>
+        </w:tc>
+        <w:tc>
+          <w:tcPr>
+            <w:tcW w:type="dxa" w:w="3118"/>
+            <w:vAlign w:val="center"/>
+          </w:tcPr>
+          <w:p>
+            <w:pPr>
+              <w:spacing w:before="40" w:after="40" w:line="276" w:lineRule="auto"/>
+              <w:jc w:val="both"/>
+            </w:pPr>
+            <w:r>
+              <w:rPr>
+                <w:rFonts w:ascii="Times New Roman" w:hAnsi="Times New Roman"/>
+                <w:sz w:val="26"/>
+                <w:rFonts w:ascii="Times New Roman" w:hAnsi="Times New Roman" w:cs="Times New Roman"/>
+              </w:rPr>
+              <w:t>Bài 20. Cùng nhau tham quan thành phố</w:t>
+            </w:r>
+          </w:p>
+        </w:tc>
+        <w:tc>
+          <w:tcPr>
+            <w:tcW w:type="dxa" w:w="850"/>
+            <w:vAlign w:val="center"/>
+          </w:tcPr>
+          <w:p>
+            <w:pPr>
+              <w:spacing w:before="40" w:after="40" w:line="276" w:lineRule="auto"/>
+              <w:jc w:val="center"/>
+            </w:pPr>
+            <w:r>
+              <w:rPr>
+                <w:rFonts w:ascii="Times New Roman" w:hAnsi="Times New Roman"/>
+                <w:sz w:val="26"/>
+                <w:rFonts w:ascii="Times New Roman" w:hAnsi="Times New Roman" w:cs="Times New Roman"/>
+              </w:rPr>
+              <w:t>1</w:t>
+            </w:r>
+          </w:p>
+        </w:tc>
+        <w:tc>
+          <w:tcPr>
+            <w:tcW w:type="dxa" w:w="1247"/>
+            <w:vAlign w:val="center"/>
+          </w:tcPr>
+          <w:p>
+            <w:pPr>
+              <w:spacing w:before="40" w:after="40" w:line="276" w:lineRule="auto"/>
+              <w:jc w:val="center"/>
+            </w:pPr>
+            <w:r>
+              <w:rPr>
+                <w:rFonts w:ascii="Times New Roman" w:hAnsi="Times New Roman"/>
+                <w:sz w:val="26"/>
+                <w:rFonts w:ascii="Times New Roman" w:hAnsi="Times New Roman" w:cs="Times New Roman"/>
+              </w:rPr>
+              <w:t>25</w:t>
+            </w:r>
+          </w:p>
+        </w:tc>
+        <w:tc>
+          <w:tcPr>
+            <w:tcW w:type="dxa" w:w="3402"/>
+            <w:vAlign w:val="center"/>
+          </w:tcPr>
+          <w:p>
+            <w:pPr>
+              <w:spacing w:before="40" w:after="40" w:line="276" w:lineRule="auto"/>
+              <w:jc w:val="both"/>
+            </w:pPr>
+            <w:r>
+              <w:rPr>
+                <w:rFonts w:ascii="Times New Roman" w:hAnsi="Times New Roman"/>
+                <w:sz w:val="26"/>
+                <w:rFonts w:ascii="Times New Roman" w:hAnsi="Times New Roman" w:cs="Times New Roman"/>
+              </w:rPr>
+              <w:t>Tìm hiểu phương tiện giao thông công cộng; lắp robot xe buýt.</w:t>
+            </w:r>
+          </w:p>
+        </w:tc>
+      </w:tr>
+      <w:tr>
+        <w:tc>
+          <w:tcPr>
+            <w:tcW w:type="dxa" w:w="680"/>
+            <w:vAlign w:val="center"/>
+          </w:tcPr>
+          <w:p>
+            <w:pPr>
+              <w:spacing w:before="40" w:after="40" w:line="276" w:lineRule="auto"/>
+              <w:jc w:val="center"/>
+            </w:pPr>
+            <w:r>
+              <w:rPr>
+                <w:rFonts w:ascii="Times New Roman" w:hAnsi="Times New Roman"/>
+                <w:sz w:val="26"/>
+                <w:rFonts w:ascii="Times New Roman" w:hAnsi="Times New Roman" w:cs="Times New Roman"/>
+              </w:rPr>
+              <w:t>26</w:t>
+            </w:r>
+          </w:p>
+        </w:tc>
+        <w:tc>
+          <w:tcPr>
+            <w:tcW w:type="dxa" w:w="3118"/>
+            <w:vAlign w:val="center"/>
+          </w:tcPr>
+          <w:p>
+            <w:pPr>
+              <w:spacing w:before="40" w:after="40" w:line="276" w:lineRule="auto"/>
+              <w:jc w:val="both"/>
+            </w:pPr>
+            <w:r>
+              <w:rPr>
+                <w:rFonts w:ascii="Times New Roman" w:hAnsi="Times New Roman"/>
+                <w:sz w:val="26"/>
+                <w:rFonts w:ascii="Times New Roman" w:hAnsi="Times New Roman" w:cs="Times New Roman"/>
+              </w:rPr>
+              <w:t>Bài 21. Khám phá trang phục người da đỏ</w:t>
+            </w:r>
+          </w:p>
+        </w:tc>
+        <w:tc>
+          <w:tcPr>
+            <w:tcW w:type="dxa" w:w="850"/>
+            <w:vAlign w:val="center"/>
+          </w:tcPr>
+          <w:p>
+            <w:pPr>
+              <w:spacing w:before="40" w:after="40" w:line="276" w:lineRule="auto"/>
+              <w:jc w:val="center"/>
+            </w:pPr>
+            <w:r>
+              <w:rPr>
+                <w:rFonts w:ascii="Times New Roman" w:hAnsi="Times New Roman"/>
+                <w:sz w:val="26"/>
+                <w:rFonts w:ascii="Times New Roman" w:hAnsi="Times New Roman" w:cs="Times New Roman"/>
+              </w:rPr>
+              <w:t>1</w:t>
+            </w:r>
+          </w:p>
+        </w:tc>
+        <w:tc>
+          <w:tcPr>
+            <w:tcW w:type="dxa" w:w="1247"/>
+            <w:vAlign w:val="center"/>
+          </w:tcPr>
+          <w:p>
+            <w:pPr>
+              <w:spacing w:before="40" w:after="40" w:line="276" w:lineRule="auto"/>
+              <w:jc w:val="center"/>
+            </w:pPr>
+            <w:r>
+              <w:rPr>
+                <w:rFonts w:ascii="Times New Roman" w:hAnsi="Times New Roman"/>
+                <w:sz w:val="26"/>
+                <w:rFonts w:ascii="Times New Roman" w:hAnsi="Times New Roman" w:cs="Times New Roman"/>
+              </w:rPr>
+              <w:t>26</w:t>
+            </w:r>
+          </w:p>
+        </w:tc>
+        <w:tc>
+          <w:tcPr>
+            <w:tcW w:type="dxa" w:w="3402"/>
+            <w:vAlign w:val="center"/>
+          </w:tcPr>
+          <w:p>
+            <w:pPr>
+              <w:spacing w:before="40" w:after="40" w:line="276" w:lineRule="auto"/>
+              <w:jc w:val="both"/>
+            </w:pPr>
+            <w:r>
+              <w:rPr>
+                <w:rFonts w:ascii="Times New Roman" w:hAnsi="Times New Roman"/>
+                <w:sz w:val="26"/>
+                <w:rFonts w:ascii="Times New Roman" w:hAnsi="Times New Roman" w:cs="Times New Roman"/>
+              </w:rPr>
+              <w:t>Tìm hiểu văn hóa và điệu nhảy truyền thống; lắp robot nhảy múa.</w:t>
+            </w:r>
+          </w:p>
+        </w:tc>
+      </w:tr>
+      <w:tr>
+        <w:tc>
+          <w:tcPr>
+            <w:tcW w:type="dxa" w:w="680"/>
+            <w:vAlign w:val="center"/>
+          </w:tcPr>
+          <w:p>
+            <w:pPr>
+              <w:spacing w:before="40" w:after="40" w:line="276" w:lineRule="auto"/>
+              <w:jc w:val="center"/>
+            </w:pPr>
+            <w:r>
+              <w:rPr>
+                <w:rFonts w:ascii="Times New Roman" w:hAnsi="Times New Roman"/>
+                <w:sz w:val="26"/>
+                <w:rFonts w:ascii="Times New Roman" w:hAnsi="Times New Roman" w:cs="Times New Roman"/>
+              </w:rPr>
+              <w:t>27</w:t>
+            </w:r>
+          </w:p>
+        </w:tc>
+        <w:tc>
+          <w:tcPr>
+            <w:tcW w:type="dxa" w:w="3118"/>
+            <w:vAlign w:val="center"/>
+          </w:tcPr>
+          <w:p>
+            <w:pPr>
+              <w:spacing w:before="40" w:after="40" w:line="276" w:lineRule="auto"/>
+              <w:jc w:val="both"/>
+            </w:pPr>
+            <w:r>
+              <w:rPr>
+                <w:rFonts w:ascii="Times New Roman" w:hAnsi="Times New Roman"/>
+                <w:sz w:val="26"/>
+                <w:rFonts w:ascii="Times New Roman" w:hAnsi="Times New Roman" w:cs="Times New Roman"/>
+              </w:rPr>
+              <w:t>Bài 22. Cá sấu thật ngầu!</w:t>
+            </w:r>
+          </w:p>
+        </w:tc>
+        <w:tc>
+          <w:tcPr>
+            <w:tcW w:type="dxa" w:w="850"/>
+            <w:vAlign w:val="center"/>
+          </w:tcPr>
+          <w:p>
+            <w:pPr>
+              <w:spacing w:before="40" w:after="40" w:line="276" w:lineRule="auto"/>
+              <w:jc w:val="center"/>
+            </w:pPr>
+            <w:r>
+              <w:rPr>
+                <w:rFonts w:ascii="Times New Roman" w:hAnsi="Times New Roman"/>
+                <w:sz w:val="26"/>
+                <w:rFonts w:ascii="Times New Roman" w:hAnsi="Times New Roman" w:cs="Times New Roman"/>
+              </w:rPr>
+              <w:t>1</w:t>
+            </w:r>
+          </w:p>
+        </w:tc>
+        <w:tc>
+          <w:tcPr>
+            <w:tcW w:type="dxa" w:w="1247"/>
+            <w:vAlign w:val="center"/>
+          </w:tcPr>
+          <w:p>
+            <w:pPr>
+              <w:spacing w:before="40" w:after="40" w:line="276" w:lineRule="auto"/>
+              <w:jc w:val="center"/>
+            </w:pPr>
+            <w:r>
+              <w:rPr>
+                <w:rFonts w:ascii="Times New Roman" w:hAnsi="Times New Roman"/>
+                <w:sz w:val="26"/>
+                <w:rFonts w:ascii="Times New Roman" w:hAnsi="Times New Roman" w:cs="Times New Roman"/>
+              </w:rPr>
+              <w:t>27</w:t>
+            </w:r>
+          </w:p>
+        </w:tc>
+        <w:tc>
+          <w:tcPr>
+            <w:tcW w:type="dxa" w:w="3402"/>
+            <w:vAlign w:val="center"/>
+          </w:tcPr>
+          <w:p>
+            <w:pPr>
+              <w:spacing w:before="40" w:after="40" w:line="276" w:lineRule="auto"/>
+              <w:jc w:val="both"/>
+            </w:pPr>
+            <w:r>
+              <w:rPr>
+                <w:rFonts w:ascii="Times New Roman" w:hAnsi="Times New Roman"/>
+                <w:sz w:val="26"/>
+                <w:rFonts w:ascii="Times New Roman" w:hAnsi="Times New Roman" w:cs="Times New Roman"/>
+              </w:rPr>
+              <w:t>Tìm hiểu tập tính cá sấu; lắp robot cá sấu đớp mồi.</w:t>
+            </w:r>
+          </w:p>
+        </w:tc>
+      </w:tr>
+      <w:tr>
+        <w:tc>
+          <w:tcPr>
+            <w:tcW w:type="dxa" w:w="680"/>
+            <w:vAlign w:val="center"/>
+          </w:tcPr>
+          <w:p>
+            <w:pPr>
+              <w:spacing w:before="40" w:after="40" w:line="276" w:lineRule="auto"/>
+              <w:jc w:val="center"/>
+            </w:pPr>
+            <w:r>
+              <w:rPr>
+                <w:rFonts w:ascii="Times New Roman" w:hAnsi="Times New Roman"/>
+                <w:sz w:val="26"/>
+                <w:rFonts w:ascii="Times New Roman" w:hAnsi="Times New Roman" w:cs="Times New Roman"/>
+              </w:rPr>
+              <w:t>28</w:t>
+            </w:r>
+          </w:p>
+        </w:tc>
+        <w:tc>
+          <w:tcPr>
+            <w:tcW w:type="dxa" w:w="3118"/>
+            <w:vAlign w:val="center"/>
+          </w:tcPr>
+          <w:p>
+            <w:pPr>
+              <w:spacing w:before="40" w:after="40" w:line="276" w:lineRule="auto"/>
+              <w:jc w:val="both"/>
+            </w:pPr>
+            <w:r>
+              <w:rPr>
+                <w:rFonts w:ascii="Times New Roman" w:hAnsi="Times New Roman"/>
+                <w:sz w:val="26"/>
+                <w:rFonts w:ascii="Times New Roman" w:hAnsi="Times New Roman" w:cs="Times New Roman"/>
+              </w:rPr>
+              <w:t>Ôn tập Đánh giá định kỳ 3</w:t>
+            </w:r>
+          </w:p>
+        </w:tc>
+        <w:tc>
+          <w:tcPr>
+            <w:tcW w:type="dxa" w:w="850"/>
+            <w:vAlign w:val="center"/>
+          </w:tcPr>
+          <w:p>
+            <w:pPr>
+              <w:spacing w:before="40" w:after="40" w:line="276" w:lineRule="auto"/>
+              <w:jc w:val="center"/>
+            </w:pPr>
+            <w:r>
+              <w:rPr>
+                <w:rFonts w:ascii="Times New Roman" w:hAnsi="Times New Roman"/>
+                <w:sz w:val="26"/>
+                <w:rFonts w:ascii="Times New Roman" w:hAnsi="Times New Roman" w:cs="Times New Roman"/>
+              </w:rPr>
+              <w:t>1</w:t>
+            </w:r>
+          </w:p>
+        </w:tc>
+        <w:tc>
+          <w:tcPr>
+            <w:tcW w:type="dxa" w:w="1247"/>
+            <w:vAlign w:val="center"/>
+          </w:tcPr>
+          <w:p>
+            <w:pPr>
+              <w:spacing w:before="40" w:after="40" w:line="276" w:lineRule="auto"/>
+              <w:jc w:val="center"/>
+            </w:pPr>
+            <w:r>
+              <w:rPr>
+                <w:rFonts w:ascii="Times New Roman" w:hAnsi="Times New Roman"/>
+                <w:sz w:val="26"/>
+                <w:rFonts w:ascii="Times New Roman" w:hAnsi="Times New Roman" w:cs="Times New Roman"/>
+              </w:rPr>
+              <w:t>28</w:t>
+            </w:r>
+          </w:p>
+        </w:tc>
+        <w:tc>
+          <w:tcPr>
+            <w:tcW w:type="dxa" w:w="3402"/>
+            <w:vAlign w:val="center"/>
+          </w:tcPr>
+          <w:p>
+            <w:pPr>
+              <w:spacing w:before="40" w:after="40" w:line="276" w:lineRule="auto"/>
+              <w:jc w:val="both"/>
+            </w:pPr>
+            <w:r>
+              <w:rPr>
+                <w:rFonts w:ascii="Times New Roman" w:hAnsi="Times New Roman"/>
+                <w:sz w:val="26"/>
+                <w:rFonts w:ascii="Times New Roman" w:hAnsi="Times New Roman" w:cs="Times New Roman"/>
+              </w:rPr>
+              <w:t>Hệ thống hóa kiến thức chuẩn bị Đánh giá định kỳ 3.</w:t>
+            </w:r>
+          </w:p>
+        </w:tc>
+      </w:tr>
+      <w:tr>
+        <w:tc>
+          <w:tcPr>
+            <w:tcW w:type="dxa" w:w="680"/>
+            <w:vAlign w:val="center"/>
+          </w:tcPr>
+          <w:p>
+            <w:pPr>
+              <w:spacing w:before="40" w:after="40" w:line="276" w:lineRule="auto"/>
+              <w:jc w:val="center"/>
+            </w:pPr>
+            <w:r>
+              <w:rPr>
+                <w:rFonts w:ascii="Times New Roman" w:hAnsi="Times New Roman"/>
+                <w:sz w:val="26"/>
+                <w:rFonts w:ascii="Times New Roman" w:hAnsi="Times New Roman" w:cs="Times New Roman"/>
+              </w:rPr>
+              <w:t>29</w:t>
+            </w:r>
+          </w:p>
+        </w:tc>
+        <w:tc>
+          <w:tcPr>
+            <w:tcW w:type="dxa" w:w="3118"/>
+            <w:vAlign w:val="center"/>
+          </w:tcPr>
+          <w:p>
+            <w:pPr>
+              <w:spacing w:before="40" w:after="40" w:line="276" w:lineRule="auto"/>
+              <w:jc w:val="both"/>
+            </w:pPr>
+            <w:r>
+              <w:rPr>
+                <w:rFonts w:ascii="Times New Roman" w:hAnsi="Times New Roman"/>
+                <w:sz w:val="26"/>
+                <w:rFonts w:ascii="Times New Roman" w:hAnsi="Times New Roman" w:cs="Times New Roman"/>
+              </w:rPr>
+              <w:t>Đánh giá định kỳ 3</w:t>
+            </w:r>
+          </w:p>
+        </w:tc>
+        <w:tc>
+          <w:tcPr>
+            <w:tcW w:type="dxa" w:w="850"/>
+            <w:vAlign w:val="center"/>
+          </w:tcPr>
+          <w:p>
+            <w:pPr>
+              <w:spacing w:before="40" w:after="40" w:line="276" w:lineRule="auto"/>
+              <w:jc w:val="center"/>
+            </w:pPr>
+            <w:r>
+              <w:rPr>
+                <w:rFonts w:ascii="Times New Roman" w:hAnsi="Times New Roman"/>
+                <w:sz w:val="26"/>
+                <w:rFonts w:ascii="Times New Roman" w:hAnsi="Times New Roman" w:cs="Times New Roman"/>
+              </w:rPr>
+              <w:t>1</w:t>
+            </w:r>
+          </w:p>
+        </w:tc>
+        <w:tc>
+          <w:tcPr>
+            <w:tcW w:type="dxa" w:w="1247"/>
+            <w:vAlign w:val="center"/>
+          </w:tcPr>
+          <w:p>
+            <w:pPr>
+              <w:spacing w:before="40" w:after="40" w:line="276" w:lineRule="auto"/>
+              <w:jc w:val="center"/>
+            </w:pPr>
+            <w:r>
+              <w:rPr>
+                <w:rFonts w:ascii="Times New Roman" w:hAnsi="Times New Roman"/>
+                <w:sz w:val="26"/>
+                <w:rFonts w:ascii="Times New Roman" w:hAnsi="Times New Roman" w:cs="Times New Roman"/>
+              </w:rPr>
+              <w:t>29</w:t>
+            </w:r>
+          </w:p>
+        </w:tc>
+        <w:tc>
+          <w:tcPr>
+            <w:tcW w:type="dxa" w:w="3402"/>
+            <w:vAlign w:val="center"/>
+          </w:tcPr>
+          <w:p>
+            <w:pPr>
+              <w:spacing w:before="40" w:after="40" w:line="276" w:lineRule="auto"/>
+              <w:jc w:val="both"/>
+            </w:pPr>
+            <w:r>
+              <w:rPr>
+                <w:rFonts w:ascii="Times New Roman" w:hAnsi="Times New Roman"/>
+                <w:sz w:val="26"/>
+                <w:rFonts w:ascii="Times New Roman" w:hAnsi="Times New Roman" w:cs="Times New Roman"/>
+              </w:rPr>
+              <w:t>Kiểm tra đánh giá kết quả học tập thực hành Robotics.</w:t>
+            </w:r>
+          </w:p>
+        </w:tc>
+      </w:tr>
+      <w:tr>
+        <w:tc>
+          <w:tcPr>
+            <w:tcW w:type="dxa" w:w="680"/>
+            <w:vAlign w:val="center"/>
+          </w:tcPr>
+          <w:p>
+            <w:pPr>
+              <w:spacing w:before="40" w:after="40" w:line="276" w:lineRule="auto"/>
+              <w:jc w:val="center"/>
+            </w:pPr>
+            <w:r>
+              <w:rPr>
+                <w:rFonts w:ascii="Times New Roman" w:hAnsi="Times New Roman"/>
+                <w:sz w:val="26"/>
+                <w:rFonts w:ascii="Times New Roman" w:hAnsi="Times New Roman" w:cs="Times New Roman"/>
+              </w:rPr>
+              <w:t>30</w:t>
+            </w:r>
+          </w:p>
+        </w:tc>
+        <w:tc>
+          <w:tcPr>
+            <w:tcW w:type="dxa" w:w="3118"/>
+            <w:vAlign w:val="center"/>
+          </w:tcPr>
+          <w:p>
+            <w:pPr>
+              <w:spacing w:before="40" w:after="40" w:line="276" w:lineRule="auto"/>
+              <w:jc w:val="both"/>
+            </w:pPr>
+            <w:r>
+              <w:rPr>
+                <w:rFonts w:ascii="Times New Roman" w:hAnsi="Times New Roman"/>
+                <w:sz w:val="26"/>
+                <w:rFonts w:ascii="Times New Roman" w:hAnsi="Times New Roman" w:cs="Times New Roman"/>
+              </w:rPr>
+              <w:t>Bài 23. Những nốt nhạc vui</w:t>
+            </w:r>
+          </w:p>
+        </w:tc>
+        <w:tc>
+          <w:tcPr>
+            <w:tcW w:type="dxa" w:w="850"/>
+            <w:vAlign w:val="center"/>
+          </w:tcPr>
+          <w:p>
+            <w:pPr>
+              <w:spacing w:before="40" w:after="40" w:line="276" w:lineRule="auto"/>
+              <w:jc w:val="center"/>
+            </w:pPr>
+            <w:r>
+              <w:rPr>
+                <w:rFonts w:ascii="Times New Roman" w:hAnsi="Times New Roman"/>
+                <w:sz w:val="26"/>
+                <w:rFonts w:ascii="Times New Roman" w:hAnsi="Times New Roman" w:cs="Times New Roman"/>
+              </w:rPr>
+              <w:t>1</w:t>
+            </w:r>
+          </w:p>
+        </w:tc>
+        <w:tc>
+          <w:tcPr>
+            <w:tcW w:type="dxa" w:w="1247"/>
+            <w:vAlign w:val="center"/>
+          </w:tcPr>
+          <w:p>
+            <w:pPr>
+              <w:spacing w:before="40" w:after="40" w:line="276" w:lineRule="auto"/>
+              <w:jc w:val="center"/>
+            </w:pPr>
+            <w:r>
+              <w:rPr>
+                <w:rFonts w:ascii="Times New Roman" w:hAnsi="Times New Roman"/>
+                <w:sz w:val="26"/>
+                <w:rFonts w:ascii="Times New Roman" w:hAnsi="Times New Roman" w:cs="Times New Roman"/>
+              </w:rPr>
+              <w:t>30</w:t>
+            </w:r>
+          </w:p>
+        </w:tc>
+        <w:tc>
+          <w:tcPr>
+            <w:tcW w:type="dxa" w:w="3402"/>
+            <w:vAlign w:val="center"/>
+          </w:tcPr>
+          <w:p>
+            <w:pPr>
+              <w:spacing w:before="40" w:after="40" w:line="276" w:lineRule="auto"/>
+              <w:jc w:val="both"/>
+            </w:pPr>
+            <w:r>
+              <w:rPr>
+                <w:rFonts w:ascii="Times New Roman" w:hAnsi="Times New Roman"/>
+                <w:sz w:val="26"/>
+                <w:rFonts w:ascii="Times New Roman" w:hAnsi="Times New Roman" w:cs="Times New Roman"/>
+              </w:rPr>
+              <w:t>Tìm hiểu nhạc cụ guitar; lắp robot chơi đàn guitar.</w:t>
+            </w:r>
+          </w:p>
+        </w:tc>
+      </w:tr>
+      <w:tr>
+        <w:tc>
+          <w:tcPr>
+            <w:tcW w:type="dxa" w:w="680"/>
+            <w:vAlign w:val="center"/>
+          </w:tcPr>
+          <w:p>
+            <w:pPr>
+              <w:spacing w:before="40" w:after="40" w:line="276" w:lineRule="auto"/>
+              <w:jc w:val="center"/>
+            </w:pPr>
+            <w:r>
+              <w:rPr>
+                <w:rFonts w:ascii="Times New Roman" w:hAnsi="Times New Roman"/>
+                <w:sz w:val="26"/>
+                <w:rFonts w:ascii="Times New Roman" w:hAnsi="Times New Roman" w:cs="Times New Roman"/>
+              </w:rPr>
+              <w:t>31</w:t>
+            </w:r>
+          </w:p>
+        </w:tc>
+        <w:tc>
+          <w:tcPr>
+            <w:tcW w:type="dxa" w:w="3118"/>
+            <w:vAlign w:val="center"/>
+          </w:tcPr>
+          <w:p>
+            <w:pPr>
+              <w:spacing w:before="40" w:after="40" w:line="276" w:lineRule="auto"/>
+              <w:jc w:val="both"/>
+            </w:pPr>
+            <w:r>
+              <w:rPr>
+                <w:rFonts w:ascii="Times New Roman" w:hAnsi="Times New Roman"/>
+                <w:sz w:val="26"/>
+                <w:rFonts w:ascii="Times New Roman" w:hAnsi="Times New Roman" w:cs="Times New Roman"/>
+              </w:rPr>
+              <w:t>Bài 24. Choo Choo! Tàu hỏa</w:t>
+            </w:r>
+          </w:p>
+        </w:tc>
+        <w:tc>
+          <w:tcPr>
+            <w:tcW w:type="dxa" w:w="850"/>
+            <w:vAlign w:val="center"/>
+          </w:tcPr>
+          <w:p>
+            <w:pPr>
+              <w:spacing w:before="40" w:after="40" w:line="276" w:lineRule="auto"/>
+              <w:jc w:val="center"/>
+            </w:pPr>
+            <w:r>
+              <w:rPr>
+                <w:rFonts w:ascii="Times New Roman" w:hAnsi="Times New Roman"/>
+                <w:sz w:val="26"/>
+                <w:rFonts w:ascii="Times New Roman" w:hAnsi="Times New Roman" w:cs="Times New Roman"/>
+              </w:rPr>
+              <w:t>1</w:t>
+            </w:r>
+          </w:p>
+        </w:tc>
+        <w:tc>
+          <w:tcPr>
+            <w:tcW w:type="dxa" w:w="1247"/>
+            <w:vAlign w:val="center"/>
+          </w:tcPr>
+          <w:p>
+            <w:pPr>
+              <w:spacing w:before="40" w:after="40" w:line="276" w:lineRule="auto"/>
+              <w:jc w:val="center"/>
+            </w:pPr>
+            <w:r>
+              <w:rPr>
+                <w:rFonts w:ascii="Times New Roman" w:hAnsi="Times New Roman"/>
+                <w:sz w:val="26"/>
+                <w:rFonts w:ascii="Times New Roman" w:hAnsi="Times New Roman" w:cs="Times New Roman"/>
+              </w:rPr>
+              <w:t>31</w:t>
+            </w:r>
+          </w:p>
+        </w:tc>
+        <w:tc>
+          <w:tcPr>
+            <w:tcW w:type="dxa" w:w="3402"/>
+            <w:vAlign w:val="center"/>
+          </w:tcPr>
+          <w:p>
+            <w:pPr>
+              <w:spacing w:before="40" w:after="40" w:line="276" w:lineRule="auto"/>
+              <w:jc w:val="both"/>
+            </w:pPr>
+            <w:r>
+              <w:rPr>
+                <w:rFonts w:ascii="Times New Roman" w:hAnsi="Times New Roman"/>
+                <w:sz w:val="26"/>
+                <w:rFonts w:ascii="Times New Roman" w:hAnsi="Times New Roman" w:cs="Times New Roman"/>
+              </w:rPr>
+              <w:t>Tìm hiểu năng lượng đường sắt; lắp robot tàu hỏa chạy trạm.</w:t>
+            </w:r>
+          </w:p>
+        </w:tc>
+      </w:tr>
+      <w:tr>
+        <w:tc>
+          <w:tcPr>
+            <w:tcW w:type="dxa" w:w="680"/>
+            <w:vAlign w:val="center"/>
+          </w:tcPr>
+          <w:p>
+            <w:pPr>
+              <w:spacing w:before="40" w:after="40" w:line="276" w:lineRule="auto"/>
+              <w:jc w:val="center"/>
+            </w:pPr>
+            <w:r>
+              <w:rPr>
+                <w:rFonts w:ascii="Times New Roman" w:hAnsi="Times New Roman"/>
+                <w:sz w:val="26"/>
+                <w:rFonts w:ascii="Times New Roman" w:hAnsi="Times New Roman" w:cs="Times New Roman"/>
+              </w:rPr>
+              <w:t>32</w:t>
+            </w:r>
+          </w:p>
+        </w:tc>
+        <w:tc>
+          <w:tcPr>
+            <w:tcW w:type="dxa" w:w="3118"/>
+            <w:vAlign w:val="center"/>
+          </w:tcPr>
+          <w:p>
+            <w:pPr>
+              <w:spacing w:before="40" w:after="40" w:line="276" w:lineRule="auto"/>
+              <w:jc w:val="both"/>
+            </w:pPr>
+            <w:r>
+              <w:rPr>
+                <w:rFonts w:ascii="Times New Roman" w:hAnsi="Times New Roman"/>
+                <w:sz w:val="26"/>
+                <w:rFonts w:ascii="Times New Roman" w:hAnsi="Times New Roman" w:cs="Times New Roman"/>
+              </w:rPr>
+              <w:t>Bài 25. Có sáu chân thật tuyệt!!!</w:t>
+            </w:r>
+          </w:p>
+        </w:tc>
+        <w:tc>
+          <w:tcPr>
+            <w:tcW w:type="dxa" w:w="850"/>
+            <w:vAlign w:val="center"/>
+          </w:tcPr>
+          <w:p>
+            <w:pPr>
+              <w:spacing w:before="40" w:after="40" w:line="276" w:lineRule="auto"/>
+              <w:jc w:val="center"/>
+            </w:pPr>
+            <w:r>
+              <w:rPr>
+                <w:rFonts w:ascii="Times New Roman" w:hAnsi="Times New Roman"/>
+                <w:sz w:val="26"/>
+                <w:rFonts w:ascii="Times New Roman" w:hAnsi="Times New Roman" w:cs="Times New Roman"/>
+              </w:rPr>
+              <w:t>1</w:t>
+            </w:r>
+          </w:p>
+        </w:tc>
+        <w:tc>
+          <w:tcPr>
+            <w:tcW w:type="dxa" w:w="1247"/>
+            <w:vAlign w:val="center"/>
+          </w:tcPr>
+          <w:p>
+            <w:pPr>
+              <w:spacing w:before="40" w:after="40" w:line="276" w:lineRule="auto"/>
+              <w:jc w:val="center"/>
+            </w:pPr>
+            <w:r>
+              <w:rPr>
+                <w:rFonts w:ascii="Times New Roman" w:hAnsi="Times New Roman"/>
+                <w:sz w:val="26"/>
+                <w:rFonts w:ascii="Times New Roman" w:hAnsi="Times New Roman" w:cs="Times New Roman"/>
+              </w:rPr>
+              <w:t>32</w:t>
+            </w:r>
+          </w:p>
+        </w:tc>
+        <w:tc>
+          <w:tcPr>
+            <w:tcW w:type="dxa" w:w="3402"/>
+            <w:vAlign w:val="center"/>
+          </w:tcPr>
+          <w:p>
+            <w:pPr>
+              <w:spacing w:before="40" w:after="40" w:line="276" w:lineRule="auto"/>
+              <w:jc w:val="both"/>
+            </w:pPr>
+            <w:r>
+              <w:rPr>
+                <w:rFonts w:ascii="Times New Roman" w:hAnsi="Times New Roman"/>
+                <w:sz w:val="26"/>
+                <w:rFonts w:ascii="Times New Roman" w:hAnsi="Times New Roman" w:cs="Times New Roman"/>
+              </w:rPr>
+              <w:t>Tìm hiểu di chuyển 6 chân của côn trùng; lắp robot bọ sừng 6 chân.</w:t>
+            </w:r>
+          </w:p>
+        </w:tc>
+      </w:tr>
+      <w:tr>
+        <w:tc>
+          <w:tcPr>
+            <w:tcW w:type="dxa" w:w="680"/>
+            <w:vAlign w:val="center"/>
+          </w:tcPr>
+          <w:p>
+            <w:pPr>
+              <w:spacing w:before="40" w:after="40" w:line="276" w:lineRule="auto"/>
+              <w:jc w:val="center"/>
+            </w:pPr>
+            <w:r>
+              <w:rPr>
+                <w:rFonts w:ascii="Times New Roman" w:hAnsi="Times New Roman"/>
+                <w:sz w:val="26"/>
+                <w:rFonts w:ascii="Times New Roman" w:hAnsi="Times New Roman" w:cs="Times New Roman"/>
+              </w:rPr>
+              <w:t>33</w:t>
+            </w:r>
+          </w:p>
+        </w:tc>
+        <w:tc>
+          <w:tcPr>
+            <w:tcW w:type="dxa" w:w="3118"/>
+            <w:vAlign w:val="center"/>
+          </w:tcPr>
+          <w:p>
+            <w:pPr>
+              <w:spacing w:before="40" w:after="40" w:line="276" w:lineRule="auto"/>
+              <w:jc w:val="both"/>
+            </w:pPr>
+            <w:r>
+              <w:rPr>
+                <w:rFonts w:ascii="Times New Roman" w:hAnsi="Times New Roman"/>
+                <w:sz w:val="26"/>
+                <w:rFonts w:ascii="Times New Roman" w:hAnsi="Times New Roman" w:cs="Times New Roman"/>
+              </w:rPr>
+              <w:t>Bài 26. Bầu không khí trong lành</w:t>
+            </w:r>
+          </w:p>
+        </w:tc>
+        <w:tc>
+          <w:tcPr>
+            <w:tcW w:type="dxa" w:w="850"/>
+            <w:vAlign w:val="center"/>
+          </w:tcPr>
+          <w:p>
+            <w:pPr>
+              <w:spacing w:before="40" w:after="40" w:line="276" w:lineRule="auto"/>
+              <w:jc w:val="center"/>
+            </w:pPr>
+            <w:r>
+              <w:rPr>
+                <w:rFonts w:ascii="Times New Roman" w:hAnsi="Times New Roman"/>
+                <w:sz w:val="26"/>
+                <w:rFonts w:ascii="Times New Roman" w:hAnsi="Times New Roman" w:cs="Times New Roman"/>
+              </w:rPr>
+              <w:t>1</w:t>
+            </w:r>
+          </w:p>
+        </w:tc>
+        <w:tc>
+          <w:tcPr>
+            <w:tcW w:type="dxa" w:w="1247"/>
+            <w:vAlign w:val="center"/>
+          </w:tcPr>
+          <w:p>
+            <w:pPr>
+              <w:spacing w:before="40" w:after="40" w:line="276" w:lineRule="auto"/>
+              <w:jc w:val="center"/>
+            </w:pPr>
+            <w:r>
+              <w:rPr>
+                <w:rFonts w:ascii="Times New Roman" w:hAnsi="Times New Roman"/>
+                <w:sz w:val="26"/>
+                <w:rFonts w:ascii="Times New Roman" w:hAnsi="Times New Roman" w:cs="Times New Roman"/>
+              </w:rPr>
+              <w:t>33</w:t>
+            </w:r>
+          </w:p>
+        </w:tc>
+        <w:tc>
+          <w:tcPr>
+            <w:tcW w:type="dxa" w:w="3402"/>
+            <w:vAlign w:val="center"/>
+          </w:tcPr>
+          <w:p>
+            <w:pPr>
+              <w:spacing w:before="40" w:after="40" w:line="276" w:lineRule="auto"/>
+              <w:jc w:val="both"/>
+            </w:pPr>
+            <w:r>
+              <w:rPr>
+                <w:rFonts w:ascii="Times New Roman" w:hAnsi="Times New Roman"/>
+                <w:sz w:val="26"/>
+                <w:rFonts w:ascii="Times New Roman" w:hAnsi="Times New Roman" w:cs="Times New Roman"/>
+              </w:rPr>
+              <w:t>Tìm hiểu bảo vệ sinh thái; lắp robot bắt sâu bảo vệ cây.</w:t>
+            </w:r>
+          </w:p>
+        </w:tc>
+      </w:tr>
+      <w:tr>
+        <w:tc>
+          <w:tcPr>
+            <w:tcW w:type="dxa" w:w="680"/>
+            <w:vAlign w:val="center"/>
+          </w:tcPr>
+          <w:p>
+            <w:pPr>
+              <w:spacing w:before="40" w:after="40" w:line="276" w:lineRule="auto"/>
+              <w:jc w:val="center"/>
+            </w:pPr>
+            <w:r>
+              <w:rPr>
+                <w:rFonts w:ascii="Times New Roman" w:hAnsi="Times New Roman"/>
+                <w:sz w:val="26"/>
+                <w:rFonts w:ascii="Times New Roman" w:hAnsi="Times New Roman" w:cs="Times New Roman"/>
+              </w:rPr>
+              <w:t>34</w:t>
+            </w:r>
+          </w:p>
+        </w:tc>
+        <w:tc>
+          <w:tcPr>
+            <w:tcW w:type="dxa" w:w="3118"/>
+            <w:vAlign w:val="center"/>
+          </w:tcPr>
+          <w:p>
+            <w:pPr>
+              <w:spacing w:before="40" w:after="40" w:line="276" w:lineRule="auto"/>
+              <w:jc w:val="both"/>
+            </w:pPr>
+            <w:r>
+              <w:rPr>
+                <w:rFonts w:ascii="Times New Roman" w:hAnsi="Times New Roman"/>
+                <w:sz w:val="26"/>
+                <w:rFonts w:ascii="Times New Roman" w:hAnsi="Times New Roman" w:cs="Times New Roman"/>
+              </w:rPr>
+              <w:t>Ôn tập Đánh giá định kỳ 4</w:t>
+            </w:r>
+          </w:p>
+        </w:tc>
+        <w:tc>
+          <w:tcPr>
+            <w:tcW w:type="dxa" w:w="850"/>
+            <w:vAlign w:val="center"/>
+          </w:tcPr>
+          <w:p>
+            <w:pPr>
+              <w:spacing w:before="40" w:after="40" w:line="276" w:lineRule="auto"/>
+              <w:jc w:val="center"/>
+            </w:pPr>
+            <w:r>
+              <w:rPr>
+                <w:rFonts w:ascii="Times New Roman" w:hAnsi="Times New Roman"/>
+                <w:sz w:val="26"/>
+                <w:rFonts w:ascii="Times New Roman" w:hAnsi="Times New Roman" w:cs="Times New Roman"/>
+              </w:rPr>
+              <w:t>1</w:t>
+            </w:r>
+          </w:p>
+        </w:tc>
+        <w:tc>
+          <w:tcPr>
+            <w:tcW w:type="dxa" w:w="1247"/>
+            <w:vAlign w:val="center"/>
+          </w:tcPr>
+          <w:p>
+            <w:pPr>
+              <w:spacing w:before="40" w:after="40" w:line="276" w:lineRule="auto"/>
+              <w:jc w:val="center"/>
+            </w:pPr>
+            <w:r>
+              <w:rPr>
+                <w:rFonts w:ascii="Times New Roman" w:hAnsi="Times New Roman"/>
+                <w:sz w:val="26"/>
+                <w:rFonts w:ascii="Times New Roman" w:hAnsi="Times New Roman" w:cs="Times New Roman"/>
+              </w:rPr>
+              <w:t>34</w:t>
+            </w:r>
+          </w:p>
+        </w:tc>
+        <w:tc>
+          <w:tcPr>
+            <w:tcW w:type="dxa" w:w="3402"/>
+            <w:vAlign w:val="center"/>
+          </w:tcPr>
+          <w:p>
+            <w:pPr>
+              <w:spacing w:before="40" w:after="40" w:line="276" w:lineRule="auto"/>
+              <w:jc w:val="both"/>
+            </w:pPr>
+            <w:r>
+              <w:rPr>
+                <w:rFonts w:ascii="Times New Roman" w:hAnsi="Times New Roman"/>
+                <w:sz w:val="26"/>
+                <w:rFonts w:ascii="Times New Roman" w:hAnsi="Times New Roman" w:cs="Times New Roman"/>
+              </w:rPr>
+              <w:t>Hệ thống hóa kiến thức chuẩn bị Đánh giá định kỳ 4.</w:t>
+            </w:r>
+          </w:p>
+        </w:tc>
+      </w:tr>
+      <w:tr>
+        <w:tc>
+          <w:tcPr>
+            <w:tcW w:type="dxa" w:w="680"/>
+            <w:vAlign w:val="center"/>
+          </w:tcPr>
+          <w:p>
+            <w:pPr>
+              <w:spacing w:before="40" w:after="40" w:line="276" w:lineRule="auto"/>
+              <w:jc w:val="center"/>
+            </w:pPr>
+            <w:r>
+              <w:rPr>
+                <w:rFonts w:ascii="Times New Roman" w:hAnsi="Times New Roman"/>
+                <w:sz w:val="26"/>
+                <w:rFonts w:ascii="Times New Roman" w:hAnsi="Times New Roman" w:cs="Times New Roman"/>
+              </w:rPr>
+              <w:t>35</w:t>
+            </w:r>
+          </w:p>
+        </w:tc>
+        <w:tc>
+          <w:tcPr>
+            <w:tcW w:type="dxa" w:w="3118"/>
+            <w:vAlign w:val="center"/>
+          </w:tcPr>
+          <w:p>
+            <w:pPr>
+              <w:spacing w:before="40" w:after="40" w:line="276" w:lineRule="auto"/>
+              <w:jc w:val="both"/>
+            </w:pPr>
+            <w:r>
+              <w:rPr>
+                <w:rFonts w:ascii="Times New Roman" w:hAnsi="Times New Roman"/>
+                <w:sz w:val="26"/>
+                <w:rFonts w:ascii="Times New Roman" w:hAnsi="Times New Roman" w:cs="Times New Roman"/>
+              </w:rPr>
+              <w:t>Đánh giá định kỳ 4</w:t>
+            </w:r>
+          </w:p>
+        </w:tc>
+        <w:tc>
+          <w:tcPr>
+            <w:tcW w:type="dxa" w:w="850"/>
+            <w:vAlign w:val="center"/>
+          </w:tcPr>
+          <w:p>
+            <w:pPr>
+              <w:spacing w:before="40" w:after="40" w:line="276" w:lineRule="auto"/>
+              <w:jc w:val="center"/>
+            </w:pPr>
+            <w:r>
+              <w:rPr>
+                <w:rFonts w:ascii="Times New Roman" w:hAnsi="Times New Roman"/>
+                <w:sz w:val="26"/>
+                <w:rFonts w:ascii="Times New Roman" w:hAnsi="Times New Roman" w:cs="Times New Roman"/>
+              </w:rPr>
+              <w:t>1</w:t>
+            </w:r>
+          </w:p>
+        </w:tc>
+        <w:tc>
+          <w:tcPr>
+            <w:tcW w:type="dxa" w:w="1247"/>
+            <w:vAlign w:val="center"/>
+          </w:tcPr>
+          <w:p>
+            <w:pPr>
+              <w:spacing w:before="40" w:after="40" w:line="276" w:lineRule="auto"/>
+              <w:jc w:val="center"/>
+            </w:pPr>
+            <w:r>
+              <w:rPr>
+                <w:rFonts w:ascii="Times New Roman" w:hAnsi="Times New Roman"/>
+                <w:sz w:val="26"/>
+                <w:rFonts w:ascii="Times New Roman" w:hAnsi="Times New Roman" w:cs="Times New Roman"/>
+              </w:rPr>
+              <w:t>35</w:t>
+            </w:r>
+          </w:p>
+        </w:tc>
+        <w:tc>
+          <w:tcPr>
+            <w:tcW w:type="dxa" w:w="3402"/>
+            <w:vAlign w:val="center"/>
+          </w:tcPr>
+          <w:p>
+            <w:pPr>
+              <w:spacing w:before="40" w:after="40" w:line="276" w:lineRule="auto"/>
+              <w:jc w:val="both"/>
+            </w:pPr>
+            <w:r>
+              <w:rPr>
+                <w:rFonts w:ascii="Times New Roman" w:hAnsi="Times New Roman"/>
+                <w:sz w:val="26"/>
+                <w:rFonts w:ascii="Times New Roman" w:hAnsi="Times New Roman" w:cs="Times New Roman"/>
+              </w:rPr>
+              <w:t>Kiểm tra đánh giá kết quả học tập thực hành Robotics.</w:t>
+            </w:r>
+          </w:p>
+        </w:tc>
+      </w:tr>
+      <w:tr>
+        <w:tc>
+          <w:tcPr>
+            <w:tcW w:type="dxa" w:w="680"/>
+            <w:vAlign w:val="center"/>
+          </w:tcPr>
+          <w:p>
+            <w:pPr>
+              <w:spacing w:before="40" w:after="40" w:line="276" w:lineRule="auto"/>
+              <w:jc w:val="center"/>
+            </w:pPr>
+            <w:r>
+              <w:rPr>
+                <w:rFonts w:ascii="Times New Roman" w:hAnsi="Times New Roman"/>
+                <w:sz w:val="26"/>
+                <w:rFonts w:ascii="Times New Roman" w:hAnsi="Times New Roman" w:cs="Times New Roman"/>
+              </w:rPr>
+              <w:t>36</w:t>
+            </w:r>
+          </w:p>
+        </w:tc>
+        <w:tc>
+          <w:tcPr>
+            <w:tcW w:type="dxa" w:w="3118"/>
+            <w:vAlign w:val="center"/>
+          </w:tcPr>
+          <w:p>
+            <w:pPr>
+              <w:spacing w:before="40" w:after="40" w:line="276" w:lineRule="auto"/>
+              <w:jc w:val="both"/>
+            </w:pPr>
+            <w:r>
+              <w:rPr>
+                <w:rFonts w:ascii="Times New Roman" w:hAnsi="Times New Roman"/>
+                <w:sz w:val="26"/>
+                <w:rFonts w:ascii="Times New Roman" w:hAnsi="Times New Roman" w:cs="Times New Roman"/>
+              </w:rPr>
+              <w:t>Tổng kết môn học &amp; Triển lãm Robotics</w:t>
+            </w:r>
+          </w:p>
+        </w:tc>
+        <w:tc>
+          <w:tcPr>
+            <w:tcW w:type="dxa" w:w="850"/>
+            <w:vAlign w:val="center"/>
+          </w:tcPr>
+          <w:p>
+            <w:pPr>
+              <w:spacing w:before="40" w:after="40" w:line="276" w:lineRule="auto"/>
+              <w:jc w:val="center"/>
+            </w:pPr>
+            <w:r>
+              <w:rPr>
+                <w:rFonts w:ascii="Times New Roman" w:hAnsi="Times New Roman"/>
+                <w:sz w:val="26"/>
+                <w:rFonts w:ascii="Times New Roman" w:hAnsi="Times New Roman" w:cs="Times New Roman"/>
+              </w:rPr>
+              <w:t>1</w:t>
+            </w:r>
+          </w:p>
+        </w:tc>
+        <w:tc>
+          <w:tcPr>
+            <w:tcW w:type="dxa" w:w="1247"/>
+            <w:vAlign w:val="center"/>
+          </w:tcPr>
+          <w:p>
+            <w:pPr>
+              <w:spacing w:before="40" w:after="40" w:line="276" w:lineRule="auto"/>
+              <w:jc w:val="center"/>
+            </w:pPr>
+            <w:r>
+              <w:rPr>
+                <w:rFonts w:ascii="Times New Roman" w:hAnsi="Times New Roman"/>
+                <w:sz w:val="26"/>
+                <w:rFonts w:ascii="Times New Roman" w:hAnsi="Times New Roman" w:cs="Times New Roman"/>
+              </w:rPr>
+              <w:t>36</w:t>
+            </w:r>
+          </w:p>
+        </w:tc>
+        <w:tc>
+          <w:tcPr>
+            <w:tcW w:type="dxa" w:w="3402"/>
+            <w:vAlign w:val="center"/>
+          </w:tcPr>
+          <w:p>
+            <w:pPr>
+              <w:spacing w:before="40" w:after="40" w:line="276" w:lineRule="auto"/>
+              <w:jc w:val="both"/>
+            </w:pPr>
+            <w:r>
+              <w:rPr>
+                <w:rFonts w:ascii="Times New Roman" w:hAnsi="Times New Roman"/>
+                <w:sz w:val="26"/>
+                <w:rFonts w:ascii="Times New Roman" w:hAnsi="Times New Roman" w:cs="Times New Roman"/>
+              </w:rPr>
+              <w:t>Tổng kết đánh giá kết quả học tập và trưng bày sản phẩm Robotics.</w:t>
+            </w:r>
+          </w:p>
+        </w:tc>
+      </w:tr>
+    </w:tbl>
     <w:p>
       <w:pPr>
         <w:rPr>
@@ -1420,3993 +5221,6 @@
         <w:t>3</w:t>
       </w:r>
     </w:p>
-    <w:tbl>
-      <w:tblPr>
-        <w:tblW w:w="9634" w:type="dxa"/>
-        <w:tblBorders>
-          <w:top w:val="single" w:sz="4" w:space="0" w:color="000000"/>
-          <w:left w:val="single" w:sz="4" w:space="0" w:color="000000"/>
-          <w:bottom w:val="single" w:sz="4" w:space="0" w:color="000000"/>
-          <w:right w:val="single" w:sz="4" w:space="0" w:color="000000"/>
-          <w:insideH w:val="single" w:sz="4" w:space="0" w:color="000000"/>
-          <w:insideV w:val="single" w:sz="4" w:space="0" w:color="000000"/>
-        </w:tblBorders>
-        <w:tblLayout w:type="fixed"/>
-        <w:tblLook w:val="0400" w:firstRow="0" w:lastRow="0" w:firstColumn="0" w:lastColumn="0" w:noHBand="0" w:noVBand="1"/>
-      </w:tblPr>
-      <w:tblGrid>
-        <w:gridCol w:w="846"/>
-        <w:gridCol w:w="3118"/>
-        <w:gridCol w:w="1134"/>
-        <w:gridCol w:w="4536"/>
-      </w:tblGrid>
-      <w:tr>
-        <w:tc>
-          <w:tcPr>
-            <w:tcW w:w="846" w:type="dxa"/>
-          </w:tcPr>
-          <w:p>
-            <w:pPr>
-              <w:spacing w:before="20" w:after="20"/>
-              <w:jc w:val="center"/>
-            </w:pPr>
-            <w:r>
-              <w:rPr>
-                <w:rFonts w:ascii="Times New Roman" w:hAnsi="Times New Roman"/>
-                <w:sz w:val="26"/>
-                <w:rFonts w:ascii="Times New Roman" w:hAnsi="Times New Roman" w:cs="Times New Roman"/>
-              </w:rPr>
-            </w:r>
-            <w:r>
-              <w:rPr>
-                <w:rFonts w:ascii="Times New Roman" w:hAnsi="Times New Roman"/>
-                <w:b/>
-                <w:sz w:val="26"/>
-                <w:rFonts w:ascii="Times New Roman" w:hAnsi="Times New Roman" w:cs="Times New Roman"/>
-              </w:rPr>
-              <w:t>STT</w:t>
-            </w:r>
-          </w:p>
-        </w:tc>
-        <w:tc>
-          <w:tcPr>
-            <w:tcW w:w="3118" w:type="dxa"/>
-          </w:tcPr>
-          <w:p>
-            <w:pPr>
-              <w:spacing w:before="20" w:after="20"/>
-              <w:jc w:val="center"/>
-            </w:pPr>
-            <w:r>
-              <w:rPr>
-                <w:rFonts w:ascii="Times New Roman" w:hAnsi="Times New Roman"/>
-                <w:sz w:val="26"/>
-                <w:rFonts w:ascii="Times New Roman" w:hAnsi="Times New Roman" w:cs="Times New Roman"/>
-              </w:rPr>
-            </w:r>
-            <w:r>
-              <w:rPr>
-                <w:rFonts w:ascii="Times New Roman" w:hAnsi="Times New Roman"/>
-                <w:b/>
-                <w:sz w:val="26"/>
-                <w:rFonts w:ascii="Times New Roman" w:hAnsi="Times New Roman" w:cs="Times New Roman"/>
-              </w:rPr>
-              <w:t>Bài học (1)</w:t>
-            </w:r>
-          </w:p>
-        </w:tc>
-        <w:tc>
-          <w:tcPr>
-            <w:tcW w:w="1134" w:type="dxa"/>
-          </w:tcPr>
-          <w:p>
-            <w:pPr>
-              <w:spacing w:before="20" w:after="20"/>
-              <w:jc w:val="center"/>
-            </w:pPr>
-            <w:r>
-              <w:rPr>
-                <w:rFonts w:ascii="Times New Roman" w:hAnsi="Times New Roman"/>
-                <w:sz w:val="26"/>
-                <w:rFonts w:ascii="Times New Roman" w:hAnsi="Times New Roman" w:cs="Times New Roman"/>
-              </w:rPr>
-            </w:r>
-            <w:r>
-              <w:rPr>
-                <w:rFonts w:ascii="Times New Roman" w:hAnsi="Times New Roman"/>
-                <w:b/>
-                <w:sz w:val="26"/>
-                <w:rFonts w:ascii="Times New Roman" w:hAnsi="Times New Roman" w:cs="Times New Roman"/>
-              </w:rPr>
-              <w:t>Số tiết (2)</w:t>
-            </w:r>
-          </w:p>
-        </w:tc>
-        <w:tc>
-          <w:tcPr>
-            <w:tcW w:w="4536" w:type="dxa"/>
-          </w:tcPr>
-          <w:p>
-            <w:pPr>
-              <w:spacing w:before="20" w:after="20"/>
-              <w:jc w:val="center"/>
-            </w:pPr>
-            <w:r>
-              <w:rPr>
-                <w:rFonts w:ascii="Times New Roman" w:hAnsi="Times New Roman"/>
-                <w:sz w:val="26"/>
-                <w:rFonts w:ascii="Times New Roman" w:hAnsi="Times New Roman" w:cs="Times New Roman"/>
-              </w:rPr>
-            </w:r>
-            <w:r>
-              <w:rPr>
-                <w:rFonts w:ascii="Times New Roman" w:hAnsi="Times New Roman"/>
-                <w:b/>
-                <w:sz w:val="26"/>
-                <w:rFonts w:ascii="Times New Roman" w:hAnsi="Times New Roman" w:cs="Times New Roman"/>
-              </w:rPr>
-              <w:t>Yêu cầu cần đạt (3)</w:t>
-            </w:r>
-          </w:p>
-        </w:tc>
-      </w:tr>
-      <w:tr>
-        <w:tc>
-          <w:tcPr>
-            <w:tcW w:type="dxa" w:w="846"/>
-          </w:tcPr>
-          <w:p>
-            <w:pPr>
-              <w:jc w:val="center"/>
-            </w:pPr>
-            <w:r>
-              <w:rPr>
-                <w:rFonts w:ascii="Times New Roman" w:hAnsi="Times New Roman"/>
-                <w:b w:val="0"/>
-                <w:sz w:val="26"/>
-                <w:rFonts w:ascii="Times New Roman" w:hAnsi="Times New Roman" w:cs="Times New Roman"/>
-                <w:rFonts w:ascii="Times New Roman" w:hAnsi="Times New Roman" w:cs="Times New Roman"/>
-              </w:rPr>
-              <w:t>0</w:t>
-            </w:r>
-          </w:p>
-        </w:tc>
-        <w:tc>
-          <w:tcPr>
-            <w:tcW w:type="dxa" w:w="3118"/>
-          </w:tcPr>
-          <w:p>
-            <w:r>
-              <w:rPr>
-                <w:rFonts w:ascii="Times New Roman" w:hAnsi="Times New Roman"/>
-                <w:b w:val="0"/>
-                <w:sz w:val="26"/>
-                <w:rFonts w:ascii="Times New Roman" w:hAnsi="Times New Roman" w:cs="Times New Roman"/>
-                <w:rFonts w:ascii="Times New Roman" w:hAnsi="Times New Roman" w:cs="Times New Roman"/>
-              </w:rPr>
-              <w:t>Tiết 0: Định hướng môn học</w:t>
-            </w:r>
-          </w:p>
-        </w:tc>
-        <w:tc>
-          <w:tcPr>
-            <w:tcW w:type="dxa" w:w="1134"/>
-          </w:tcPr>
-          <w:p>
-            <w:pPr>
-              <w:jc w:val="center"/>
-            </w:pPr>
-            <w:r>
-              <w:rPr>
-                <w:rFonts w:ascii="Times New Roman" w:hAnsi="Times New Roman"/>
-                <w:b w:val="0"/>
-                <w:sz w:val="26"/>
-                <w:rFonts w:ascii="Times New Roman" w:hAnsi="Times New Roman" w:cs="Times New Roman"/>
-                <w:rFonts w:ascii="Times New Roman" w:hAnsi="Times New Roman" w:cs="Times New Roman"/>
-              </w:rPr>
-              <w:t>0</w:t>
-            </w:r>
-          </w:p>
-        </w:tc>
-        <w:tc>
-          <w:tcPr>
-            <w:tcW w:type="dxa" w:w="4536"/>
-          </w:tcPr>
-          <w:p>
-            <w:r>
-              <w:rPr>
-                <w:rFonts w:ascii="Times New Roman" w:hAnsi="Times New Roman"/>
-                <w:b w:val="0"/>
-                <w:sz w:val="26"/>
-                <w:rFonts w:ascii="Times New Roman" w:hAnsi="Times New Roman" w:cs="Times New Roman"/>
-                <w:rFonts w:ascii="Times New Roman" w:hAnsi="Times New Roman" w:cs="Times New Roman"/>
-              </w:rPr>
-              <w:t>Giới thiệu tổng quan môn học Robotics, phương pháp học tập thực hành, quy trình làm việc nhóm, an toàn sử dụng thiết bị và nội quy phòng học bộ môn.</w:t>
-            </w:r>
-          </w:p>
-        </w:tc>
-      </w:tr>
-      <w:tr>
-        <w:tc>
-          <w:tcPr>
-            <w:tcW w:w="846" w:type="dxa"/>
-          </w:tcPr>
-          <w:p>
-            <w:pPr>
-              <w:spacing w:before="20" w:after="20"/>
-              <w:jc w:val="center"/>
-            </w:pPr>
-            <w:r>
-              <w:rPr>
-                <w:rFonts w:ascii="Times New Roman" w:hAnsi="Times New Roman"/>
-                <w:sz w:val="26"/>
-                <w:rFonts w:ascii="Times New Roman" w:hAnsi="Times New Roman" w:cs="Times New Roman"/>
-              </w:rPr>
-            </w:r>
-            <w:r>
-              <w:rPr>
-                <w:rFonts w:ascii="Times New Roman" w:hAnsi="Times New Roman"/>
-                <w:b w:val="0"/>
-                <w:sz w:val="26"/>
-                <w:rFonts w:ascii="Times New Roman" w:hAnsi="Times New Roman" w:cs="Times New Roman"/>
-              </w:rPr>
-              <w:t>1</w:t>
-            </w:r>
-          </w:p>
-        </w:tc>
-        <w:tc>
-          <w:tcPr>
-            <w:tcW w:w="3118" w:type="dxa"/>
-          </w:tcPr>
-          <w:p>
-            <w:pPr>
-              <w:spacing w:before="20" w:after="20"/>
-            </w:pPr>
-            <w:r>
-              <w:rPr>
-                <w:rFonts w:ascii="Times New Roman" w:hAnsi="Times New Roman"/>
-                <w:sz w:val="26"/>
-                <w:rFonts w:ascii="Times New Roman" w:hAnsi="Times New Roman" w:cs="Times New Roman"/>
-              </w:rPr>
-            </w:r>
-            <w:r>
-              <w:rPr>
-                <w:rFonts w:ascii="Times New Roman" w:hAnsi="Times New Roman"/>
-                <w:b w:val="0"/>
-                <w:sz w:val="26"/>
-                <w:rFonts w:ascii="Times New Roman" w:hAnsi="Times New Roman" w:cs="Times New Roman"/>
-              </w:rPr>
-              <w:t>Bài 1. Hãy nấu những món ăn ngon</w:t>
-            </w:r>
-          </w:p>
-        </w:tc>
-        <w:tc>
-          <w:tcPr>
-            <w:tcW w:w="1134" w:type="dxa"/>
-          </w:tcPr>
-          <w:p>
-            <w:pPr>
-              <w:spacing w:before="20" w:after="20"/>
-              <w:jc w:val="center"/>
-            </w:pPr>
-            <w:r>
-              <w:rPr>
-                <w:rFonts w:ascii="Times New Roman" w:hAnsi="Times New Roman"/>
-                <w:sz w:val="26"/>
-                <w:rFonts w:ascii="Times New Roman" w:hAnsi="Times New Roman" w:cs="Times New Roman"/>
-              </w:rPr>
-            </w:r>
-            <w:r>
-              <w:rPr>
-                <w:rFonts w:ascii="Times New Roman" w:hAnsi="Times New Roman"/>
-                <w:b w:val="0"/>
-                <w:sz w:val="26"/>
-                <w:rFonts w:ascii="Times New Roman" w:hAnsi="Times New Roman" w:cs="Times New Roman"/>
-              </w:rPr>
-              <w:t>1</w:t>
-            </w:r>
-          </w:p>
-        </w:tc>
-        <w:tc>
-          <w:tcPr>
-            <w:tcW w:w="4536" w:type="dxa"/>
-          </w:tcPr>
-          <w:p>
-            <w:pPr>
-              <w:spacing w:before="20" w:after="20"/>
-            </w:pPr>
-            <w:r>
-              <w:rPr>
-                <w:rFonts w:ascii="Times New Roman" w:hAnsi="Times New Roman"/>
-                <w:sz w:val="26"/>
-                <w:rFonts w:ascii="Times New Roman" w:hAnsi="Times New Roman" w:cs="Times New Roman"/>
-              </w:rPr>
-            </w:r>
-            <w:r>
-              <w:rPr>
-                <w:rFonts w:ascii="Times New Roman" w:hAnsi="Times New Roman"/>
-                <w:b w:val="0"/>
-                <w:sz w:val="26"/>
-                <w:rFonts w:ascii="Times New Roman" w:hAnsi="Times New Roman" w:cs="Times New Roman"/>
-              </w:rPr>
-              <w:t>Tìm hiểu dụng cụ nấu ăn, cấu tạo nồi nấu; lắp robot hỗ trợ nấu ăn.</w:t>
-            </w:r>
-          </w:p>
-        </w:tc>
-      </w:tr>
-      <w:tr>
-        <w:tc>
-          <w:tcPr>
-            <w:tcW w:w="846" w:type="dxa"/>
-          </w:tcPr>
-          <w:p>
-            <w:pPr>
-              <w:spacing w:before="20" w:after="20"/>
-              <w:jc w:val="center"/>
-            </w:pPr>
-            <w:r>
-              <w:rPr>
-                <w:rFonts w:ascii="Times New Roman" w:hAnsi="Times New Roman"/>
-                <w:sz w:val="26"/>
-                <w:rFonts w:ascii="Times New Roman" w:hAnsi="Times New Roman" w:cs="Times New Roman"/>
-              </w:rPr>
-            </w:r>
-            <w:r>
-              <w:rPr>
-                <w:rFonts w:ascii="Times New Roman" w:hAnsi="Times New Roman"/>
-                <w:b w:val="0"/>
-                <w:sz w:val="26"/>
-                <w:rFonts w:ascii="Times New Roman" w:hAnsi="Times New Roman" w:cs="Times New Roman"/>
-              </w:rPr>
-              <w:t>2</w:t>
-            </w:r>
-          </w:p>
-        </w:tc>
-        <w:tc>
-          <w:tcPr>
-            <w:tcW w:w="3118" w:type="dxa"/>
-          </w:tcPr>
-          <w:p>
-            <w:pPr>
-              <w:spacing w:before="20" w:after="20"/>
-            </w:pPr>
-            <w:r>
-              <w:rPr>
-                <w:rFonts w:ascii="Times New Roman" w:hAnsi="Times New Roman"/>
-                <w:sz w:val="26"/>
-                <w:rFonts w:ascii="Times New Roman" w:hAnsi="Times New Roman" w:cs="Times New Roman"/>
-              </w:rPr>
-            </w:r>
-            <w:r>
-              <w:rPr>
-                <w:rFonts w:ascii="Times New Roman" w:hAnsi="Times New Roman"/>
-                <w:b w:val="0"/>
-                <w:sz w:val="26"/>
-                <w:rFonts w:ascii="Times New Roman" w:hAnsi="Times New Roman" w:cs="Times New Roman"/>
-              </w:rPr>
-              <w:t>Bài 2. Hàm răng trắng sáng</w:t>
-            </w:r>
-          </w:p>
-        </w:tc>
-        <w:tc>
-          <w:tcPr>
-            <w:tcW w:w="1134" w:type="dxa"/>
-          </w:tcPr>
-          <w:p>
-            <w:pPr>
-              <w:spacing w:before="20" w:after="20"/>
-              <w:jc w:val="center"/>
-            </w:pPr>
-            <w:r>
-              <w:rPr>
-                <w:rFonts w:ascii="Times New Roman" w:hAnsi="Times New Roman"/>
-                <w:sz w:val="26"/>
-                <w:rFonts w:ascii="Times New Roman" w:hAnsi="Times New Roman" w:cs="Times New Roman"/>
-              </w:rPr>
-            </w:r>
-            <w:r>
-              <w:rPr>
-                <w:rFonts w:ascii="Times New Roman" w:hAnsi="Times New Roman"/>
-                <w:b w:val="0"/>
-                <w:sz w:val="26"/>
-                <w:rFonts w:ascii="Times New Roman" w:hAnsi="Times New Roman" w:cs="Times New Roman"/>
-              </w:rPr>
-              <w:t>2</w:t>
-            </w:r>
-          </w:p>
-        </w:tc>
-        <w:tc>
-          <w:tcPr>
-            <w:tcW w:w="4536" w:type="dxa"/>
-          </w:tcPr>
-          <w:p>
-            <w:pPr>
-              <w:spacing w:before="20" w:after="20"/>
-            </w:pPr>
-            <w:r>
-              <w:rPr>
-                <w:rFonts w:ascii="Times New Roman" w:hAnsi="Times New Roman"/>
-                <w:sz w:val="26"/>
-                <w:rFonts w:ascii="Times New Roman" w:hAnsi="Times New Roman" w:cs="Times New Roman"/>
-              </w:rPr>
-            </w:r>
-            <w:r>
-              <w:rPr>
-                <w:rFonts w:ascii="Times New Roman" w:hAnsi="Times New Roman"/>
-                <w:b w:val="0"/>
-                <w:sz w:val="26"/>
-                <w:rFonts w:ascii="Times New Roman" w:hAnsi="Times New Roman" w:cs="Times New Roman"/>
-              </w:rPr>
-              <w:t>Tìm hiểu cách chăm sóc răng miệng; lắp robot chải răng.</w:t>
-            </w:r>
-          </w:p>
-        </w:tc>
-      </w:tr>
-      <w:tr>
-        <w:tc>
-          <w:tcPr>
-            <w:tcW w:w="846" w:type="dxa"/>
-          </w:tcPr>
-          <w:p>
-            <w:pPr>
-              <w:spacing w:before="20" w:after="20"/>
-              <w:jc w:val="center"/>
-            </w:pPr>
-            <w:r>
-              <w:rPr>
-                <w:rFonts w:ascii="Times New Roman" w:hAnsi="Times New Roman"/>
-                <w:sz w:val="26"/>
-                <w:rFonts w:ascii="Times New Roman" w:hAnsi="Times New Roman" w:cs="Times New Roman"/>
-              </w:rPr>
-            </w:r>
-            <w:r>
-              <w:rPr>
-                <w:rFonts w:ascii="Times New Roman" w:hAnsi="Times New Roman"/>
-                <w:b w:val="0"/>
-                <w:sz w:val="26"/>
-                <w:rFonts w:ascii="Times New Roman" w:hAnsi="Times New Roman" w:cs="Times New Roman"/>
-              </w:rPr>
-              <w:t>3</w:t>
-            </w:r>
-          </w:p>
-        </w:tc>
-        <w:tc>
-          <w:tcPr>
-            <w:tcW w:w="3118" w:type="dxa"/>
-          </w:tcPr>
-          <w:p>
-            <w:pPr>
-              <w:spacing w:before="20" w:after="20"/>
-            </w:pPr>
-            <w:r>
-              <w:rPr>
-                <w:rFonts w:ascii="Times New Roman" w:hAnsi="Times New Roman"/>
-                <w:sz w:val="26"/>
-                <w:rFonts w:ascii="Times New Roman" w:hAnsi="Times New Roman" w:cs="Times New Roman"/>
-              </w:rPr>
-            </w:r>
-            <w:r>
-              <w:rPr>
-                <w:rFonts w:ascii="Times New Roman" w:hAnsi="Times New Roman"/>
-                <w:b w:val="0"/>
-                <w:sz w:val="26"/>
-                <w:rFonts w:ascii="Times New Roman" w:hAnsi="Times New Roman" w:cs="Times New Roman"/>
-              </w:rPr>
-              <w:t>Bài 3. Sự phản xạ ánh sáng</w:t>
-            </w:r>
-          </w:p>
-        </w:tc>
-        <w:tc>
-          <w:tcPr>
-            <w:tcW w:w="1134" w:type="dxa"/>
-          </w:tcPr>
-          <w:p>
-            <w:pPr>
-              <w:spacing w:before="20" w:after="20"/>
-              <w:jc w:val="center"/>
-            </w:pPr>
-            <w:r>
-              <w:rPr>
-                <w:rFonts w:ascii="Times New Roman" w:hAnsi="Times New Roman"/>
-                <w:sz w:val="26"/>
-                <w:rFonts w:ascii="Times New Roman" w:hAnsi="Times New Roman" w:cs="Times New Roman"/>
-              </w:rPr>
-            </w:r>
-            <w:r>
-              <w:rPr>
-                <w:rFonts w:ascii="Times New Roman" w:hAnsi="Times New Roman"/>
-                <w:b w:val="0"/>
-                <w:sz w:val="26"/>
-                <w:rFonts w:ascii="Times New Roman" w:hAnsi="Times New Roman" w:cs="Times New Roman"/>
-              </w:rPr>
-              <w:t>3</w:t>
-            </w:r>
-          </w:p>
-        </w:tc>
-        <w:tc>
-          <w:tcPr>
-            <w:tcW w:w="4536" w:type="dxa"/>
-          </w:tcPr>
-          <w:p>
-            <w:pPr>
-              <w:spacing w:before="20" w:after="20"/>
-            </w:pPr>
-            <w:r>
-              <w:rPr>
-                <w:rFonts w:ascii="Times New Roman" w:hAnsi="Times New Roman"/>
-                <w:sz w:val="26"/>
-                <w:rFonts w:ascii="Times New Roman" w:hAnsi="Times New Roman" w:cs="Times New Roman"/>
-              </w:rPr>
-            </w:r>
-            <w:r>
-              <w:rPr>
-                <w:rFonts w:ascii="Times New Roman" w:hAnsi="Times New Roman"/>
-                <w:b w:val="0"/>
-                <w:sz w:val="26"/>
-                <w:rFonts w:ascii="Times New Roman" w:hAnsi="Times New Roman" w:cs="Times New Roman"/>
-              </w:rPr>
-              <w:t>Tìm hiểu hiện tượng phản xạ ánh sáng; lắp mô hình máy ảnh.</w:t>
-            </w:r>
-          </w:p>
-        </w:tc>
-      </w:tr>
-      <w:tr>
-        <w:tc>
-          <w:tcPr>
-            <w:tcW w:w="846" w:type="dxa"/>
-          </w:tcPr>
-          <w:p>
-            <w:pPr>
-              <w:spacing w:before="20" w:after="20"/>
-              <w:jc w:val="center"/>
-            </w:pPr>
-            <w:r>
-              <w:rPr>
-                <w:rFonts w:ascii="Times New Roman" w:hAnsi="Times New Roman"/>
-                <w:sz w:val="26"/>
-                <w:rFonts w:ascii="Times New Roman" w:hAnsi="Times New Roman" w:cs="Times New Roman"/>
-              </w:rPr>
-            </w:r>
-            <w:r>
-              <w:rPr>
-                <w:rFonts w:ascii="Times New Roman" w:hAnsi="Times New Roman"/>
-                <w:b w:val="0"/>
-                <w:sz w:val="26"/>
-                <w:rFonts w:ascii="Times New Roman" w:hAnsi="Times New Roman" w:cs="Times New Roman"/>
-              </w:rPr>
-              <w:t>4</w:t>
-            </w:r>
-          </w:p>
-        </w:tc>
-        <w:tc>
-          <w:tcPr>
-            <w:tcW w:w="3118" w:type="dxa"/>
-          </w:tcPr>
-          <w:p>
-            <w:pPr>
-              <w:spacing w:before="20" w:after="20"/>
-            </w:pPr>
-            <w:r>
-              <w:rPr>
-                <w:rFonts w:ascii="Times New Roman" w:hAnsi="Times New Roman"/>
-                <w:sz w:val="26"/>
-                <w:rFonts w:ascii="Times New Roman" w:hAnsi="Times New Roman" w:cs="Times New Roman"/>
-              </w:rPr>
-            </w:r>
-            <w:r>
-              <w:rPr>
-                <w:rFonts w:ascii="Times New Roman" w:hAnsi="Times New Roman"/>
-                <w:b w:val="0"/>
-                <w:sz w:val="26"/>
-                <w:rFonts w:ascii="Times New Roman" w:hAnsi="Times New Roman" w:cs="Times New Roman"/>
-              </w:rPr>
-              <w:t>Bài 4. Đàn gà con</w:t>
-            </w:r>
-          </w:p>
-        </w:tc>
-        <w:tc>
-          <w:tcPr>
-            <w:tcW w:w="1134" w:type="dxa"/>
-          </w:tcPr>
-          <w:p>
-            <w:pPr>
-              <w:spacing w:before="20" w:after="20"/>
-              <w:jc w:val="center"/>
-            </w:pPr>
-            <w:r>
-              <w:rPr>
-                <w:rFonts w:ascii="Times New Roman" w:hAnsi="Times New Roman"/>
-                <w:sz w:val="26"/>
-                <w:rFonts w:ascii="Times New Roman" w:hAnsi="Times New Roman" w:cs="Times New Roman"/>
-              </w:rPr>
-            </w:r>
-            <w:r>
-              <w:rPr>
-                <w:rFonts w:ascii="Times New Roman" w:hAnsi="Times New Roman"/>
-                <w:b w:val="0"/>
-                <w:sz w:val="26"/>
-                <w:rFonts w:ascii="Times New Roman" w:hAnsi="Times New Roman" w:cs="Times New Roman"/>
-              </w:rPr>
-              <w:t>4</w:t>
-            </w:r>
-          </w:p>
-        </w:tc>
-        <w:tc>
-          <w:tcPr>
-            <w:tcW w:w="4536" w:type="dxa"/>
-          </w:tcPr>
-          <w:p>
-            <w:pPr>
-              <w:spacing w:before="20" w:after="20"/>
-            </w:pPr>
-            <w:r>
-              <w:rPr>
-                <w:rFonts w:ascii="Times New Roman" w:hAnsi="Times New Roman"/>
-                <w:sz w:val="26"/>
-                <w:rFonts w:ascii="Times New Roman" w:hAnsi="Times New Roman" w:cs="Times New Roman"/>
-              </w:rPr>
-            </w:r>
-            <w:r>
-              <w:rPr>
-                <w:rFonts w:ascii="Times New Roman" w:hAnsi="Times New Roman"/>
-                <w:b w:val="0"/>
-                <w:sz w:val="26"/>
-                <w:rFonts w:ascii="Times New Roman" w:hAnsi="Times New Roman" w:cs="Times New Roman"/>
-              </w:rPr>
-              <w:t>Tìm hiểu sinh sản đẻ trứng của gà; lắp robot gà mẹ và gà con.</w:t>
-            </w:r>
-          </w:p>
-        </w:tc>
-      </w:tr>
-      <w:tr>
-        <w:tc>
-          <w:tcPr>
-            <w:tcW w:w="846" w:type="dxa"/>
-          </w:tcPr>
-          <w:p>
-            <w:pPr>
-              <w:spacing w:before="20" w:after="20"/>
-              <w:jc w:val="center"/>
-            </w:pPr>
-            <w:r>
-              <w:rPr>
-                <w:rFonts w:ascii="Times New Roman" w:hAnsi="Times New Roman"/>
-                <w:sz w:val="26"/>
-                <w:rFonts w:ascii="Times New Roman" w:hAnsi="Times New Roman" w:cs="Times New Roman"/>
-              </w:rPr>
-            </w:r>
-            <w:r>
-              <w:rPr>
-                <w:rFonts w:ascii="Times New Roman" w:hAnsi="Times New Roman"/>
-                <w:b w:val="0"/>
-                <w:sz w:val="26"/>
-                <w:rFonts w:ascii="Times New Roman" w:hAnsi="Times New Roman" w:cs="Times New Roman"/>
-              </w:rPr>
-              <w:t>5</w:t>
-            </w:r>
-          </w:p>
-        </w:tc>
-        <w:tc>
-          <w:tcPr>
-            <w:tcW w:w="3118" w:type="dxa"/>
-          </w:tcPr>
-          <w:p>
-            <w:pPr>
-              <w:spacing w:before="20" w:after="20"/>
-            </w:pPr>
-            <w:r>
-              <w:rPr>
-                <w:rFonts w:ascii="Times New Roman" w:hAnsi="Times New Roman"/>
-                <w:sz w:val="26"/>
-                <w:rFonts w:ascii="Times New Roman" w:hAnsi="Times New Roman" w:cs="Times New Roman"/>
-              </w:rPr>
-            </w:r>
-            <w:r>
-              <w:rPr>
-                <w:rFonts w:ascii="Times New Roman" w:hAnsi="Times New Roman"/>
-                <w:b w:val="0"/>
-                <w:sz w:val="26"/>
-                <w:rFonts w:ascii="Times New Roman" w:hAnsi="Times New Roman" w:cs="Times New Roman"/>
-              </w:rPr>
-              <w:t>Bài 5. Những bạn nhỏ lễ phép</w:t>
-            </w:r>
-          </w:p>
-        </w:tc>
-        <w:tc>
-          <w:tcPr>
-            <w:tcW w:w="1134" w:type="dxa"/>
-          </w:tcPr>
-          <w:p>
-            <w:pPr>
-              <w:spacing w:before="20" w:after="20"/>
-              <w:jc w:val="center"/>
-            </w:pPr>
-            <w:r>
-              <w:rPr>
-                <w:rFonts w:ascii="Times New Roman" w:hAnsi="Times New Roman"/>
-                <w:sz w:val="26"/>
-                <w:rFonts w:ascii="Times New Roman" w:hAnsi="Times New Roman" w:cs="Times New Roman"/>
-              </w:rPr>
-            </w:r>
-            <w:r>
-              <w:rPr>
-                <w:rFonts w:ascii="Times New Roman" w:hAnsi="Times New Roman"/>
-                <w:b w:val="0"/>
-                <w:sz w:val="26"/>
-                <w:rFonts w:ascii="Times New Roman" w:hAnsi="Times New Roman" w:cs="Times New Roman"/>
-              </w:rPr>
-              <w:t>5</w:t>
-            </w:r>
-          </w:p>
-        </w:tc>
-        <w:tc>
-          <w:tcPr>
-            <w:tcW w:w="4536" w:type="dxa"/>
-          </w:tcPr>
-          <w:p>
-            <w:pPr>
-              <w:spacing w:before="20" w:after="20"/>
-            </w:pPr>
-            <w:r>
-              <w:rPr>
-                <w:rFonts w:ascii="Times New Roman" w:hAnsi="Times New Roman"/>
-                <w:sz w:val="26"/>
-                <w:rFonts w:ascii="Times New Roman" w:hAnsi="Times New Roman" w:cs="Times New Roman"/>
-              </w:rPr>
-            </w:r>
-            <w:r>
-              <w:rPr>
-                <w:rFonts w:ascii="Times New Roman" w:hAnsi="Times New Roman"/>
-                <w:b w:val="0"/>
-                <w:sz w:val="26"/>
-                <w:rFonts w:ascii="Times New Roman" w:hAnsi="Times New Roman" w:cs="Times New Roman"/>
-              </w:rPr>
-              <w:t>Tìm hiểu văn hóa chào hỏi các nước; lắp robot cúi chào lễ phép.</w:t>
-            </w:r>
-          </w:p>
-        </w:tc>
-      </w:tr>
-      <w:tr>
-        <w:tc>
-          <w:tcPr>
-            <w:tcW w:w="846" w:type="dxa"/>
-          </w:tcPr>
-          <w:p>
-            <w:pPr>
-              <w:spacing w:before="20" w:after="20"/>
-              <w:jc w:val="center"/>
-            </w:pPr>
-            <w:r>
-              <w:rPr>
-                <w:rFonts w:ascii="Times New Roman" w:hAnsi="Times New Roman"/>
-                <w:sz w:val="26"/>
-                <w:rFonts w:ascii="Times New Roman" w:hAnsi="Times New Roman" w:cs="Times New Roman"/>
-              </w:rPr>
-            </w:r>
-            <w:r>
-              <w:rPr>
-                <w:rFonts w:ascii="Times New Roman" w:hAnsi="Times New Roman"/>
-                <w:b w:val="0"/>
-                <w:sz w:val="26"/>
-                <w:rFonts w:ascii="Times New Roman" w:hAnsi="Times New Roman" w:cs="Times New Roman"/>
-              </w:rPr>
-              <w:t>6</w:t>
-            </w:r>
-          </w:p>
-        </w:tc>
-        <w:tc>
-          <w:tcPr>
-            <w:tcW w:w="3118" w:type="dxa"/>
-          </w:tcPr>
-          <w:p>
-            <w:pPr>
-              <w:spacing w:before="20" w:after="20"/>
-            </w:pPr>
-            <w:r>
-              <w:rPr>
-                <w:rFonts w:ascii="Times New Roman" w:hAnsi="Times New Roman"/>
-                <w:sz w:val="26"/>
-                <w:rFonts w:ascii="Times New Roman" w:hAnsi="Times New Roman" w:cs="Times New Roman"/>
-              </w:rPr>
-            </w:r>
-            <w:r>
-              <w:rPr>
-                <w:rFonts w:ascii="Times New Roman" w:hAnsi="Times New Roman"/>
-                <w:b w:val="0"/>
-                <w:sz w:val="26"/>
-                <w:rFonts w:ascii="Times New Roman" w:hAnsi="Times New Roman" w:cs="Times New Roman"/>
-              </w:rPr>
-              <w:t>Bài 6. Động vật thân mềm</w:t>
-            </w:r>
-          </w:p>
-        </w:tc>
-        <w:tc>
-          <w:tcPr>
-            <w:tcW w:w="1134" w:type="dxa"/>
-          </w:tcPr>
-          <w:p>
-            <w:pPr>
-              <w:spacing w:before="20" w:after="20"/>
-              <w:jc w:val="center"/>
-            </w:pPr>
-            <w:r>
-              <w:rPr>
-                <w:rFonts w:ascii="Times New Roman" w:hAnsi="Times New Roman"/>
-                <w:sz w:val="26"/>
-                <w:rFonts w:ascii="Times New Roman" w:hAnsi="Times New Roman" w:cs="Times New Roman"/>
-              </w:rPr>
-            </w:r>
-            <w:r>
-              <w:rPr>
-                <w:rFonts w:ascii="Times New Roman" w:hAnsi="Times New Roman"/>
-                <w:b w:val="0"/>
-                <w:sz w:val="26"/>
-                <w:rFonts w:ascii="Times New Roman" w:hAnsi="Times New Roman" w:cs="Times New Roman"/>
-              </w:rPr>
-              <w:t>6</w:t>
-            </w:r>
-          </w:p>
-        </w:tc>
-        <w:tc>
-          <w:tcPr>
-            <w:tcW w:w="4536" w:type="dxa"/>
-          </w:tcPr>
-          <w:p>
-            <w:pPr>
-              <w:spacing w:before="20" w:after="20"/>
-            </w:pPr>
-            <w:r>
-              <w:rPr>
-                <w:rFonts w:ascii="Times New Roman" w:hAnsi="Times New Roman"/>
-                <w:sz w:val="26"/>
-                <w:rFonts w:ascii="Times New Roman" w:hAnsi="Times New Roman" w:cs="Times New Roman"/>
-              </w:rPr>
-            </w:r>
-            <w:r>
-              <w:rPr>
-                <w:rFonts w:ascii="Times New Roman" w:hAnsi="Times New Roman"/>
-                <w:b w:val="0"/>
-                <w:sz w:val="26"/>
-                <w:rFonts w:ascii="Times New Roman" w:hAnsi="Times New Roman" w:cs="Times New Roman"/>
-              </w:rPr>
-              <w:t>Tìm hiểu chuyển động động vật thân mềm; lắp robot ốc/mực.</w:t>
-            </w:r>
-          </w:p>
-        </w:tc>
-      </w:tr>
-      <w:tr>
-        <w:tc>
-          <w:tcPr>
-            <w:tcW w:w="846" w:type="dxa"/>
-          </w:tcPr>
-          <w:p>
-            <w:pPr>
-              <w:spacing w:before="20" w:after="20"/>
-              <w:jc w:val="center"/>
-            </w:pPr>
-            <w:r>
-              <w:rPr>
-                <w:rFonts w:ascii="Times New Roman" w:hAnsi="Times New Roman"/>
-                <w:sz w:val="26"/>
-                <w:rFonts w:ascii="Times New Roman" w:hAnsi="Times New Roman" w:cs="Times New Roman"/>
-              </w:rPr>
-            </w:r>
-            <w:r>
-              <w:rPr>
-                <w:rFonts w:ascii="Times New Roman" w:hAnsi="Times New Roman"/>
-                <w:b w:val="0"/>
-                <w:sz w:val="26"/>
-                <w:rFonts w:ascii="Times New Roman" w:hAnsi="Times New Roman" w:cs="Times New Roman"/>
-              </w:rPr>
-              <w:t>7</w:t>
-            </w:r>
-          </w:p>
-        </w:tc>
-        <w:tc>
-          <w:tcPr>
-            <w:tcW w:w="3118" w:type="dxa"/>
-          </w:tcPr>
-          <w:p>
-            <w:pPr>
-              <w:spacing w:before="20" w:after="20"/>
-            </w:pPr>
-            <w:r>
-              <w:rPr>
-                <w:rFonts w:ascii="Times New Roman" w:hAnsi="Times New Roman"/>
-                <w:sz w:val="26"/>
-                <w:rFonts w:ascii="Times New Roman" w:hAnsi="Times New Roman" w:cs="Times New Roman"/>
-              </w:rPr>
-            </w:r>
-            <w:r>
-              <w:rPr>
-                <w:rFonts w:ascii="Times New Roman" w:hAnsi="Times New Roman"/>
-                <w:b w:val="0"/>
-                <w:sz w:val="26"/>
-                <w:rFonts w:ascii="Times New Roman" w:hAnsi="Times New Roman" w:cs="Times New Roman"/>
-              </w:rPr>
-              <w:t>Bài 7. Khu phố của chúng ta</w:t>
-            </w:r>
-          </w:p>
-        </w:tc>
-        <w:tc>
-          <w:tcPr>
-            <w:tcW w:w="1134" w:type="dxa"/>
-          </w:tcPr>
-          <w:p>
-            <w:pPr>
-              <w:spacing w:before="20" w:after="20"/>
-              <w:jc w:val="center"/>
-            </w:pPr>
-            <w:r>
-              <w:rPr>
-                <w:rFonts w:ascii="Times New Roman" w:hAnsi="Times New Roman"/>
-                <w:sz w:val="26"/>
-                <w:rFonts w:ascii="Times New Roman" w:hAnsi="Times New Roman" w:cs="Times New Roman"/>
-              </w:rPr>
-            </w:r>
-            <w:r>
-              <w:rPr>
-                <w:rFonts w:ascii="Times New Roman" w:hAnsi="Times New Roman"/>
-                <w:b w:val="0"/>
-                <w:sz w:val="26"/>
-                <w:rFonts w:ascii="Times New Roman" w:hAnsi="Times New Roman" w:cs="Times New Roman"/>
-              </w:rPr>
-              <w:t>7</w:t>
-            </w:r>
-          </w:p>
-        </w:tc>
-        <w:tc>
-          <w:tcPr>
-            <w:tcW w:w="4536" w:type="dxa"/>
-          </w:tcPr>
-          <w:p>
-            <w:pPr>
-              <w:spacing w:before="20" w:after="20"/>
-            </w:pPr>
-            <w:r>
-              <w:rPr>
-                <w:rFonts w:ascii="Times New Roman" w:hAnsi="Times New Roman"/>
-                <w:sz w:val="26"/>
-                <w:rFonts w:ascii="Times New Roman" w:hAnsi="Times New Roman" w:cs="Times New Roman"/>
-              </w:rPr>
-            </w:r>
-            <w:r>
-              <w:rPr>
-                <w:rFonts w:ascii="Times New Roman" w:hAnsi="Times New Roman"/>
-                <w:b w:val="0"/>
-                <w:sz w:val="26"/>
-                <w:rFonts w:ascii="Times New Roman" w:hAnsi="Times New Roman" w:cs="Times New Roman"/>
-              </w:rPr>
-              <w:t>Tìm hiểu cảnh quan đô thị và bảo vệ môi trường; lắp robot dọn dẹp.</w:t>
-            </w:r>
-          </w:p>
-        </w:tc>
-      </w:tr>
-      <w:tr>
-        <w:tc>
-          <w:tcPr>
-            <w:tcW w:w="846" w:type="dxa"/>
-          </w:tcPr>
-          <w:p>
-            <w:pPr>
-              <w:spacing w:before="20" w:after="20"/>
-              <w:jc w:val="center"/>
-            </w:pPr>
-            <w:r>
-              <w:rPr>
-                <w:rFonts w:ascii="Times New Roman" w:hAnsi="Times New Roman"/>
-                <w:sz w:val="26"/>
-                <w:rFonts w:ascii="Times New Roman" w:hAnsi="Times New Roman" w:cs="Times New Roman"/>
-              </w:rPr>
-            </w:r>
-            <w:r>
-              <w:rPr>
-                <w:rFonts w:ascii="Times New Roman" w:hAnsi="Times New Roman"/>
-                <w:b w:val="0"/>
-                <w:sz w:val="26"/>
-                <w:rFonts w:ascii="Times New Roman" w:hAnsi="Times New Roman" w:cs="Times New Roman"/>
-              </w:rPr>
-              <w:t>8</w:t>
-            </w:r>
-          </w:p>
-        </w:tc>
-        <w:tc>
-          <w:tcPr>
-            <w:tcW w:w="3118" w:type="dxa"/>
-          </w:tcPr>
-          <w:p>
-            <w:pPr>
-              <w:spacing w:before="20" w:after="20"/>
-            </w:pPr>
-            <w:r>
-              <w:rPr>
-                <w:rFonts w:ascii="Times New Roman" w:hAnsi="Times New Roman"/>
-                <w:sz w:val="26"/>
-                <w:rFonts w:ascii="Times New Roman" w:hAnsi="Times New Roman" w:cs="Times New Roman"/>
-              </w:rPr>
-            </w:r>
-            <w:r>
-              <w:rPr>
-                <w:rFonts w:ascii="Times New Roman" w:hAnsi="Times New Roman"/>
-                <w:b w:val="0"/>
-                <w:sz w:val="26"/>
-                <w:rFonts w:ascii="Times New Roman" w:hAnsi="Times New Roman" w:cs="Times New Roman"/>
-              </w:rPr>
-              <w:t>Bài 8. Rèn luyện sức khỏe</w:t>
-            </w:r>
-          </w:p>
-        </w:tc>
-        <w:tc>
-          <w:tcPr>
-            <w:tcW w:w="1134" w:type="dxa"/>
-          </w:tcPr>
-          <w:p>
-            <w:pPr>
-              <w:spacing w:before="20" w:after="20"/>
-              <w:jc w:val="center"/>
-            </w:pPr>
-            <w:r>
-              <w:rPr>
-                <w:rFonts w:ascii="Times New Roman" w:hAnsi="Times New Roman"/>
-                <w:sz w:val="26"/>
-                <w:rFonts w:ascii="Times New Roman" w:hAnsi="Times New Roman" w:cs="Times New Roman"/>
-              </w:rPr>
-            </w:r>
-            <w:r>
-              <w:rPr>
-                <w:rFonts w:ascii="Times New Roman" w:hAnsi="Times New Roman"/>
-                <w:b w:val="0"/>
-                <w:sz w:val="26"/>
-                <w:rFonts w:ascii="Times New Roman" w:hAnsi="Times New Roman" w:cs="Times New Roman"/>
-              </w:rPr>
-              <w:t>8</w:t>
-            </w:r>
-          </w:p>
-        </w:tc>
-        <w:tc>
-          <w:tcPr>
-            <w:tcW w:w="4536" w:type="dxa"/>
-          </w:tcPr>
-          <w:p>
-            <w:pPr>
-              <w:spacing w:before="20" w:after="20"/>
-            </w:pPr>
-            <w:r>
-              <w:rPr>
-                <w:rFonts w:ascii="Times New Roman" w:hAnsi="Times New Roman"/>
-                <w:sz w:val="26"/>
-                <w:rFonts w:ascii="Times New Roman" w:hAnsi="Times New Roman" w:cs="Times New Roman"/>
-              </w:rPr>
-            </w:r>
-            <w:r>
-              <w:rPr>
-                <w:rFonts w:ascii="Times New Roman" w:hAnsi="Times New Roman"/>
-                <w:b w:val="0"/>
-                <w:sz w:val="26"/>
-                <w:rFonts w:ascii="Times New Roman" w:hAnsi="Times New Roman" w:cs="Times New Roman"/>
-              </w:rPr>
-              <w:t>Tìm hiểu môn thể thao Kendo; lắp robot võ sĩ Kendo.</w:t>
-            </w:r>
-          </w:p>
-        </w:tc>
-      </w:tr>
-      <w:tr>
-        <w:tc>
-          <w:tcPr>
-            <w:tcW w:w="846" w:type="dxa"/>
-          </w:tcPr>
-          <w:p>
-            <w:pPr>
-              <w:spacing w:before="20" w:after="20"/>
-              <w:jc w:val="center"/>
-            </w:pPr>
-            <w:r>
-              <w:rPr>
-                <w:rFonts w:ascii="Times New Roman" w:hAnsi="Times New Roman"/>
-                <w:sz w:val="26"/>
-                <w:rFonts w:ascii="Times New Roman" w:hAnsi="Times New Roman" w:cs="Times New Roman"/>
-              </w:rPr>
-            </w:r>
-            <w:r>
-              <w:rPr>
-                <w:rFonts w:ascii="Times New Roman" w:hAnsi="Times New Roman"/>
-                <w:b/>
-                <w:sz w:val="26"/>
-                <w:rFonts w:ascii="Times New Roman" w:hAnsi="Times New Roman" w:cs="Times New Roman"/>
-              </w:rPr>
-              <w:t>9</w:t>
-            </w:r>
-          </w:p>
-        </w:tc>
-        <w:tc>
-          <w:tcPr>
-            <w:tcW w:w="3118" w:type="dxa"/>
-          </w:tcPr>
-          <w:p>
-            <w:pPr>
-              <w:spacing w:before="20" w:after="20"/>
-            </w:pPr>
-            <w:r>
-              <w:rPr>
-                <w:rFonts w:ascii="Times New Roman" w:hAnsi="Times New Roman"/>
-                <w:sz w:val="26"/>
-                <w:rFonts w:ascii="Times New Roman" w:hAnsi="Times New Roman" w:cs="Times New Roman"/>
-              </w:rPr>
-            </w:r>
-            <w:r>
-              <w:rPr>
-                <w:rFonts w:ascii="Times New Roman" w:hAnsi="Times New Roman"/>
-                <w:b/>
-                <w:sz w:val="26"/>
-                <w:rFonts w:ascii="Times New Roman" w:hAnsi="Times New Roman" w:cs="Times New Roman"/>
-              </w:rPr>
-              <w:t>Ôn tập Đánh giá định kỳ 1</w:t>
-            </w:r>
-          </w:p>
-        </w:tc>
-        <w:tc>
-          <w:tcPr>
-            <w:tcW w:w="1134" w:type="dxa"/>
-          </w:tcPr>
-          <w:p>
-            <w:pPr>
-              <w:spacing w:before="20" w:after="20"/>
-              <w:jc w:val="center"/>
-            </w:pPr>
-            <w:r>
-              <w:rPr>
-                <w:rFonts w:ascii="Times New Roman" w:hAnsi="Times New Roman"/>
-                <w:sz w:val="26"/>
-                <w:rFonts w:ascii="Times New Roman" w:hAnsi="Times New Roman" w:cs="Times New Roman"/>
-              </w:rPr>
-            </w:r>
-            <w:r>
-              <w:rPr>
-                <w:rFonts w:ascii="Times New Roman" w:hAnsi="Times New Roman"/>
-                <w:b/>
-                <w:sz w:val="26"/>
-                <w:rFonts w:ascii="Times New Roman" w:hAnsi="Times New Roman" w:cs="Times New Roman"/>
-              </w:rPr>
-              <w:t>9</w:t>
-            </w:r>
-          </w:p>
-        </w:tc>
-        <w:tc>
-          <w:tcPr>
-            <w:tcW w:w="4536" w:type="dxa"/>
-          </w:tcPr>
-          <w:p>
-            <w:pPr>
-              <w:spacing w:before="20" w:after="20"/>
-            </w:pPr>
-            <w:r>
-              <w:rPr>
-                <w:rFonts w:ascii="Times New Roman" w:hAnsi="Times New Roman"/>
-                <w:sz w:val="26"/>
-                <w:rFonts w:ascii="Times New Roman" w:hAnsi="Times New Roman" w:cs="Times New Roman"/>
-              </w:rPr>
-            </w:r>
-            <w:r>
-              <w:rPr>
-                <w:rFonts w:ascii="Times New Roman" w:hAnsi="Times New Roman"/>
-                <w:b w:val="0"/>
-                <w:sz w:val="26"/>
-                <w:rFonts w:ascii="Times New Roman" w:hAnsi="Times New Roman" w:cs="Times New Roman"/>
-              </w:rPr>
-              <w:t>Hệ thống hóa kiến thức chuẩn bị Đánh giá định kỳ 1.</w:t>
-            </w:r>
-          </w:p>
-        </w:tc>
-      </w:tr>
-      <w:tr>
-        <w:tc>
-          <w:tcPr>
-            <w:tcW w:w="846" w:type="dxa"/>
-          </w:tcPr>
-          <w:p>
-            <w:pPr>
-              <w:spacing w:before="20" w:after="20"/>
-              <w:jc w:val="center"/>
-            </w:pPr>
-            <w:r>
-              <w:rPr>
-                <w:rFonts w:ascii="Times New Roman" w:hAnsi="Times New Roman"/>
-                <w:sz w:val="26"/>
-                <w:rFonts w:ascii="Times New Roman" w:hAnsi="Times New Roman" w:cs="Times New Roman"/>
-              </w:rPr>
-            </w:r>
-            <w:r>
-              <w:rPr>
-                <w:rFonts w:ascii="Times New Roman" w:hAnsi="Times New Roman"/>
-                <w:b/>
-                <w:sz w:val="26"/>
-                <w:rFonts w:ascii="Times New Roman" w:hAnsi="Times New Roman" w:cs="Times New Roman"/>
-              </w:rPr>
-              <w:t>10</w:t>
-            </w:r>
-          </w:p>
-        </w:tc>
-        <w:tc>
-          <w:tcPr>
-            <w:tcW w:w="3118" w:type="dxa"/>
-          </w:tcPr>
-          <w:p>
-            <w:pPr>
-              <w:spacing w:before="20" w:after="20"/>
-            </w:pPr>
-            <w:r>
-              <w:rPr>
-                <w:rFonts w:ascii="Times New Roman" w:hAnsi="Times New Roman"/>
-                <w:sz w:val="26"/>
-                <w:rFonts w:ascii="Times New Roman" w:hAnsi="Times New Roman" w:cs="Times New Roman"/>
-              </w:rPr>
-            </w:r>
-            <w:r>
-              <w:rPr>
-                <w:rFonts w:ascii="Times New Roman" w:hAnsi="Times New Roman"/>
-                <w:b/>
-                <w:sz w:val="26"/>
-                <w:rFonts w:ascii="Times New Roman" w:hAnsi="Times New Roman" w:cs="Times New Roman"/>
-              </w:rPr>
-              <w:t>Đánh giá định kỳ 1</w:t>
-            </w:r>
-          </w:p>
-        </w:tc>
-        <w:tc>
-          <w:tcPr>
-            <w:tcW w:w="1134" w:type="dxa"/>
-          </w:tcPr>
-          <w:p>
-            <w:pPr>
-              <w:spacing w:before="20" w:after="20"/>
-              <w:jc w:val="center"/>
-            </w:pPr>
-            <w:r>
-              <w:rPr>
-                <w:rFonts w:ascii="Times New Roman" w:hAnsi="Times New Roman"/>
-                <w:sz w:val="26"/>
-                <w:rFonts w:ascii="Times New Roman" w:hAnsi="Times New Roman" w:cs="Times New Roman"/>
-              </w:rPr>
-            </w:r>
-            <w:r>
-              <w:rPr>
-                <w:rFonts w:ascii="Times New Roman" w:hAnsi="Times New Roman"/>
-                <w:b/>
-                <w:sz w:val="26"/>
-                <w:rFonts w:ascii="Times New Roman" w:hAnsi="Times New Roman" w:cs="Times New Roman"/>
-              </w:rPr>
-              <w:t>10</w:t>
-            </w:r>
-          </w:p>
-        </w:tc>
-        <w:tc>
-          <w:tcPr>
-            <w:tcW w:w="4536" w:type="dxa"/>
-          </w:tcPr>
-          <w:p>
-            <w:pPr>
-              <w:spacing w:before="20" w:after="20"/>
-            </w:pPr>
-            <w:r>
-              <w:rPr>
-                <w:rFonts w:ascii="Times New Roman" w:hAnsi="Times New Roman"/>
-                <w:sz w:val="26"/>
-                <w:rFonts w:ascii="Times New Roman" w:hAnsi="Times New Roman" w:cs="Times New Roman"/>
-              </w:rPr>
-            </w:r>
-            <w:r>
-              <w:rPr>
-                <w:rFonts w:ascii="Times New Roman" w:hAnsi="Times New Roman"/>
-                <w:b w:val="0"/>
-                <w:sz w:val="26"/>
-                <w:rFonts w:ascii="Times New Roman" w:hAnsi="Times New Roman" w:cs="Times New Roman"/>
-              </w:rPr>
-              <w:t>Kiểm tra đánh giá kết quả học tập thực hành Robotics.</w:t>
-            </w:r>
-          </w:p>
-        </w:tc>
-      </w:tr>
-      <w:tr>
-        <w:tc>
-          <w:tcPr>
-            <w:tcW w:w="846" w:type="dxa"/>
-          </w:tcPr>
-          <w:p>
-            <w:pPr>
-              <w:spacing w:before="20" w:after="20"/>
-              <w:jc w:val="center"/>
-            </w:pPr>
-            <w:r>
-              <w:rPr>
-                <w:rFonts w:ascii="Times New Roman" w:hAnsi="Times New Roman"/>
-                <w:sz w:val="26"/>
-                <w:rFonts w:ascii="Times New Roman" w:hAnsi="Times New Roman" w:cs="Times New Roman"/>
-              </w:rPr>
-            </w:r>
-            <w:r>
-              <w:rPr>
-                <w:rFonts w:ascii="Times New Roman" w:hAnsi="Times New Roman"/>
-                <w:b w:val="0"/>
-                <w:sz w:val="26"/>
-                <w:rFonts w:ascii="Times New Roman" w:hAnsi="Times New Roman" w:cs="Times New Roman"/>
-              </w:rPr>
-              <w:t>11</w:t>
-            </w:r>
-          </w:p>
-        </w:tc>
-        <w:tc>
-          <w:tcPr>
-            <w:tcW w:w="3118" w:type="dxa"/>
-          </w:tcPr>
-          <w:p>
-            <w:pPr>
-              <w:spacing w:before="20" w:after="20"/>
-            </w:pPr>
-            <w:r>
-              <w:rPr>
-                <w:rFonts w:ascii="Times New Roman" w:hAnsi="Times New Roman"/>
-                <w:sz w:val="26"/>
-                <w:rFonts w:ascii="Times New Roman" w:hAnsi="Times New Roman" w:cs="Times New Roman"/>
-              </w:rPr>
-            </w:r>
-            <w:r>
-              <w:rPr>
-                <w:rFonts w:ascii="Times New Roman" w:hAnsi="Times New Roman"/>
-                <w:b w:val="0"/>
-                <w:sz w:val="26"/>
-                <w:rFonts w:ascii="Times New Roman" w:hAnsi="Times New Roman" w:cs="Times New Roman"/>
-              </w:rPr>
-              <w:t>Bài 9. Môi trường biển</w:t>
-            </w:r>
-          </w:p>
-        </w:tc>
-        <w:tc>
-          <w:tcPr>
-            <w:tcW w:w="1134" w:type="dxa"/>
-          </w:tcPr>
-          <w:p>
-            <w:pPr>
-              <w:spacing w:before="20" w:after="20"/>
-              <w:jc w:val="center"/>
-            </w:pPr>
-            <w:r>
-              <w:rPr>
-                <w:rFonts w:ascii="Times New Roman" w:hAnsi="Times New Roman"/>
-                <w:sz w:val="26"/>
-                <w:rFonts w:ascii="Times New Roman" w:hAnsi="Times New Roman" w:cs="Times New Roman"/>
-              </w:rPr>
-            </w:r>
-            <w:r>
-              <w:rPr>
-                <w:rFonts w:ascii="Times New Roman" w:hAnsi="Times New Roman"/>
-                <w:b w:val="0"/>
-                <w:sz w:val="26"/>
-                <w:rFonts w:ascii="Times New Roman" w:hAnsi="Times New Roman" w:cs="Times New Roman"/>
-              </w:rPr>
-              <w:t>11</w:t>
-            </w:r>
-          </w:p>
-        </w:tc>
-        <w:tc>
-          <w:tcPr>
-            <w:tcW w:w="4536" w:type="dxa"/>
-          </w:tcPr>
-          <w:p>
-            <w:pPr>
-              <w:spacing w:before="20" w:after="20"/>
-            </w:pPr>
-            <w:r>
-              <w:rPr>
-                <w:rFonts w:ascii="Times New Roman" w:hAnsi="Times New Roman"/>
-                <w:sz w:val="26"/>
-                <w:rFonts w:ascii="Times New Roman" w:hAnsi="Times New Roman" w:cs="Times New Roman"/>
-              </w:rPr>
-            </w:r>
-            <w:r>
-              <w:rPr>
-                <w:rFonts w:ascii="Times New Roman" w:hAnsi="Times New Roman"/>
-                <w:b w:val="0"/>
-                <w:sz w:val="26"/>
-                <w:rFonts w:ascii="Times New Roman" w:hAnsi="Times New Roman" w:cs="Times New Roman"/>
-              </w:rPr>
-              <w:t>Tìm hiểu sinh vật biển; lắp robot cá bơi.</w:t>
-            </w:r>
-          </w:p>
-        </w:tc>
-      </w:tr>
-      <w:tr>
-        <w:tc>
-          <w:tcPr>
-            <w:tcW w:w="846" w:type="dxa"/>
-          </w:tcPr>
-          <w:p>
-            <w:pPr>
-              <w:spacing w:before="20" w:after="20"/>
-              <w:jc w:val="center"/>
-            </w:pPr>
-            <w:r>
-              <w:rPr>
-                <w:rFonts w:ascii="Times New Roman" w:hAnsi="Times New Roman"/>
-                <w:sz w:val="26"/>
-                <w:rFonts w:ascii="Times New Roman" w:hAnsi="Times New Roman" w:cs="Times New Roman"/>
-              </w:rPr>
-            </w:r>
-            <w:r>
-              <w:rPr>
-                <w:rFonts w:ascii="Times New Roman" w:hAnsi="Times New Roman"/>
-                <w:b w:val="0"/>
-                <w:sz w:val="26"/>
-                <w:rFonts w:ascii="Times New Roman" w:hAnsi="Times New Roman" w:cs="Times New Roman"/>
-              </w:rPr>
-              <w:t>12</w:t>
-            </w:r>
-          </w:p>
-        </w:tc>
-        <w:tc>
-          <w:tcPr>
-            <w:tcW w:w="3118" w:type="dxa"/>
-          </w:tcPr>
-          <w:p>
-            <w:pPr>
-              <w:spacing w:before="20" w:after="20"/>
-            </w:pPr>
-            <w:r>
-              <w:rPr>
-                <w:rFonts w:ascii="Times New Roman" w:hAnsi="Times New Roman"/>
-                <w:sz w:val="26"/>
-                <w:rFonts w:ascii="Times New Roman" w:hAnsi="Times New Roman" w:cs="Times New Roman"/>
-              </w:rPr>
-            </w:r>
-            <w:r>
-              <w:rPr>
-                <w:rFonts w:ascii="Times New Roman" w:hAnsi="Times New Roman"/>
-                <w:b w:val="0"/>
-                <w:sz w:val="26"/>
-                <w:rFonts w:ascii="Times New Roman" w:hAnsi="Times New Roman" w:cs="Times New Roman"/>
-              </w:rPr>
-              <w:t>Bài 10. Cùng câu cá nào!</w:t>
-            </w:r>
-          </w:p>
-        </w:tc>
-        <w:tc>
-          <w:tcPr>
-            <w:tcW w:w="1134" w:type="dxa"/>
-          </w:tcPr>
-          <w:p>
-            <w:pPr>
-              <w:spacing w:before="20" w:after="20"/>
-              <w:jc w:val="center"/>
-            </w:pPr>
-            <w:r>
-              <w:rPr>
-                <w:rFonts w:ascii="Times New Roman" w:hAnsi="Times New Roman"/>
-                <w:sz w:val="26"/>
-                <w:rFonts w:ascii="Times New Roman" w:hAnsi="Times New Roman" w:cs="Times New Roman"/>
-              </w:rPr>
-            </w:r>
-            <w:r>
-              <w:rPr>
-                <w:rFonts w:ascii="Times New Roman" w:hAnsi="Times New Roman"/>
-                <w:b w:val="0"/>
-                <w:sz w:val="26"/>
-                <w:rFonts w:ascii="Times New Roman" w:hAnsi="Times New Roman" w:cs="Times New Roman"/>
-              </w:rPr>
-              <w:t>12</w:t>
-            </w:r>
-          </w:p>
-        </w:tc>
-        <w:tc>
-          <w:tcPr>
-            <w:tcW w:w="4536" w:type="dxa"/>
-          </w:tcPr>
-          <w:p>
-            <w:pPr>
-              <w:spacing w:before="20" w:after="20"/>
-            </w:pPr>
-            <w:r>
-              <w:rPr>
-                <w:rFonts w:ascii="Times New Roman" w:hAnsi="Times New Roman"/>
-                <w:sz w:val="26"/>
-                <w:rFonts w:ascii="Times New Roman" w:hAnsi="Times New Roman" w:cs="Times New Roman"/>
-              </w:rPr>
-            </w:r>
-            <w:r>
-              <w:rPr>
-                <w:rFonts w:ascii="Times New Roman" w:hAnsi="Times New Roman"/>
-                <w:b w:val="0"/>
-                <w:sz w:val="26"/>
-                <w:rFonts w:ascii="Times New Roman" w:hAnsi="Times New Roman" w:cs="Times New Roman"/>
-              </w:rPr>
-              <w:t>Tìm hiểu cơ cấu cần câu và quy tắc an toàn; lắp robot câu cá.</w:t>
-            </w:r>
-          </w:p>
-        </w:tc>
-      </w:tr>
-      <w:tr>
-        <w:tc>
-          <w:tcPr>
-            <w:tcW w:w="846" w:type="dxa"/>
-          </w:tcPr>
-          <w:p>
-            <w:pPr>
-              <w:spacing w:before="20" w:after="20"/>
-              <w:jc w:val="center"/>
-            </w:pPr>
-            <w:r>
-              <w:rPr>
-                <w:rFonts w:ascii="Times New Roman" w:hAnsi="Times New Roman"/>
-                <w:sz w:val="26"/>
-                <w:rFonts w:ascii="Times New Roman" w:hAnsi="Times New Roman" w:cs="Times New Roman"/>
-              </w:rPr>
-            </w:r>
-            <w:r>
-              <w:rPr>
-                <w:rFonts w:ascii="Times New Roman" w:hAnsi="Times New Roman"/>
-                <w:b w:val="0"/>
-                <w:sz w:val="26"/>
-                <w:rFonts w:ascii="Times New Roman" w:hAnsi="Times New Roman" w:cs="Times New Roman"/>
-              </w:rPr>
-              <w:t>13</w:t>
-            </w:r>
-          </w:p>
-        </w:tc>
-        <w:tc>
-          <w:tcPr>
-            <w:tcW w:w="3118" w:type="dxa"/>
-          </w:tcPr>
-          <w:p>
-            <w:pPr>
-              <w:spacing w:before="20" w:after="20"/>
-            </w:pPr>
-            <w:r>
-              <w:rPr>
-                <w:rFonts w:ascii="Times New Roman" w:hAnsi="Times New Roman"/>
-                <w:sz w:val="26"/>
-                <w:rFonts w:ascii="Times New Roman" w:hAnsi="Times New Roman" w:cs="Times New Roman"/>
-              </w:rPr>
-            </w:r>
-            <w:r>
-              <w:rPr>
-                <w:rFonts w:ascii="Times New Roman" w:hAnsi="Times New Roman"/>
-                <w:b w:val="0"/>
-                <w:sz w:val="26"/>
-                <w:rFonts w:ascii="Times New Roman" w:hAnsi="Times New Roman" w:cs="Times New Roman"/>
-              </w:rPr>
-              <w:t>Bài 11. Thế giới khủng long</w:t>
-            </w:r>
-          </w:p>
-        </w:tc>
-        <w:tc>
-          <w:tcPr>
-            <w:tcW w:w="1134" w:type="dxa"/>
-          </w:tcPr>
-          <w:p>
-            <w:pPr>
-              <w:spacing w:before="20" w:after="20"/>
-              <w:jc w:val="center"/>
-            </w:pPr>
-            <w:r>
-              <w:rPr>
-                <w:rFonts w:ascii="Times New Roman" w:hAnsi="Times New Roman"/>
-                <w:sz w:val="26"/>
-                <w:rFonts w:ascii="Times New Roman" w:hAnsi="Times New Roman" w:cs="Times New Roman"/>
-              </w:rPr>
-            </w:r>
-            <w:r>
-              <w:rPr>
-                <w:rFonts w:ascii="Times New Roman" w:hAnsi="Times New Roman"/>
-                <w:b w:val="0"/>
-                <w:sz w:val="26"/>
-                <w:rFonts w:ascii="Times New Roman" w:hAnsi="Times New Roman" w:cs="Times New Roman"/>
-              </w:rPr>
-              <w:t>13</w:t>
-            </w:r>
-          </w:p>
-        </w:tc>
-        <w:tc>
-          <w:tcPr>
-            <w:tcW w:w="4536" w:type="dxa"/>
-          </w:tcPr>
-          <w:p>
-            <w:pPr>
-              <w:spacing w:before="20" w:after="20"/>
-            </w:pPr>
-            <w:r>
-              <w:rPr>
-                <w:rFonts w:ascii="Times New Roman" w:hAnsi="Times New Roman"/>
-                <w:sz w:val="26"/>
-                <w:rFonts w:ascii="Times New Roman" w:hAnsi="Times New Roman" w:cs="Times New Roman"/>
-              </w:rPr>
-            </w:r>
-            <w:r>
-              <w:rPr>
-                <w:rFonts w:ascii="Times New Roman" w:hAnsi="Times New Roman"/>
-                <w:b w:val="0"/>
-                <w:sz w:val="26"/>
-                <w:rFonts w:ascii="Times New Roman" w:hAnsi="Times New Roman" w:cs="Times New Roman"/>
-              </w:rPr>
-              <w:t>Tìm hiểu động vật tuyệt chủng; lắp robot khủng long.</w:t>
-            </w:r>
-          </w:p>
-        </w:tc>
-      </w:tr>
-      <w:tr>
-        <w:tc>
-          <w:tcPr>
-            <w:tcW w:w="846" w:type="dxa"/>
-          </w:tcPr>
-          <w:p>
-            <w:pPr>
-              <w:spacing w:before="20" w:after="20"/>
-              <w:jc w:val="center"/>
-            </w:pPr>
-            <w:r>
-              <w:rPr>
-                <w:rFonts w:ascii="Times New Roman" w:hAnsi="Times New Roman"/>
-                <w:sz w:val="26"/>
-                <w:rFonts w:ascii="Times New Roman" w:hAnsi="Times New Roman" w:cs="Times New Roman"/>
-              </w:rPr>
-            </w:r>
-            <w:r>
-              <w:rPr>
-                <w:rFonts w:ascii="Times New Roman" w:hAnsi="Times New Roman"/>
-                <w:b w:val="0"/>
-                <w:sz w:val="26"/>
-                <w:rFonts w:ascii="Times New Roman" w:hAnsi="Times New Roman" w:cs="Times New Roman"/>
-              </w:rPr>
-              <w:t>14</w:t>
-            </w:r>
-          </w:p>
-        </w:tc>
-        <w:tc>
-          <w:tcPr>
-            <w:tcW w:w="3118" w:type="dxa"/>
-          </w:tcPr>
-          <w:p>
-            <w:pPr>
-              <w:spacing w:before="20" w:after="20"/>
-            </w:pPr>
-            <w:r>
-              <w:rPr>
-                <w:rFonts w:ascii="Times New Roman" w:hAnsi="Times New Roman"/>
-                <w:sz w:val="26"/>
-                <w:rFonts w:ascii="Times New Roman" w:hAnsi="Times New Roman" w:cs="Times New Roman"/>
-              </w:rPr>
-            </w:r>
-            <w:r>
-              <w:rPr>
-                <w:rFonts w:ascii="Times New Roman" w:hAnsi="Times New Roman"/>
-                <w:b w:val="0"/>
-                <w:sz w:val="26"/>
-                <w:rFonts w:ascii="Times New Roman" w:hAnsi="Times New Roman" w:cs="Times New Roman"/>
-              </w:rPr>
-              <w:t>Bài 12. Người hiệp sĩ dũng cảm</w:t>
-            </w:r>
-          </w:p>
-        </w:tc>
-        <w:tc>
-          <w:tcPr>
-            <w:tcW w:w="1134" w:type="dxa"/>
-          </w:tcPr>
-          <w:p>
-            <w:pPr>
-              <w:spacing w:before="20" w:after="20"/>
-              <w:jc w:val="center"/>
-            </w:pPr>
-            <w:r>
-              <w:rPr>
-                <w:rFonts w:ascii="Times New Roman" w:hAnsi="Times New Roman"/>
-                <w:sz w:val="26"/>
-                <w:rFonts w:ascii="Times New Roman" w:hAnsi="Times New Roman" w:cs="Times New Roman"/>
-              </w:rPr>
-            </w:r>
-            <w:r>
-              <w:rPr>
-                <w:rFonts w:ascii="Times New Roman" w:hAnsi="Times New Roman"/>
-                <w:b w:val="0"/>
-                <w:sz w:val="26"/>
-                <w:rFonts w:ascii="Times New Roman" w:hAnsi="Times New Roman" w:cs="Times New Roman"/>
-              </w:rPr>
-              <w:t>14</w:t>
-            </w:r>
-          </w:p>
-        </w:tc>
-        <w:tc>
-          <w:tcPr>
-            <w:tcW w:w="4536" w:type="dxa"/>
-          </w:tcPr>
-          <w:p>
-            <w:pPr>
-              <w:spacing w:before="20" w:after="20"/>
-            </w:pPr>
-            <w:r>
-              <w:rPr>
-                <w:rFonts w:ascii="Times New Roman" w:hAnsi="Times New Roman"/>
-                <w:sz w:val="26"/>
-                <w:rFonts w:ascii="Times New Roman" w:hAnsi="Times New Roman" w:cs="Times New Roman"/>
-              </w:rPr>
-            </w:r>
-            <w:r>
-              <w:rPr>
-                <w:rFonts w:ascii="Times New Roman" w:hAnsi="Times New Roman"/>
-                <w:b w:val="0"/>
-                <w:sz w:val="26"/>
-                <w:rFonts w:ascii="Times New Roman" w:hAnsi="Times New Roman" w:cs="Times New Roman"/>
-              </w:rPr>
-              <w:t>Tìm hiểu trang phục hiệp sĩ; lắp robot hiệp sĩ cưỡi ngựa.</w:t>
-            </w:r>
-          </w:p>
-        </w:tc>
-      </w:tr>
-      <w:tr>
-        <w:tc>
-          <w:tcPr>
-            <w:tcW w:w="846" w:type="dxa"/>
-          </w:tcPr>
-          <w:p>
-            <w:pPr>
-              <w:spacing w:before="20" w:after="20"/>
-              <w:jc w:val="center"/>
-            </w:pPr>
-            <w:r>
-              <w:rPr>
-                <w:rFonts w:ascii="Times New Roman" w:hAnsi="Times New Roman"/>
-                <w:sz w:val="26"/>
-                <w:rFonts w:ascii="Times New Roman" w:hAnsi="Times New Roman" w:cs="Times New Roman"/>
-              </w:rPr>
-            </w:r>
-            <w:r>
-              <w:rPr>
-                <w:rFonts w:ascii="Times New Roman" w:hAnsi="Times New Roman"/>
-                <w:b w:val="0"/>
-                <w:sz w:val="26"/>
-                <w:rFonts w:ascii="Times New Roman" w:hAnsi="Times New Roman" w:cs="Times New Roman"/>
-              </w:rPr>
-              <w:t>15</w:t>
-            </w:r>
-          </w:p>
-        </w:tc>
-        <w:tc>
-          <w:tcPr>
-            <w:tcW w:w="3118" w:type="dxa"/>
-          </w:tcPr>
-          <w:p>
-            <w:pPr>
-              <w:spacing w:before="20" w:after="20"/>
-            </w:pPr>
-            <w:r>
-              <w:rPr>
-                <w:rFonts w:ascii="Times New Roman" w:hAnsi="Times New Roman"/>
-                <w:sz w:val="26"/>
-                <w:rFonts w:ascii="Times New Roman" w:hAnsi="Times New Roman" w:cs="Times New Roman"/>
-              </w:rPr>
-            </w:r>
-            <w:r>
-              <w:rPr>
-                <w:rFonts w:ascii="Times New Roman" w:hAnsi="Times New Roman"/>
-                <w:b w:val="0"/>
-                <w:sz w:val="26"/>
-                <w:rFonts w:ascii="Times New Roman" w:hAnsi="Times New Roman" w:cs="Times New Roman"/>
-              </w:rPr>
-              <w:t>Bài 13. Vận chuyển đồ vật</w:t>
-            </w:r>
-          </w:p>
-        </w:tc>
-        <w:tc>
-          <w:tcPr>
-            <w:tcW w:w="1134" w:type="dxa"/>
-          </w:tcPr>
-          <w:p>
-            <w:pPr>
-              <w:spacing w:before="20" w:after="20"/>
-              <w:jc w:val="center"/>
-            </w:pPr>
-            <w:r>
-              <w:rPr>
-                <w:rFonts w:ascii="Times New Roman" w:hAnsi="Times New Roman"/>
-                <w:sz w:val="26"/>
-                <w:rFonts w:ascii="Times New Roman" w:hAnsi="Times New Roman" w:cs="Times New Roman"/>
-              </w:rPr>
-            </w:r>
-            <w:r>
-              <w:rPr>
-                <w:rFonts w:ascii="Times New Roman" w:hAnsi="Times New Roman"/>
-                <w:b w:val="0"/>
-                <w:sz w:val="26"/>
-                <w:rFonts w:ascii="Times New Roman" w:hAnsi="Times New Roman" w:cs="Times New Roman"/>
-              </w:rPr>
-              <w:t>15</w:t>
-            </w:r>
-          </w:p>
-        </w:tc>
-        <w:tc>
-          <w:tcPr>
-            <w:tcW w:w="4536" w:type="dxa"/>
-          </w:tcPr>
-          <w:p>
-            <w:pPr>
-              <w:spacing w:before="20" w:after="20"/>
-            </w:pPr>
-            <w:r>
-              <w:rPr>
-                <w:rFonts w:ascii="Times New Roman" w:hAnsi="Times New Roman"/>
-                <w:sz w:val="26"/>
-                <w:rFonts w:ascii="Times New Roman" w:hAnsi="Times New Roman" w:cs="Times New Roman"/>
-              </w:rPr>
-            </w:r>
-            <w:r>
-              <w:rPr>
-                <w:rFonts w:ascii="Times New Roman" w:hAnsi="Times New Roman"/>
-                <w:b w:val="0"/>
-                <w:sz w:val="26"/>
-                <w:rFonts w:ascii="Times New Roman" w:hAnsi="Times New Roman" w:cs="Times New Roman"/>
-              </w:rPr>
-              <w:t>Tìm hiểu xe nâng và cơ cấu nâng; lắp robot xe nâng.</w:t>
-            </w:r>
-          </w:p>
-        </w:tc>
-      </w:tr>
-      <w:tr>
-        <w:tc>
-          <w:tcPr>
-            <w:tcW w:w="846" w:type="dxa"/>
-          </w:tcPr>
-          <w:p>
-            <w:pPr>
-              <w:spacing w:before="20" w:after="20"/>
-              <w:jc w:val="center"/>
-            </w:pPr>
-            <w:r>
-              <w:rPr>
-                <w:rFonts w:ascii="Times New Roman" w:hAnsi="Times New Roman"/>
-                <w:sz w:val="26"/>
-                <w:rFonts w:ascii="Times New Roman" w:hAnsi="Times New Roman" w:cs="Times New Roman"/>
-              </w:rPr>
-            </w:r>
-            <w:r>
-              <w:rPr>
-                <w:rFonts w:ascii="Times New Roman" w:hAnsi="Times New Roman"/>
-                <w:b w:val="0"/>
-                <w:sz w:val="26"/>
-                <w:rFonts w:ascii="Times New Roman" w:hAnsi="Times New Roman" w:cs="Times New Roman"/>
-              </w:rPr>
-              <w:t>16</w:t>
-            </w:r>
-          </w:p>
-        </w:tc>
-        <w:tc>
-          <w:tcPr>
-            <w:tcW w:w="3118" w:type="dxa"/>
-          </w:tcPr>
-          <w:p>
-            <w:pPr>
-              <w:spacing w:before="20" w:after="20"/>
-            </w:pPr>
-            <w:r>
-              <w:rPr>
-                <w:rFonts w:ascii="Times New Roman" w:hAnsi="Times New Roman"/>
-                <w:sz w:val="26"/>
-                <w:rFonts w:ascii="Times New Roman" w:hAnsi="Times New Roman" w:cs="Times New Roman"/>
-              </w:rPr>
-            </w:r>
-            <w:r>
-              <w:rPr>
-                <w:rFonts w:ascii="Times New Roman" w:hAnsi="Times New Roman"/>
-                <w:b w:val="0"/>
-                <w:sz w:val="26"/>
-                <w:rFonts w:ascii="Times New Roman" w:hAnsi="Times New Roman" w:cs="Times New Roman"/>
-              </w:rPr>
-              <w:t>Bài 14. Sức mạnh của máy ủi</w:t>
-            </w:r>
-          </w:p>
-        </w:tc>
-        <w:tc>
-          <w:tcPr>
-            <w:tcW w:w="1134" w:type="dxa"/>
-          </w:tcPr>
-          <w:p>
-            <w:pPr>
-              <w:spacing w:before="20" w:after="20"/>
-              <w:jc w:val="center"/>
-            </w:pPr>
-            <w:r>
-              <w:rPr>
-                <w:rFonts w:ascii="Times New Roman" w:hAnsi="Times New Roman"/>
-                <w:sz w:val="26"/>
-                <w:rFonts w:ascii="Times New Roman" w:hAnsi="Times New Roman" w:cs="Times New Roman"/>
-              </w:rPr>
-            </w:r>
-            <w:r>
-              <w:rPr>
-                <w:rFonts w:ascii="Times New Roman" w:hAnsi="Times New Roman"/>
-                <w:b w:val="0"/>
-                <w:sz w:val="26"/>
-                <w:rFonts w:ascii="Times New Roman" w:hAnsi="Times New Roman" w:cs="Times New Roman"/>
-              </w:rPr>
-              <w:t>16</w:t>
-            </w:r>
-          </w:p>
-        </w:tc>
-        <w:tc>
-          <w:tcPr>
-            <w:tcW w:w="4536" w:type="dxa"/>
-          </w:tcPr>
-          <w:p>
-            <w:pPr>
-              <w:spacing w:before="20" w:after="20"/>
-            </w:pPr>
-            <w:r>
-              <w:rPr>
-                <w:rFonts w:ascii="Times New Roman" w:hAnsi="Times New Roman"/>
-                <w:sz w:val="26"/>
-                <w:rFonts w:ascii="Times New Roman" w:hAnsi="Times New Roman" w:cs="Times New Roman"/>
-              </w:rPr>
-            </w:r>
-            <w:r>
-              <w:rPr>
-                <w:rFonts w:ascii="Times New Roman" w:hAnsi="Times New Roman"/>
-                <w:b w:val="0"/>
-                <w:sz w:val="26"/>
-                <w:rFonts w:ascii="Times New Roman" w:hAnsi="Times New Roman" w:cs="Times New Roman"/>
-              </w:rPr>
-              <w:t>Tìm hiểu cơ cấu máy ủi công trường; lắp robot máy ủi.</w:t>
-            </w:r>
-          </w:p>
-        </w:tc>
-      </w:tr>
-      <w:tr>
-        <w:tc>
-          <w:tcPr>
-            <w:tcW w:w="846" w:type="dxa"/>
-          </w:tcPr>
-          <w:p>
-            <w:pPr>
-              <w:spacing w:before="20" w:after="20"/>
-              <w:jc w:val="center"/>
-            </w:pPr>
-            <w:r>
-              <w:rPr>
-                <w:rFonts w:ascii="Times New Roman" w:hAnsi="Times New Roman"/>
-                <w:sz w:val="26"/>
-                <w:rFonts w:ascii="Times New Roman" w:hAnsi="Times New Roman" w:cs="Times New Roman"/>
-              </w:rPr>
-            </w:r>
-            <w:r>
-              <w:rPr>
-                <w:rFonts w:ascii="Times New Roman" w:hAnsi="Times New Roman"/>
-                <w:b w:val="0"/>
-                <w:sz w:val="26"/>
-                <w:rFonts w:ascii="Times New Roman" w:hAnsi="Times New Roman" w:cs="Times New Roman"/>
-              </w:rPr>
-              <w:t>17</w:t>
-            </w:r>
-          </w:p>
-        </w:tc>
-        <w:tc>
-          <w:tcPr>
-            <w:tcW w:w="3118" w:type="dxa"/>
-          </w:tcPr>
-          <w:p>
-            <w:pPr>
-              <w:spacing w:before="20" w:after="20"/>
-            </w:pPr>
-            <w:r>
-              <w:rPr>
-                <w:rFonts w:ascii="Times New Roman" w:hAnsi="Times New Roman"/>
-                <w:sz w:val="26"/>
-                <w:rFonts w:ascii="Times New Roman" w:hAnsi="Times New Roman" w:cs="Times New Roman"/>
-              </w:rPr>
-            </w:r>
-            <w:r>
-              <w:rPr>
-                <w:rFonts w:ascii="Times New Roman" w:hAnsi="Times New Roman"/>
-                <w:b w:val="0"/>
-                <w:sz w:val="26"/>
-                <w:rFonts w:ascii="Times New Roman" w:hAnsi="Times New Roman" w:cs="Times New Roman"/>
-              </w:rPr>
-              <w:t>Bài 15. Máy xúc</w:t>
-            </w:r>
-          </w:p>
-        </w:tc>
-        <w:tc>
-          <w:tcPr>
-            <w:tcW w:w="1134" w:type="dxa"/>
-          </w:tcPr>
-          <w:p>
-            <w:pPr>
-              <w:spacing w:before="20" w:after="20"/>
-              <w:jc w:val="center"/>
-            </w:pPr>
-            <w:r>
-              <w:rPr>
-                <w:rFonts w:ascii="Times New Roman" w:hAnsi="Times New Roman"/>
-                <w:sz w:val="26"/>
-                <w:rFonts w:ascii="Times New Roman" w:hAnsi="Times New Roman" w:cs="Times New Roman"/>
-              </w:rPr>
-            </w:r>
-            <w:r>
-              <w:rPr>
-                <w:rFonts w:ascii="Times New Roman" w:hAnsi="Times New Roman"/>
-                <w:b w:val="0"/>
-                <w:sz w:val="26"/>
-                <w:rFonts w:ascii="Times New Roman" w:hAnsi="Times New Roman" w:cs="Times New Roman"/>
-              </w:rPr>
-              <w:t>17</w:t>
-            </w:r>
-          </w:p>
-        </w:tc>
-        <w:tc>
-          <w:tcPr>
-            <w:tcW w:w="4536" w:type="dxa"/>
-          </w:tcPr>
-          <w:p>
-            <w:pPr>
-              <w:spacing w:before="20" w:after="20"/>
-            </w:pPr>
-            <w:r>
-              <w:rPr>
-                <w:rFonts w:ascii="Times New Roman" w:hAnsi="Times New Roman"/>
-                <w:sz w:val="26"/>
-                <w:rFonts w:ascii="Times New Roman" w:hAnsi="Times New Roman" w:cs="Times New Roman"/>
-              </w:rPr>
-            </w:r>
-            <w:r>
-              <w:rPr>
-                <w:rFonts w:ascii="Times New Roman" w:hAnsi="Times New Roman"/>
-                <w:b w:val="0"/>
-                <w:sz w:val="26"/>
-                <w:rFonts w:ascii="Times New Roman" w:hAnsi="Times New Roman" w:cs="Times New Roman"/>
-              </w:rPr>
-              <w:t>Tìm hiểu an toàn lao động và máy xúc; lắp robot máy xúc.</w:t>
-            </w:r>
-          </w:p>
-        </w:tc>
-      </w:tr>
-      <w:tr>
-        <w:tc>
-          <w:tcPr>
-            <w:tcW w:w="846" w:type="dxa"/>
-          </w:tcPr>
-          <w:p>
-            <w:pPr>
-              <w:spacing w:before="20" w:after="20"/>
-              <w:jc w:val="center"/>
-            </w:pPr>
-            <w:r>
-              <w:rPr>
-                <w:rFonts w:ascii="Times New Roman" w:hAnsi="Times New Roman"/>
-                <w:sz w:val="26"/>
-                <w:rFonts w:ascii="Times New Roman" w:hAnsi="Times New Roman" w:cs="Times New Roman"/>
-              </w:rPr>
-            </w:r>
-            <w:r>
-              <w:rPr>
-                <w:rFonts w:ascii="Times New Roman" w:hAnsi="Times New Roman"/>
-                <w:b/>
-                <w:sz w:val="26"/>
-                <w:rFonts w:ascii="Times New Roman" w:hAnsi="Times New Roman" w:cs="Times New Roman"/>
-              </w:rPr>
-              <w:t>18</w:t>
-            </w:r>
-          </w:p>
-        </w:tc>
-        <w:tc>
-          <w:tcPr>
-            <w:tcW w:w="3118" w:type="dxa"/>
-          </w:tcPr>
-          <w:p>
-            <w:pPr>
-              <w:spacing w:before="20" w:after="20"/>
-            </w:pPr>
-            <w:r>
-              <w:rPr>
-                <w:rFonts w:ascii="Times New Roman" w:hAnsi="Times New Roman"/>
-                <w:sz w:val="26"/>
-                <w:rFonts w:ascii="Times New Roman" w:hAnsi="Times New Roman" w:cs="Times New Roman"/>
-              </w:rPr>
-            </w:r>
-            <w:r>
-              <w:rPr>
-                <w:rFonts w:ascii="Times New Roman" w:hAnsi="Times New Roman"/>
-                <w:b/>
-                <w:sz w:val="26"/>
-                <w:rFonts w:ascii="Times New Roman" w:hAnsi="Times New Roman" w:cs="Times New Roman"/>
-              </w:rPr>
-              <w:t>Ôn tập Đánh giá định kỳ 2</w:t>
-            </w:r>
-          </w:p>
-        </w:tc>
-        <w:tc>
-          <w:tcPr>
-            <w:tcW w:w="1134" w:type="dxa"/>
-          </w:tcPr>
-          <w:p>
-            <w:pPr>
-              <w:spacing w:before="20" w:after="20"/>
-              <w:jc w:val="center"/>
-            </w:pPr>
-            <w:r>
-              <w:rPr>
-                <w:rFonts w:ascii="Times New Roman" w:hAnsi="Times New Roman"/>
-                <w:sz w:val="26"/>
-                <w:rFonts w:ascii="Times New Roman" w:hAnsi="Times New Roman" w:cs="Times New Roman"/>
-              </w:rPr>
-            </w:r>
-            <w:r>
-              <w:rPr>
-                <w:rFonts w:ascii="Times New Roman" w:hAnsi="Times New Roman"/>
-                <w:b/>
-                <w:sz w:val="26"/>
-                <w:rFonts w:ascii="Times New Roman" w:hAnsi="Times New Roman" w:cs="Times New Roman"/>
-              </w:rPr>
-              <w:t>18</w:t>
-            </w:r>
-          </w:p>
-        </w:tc>
-        <w:tc>
-          <w:tcPr>
-            <w:tcW w:w="4536" w:type="dxa"/>
-          </w:tcPr>
-          <w:p>
-            <w:pPr>
-              <w:spacing w:before="20" w:after="20"/>
-            </w:pPr>
-            <w:r>
-              <w:rPr>
-                <w:rFonts w:ascii="Times New Roman" w:hAnsi="Times New Roman"/>
-                <w:sz w:val="26"/>
-                <w:rFonts w:ascii="Times New Roman" w:hAnsi="Times New Roman" w:cs="Times New Roman"/>
-              </w:rPr>
-            </w:r>
-            <w:r>
-              <w:rPr>
-                <w:rFonts w:ascii="Times New Roman" w:hAnsi="Times New Roman"/>
-                <w:b w:val="0"/>
-                <w:sz w:val="26"/>
-                <w:rFonts w:ascii="Times New Roman" w:hAnsi="Times New Roman" w:cs="Times New Roman"/>
-              </w:rPr>
-              <w:t>Hệ thống hóa kiến thức chuẩn bị Đánh giá định kỳ 2.</w:t>
-            </w:r>
-          </w:p>
-        </w:tc>
-      </w:tr>
-      <w:tr>
-        <w:tc>
-          <w:tcPr>
-            <w:tcW w:w="846" w:type="dxa"/>
-          </w:tcPr>
-          <w:p>
-            <w:pPr>
-              <w:spacing w:before="20" w:after="20"/>
-              <w:jc w:val="center"/>
-            </w:pPr>
-            <w:r>
-              <w:rPr>
-                <w:rFonts w:ascii="Times New Roman" w:hAnsi="Times New Roman"/>
-                <w:sz w:val="26"/>
-                <w:rFonts w:ascii="Times New Roman" w:hAnsi="Times New Roman" w:cs="Times New Roman"/>
-              </w:rPr>
-            </w:r>
-            <w:r>
-              <w:rPr>
-                <w:rFonts w:ascii="Times New Roman" w:hAnsi="Times New Roman"/>
-                <w:b/>
-                <w:sz w:val="26"/>
-                <w:rFonts w:ascii="Times New Roman" w:hAnsi="Times New Roman" w:cs="Times New Roman"/>
-              </w:rPr>
-              <w:t>19</w:t>
-            </w:r>
-          </w:p>
-        </w:tc>
-        <w:tc>
-          <w:tcPr>
-            <w:tcW w:w="3118" w:type="dxa"/>
-          </w:tcPr>
-          <w:p>
-            <w:pPr>
-              <w:spacing w:before="20" w:after="20"/>
-            </w:pPr>
-            <w:r>
-              <w:rPr>
-                <w:rFonts w:ascii="Times New Roman" w:hAnsi="Times New Roman"/>
-                <w:sz w:val="26"/>
-                <w:rFonts w:ascii="Times New Roman" w:hAnsi="Times New Roman" w:cs="Times New Roman"/>
-              </w:rPr>
-            </w:r>
-            <w:r>
-              <w:rPr>
-                <w:rFonts w:ascii="Times New Roman" w:hAnsi="Times New Roman"/>
-                <w:b/>
-                <w:sz w:val="26"/>
-                <w:rFonts w:ascii="Times New Roman" w:hAnsi="Times New Roman" w:cs="Times New Roman"/>
-              </w:rPr>
-              <w:t>Đánh giá định kỳ 2</w:t>
-            </w:r>
-          </w:p>
-        </w:tc>
-        <w:tc>
-          <w:tcPr>
-            <w:tcW w:w="1134" w:type="dxa"/>
-          </w:tcPr>
-          <w:p>
-            <w:pPr>
-              <w:spacing w:before="20" w:after="20"/>
-              <w:jc w:val="center"/>
-            </w:pPr>
-            <w:r>
-              <w:rPr>
-                <w:rFonts w:ascii="Times New Roman" w:hAnsi="Times New Roman"/>
-                <w:sz w:val="26"/>
-                <w:rFonts w:ascii="Times New Roman" w:hAnsi="Times New Roman" w:cs="Times New Roman"/>
-              </w:rPr>
-            </w:r>
-            <w:r>
-              <w:rPr>
-                <w:rFonts w:ascii="Times New Roman" w:hAnsi="Times New Roman"/>
-                <w:b/>
-                <w:sz w:val="26"/>
-                <w:rFonts w:ascii="Times New Roman" w:hAnsi="Times New Roman" w:cs="Times New Roman"/>
-              </w:rPr>
-              <w:t>19</w:t>
-            </w:r>
-          </w:p>
-        </w:tc>
-        <w:tc>
-          <w:tcPr>
-            <w:tcW w:w="4536" w:type="dxa"/>
-          </w:tcPr>
-          <w:p>
-            <w:pPr>
-              <w:spacing w:before="20" w:after="20"/>
-            </w:pPr>
-            <w:r>
-              <w:rPr>
-                <w:rFonts w:ascii="Times New Roman" w:hAnsi="Times New Roman"/>
-                <w:sz w:val="26"/>
-                <w:rFonts w:ascii="Times New Roman" w:hAnsi="Times New Roman" w:cs="Times New Roman"/>
-              </w:rPr>
-            </w:r>
-            <w:r>
-              <w:rPr>
-                <w:rFonts w:ascii="Times New Roman" w:hAnsi="Times New Roman"/>
-                <w:b w:val="0"/>
-                <w:sz w:val="26"/>
-                <w:rFonts w:ascii="Times New Roman" w:hAnsi="Times New Roman" w:cs="Times New Roman"/>
-              </w:rPr>
-              <w:t>Kiểm tra đánh giá kết quả học tập thực hành Robotics.</w:t>
-            </w:r>
-          </w:p>
-        </w:tc>
-      </w:tr>
-      <w:tr>
-        <w:tc>
-          <w:tcPr>
-            <w:tcW w:w="846" w:type="dxa"/>
-          </w:tcPr>
-          <w:p>
-            <w:pPr>
-              <w:spacing w:before="20" w:after="20"/>
-              <w:jc w:val="center"/>
-            </w:pPr>
-            <w:r>
-              <w:rPr>
-                <w:rFonts w:ascii="Times New Roman" w:hAnsi="Times New Roman"/>
-                <w:sz w:val="26"/>
-                <w:rFonts w:ascii="Times New Roman" w:hAnsi="Times New Roman" w:cs="Times New Roman"/>
-              </w:rPr>
-            </w:r>
-            <w:r>
-              <w:rPr>
-                <w:rFonts w:ascii="Times New Roman" w:hAnsi="Times New Roman"/>
-                <w:b w:val="0"/>
-                <w:sz w:val="26"/>
-                <w:rFonts w:ascii="Times New Roman" w:hAnsi="Times New Roman" w:cs="Times New Roman"/>
-              </w:rPr>
-              <w:t>20</w:t>
-            </w:r>
-          </w:p>
-        </w:tc>
-        <w:tc>
-          <w:tcPr>
-            <w:tcW w:w="3118" w:type="dxa"/>
-          </w:tcPr>
-          <w:p>
-            <w:pPr>
-              <w:spacing w:before="20" w:after="20"/>
-            </w:pPr>
-            <w:r>
-              <w:rPr>
-                <w:rFonts w:ascii="Times New Roman" w:hAnsi="Times New Roman"/>
-                <w:sz w:val="26"/>
-                <w:rFonts w:ascii="Times New Roman" w:hAnsi="Times New Roman" w:cs="Times New Roman"/>
-              </w:rPr>
-            </w:r>
-            <w:r>
-              <w:rPr>
-                <w:rFonts w:ascii="Times New Roman" w:hAnsi="Times New Roman"/>
-                <w:b w:val="0"/>
-                <w:sz w:val="26"/>
-                <w:rFonts w:ascii="Times New Roman" w:hAnsi="Times New Roman" w:cs="Times New Roman"/>
-              </w:rPr>
-              <w:t>Bài 16. Cùng nhau đi khắp thế giới</w:t>
-            </w:r>
-          </w:p>
-        </w:tc>
-        <w:tc>
-          <w:tcPr>
-            <w:tcW w:w="1134" w:type="dxa"/>
-          </w:tcPr>
-          <w:p>
-            <w:pPr>
-              <w:spacing w:before="20" w:after="20"/>
-              <w:jc w:val="center"/>
-            </w:pPr>
-            <w:r>
-              <w:rPr>
-                <w:rFonts w:ascii="Times New Roman" w:hAnsi="Times New Roman"/>
-                <w:sz w:val="26"/>
-                <w:rFonts w:ascii="Times New Roman" w:hAnsi="Times New Roman" w:cs="Times New Roman"/>
-              </w:rPr>
-            </w:r>
-            <w:r>
-              <w:rPr>
-                <w:rFonts w:ascii="Times New Roman" w:hAnsi="Times New Roman"/>
-                <w:b w:val="0"/>
-                <w:sz w:val="26"/>
-                <w:rFonts w:ascii="Times New Roman" w:hAnsi="Times New Roman" w:cs="Times New Roman"/>
-              </w:rPr>
-              <w:t>20</w:t>
-            </w:r>
-          </w:p>
-        </w:tc>
-        <w:tc>
-          <w:tcPr>
-            <w:tcW w:w="4536" w:type="dxa"/>
-          </w:tcPr>
-          <w:p>
-            <w:pPr>
-              <w:spacing w:before="20" w:after="20"/>
-            </w:pPr>
-            <w:r>
-              <w:rPr>
-                <w:rFonts w:ascii="Times New Roman" w:hAnsi="Times New Roman"/>
-                <w:sz w:val="26"/>
-                <w:rFonts w:ascii="Times New Roman" w:hAnsi="Times New Roman" w:cs="Times New Roman"/>
-              </w:rPr>
-            </w:r>
-            <w:r>
-              <w:rPr>
-                <w:rFonts w:ascii="Times New Roman" w:hAnsi="Times New Roman"/>
-                <w:b w:val="0"/>
-                <w:sz w:val="26"/>
-                <w:rFonts w:ascii="Times New Roman" w:hAnsi="Times New Roman" w:cs="Times New Roman"/>
-              </w:rPr>
-              <w:t>Tìm hiểu nguyên lý trực thăng; lắp robot trực thăng.</w:t>
-            </w:r>
-          </w:p>
-        </w:tc>
-      </w:tr>
-      <w:tr>
-        <w:tc>
-          <w:tcPr>
-            <w:tcW w:type="dxa" w:w="846"/>
-          </w:tcPr>
-          <w:p>
-            <w:pPr>
-              <w:spacing w:before="20" w:after="20"/>
-              <w:jc w:val="center"/>
-            </w:pPr>
-            <w:r>
-              <w:rPr>
-                <w:rFonts w:ascii="Times New Roman" w:hAnsi="Times New Roman"/>
-                <w:sz w:val="26"/>
-                <w:rFonts w:ascii="Times New Roman" w:hAnsi="Times New Roman" w:cs="Times New Roman"/>
-              </w:rPr>
-            </w:r>
-            <w:r>
-              <w:rPr>
-                <w:rFonts w:ascii="Times New Roman" w:hAnsi="Times New Roman"/>
-                <w:b w:val="0"/>
-                <w:sz w:val="26"/>
-                <w:rFonts w:ascii="Times New Roman" w:hAnsi="Times New Roman" w:cs="Times New Roman"/>
-              </w:rPr>
-              <w:t>21</w:t>
-            </w:r>
-          </w:p>
-        </w:tc>
-        <w:tc>
-          <w:tcPr>
-            <w:tcW w:type="dxa" w:w="3118"/>
-          </w:tcPr>
-          <w:p>
-            <w:pPr>
-              <w:spacing w:before="20" w:after="20"/>
-            </w:pPr>
-            <w:r>
-              <w:rPr>
-                <w:rFonts w:ascii="Times New Roman" w:hAnsi="Times New Roman"/>
-                <w:sz w:val="26"/>
-                <w:rFonts w:ascii="Times New Roman" w:hAnsi="Times New Roman" w:cs="Times New Roman"/>
-              </w:rPr>
-            </w:r>
-            <w:r>
-              <w:rPr>
-                <w:rFonts w:ascii="Times New Roman" w:hAnsi="Times New Roman"/>
-                <w:b w:val="0"/>
-                <w:sz w:val="26"/>
-                <w:rFonts w:ascii="Times New Roman" w:hAnsi="Times New Roman" w:cs="Times New Roman"/>
-              </w:rPr>
-              <w:t>Bài 17. Nhắm và bắn!</w:t>
-            </w:r>
-          </w:p>
-        </w:tc>
-        <w:tc>
-          <w:tcPr>
-            <w:tcW w:type="dxa" w:w="1134"/>
-          </w:tcPr>
-          <w:p>
-            <w:pPr>
-              <w:spacing w:before="20" w:after="20"/>
-              <w:jc w:val="center"/>
-            </w:pPr>
-            <w:r>
-              <w:rPr>
-                <w:rFonts w:ascii="Times New Roman" w:hAnsi="Times New Roman"/>
-                <w:sz w:val="26"/>
-                <w:rFonts w:ascii="Times New Roman" w:hAnsi="Times New Roman" w:cs="Times New Roman"/>
-              </w:rPr>
-            </w:r>
-            <w:r>
-              <w:rPr>
-                <w:rFonts w:ascii="Times New Roman" w:hAnsi="Times New Roman"/>
-                <w:b w:val="0"/>
-                <w:sz w:val="26"/>
-                <w:rFonts w:ascii="Times New Roman" w:hAnsi="Times New Roman" w:cs="Times New Roman"/>
-              </w:rPr>
-              <w:t>21</w:t>
-            </w:r>
-          </w:p>
-        </w:tc>
-        <w:tc>
-          <w:tcPr>
-            <w:tcW w:type="dxa" w:w="4536"/>
-          </w:tcPr>
-          <w:p>
-            <w:pPr>
-              <w:spacing w:before="20" w:after="20"/>
-            </w:pPr>
-            <w:r>
-              <w:rPr>
-                <w:rFonts w:ascii="Times New Roman" w:hAnsi="Times New Roman"/>
-                <w:sz w:val="26"/>
-                <w:rFonts w:ascii="Times New Roman" w:hAnsi="Times New Roman" w:cs="Times New Roman"/>
-              </w:rPr>
-            </w:r>
-            <w:r>
-              <w:rPr>
-                <w:rFonts w:ascii="Times New Roman" w:hAnsi="Times New Roman"/>
-                <w:b w:val="0"/>
-                <w:sz w:val="26"/>
-                <w:rFonts w:ascii="Times New Roman" w:hAnsi="Times New Roman" w:cs="Times New Roman"/>
-              </w:rPr>
-              <w:t>Tìm hiểu lực ném và cơ cấu máy bắn đá; lắp robot bắn đá.</w:t>
-            </w:r>
-          </w:p>
-        </w:tc>
-      </w:tr>
-      <w:tr>
-        <w:tc>
-          <w:tcPr>
-            <w:tcW w:type="dxa" w:w="846"/>
-          </w:tcPr>
-          <w:p>
-            <w:pPr>
-              <w:spacing w:before="20" w:after="20"/>
-              <w:jc w:val="center"/>
-            </w:pPr>
-            <w:r>
-              <w:rPr>
-                <w:rFonts w:ascii="Times New Roman" w:hAnsi="Times New Roman"/>
-                <w:sz w:val="26"/>
-                <w:rFonts w:ascii="Times New Roman" w:hAnsi="Times New Roman" w:cs="Times New Roman"/>
-              </w:rPr>
-            </w:r>
-            <w:r>
-              <w:rPr>
-                <w:rFonts w:ascii="Times New Roman" w:hAnsi="Times New Roman"/>
-                <w:b w:val="0"/>
-                <w:sz w:val="26"/>
-                <w:rFonts w:ascii="Times New Roman" w:hAnsi="Times New Roman" w:cs="Times New Roman"/>
-              </w:rPr>
-              <w:t>22</w:t>
-            </w:r>
-          </w:p>
-        </w:tc>
-        <w:tc>
-          <w:tcPr>
-            <w:tcW w:type="dxa" w:w="3118"/>
-          </w:tcPr>
-          <w:p>
-            <w:pPr>
-              <w:spacing w:before="20" w:after="20"/>
-            </w:pPr>
-            <w:r>
-              <w:rPr>
-                <w:rFonts w:ascii="Times New Roman" w:hAnsi="Times New Roman"/>
-                <w:sz w:val="26"/>
-                <w:rFonts w:ascii="Times New Roman" w:hAnsi="Times New Roman" w:cs="Times New Roman"/>
-              </w:rPr>
-            </w:r>
-            <w:r>
-              <w:rPr>
-                <w:rFonts w:ascii="Times New Roman" w:hAnsi="Times New Roman"/>
-                <w:b w:val="0"/>
-                <w:sz w:val="26"/>
-                <w:rFonts w:ascii="Times New Roman" w:hAnsi="Times New Roman" w:cs="Times New Roman"/>
-              </w:rPr>
-              <w:t>Bài 18. Độ đàn hồi, lực đẩy của cung tên</w:t>
-            </w:r>
-          </w:p>
-        </w:tc>
-        <w:tc>
-          <w:tcPr>
-            <w:tcW w:type="dxa" w:w="1134"/>
-          </w:tcPr>
-          <w:p>
-            <w:pPr>
-              <w:spacing w:before="20" w:after="20"/>
-              <w:jc w:val="center"/>
-            </w:pPr>
-            <w:r>
-              <w:rPr>
-                <w:rFonts w:ascii="Times New Roman" w:hAnsi="Times New Roman"/>
-                <w:sz w:val="26"/>
-                <w:rFonts w:ascii="Times New Roman" w:hAnsi="Times New Roman" w:cs="Times New Roman"/>
-              </w:rPr>
-            </w:r>
-            <w:r>
-              <w:rPr>
-                <w:rFonts w:ascii="Times New Roman" w:hAnsi="Times New Roman"/>
-                <w:b w:val="0"/>
-                <w:sz w:val="26"/>
-                <w:rFonts w:ascii="Times New Roman" w:hAnsi="Times New Roman" w:cs="Times New Roman"/>
-              </w:rPr>
-              <w:t>22</w:t>
-            </w:r>
-          </w:p>
-        </w:tc>
-        <w:tc>
-          <w:tcPr>
-            <w:tcW w:type="dxa" w:w="4536"/>
-          </w:tcPr>
-          <w:p>
-            <w:pPr>
-              <w:spacing w:before="20" w:after="20"/>
-            </w:pPr>
-            <w:r>
-              <w:rPr>
-                <w:rFonts w:ascii="Times New Roman" w:hAnsi="Times New Roman"/>
-                <w:sz w:val="26"/>
-                <w:rFonts w:ascii="Times New Roman" w:hAnsi="Times New Roman" w:cs="Times New Roman"/>
-              </w:rPr>
-            </w:r>
-            <w:r>
-              <w:rPr>
-                <w:rFonts w:ascii="Times New Roman" w:hAnsi="Times New Roman"/>
-                <w:b w:val="0"/>
-                <w:sz w:val="26"/>
-                <w:rFonts w:ascii="Times New Roman" w:hAnsi="Times New Roman" w:cs="Times New Roman"/>
-              </w:rPr>
-              <w:t>Tìm hiểu lực đàn hồi và cơ cấu cung tên; lắp robot bắn cung.</w:t>
-            </w:r>
-          </w:p>
-        </w:tc>
-      </w:tr>
-      <w:tr>
-        <w:tc>
-          <w:tcPr>
-            <w:tcW w:type="dxa" w:w="846"/>
-          </w:tcPr>
-          <w:p>
-            <w:pPr>
-              <w:spacing w:before="20" w:after="20"/>
-              <w:jc w:val="center"/>
-            </w:pPr>
-            <w:r>
-              <w:rPr>
-                <w:rFonts w:ascii="Times New Roman" w:hAnsi="Times New Roman"/>
-                <w:sz w:val="26"/>
-                <w:rFonts w:ascii="Times New Roman" w:hAnsi="Times New Roman" w:cs="Times New Roman"/>
-              </w:rPr>
-            </w:r>
-            <w:r>
-              <w:rPr>
-                <w:rFonts w:ascii="Times New Roman" w:hAnsi="Times New Roman"/>
-                <w:b w:val="0"/>
-                <w:sz w:val="26"/>
-                <w:rFonts w:ascii="Times New Roman" w:hAnsi="Times New Roman" w:cs="Times New Roman"/>
-              </w:rPr>
-              <w:t>23</w:t>
-            </w:r>
-          </w:p>
-        </w:tc>
-        <w:tc>
-          <w:tcPr>
-            <w:tcW w:type="dxa" w:w="3118"/>
-          </w:tcPr>
-          <w:p>
-            <w:pPr>
-              <w:spacing w:before="20" w:after="20"/>
-            </w:pPr>
-            <w:r>
-              <w:rPr>
-                <w:rFonts w:ascii="Times New Roman" w:hAnsi="Times New Roman"/>
-                <w:sz w:val="26"/>
-                <w:rFonts w:ascii="Times New Roman" w:hAnsi="Times New Roman" w:cs="Times New Roman"/>
-              </w:rPr>
-            </w:r>
-            <w:r>
-              <w:rPr>
-                <w:rFonts w:ascii="Times New Roman" w:hAnsi="Times New Roman"/>
-                <w:b w:val="0"/>
-                <w:sz w:val="26"/>
-                <w:rFonts w:ascii="Times New Roman" w:hAnsi="Times New Roman" w:cs="Times New Roman"/>
-              </w:rPr>
-              <w:t>Bài 19. Ba! Hai! Một! Bắn!!!</w:t>
-            </w:r>
-          </w:p>
-        </w:tc>
-        <w:tc>
-          <w:tcPr>
-            <w:tcW w:type="dxa" w:w="1134"/>
-          </w:tcPr>
-          <w:p>
-            <w:pPr>
-              <w:spacing w:before="20" w:after="20"/>
-              <w:jc w:val="center"/>
-            </w:pPr>
-            <w:r>
-              <w:rPr>
-                <w:rFonts w:ascii="Times New Roman" w:hAnsi="Times New Roman"/>
-                <w:sz w:val="26"/>
-                <w:rFonts w:ascii="Times New Roman" w:hAnsi="Times New Roman" w:cs="Times New Roman"/>
-              </w:rPr>
-            </w:r>
-            <w:r>
-              <w:rPr>
-                <w:rFonts w:ascii="Times New Roman" w:hAnsi="Times New Roman"/>
-                <w:b w:val="0"/>
-                <w:sz w:val="26"/>
-                <w:rFonts w:ascii="Times New Roman" w:hAnsi="Times New Roman" w:cs="Times New Roman"/>
-              </w:rPr>
-              <w:t>23</w:t>
-            </w:r>
-          </w:p>
-        </w:tc>
-        <w:tc>
-          <w:tcPr>
-            <w:tcW w:type="dxa" w:w="4536"/>
-          </w:tcPr>
-          <w:p>
-            <w:pPr>
-              <w:spacing w:before="20" w:after="20"/>
-            </w:pPr>
-            <w:r>
-              <w:rPr>
-                <w:rFonts w:ascii="Times New Roman" w:hAnsi="Times New Roman"/>
-                <w:sz w:val="26"/>
-                <w:rFonts w:ascii="Times New Roman" w:hAnsi="Times New Roman" w:cs="Times New Roman"/>
-              </w:rPr>
-            </w:r>
-            <w:r>
-              <w:rPr>
-                <w:rFonts w:ascii="Times New Roman" w:hAnsi="Times New Roman"/>
-                <w:b w:val="0"/>
-                <w:sz w:val="26"/>
-                <w:rFonts w:ascii="Times New Roman" w:hAnsi="Times New Roman" w:cs="Times New Roman"/>
-              </w:rPr>
-              <w:t>Tìm hiểu quỹ đạo bắn đại bác; lắp robot súng đại bác.</w:t>
-            </w:r>
-          </w:p>
-        </w:tc>
-      </w:tr>
-      <w:tr>
-        <w:tc>
-          <w:tcPr>
-            <w:tcW w:type="dxa" w:w="846"/>
-          </w:tcPr>
-          <w:p>
-            <w:pPr>
-              <w:spacing w:before="20" w:after="20"/>
-              <w:jc w:val="center"/>
-            </w:pPr>
-            <w:r>
-              <w:rPr>
-                <w:rFonts w:ascii="Times New Roman" w:hAnsi="Times New Roman"/>
-                <w:sz w:val="26"/>
-                <w:rFonts w:ascii="Times New Roman" w:hAnsi="Times New Roman" w:cs="Times New Roman"/>
-              </w:rPr>
-            </w:r>
-            <w:r>
-              <w:rPr>
-                <w:rFonts w:ascii="Times New Roman" w:hAnsi="Times New Roman"/>
-                <w:b w:val="0"/>
-                <w:sz w:val="26"/>
-                <w:rFonts w:ascii="Times New Roman" w:hAnsi="Times New Roman" w:cs="Times New Roman"/>
-              </w:rPr>
-              <w:t>24</w:t>
-            </w:r>
-          </w:p>
-        </w:tc>
-        <w:tc>
-          <w:tcPr>
-            <w:tcW w:type="dxa" w:w="3118"/>
-          </w:tcPr>
-          <w:p>
-            <w:pPr>
-              <w:spacing w:before="20" w:after="20"/>
-            </w:pPr>
-            <w:r>
-              <w:rPr>
-                <w:rFonts w:ascii="Times New Roman" w:hAnsi="Times New Roman"/>
-                <w:sz w:val="26"/>
-                <w:rFonts w:ascii="Times New Roman" w:hAnsi="Times New Roman" w:cs="Times New Roman"/>
-              </w:rPr>
-            </w:r>
-            <w:r>
-              <w:rPr>
-                <w:rFonts w:ascii="Times New Roman" w:hAnsi="Times New Roman"/>
-                <w:b w:val="0"/>
-                <w:sz w:val="26"/>
-                <w:rFonts w:ascii="Times New Roman" w:hAnsi="Times New Roman" w:cs="Times New Roman"/>
-              </w:rPr>
-              <w:t>Bài 20. Cùng nhau tham quan thành phố</w:t>
-            </w:r>
-          </w:p>
-        </w:tc>
-        <w:tc>
-          <w:tcPr>
-            <w:tcW w:type="dxa" w:w="1134"/>
-          </w:tcPr>
-          <w:p>
-            <w:pPr>
-              <w:spacing w:before="20" w:after="20"/>
-              <w:jc w:val="center"/>
-            </w:pPr>
-            <w:r>
-              <w:rPr>
-                <w:rFonts w:ascii="Times New Roman" w:hAnsi="Times New Roman"/>
-                <w:sz w:val="26"/>
-                <w:rFonts w:ascii="Times New Roman" w:hAnsi="Times New Roman" w:cs="Times New Roman"/>
-              </w:rPr>
-            </w:r>
-            <w:r>
-              <w:rPr>
-                <w:rFonts w:ascii="Times New Roman" w:hAnsi="Times New Roman"/>
-                <w:b w:val="0"/>
-                <w:sz w:val="26"/>
-                <w:rFonts w:ascii="Times New Roman" w:hAnsi="Times New Roman" w:cs="Times New Roman"/>
-              </w:rPr>
-              <w:t>24</w:t>
-            </w:r>
-          </w:p>
-        </w:tc>
-        <w:tc>
-          <w:tcPr>
-            <w:tcW w:type="dxa" w:w="4536"/>
-          </w:tcPr>
-          <w:p>
-            <w:pPr>
-              <w:spacing w:before="20" w:after="20"/>
-            </w:pPr>
-            <w:r>
-              <w:rPr>
-                <w:rFonts w:ascii="Times New Roman" w:hAnsi="Times New Roman"/>
-                <w:sz w:val="26"/>
-                <w:rFonts w:ascii="Times New Roman" w:hAnsi="Times New Roman" w:cs="Times New Roman"/>
-              </w:rPr>
-            </w:r>
-            <w:r>
-              <w:rPr>
-                <w:rFonts w:ascii="Times New Roman" w:hAnsi="Times New Roman"/>
-                <w:b w:val="0"/>
-                <w:sz w:val="26"/>
-                <w:rFonts w:ascii="Times New Roman" w:hAnsi="Times New Roman" w:cs="Times New Roman"/>
-              </w:rPr>
-              <w:t>Tìm hiểu phương tiện giao thông công cộng; lắp robot xe buýt.</w:t>
-            </w:r>
-          </w:p>
-        </w:tc>
-      </w:tr>
-      <w:tr>
-        <w:tc>
-          <w:tcPr>
-            <w:tcW w:type="dxa" w:w="846"/>
-          </w:tcPr>
-          <w:p>
-            <w:pPr>
-              <w:spacing w:before="20" w:after="20"/>
-              <w:jc w:val="center"/>
-            </w:pPr>
-            <w:r>
-              <w:rPr>
-                <w:rFonts w:ascii="Times New Roman" w:hAnsi="Times New Roman"/>
-                <w:sz w:val="26"/>
-                <w:rFonts w:ascii="Times New Roman" w:hAnsi="Times New Roman" w:cs="Times New Roman"/>
-              </w:rPr>
-            </w:r>
-            <w:r>
-              <w:rPr>
-                <w:rFonts w:ascii="Times New Roman" w:hAnsi="Times New Roman"/>
-                <w:b w:val="0"/>
-                <w:sz w:val="26"/>
-                <w:rFonts w:ascii="Times New Roman" w:hAnsi="Times New Roman" w:cs="Times New Roman"/>
-              </w:rPr>
-              <w:t>25</w:t>
-            </w:r>
-          </w:p>
-        </w:tc>
-        <w:tc>
-          <w:tcPr>
-            <w:tcW w:type="dxa" w:w="3118"/>
-          </w:tcPr>
-          <w:p>
-            <w:pPr>
-              <w:spacing w:before="20" w:after="20"/>
-            </w:pPr>
-            <w:r>
-              <w:rPr>
-                <w:rFonts w:ascii="Times New Roman" w:hAnsi="Times New Roman"/>
-                <w:sz w:val="26"/>
-                <w:rFonts w:ascii="Times New Roman" w:hAnsi="Times New Roman" w:cs="Times New Roman"/>
-              </w:rPr>
-            </w:r>
-            <w:r>
-              <w:rPr>
-                <w:rFonts w:ascii="Times New Roman" w:hAnsi="Times New Roman"/>
-                <w:b w:val="0"/>
-                <w:sz w:val="26"/>
-                <w:rFonts w:ascii="Times New Roman" w:hAnsi="Times New Roman" w:cs="Times New Roman"/>
-              </w:rPr>
-              <w:t>Bài 21. Khám phá trang phục người da đỏ</w:t>
-            </w:r>
-          </w:p>
-        </w:tc>
-        <w:tc>
-          <w:tcPr>
-            <w:tcW w:type="dxa" w:w="1134"/>
-          </w:tcPr>
-          <w:p>
-            <w:pPr>
-              <w:spacing w:before="20" w:after="20"/>
-              <w:jc w:val="center"/>
-            </w:pPr>
-            <w:r>
-              <w:rPr>
-                <w:rFonts w:ascii="Times New Roman" w:hAnsi="Times New Roman"/>
-                <w:sz w:val="26"/>
-                <w:rFonts w:ascii="Times New Roman" w:hAnsi="Times New Roman" w:cs="Times New Roman"/>
-              </w:rPr>
-            </w:r>
-            <w:r>
-              <w:rPr>
-                <w:rFonts w:ascii="Times New Roman" w:hAnsi="Times New Roman"/>
-                <w:b w:val="0"/>
-                <w:sz w:val="26"/>
-                <w:rFonts w:ascii="Times New Roman" w:hAnsi="Times New Roman" w:cs="Times New Roman"/>
-              </w:rPr>
-              <w:t>25</w:t>
-            </w:r>
-          </w:p>
-        </w:tc>
-        <w:tc>
-          <w:tcPr>
-            <w:tcW w:type="dxa" w:w="4536"/>
-          </w:tcPr>
-          <w:p>
-            <w:pPr>
-              <w:spacing w:before="20" w:after="20"/>
-            </w:pPr>
-            <w:r>
-              <w:rPr>
-                <w:rFonts w:ascii="Times New Roman" w:hAnsi="Times New Roman"/>
-                <w:sz w:val="26"/>
-                <w:rFonts w:ascii="Times New Roman" w:hAnsi="Times New Roman" w:cs="Times New Roman"/>
-              </w:rPr>
-            </w:r>
-            <w:r>
-              <w:rPr>
-                <w:rFonts w:ascii="Times New Roman" w:hAnsi="Times New Roman"/>
-                <w:b w:val="0"/>
-                <w:sz w:val="26"/>
-                <w:rFonts w:ascii="Times New Roman" w:hAnsi="Times New Roman" w:cs="Times New Roman"/>
-              </w:rPr>
-              <w:t>Tìm hiểu văn hóa và điệu nhảy truyền thống; lắp robot nhảy múa.</w:t>
-            </w:r>
-          </w:p>
-        </w:tc>
-      </w:tr>
-      <w:tr>
-        <w:tc>
-          <w:tcPr>
-            <w:tcW w:type="dxa" w:w="846"/>
-          </w:tcPr>
-          <w:p>
-            <w:pPr>
-              <w:spacing w:before="20" w:after="20"/>
-              <w:jc w:val="center"/>
-            </w:pPr>
-            <w:r>
-              <w:rPr>
-                <w:rFonts w:ascii="Times New Roman" w:hAnsi="Times New Roman"/>
-                <w:sz w:val="26"/>
-                <w:rFonts w:ascii="Times New Roman" w:hAnsi="Times New Roman" w:cs="Times New Roman"/>
-              </w:rPr>
-            </w:r>
-            <w:r>
-              <w:rPr>
-                <w:rFonts w:ascii="Times New Roman" w:hAnsi="Times New Roman"/>
-                <w:b w:val="0"/>
-                <w:sz w:val="26"/>
-                <w:rFonts w:ascii="Times New Roman" w:hAnsi="Times New Roman" w:cs="Times New Roman"/>
-              </w:rPr>
-              <w:t>26</w:t>
-            </w:r>
-          </w:p>
-        </w:tc>
-        <w:tc>
-          <w:tcPr>
-            <w:tcW w:type="dxa" w:w="3118"/>
-          </w:tcPr>
-          <w:p>
-            <w:pPr>
-              <w:spacing w:before="20" w:after="20"/>
-            </w:pPr>
-            <w:r>
-              <w:rPr>
-                <w:rFonts w:ascii="Times New Roman" w:hAnsi="Times New Roman"/>
-                <w:sz w:val="26"/>
-                <w:rFonts w:ascii="Times New Roman" w:hAnsi="Times New Roman" w:cs="Times New Roman"/>
-              </w:rPr>
-            </w:r>
-            <w:r>
-              <w:rPr>
-                <w:rFonts w:ascii="Times New Roman" w:hAnsi="Times New Roman"/>
-                <w:b w:val="0"/>
-                <w:sz w:val="26"/>
-                <w:rFonts w:ascii="Times New Roman" w:hAnsi="Times New Roman" w:cs="Times New Roman"/>
-              </w:rPr>
-              <w:t>Bài 22. Cá sấu thật ngầu!</w:t>
-            </w:r>
-          </w:p>
-        </w:tc>
-        <w:tc>
-          <w:tcPr>
-            <w:tcW w:type="dxa" w:w="1134"/>
-          </w:tcPr>
-          <w:p>
-            <w:pPr>
-              <w:spacing w:before="20" w:after="20"/>
-              <w:jc w:val="center"/>
-            </w:pPr>
-            <w:r>
-              <w:rPr>
-                <w:rFonts w:ascii="Times New Roman" w:hAnsi="Times New Roman"/>
-                <w:sz w:val="26"/>
-                <w:rFonts w:ascii="Times New Roman" w:hAnsi="Times New Roman" w:cs="Times New Roman"/>
-              </w:rPr>
-            </w:r>
-            <w:r>
-              <w:rPr>
-                <w:rFonts w:ascii="Times New Roman" w:hAnsi="Times New Roman"/>
-                <w:b w:val="0"/>
-                <w:sz w:val="26"/>
-                <w:rFonts w:ascii="Times New Roman" w:hAnsi="Times New Roman" w:cs="Times New Roman"/>
-              </w:rPr>
-              <w:t>26</w:t>
-            </w:r>
-          </w:p>
-        </w:tc>
-        <w:tc>
-          <w:tcPr>
-            <w:tcW w:type="dxa" w:w="4536"/>
-          </w:tcPr>
-          <w:p>
-            <w:pPr>
-              <w:spacing w:before="20" w:after="20"/>
-            </w:pPr>
-            <w:r>
-              <w:rPr>
-                <w:rFonts w:ascii="Times New Roman" w:hAnsi="Times New Roman"/>
-                <w:sz w:val="26"/>
-                <w:rFonts w:ascii="Times New Roman" w:hAnsi="Times New Roman" w:cs="Times New Roman"/>
-              </w:rPr>
-            </w:r>
-            <w:r>
-              <w:rPr>
-                <w:rFonts w:ascii="Times New Roman" w:hAnsi="Times New Roman"/>
-                <w:b w:val="0"/>
-                <w:sz w:val="26"/>
-                <w:rFonts w:ascii="Times New Roman" w:hAnsi="Times New Roman" w:cs="Times New Roman"/>
-              </w:rPr>
-              <w:t>Tìm hiểu tập tính cá sấu; lắp robot cá sấu đớp mồi.</w:t>
-            </w:r>
-          </w:p>
-        </w:tc>
-      </w:tr>
-      <w:tr>
-        <w:tc>
-          <w:tcPr>
-            <w:tcW w:type="dxa" w:w="846"/>
-          </w:tcPr>
-          <w:p>
-            <w:pPr>
-              <w:spacing w:before="20" w:after="20"/>
-              <w:jc w:val="center"/>
-            </w:pPr>
-            <w:r>
-              <w:rPr>
-                <w:rFonts w:ascii="Times New Roman" w:hAnsi="Times New Roman"/>
-                <w:sz w:val="26"/>
-                <w:rFonts w:ascii="Times New Roman" w:hAnsi="Times New Roman" w:cs="Times New Roman"/>
-              </w:rPr>
-            </w:r>
-            <w:r>
-              <w:rPr>
-                <w:rFonts w:ascii="Times New Roman" w:hAnsi="Times New Roman"/>
-                <w:b/>
-                <w:sz w:val="26"/>
-                <w:rFonts w:ascii="Times New Roman" w:hAnsi="Times New Roman" w:cs="Times New Roman"/>
-              </w:rPr>
-              <w:t>27</w:t>
-            </w:r>
-          </w:p>
-        </w:tc>
-        <w:tc>
-          <w:tcPr>
-            <w:tcW w:type="dxa" w:w="3118"/>
-          </w:tcPr>
-          <w:p>
-            <w:pPr>
-              <w:spacing w:before="20" w:after="20"/>
-            </w:pPr>
-            <w:r>
-              <w:rPr>
-                <w:rFonts w:ascii="Times New Roman" w:hAnsi="Times New Roman"/>
-                <w:sz w:val="26"/>
-                <w:rFonts w:ascii="Times New Roman" w:hAnsi="Times New Roman" w:cs="Times New Roman"/>
-              </w:rPr>
-            </w:r>
-            <w:r>
-              <w:rPr>
-                <w:rFonts w:ascii="Times New Roman" w:hAnsi="Times New Roman"/>
-                <w:b/>
-                <w:sz w:val="26"/>
-                <w:rFonts w:ascii="Times New Roman" w:hAnsi="Times New Roman" w:cs="Times New Roman"/>
-              </w:rPr>
-              <w:t>Ôn tập Đánh giá định kỳ 3</w:t>
-            </w:r>
-          </w:p>
-        </w:tc>
-        <w:tc>
-          <w:tcPr>
-            <w:tcW w:type="dxa" w:w="1134"/>
-          </w:tcPr>
-          <w:p>
-            <w:pPr>
-              <w:spacing w:before="20" w:after="20"/>
-              <w:jc w:val="center"/>
-            </w:pPr>
-            <w:r>
-              <w:rPr>
-                <w:rFonts w:ascii="Times New Roman" w:hAnsi="Times New Roman"/>
-                <w:sz w:val="26"/>
-                <w:rFonts w:ascii="Times New Roman" w:hAnsi="Times New Roman" w:cs="Times New Roman"/>
-              </w:rPr>
-            </w:r>
-            <w:r>
-              <w:rPr>
-                <w:rFonts w:ascii="Times New Roman" w:hAnsi="Times New Roman"/>
-                <w:b/>
-                <w:sz w:val="26"/>
-                <w:rFonts w:ascii="Times New Roman" w:hAnsi="Times New Roman" w:cs="Times New Roman"/>
-              </w:rPr>
-              <w:t>27</w:t>
-            </w:r>
-          </w:p>
-        </w:tc>
-        <w:tc>
-          <w:tcPr>
-            <w:tcW w:type="dxa" w:w="4536"/>
-          </w:tcPr>
-          <w:p>
-            <w:pPr>
-              <w:spacing w:before="20" w:after="20"/>
-            </w:pPr>
-            <w:r>
-              <w:rPr>
-                <w:rFonts w:ascii="Times New Roman" w:hAnsi="Times New Roman"/>
-                <w:sz w:val="26"/>
-                <w:rFonts w:ascii="Times New Roman" w:hAnsi="Times New Roman" w:cs="Times New Roman"/>
-              </w:rPr>
-            </w:r>
-            <w:r>
-              <w:rPr>
-                <w:rFonts w:ascii="Times New Roman" w:hAnsi="Times New Roman"/>
-                <w:b w:val="0"/>
-                <w:sz w:val="26"/>
-                <w:rFonts w:ascii="Times New Roman" w:hAnsi="Times New Roman" w:cs="Times New Roman"/>
-              </w:rPr>
-              <w:t>Hệ thống hóa kiến thức chuẩn bị Đánh giá định kỳ 3.</w:t>
-            </w:r>
-          </w:p>
-        </w:tc>
-      </w:tr>
-      <w:tr>
-        <w:tc>
-          <w:tcPr>
-            <w:tcW w:type="dxa" w:w="846"/>
-          </w:tcPr>
-          <w:p>
-            <w:pPr>
-              <w:spacing w:before="20" w:after="20"/>
-              <w:jc w:val="center"/>
-            </w:pPr>
-            <w:r>
-              <w:rPr>
-                <w:rFonts w:ascii="Times New Roman" w:hAnsi="Times New Roman"/>
-                <w:sz w:val="26"/>
-                <w:rFonts w:ascii="Times New Roman" w:hAnsi="Times New Roman" w:cs="Times New Roman"/>
-              </w:rPr>
-            </w:r>
-            <w:r>
-              <w:rPr>
-                <w:rFonts w:ascii="Times New Roman" w:hAnsi="Times New Roman"/>
-                <w:b/>
-                <w:sz w:val="26"/>
-                <w:rFonts w:ascii="Times New Roman" w:hAnsi="Times New Roman" w:cs="Times New Roman"/>
-              </w:rPr>
-              <w:t>28</w:t>
-            </w:r>
-          </w:p>
-        </w:tc>
-        <w:tc>
-          <w:tcPr>
-            <w:tcW w:type="dxa" w:w="3118"/>
-          </w:tcPr>
-          <w:p>
-            <w:pPr>
-              <w:spacing w:before="20" w:after="20"/>
-            </w:pPr>
-            <w:r>
-              <w:rPr>
-                <w:rFonts w:ascii="Times New Roman" w:hAnsi="Times New Roman"/>
-                <w:sz w:val="26"/>
-                <w:rFonts w:ascii="Times New Roman" w:hAnsi="Times New Roman" w:cs="Times New Roman"/>
-              </w:rPr>
-            </w:r>
-            <w:r>
-              <w:rPr>
-                <w:rFonts w:ascii="Times New Roman" w:hAnsi="Times New Roman"/>
-                <w:b/>
-                <w:sz w:val="26"/>
-                <w:rFonts w:ascii="Times New Roman" w:hAnsi="Times New Roman" w:cs="Times New Roman"/>
-              </w:rPr>
-              <w:t>Đánh giá định kỳ 3</w:t>
-            </w:r>
-          </w:p>
-        </w:tc>
-        <w:tc>
-          <w:tcPr>
-            <w:tcW w:type="dxa" w:w="1134"/>
-          </w:tcPr>
-          <w:p>
-            <w:pPr>
-              <w:spacing w:before="20" w:after="20"/>
-              <w:jc w:val="center"/>
-            </w:pPr>
-            <w:r>
-              <w:rPr>
-                <w:rFonts w:ascii="Times New Roman" w:hAnsi="Times New Roman"/>
-                <w:sz w:val="26"/>
-                <w:rFonts w:ascii="Times New Roman" w:hAnsi="Times New Roman" w:cs="Times New Roman"/>
-              </w:rPr>
-            </w:r>
-            <w:r>
-              <w:rPr>
-                <w:rFonts w:ascii="Times New Roman" w:hAnsi="Times New Roman"/>
-                <w:b/>
-                <w:sz w:val="26"/>
-                <w:rFonts w:ascii="Times New Roman" w:hAnsi="Times New Roman" w:cs="Times New Roman"/>
-              </w:rPr>
-              <w:t>28</w:t>
-            </w:r>
-          </w:p>
-        </w:tc>
-        <w:tc>
-          <w:tcPr>
-            <w:tcW w:type="dxa" w:w="4536"/>
-          </w:tcPr>
-          <w:p>
-            <w:pPr>
-              <w:spacing w:before="20" w:after="20"/>
-            </w:pPr>
-            <w:r>
-              <w:rPr>
-                <w:rFonts w:ascii="Times New Roman" w:hAnsi="Times New Roman"/>
-                <w:sz w:val="26"/>
-                <w:rFonts w:ascii="Times New Roman" w:hAnsi="Times New Roman" w:cs="Times New Roman"/>
-              </w:rPr>
-            </w:r>
-            <w:r>
-              <w:rPr>
-                <w:rFonts w:ascii="Times New Roman" w:hAnsi="Times New Roman"/>
-                <w:b w:val="0"/>
-                <w:sz w:val="26"/>
-                <w:rFonts w:ascii="Times New Roman" w:hAnsi="Times New Roman" w:cs="Times New Roman"/>
-              </w:rPr>
-              <w:t>Kiểm tra đánh giá kết quả học tập thực hành Robotics.</w:t>
-            </w:r>
-          </w:p>
-        </w:tc>
-      </w:tr>
-      <w:tr>
-        <w:tc>
-          <w:tcPr>
-            <w:tcW w:type="dxa" w:w="846"/>
-          </w:tcPr>
-          <w:p>
-            <w:pPr>
-              <w:spacing w:before="20" w:after="20"/>
-              <w:jc w:val="center"/>
-            </w:pPr>
-            <w:r>
-              <w:rPr>
-                <w:rFonts w:ascii="Times New Roman" w:hAnsi="Times New Roman"/>
-                <w:sz w:val="26"/>
-                <w:rFonts w:ascii="Times New Roman" w:hAnsi="Times New Roman" w:cs="Times New Roman"/>
-              </w:rPr>
-            </w:r>
-            <w:r>
-              <w:rPr>
-                <w:rFonts w:ascii="Times New Roman" w:hAnsi="Times New Roman"/>
-                <w:b w:val="0"/>
-                <w:sz w:val="26"/>
-                <w:rFonts w:ascii="Times New Roman" w:hAnsi="Times New Roman" w:cs="Times New Roman"/>
-              </w:rPr>
-              <w:t>29</w:t>
-            </w:r>
-          </w:p>
-        </w:tc>
-        <w:tc>
-          <w:tcPr>
-            <w:tcW w:type="dxa" w:w="3118"/>
-          </w:tcPr>
-          <w:p>
-            <w:pPr>
-              <w:spacing w:before="20" w:after="20"/>
-            </w:pPr>
-            <w:r>
-              <w:rPr>
-                <w:rFonts w:ascii="Times New Roman" w:hAnsi="Times New Roman"/>
-                <w:sz w:val="26"/>
-                <w:rFonts w:ascii="Times New Roman" w:hAnsi="Times New Roman" w:cs="Times New Roman"/>
-              </w:rPr>
-            </w:r>
-            <w:r>
-              <w:rPr>
-                <w:rFonts w:ascii="Times New Roman" w:hAnsi="Times New Roman"/>
-                <w:b w:val="0"/>
-                <w:sz w:val="26"/>
-                <w:rFonts w:ascii="Times New Roman" w:hAnsi="Times New Roman" w:cs="Times New Roman"/>
-              </w:rPr>
-              <w:t>Bài 23. Những nốt nhạc vui</w:t>
-            </w:r>
-          </w:p>
-        </w:tc>
-        <w:tc>
-          <w:tcPr>
-            <w:tcW w:type="dxa" w:w="1134"/>
-          </w:tcPr>
-          <w:p>
-            <w:pPr>
-              <w:spacing w:before="20" w:after="20"/>
-              <w:jc w:val="center"/>
-            </w:pPr>
-            <w:r>
-              <w:rPr>
-                <w:rFonts w:ascii="Times New Roman" w:hAnsi="Times New Roman"/>
-                <w:sz w:val="26"/>
-                <w:rFonts w:ascii="Times New Roman" w:hAnsi="Times New Roman" w:cs="Times New Roman"/>
-              </w:rPr>
-            </w:r>
-            <w:r>
-              <w:rPr>
-                <w:rFonts w:ascii="Times New Roman" w:hAnsi="Times New Roman"/>
-                <w:b w:val="0"/>
-                <w:sz w:val="26"/>
-                <w:rFonts w:ascii="Times New Roman" w:hAnsi="Times New Roman" w:cs="Times New Roman"/>
-              </w:rPr>
-              <w:t>29</w:t>
-            </w:r>
-          </w:p>
-        </w:tc>
-        <w:tc>
-          <w:tcPr>
-            <w:tcW w:type="dxa" w:w="4536"/>
-          </w:tcPr>
-          <w:p>
-            <w:pPr>
-              <w:spacing w:before="20" w:after="20"/>
-            </w:pPr>
-            <w:r>
-              <w:rPr>
-                <w:rFonts w:ascii="Times New Roman" w:hAnsi="Times New Roman"/>
-                <w:sz w:val="26"/>
-                <w:rFonts w:ascii="Times New Roman" w:hAnsi="Times New Roman" w:cs="Times New Roman"/>
-              </w:rPr>
-            </w:r>
-            <w:r>
-              <w:rPr>
-                <w:rFonts w:ascii="Times New Roman" w:hAnsi="Times New Roman"/>
-                <w:b w:val="0"/>
-                <w:sz w:val="26"/>
-                <w:rFonts w:ascii="Times New Roman" w:hAnsi="Times New Roman" w:cs="Times New Roman"/>
-              </w:rPr>
-              <w:t>Tìm hiểu nhạc cụ guitar; lắp robot chơi đàn guitar.</w:t>
-            </w:r>
-          </w:p>
-        </w:tc>
-      </w:tr>
-      <w:tr>
-        <w:tc>
-          <w:tcPr>
-            <w:tcW w:type="dxa" w:w="846"/>
-          </w:tcPr>
-          <w:p>
-            <w:pPr>
-              <w:spacing w:before="20" w:after="20"/>
-              <w:jc w:val="center"/>
-            </w:pPr>
-            <w:r>
-              <w:rPr>
-                <w:rFonts w:ascii="Times New Roman" w:hAnsi="Times New Roman"/>
-                <w:sz w:val="26"/>
-                <w:rFonts w:ascii="Times New Roman" w:hAnsi="Times New Roman" w:cs="Times New Roman"/>
-              </w:rPr>
-            </w:r>
-            <w:r>
-              <w:rPr>
-                <w:rFonts w:ascii="Times New Roman" w:hAnsi="Times New Roman"/>
-                <w:b w:val="0"/>
-                <w:sz w:val="26"/>
-                <w:rFonts w:ascii="Times New Roman" w:hAnsi="Times New Roman" w:cs="Times New Roman"/>
-              </w:rPr>
-              <w:t>30</w:t>
-            </w:r>
-          </w:p>
-        </w:tc>
-        <w:tc>
-          <w:tcPr>
-            <w:tcW w:type="dxa" w:w="3118"/>
-          </w:tcPr>
-          <w:p>
-            <w:pPr>
-              <w:spacing w:before="20" w:after="20"/>
-            </w:pPr>
-            <w:r>
-              <w:rPr>
-                <w:rFonts w:ascii="Times New Roman" w:hAnsi="Times New Roman"/>
-                <w:sz w:val="26"/>
-                <w:rFonts w:ascii="Times New Roman" w:hAnsi="Times New Roman" w:cs="Times New Roman"/>
-              </w:rPr>
-            </w:r>
-            <w:r>
-              <w:rPr>
-                <w:rFonts w:ascii="Times New Roman" w:hAnsi="Times New Roman"/>
-                <w:b w:val="0"/>
-                <w:sz w:val="26"/>
-                <w:rFonts w:ascii="Times New Roman" w:hAnsi="Times New Roman" w:cs="Times New Roman"/>
-              </w:rPr>
-              <w:t>Bài 24. Choo Choo! Tàu hỏa</w:t>
-            </w:r>
-          </w:p>
-        </w:tc>
-        <w:tc>
-          <w:tcPr>
-            <w:tcW w:type="dxa" w:w="1134"/>
-          </w:tcPr>
-          <w:p>
-            <w:pPr>
-              <w:spacing w:before="20" w:after="20"/>
-              <w:jc w:val="center"/>
-            </w:pPr>
-            <w:r>
-              <w:rPr>
-                <w:rFonts w:ascii="Times New Roman" w:hAnsi="Times New Roman"/>
-                <w:sz w:val="26"/>
-                <w:rFonts w:ascii="Times New Roman" w:hAnsi="Times New Roman" w:cs="Times New Roman"/>
-              </w:rPr>
-            </w:r>
-            <w:r>
-              <w:rPr>
-                <w:rFonts w:ascii="Times New Roman" w:hAnsi="Times New Roman"/>
-                <w:b w:val="0"/>
-                <w:sz w:val="26"/>
-                <w:rFonts w:ascii="Times New Roman" w:hAnsi="Times New Roman" w:cs="Times New Roman"/>
-              </w:rPr>
-              <w:t>30</w:t>
-            </w:r>
-          </w:p>
-        </w:tc>
-        <w:tc>
-          <w:tcPr>
-            <w:tcW w:type="dxa" w:w="4536"/>
-          </w:tcPr>
-          <w:p>
-            <w:pPr>
-              <w:spacing w:before="20" w:after="20"/>
-            </w:pPr>
-            <w:r>
-              <w:rPr>
-                <w:rFonts w:ascii="Times New Roman" w:hAnsi="Times New Roman"/>
-                <w:sz w:val="26"/>
-                <w:rFonts w:ascii="Times New Roman" w:hAnsi="Times New Roman" w:cs="Times New Roman"/>
-              </w:rPr>
-            </w:r>
-            <w:r>
-              <w:rPr>
-                <w:rFonts w:ascii="Times New Roman" w:hAnsi="Times New Roman"/>
-                <w:b w:val="0"/>
-                <w:sz w:val="26"/>
-                <w:rFonts w:ascii="Times New Roman" w:hAnsi="Times New Roman" w:cs="Times New Roman"/>
-              </w:rPr>
-              <w:t>Tìm hiểu năng lượng đường sắt; lắp robot tàu hỏa chạy trạm.</w:t>
-            </w:r>
-          </w:p>
-        </w:tc>
-      </w:tr>
-      <w:tr>
-        <w:tc>
-          <w:tcPr>
-            <w:tcW w:type="dxa" w:w="846"/>
-          </w:tcPr>
-          <w:p>
-            <w:pPr>
-              <w:spacing w:before="20" w:after="20"/>
-              <w:jc w:val="center"/>
-            </w:pPr>
-            <w:r>
-              <w:rPr>
-                <w:rFonts w:ascii="Times New Roman" w:hAnsi="Times New Roman"/>
-                <w:sz w:val="26"/>
-                <w:rFonts w:ascii="Times New Roman" w:hAnsi="Times New Roman" w:cs="Times New Roman"/>
-              </w:rPr>
-            </w:r>
-            <w:r>
-              <w:rPr>
-                <w:rFonts w:ascii="Times New Roman" w:hAnsi="Times New Roman"/>
-                <w:b w:val="0"/>
-                <w:sz w:val="26"/>
-                <w:rFonts w:ascii="Times New Roman" w:hAnsi="Times New Roman" w:cs="Times New Roman"/>
-              </w:rPr>
-              <w:t>31</w:t>
-            </w:r>
-          </w:p>
-        </w:tc>
-        <w:tc>
-          <w:tcPr>
-            <w:tcW w:type="dxa" w:w="3118"/>
-          </w:tcPr>
-          <w:p>
-            <w:pPr>
-              <w:spacing w:before="20" w:after="20"/>
-            </w:pPr>
-            <w:r>
-              <w:rPr>
-                <w:rFonts w:ascii="Times New Roman" w:hAnsi="Times New Roman"/>
-                <w:sz w:val="26"/>
-                <w:rFonts w:ascii="Times New Roman" w:hAnsi="Times New Roman" w:cs="Times New Roman"/>
-              </w:rPr>
-            </w:r>
-            <w:r>
-              <w:rPr>
-                <w:rFonts w:ascii="Times New Roman" w:hAnsi="Times New Roman"/>
-                <w:b w:val="0"/>
-                <w:sz w:val="26"/>
-                <w:rFonts w:ascii="Times New Roman" w:hAnsi="Times New Roman" w:cs="Times New Roman"/>
-              </w:rPr>
-              <w:t>Bài 25. Có sáu chân thật tuyệt!!!</w:t>
-            </w:r>
-          </w:p>
-        </w:tc>
-        <w:tc>
-          <w:tcPr>
-            <w:tcW w:type="dxa" w:w="1134"/>
-          </w:tcPr>
-          <w:p>
-            <w:pPr>
-              <w:spacing w:before="20" w:after="20"/>
-              <w:jc w:val="center"/>
-            </w:pPr>
-            <w:r>
-              <w:rPr>
-                <w:rFonts w:ascii="Times New Roman" w:hAnsi="Times New Roman"/>
-                <w:sz w:val="26"/>
-                <w:rFonts w:ascii="Times New Roman" w:hAnsi="Times New Roman" w:cs="Times New Roman"/>
-              </w:rPr>
-            </w:r>
-            <w:r>
-              <w:rPr>
-                <w:rFonts w:ascii="Times New Roman" w:hAnsi="Times New Roman"/>
-                <w:b w:val="0"/>
-                <w:sz w:val="26"/>
-                <w:rFonts w:ascii="Times New Roman" w:hAnsi="Times New Roman" w:cs="Times New Roman"/>
-              </w:rPr>
-              <w:t>31</w:t>
-            </w:r>
-          </w:p>
-        </w:tc>
-        <w:tc>
-          <w:tcPr>
-            <w:tcW w:type="dxa" w:w="4536"/>
-          </w:tcPr>
-          <w:p>
-            <w:pPr>
-              <w:spacing w:before="20" w:after="20"/>
-            </w:pPr>
-            <w:r>
-              <w:rPr>
-                <w:rFonts w:ascii="Times New Roman" w:hAnsi="Times New Roman"/>
-                <w:sz w:val="26"/>
-                <w:rFonts w:ascii="Times New Roman" w:hAnsi="Times New Roman" w:cs="Times New Roman"/>
-              </w:rPr>
-            </w:r>
-            <w:r>
-              <w:rPr>
-                <w:rFonts w:ascii="Times New Roman" w:hAnsi="Times New Roman"/>
-                <w:b w:val="0"/>
-                <w:sz w:val="26"/>
-                <w:rFonts w:ascii="Times New Roman" w:hAnsi="Times New Roman" w:cs="Times New Roman"/>
-              </w:rPr>
-              <w:t>Tìm hiểu di chuyển 6 chân của côn trùng; lắp robot bọ sừng 6 chân.</w:t>
-            </w:r>
-          </w:p>
-        </w:tc>
-      </w:tr>
-      <w:tr>
-        <w:tc>
-          <w:tcPr>
-            <w:tcW w:type="dxa" w:w="846"/>
-          </w:tcPr>
-          <w:p>
-            <w:pPr>
-              <w:spacing w:before="20" w:after="20"/>
-              <w:jc w:val="center"/>
-            </w:pPr>
-            <w:r>
-              <w:rPr>
-                <w:rFonts w:ascii="Times New Roman" w:hAnsi="Times New Roman"/>
-                <w:sz w:val="26"/>
-                <w:rFonts w:ascii="Times New Roman" w:hAnsi="Times New Roman" w:cs="Times New Roman"/>
-              </w:rPr>
-            </w:r>
-            <w:r>
-              <w:rPr>
-                <w:rFonts w:ascii="Times New Roman" w:hAnsi="Times New Roman"/>
-                <w:b w:val="0"/>
-                <w:sz w:val="26"/>
-                <w:rFonts w:ascii="Times New Roman" w:hAnsi="Times New Roman" w:cs="Times New Roman"/>
-              </w:rPr>
-              <w:t>32</w:t>
-            </w:r>
-          </w:p>
-        </w:tc>
-        <w:tc>
-          <w:tcPr>
-            <w:tcW w:type="dxa" w:w="3118"/>
-          </w:tcPr>
-          <w:p>
-            <w:pPr>
-              <w:spacing w:before="20" w:after="20"/>
-            </w:pPr>
-            <w:r>
-              <w:rPr>
-                <w:rFonts w:ascii="Times New Roman" w:hAnsi="Times New Roman"/>
-                <w:sz w:val="26"/>
-                <w:rFonts w:ascii="Times New Roman" w:hAnsi="Times New Roman" w:cs="Times New Roman"/>
-              </w:rPr>
-            </w:r>
-            <w:r>
-              <w:rPr>
-                <w:rFonts w:ascii="Times New Roman" w:hAnsi="Times New Roman"/>
-                <w:b w:val="0"/>
-                <w:sz w:val="26"/>
-                <w:rFonts w:ascii="Times New Roman" w:hAnsi="Times New Roman" w:cs="Times New Roman"/>
-              </w:rPr>
-              <w:t>Bài 26. Bầu không khí trong lành</w:t>
-            </w:r>
-          </w:p>
-        </w:tc>
-        <w:tc>
-          <w:tcPr>
-            <w:tcW w:type="dxa" w:w="1134"/>
-          </w:tcPr>
-          <w:p>
-            <w:pPr>
-              <w:spacing w:before="20" w:after="20"/>
-              <w:jc w:val="center"/>
-            </w:pPr>
-            <w:r>
-              <w:rPr>
-                <w:rFonts w:ascii="Times New Roman" w:hAnsi="Times New Roman"/>
-                <w:sz w:val="26"/>
-                <w:rFonts w:ascii="Times New Roman" w:hAnsi="Times New Roman" w:cs="Times New Roman"/>
-              </w:rPr>
-            </w:r>
-            <w:r>
-              <w:rPr>
-                <w:rFonts w:ascii="Times New Roman" w:hAnsi="Times New Roman"/>
-                <w:b w:val="0"/>
-                <w:sz w:val="26"/>
-                <w:rFonts w:ascii="Times New Roman" w:hAnsi="Times New Roman" w:cs="Times New Roman"/>
-              </w:rPr>
-              <w:t>32</w:t>
-            </w:r>
-          </w:p>
-        </w:tc>
-        <w:tc>
-          <w:tcPr>
-            <w:tcW w:type="dxa" w:w="4536"/>
-          </w:tcPr>
-          <w:p>
-            <w:pPr>
-              <w:spacing w:before="20" w:after="20"/>
-            </w:pPr>
-            <w:r>
-              <w:rPr>
-                <w:rFonts w:ascii="Times New Roman" w:hAnsi="Times New Roman"/>
-                <w:sz w:val="26"/>
-                <w:rFonts w:ascii="Times New Roman" w:hAnsi="Times New Roman" w:cs="Times New Roman"/>
-              </w:rPr>
-            </w:r>
-            <w:r>
-              <w:rPr>
-                <w:rFonts w:ascii="Times New Roman" w:hAnsi="Times New Roman"/>
-                <w:b w:val="0"/>
-                <w:sz w:val="26"/>
-                <w:rFonts w:ascii="Times New Roman" w:hAnsi="Times New Roman" w:cs="Times New Roman"/>
-              </w:rPr>
-              <w:t>Tìm hiểu bảo vệ sinh thái; lắp robot bắt sâu bảo vệ cây.</w:t>
-            </w:r>
-          </w:p>
-        </w:tc>
-      </w:tr>
-      <w:tr>
-        <w:tc>
-          <w:tcPr>
-            <w:tcW w:type="dxa" w:w="846"/>
-          </w:tcPr>
-          <w:p>
-            <w:pPr>
-              <w:spacing w:before="20" w:after="20"/>
-              <w:jc w:val="center"/>
-            </w:pPr>
-            <w:r>
-              <w:rPr>
-                <w:rFonts w:ascii="Times New Roman" w:hAnsi="Times New Roman"/>
-                <w:sz w:val="26"/>
-                <w:rFonts w:ascii="Times New Roman" w:hAnsi="Times New Roman" w:cs="Times New Roman"/>
-              </w:rPr>
-            </w:r>
-            <w:r>
-              <w:rPr>
-                <w:rFonts w:ascii="Times New Roman" w:hAnsi="Times New Roman"/>
-                <w:b/>
-                <w:sz w:val="26"/>
-                <w:rFonts w:ascii="Times New Roman" w:hAnsi="Times New Roman" w:cs="Times New Roman"/>
-              </w:rPr>
-              <w:t>33</w:t>
-            </w:r>
-          </w:p>
-        </w:tc>
-        <w:tc>
-          <w:tcPr>
-            <w:tcW w:type="dxa" w:w="3118"/>
-          </w:tcPr>
-          <w:p>
-            <w:pPr>
-              <w:spacing w:before="20" w:after="20"/>
-            </w:pPr>
-            <w:r>
-              <w:rPr>
-                <w:rFonts w:ascii="Times New Roman" w:hAnsi="Times New Roman"/>
-                <w:sz w:val="26"/>
-                <w:rFonts w:ascii="Times New Roman" w:hAnsi="Times New Roman" w:cs="Times New Roman"/>
-              </w:rPr>
-            </w:r>
-            <w:r>
-              <w:rPr>
-                <w:rFonts w:ascii="Times New Roman" w:hAnsi="Times New Roman"/>
-                <w:b/>
-                <w:sz w:val="26"/>
-                <w:rFonts w:ascii="Times New Roman" w:hAnsi="Times New Roman" w:cs="Times New Roman"/>
-              </w:rPr>
-              <w:t>Ôn tập Đánh giá định kỳ 4</w:t>
-            </w:r>
-          </w:p>
-        </w:tc>
-        <w:tc>
-          <w:tcPr>
-            <w:tcW w:type="dxa" w:w="1134"/>
-          </w:tcPr>
-          <w:p>
-            <w:pPr>
-              <w:spacing w:before="20" w:after="20"/>
-              <w:jc w:val="center"/>
-            </w:pPr>
-            <w:r>
-              <w:rPr>
-                <w:rFonts w:ascii="Times New Roman" w:hAnsi="Times New Roman"/>
-                <w:sz w:val="26"/>
-                <w:rFonts w:ascii="Times New Roman" w:hAnsi="Times New Roman" w:cs="Times New Roman"/>
-              </w:rPr>
-            </w:r>
-            <w:r>
-              <w:rPr>
-                <w:rFonts w:ascii="Times New Roman" w:hAnsi="Times New Roman"/>
-                <w:b/>
-                <w:sz w:val="26"/>
-                <w:rFonts w:ascii="Times New Roman" w:hAnsi="Times New Roman" w:cs="Times New Roman"/>
-              </w:rPr>
-              <w:t>33</w:t>
-            </w:r>
-          </w:p>
-        </w:tc>
-        <w:tc>
-          <w:tcPr>
-            <w:tcW w:type="dxa" w:w="4536"/>
-          </w:tcPr>
-          <w:p>
-            <w:pPr>
-              <w:spacing w:before="20" w:after="20"/>
-            </w:pPr>
-            <w:r>
-              <w:rPr>
-                <w:rFonts w:ascii="Times New Roman" w:hAnsi="Times New Roman"/>
-                <w:sz w:val="26"/>
-                <w:rFonts w:ascii="Times New Roman" w:hAnsi="Times New Roman" w:cs="Times New Roman"/>
-              </w:rPr>
-            </w:r>
-            <w:r>
-              <w:rPr>
-                <w:rFonts w:ascii="Times New Roman" w:hAnsi="Times New Roman"/>
-                <w:b w:val="0"/>
-                <w:sz w:val="26"/>
-                <w:rFonts w:ascii="Times New Roman" w:hAnsi="Times New Roman" w:cs="Times New Roman"/>
-              </w:rPr>
-              <w:t>Hệ thống hóa kiến thức chuẩn bị Đánh giá định kỳ 4.</w:t>
-            </w:r>
-          </w:p>
-        </w:tc>
-      </w:tr>
-      <w:tr>
-        <w:tc>
-          <w:tcPr>
-            <w:tcW w:type="dxa" w:w="846"/>
-          </w:tcPr>
-          <w:p>
-            <w:pPr>
-              <w:spacing w:before="20" w:after="20"/>
-              <w:jc w:val="center"/>
-            </w:pPr>
-            <w:r>
-              <w:rPr>
-                <w:rFonts w:ascii="Times New Roman" w:hAnsi="Times New Roman"/>
-                <w:sz w:val="26"/>
-                <w:rFonts w:ascii="Times New Roman" w:hAnsi="Times New Roman" w:cs="Times New Roman"/>
-              </w:rPr>
-            </w:r>
-            <w:r>
-              <w:rPr>
-                <w:rFonts w:ascii="Times New Roman" w:hAnsi="Times New Roman"/>
-                <w:b/>
-                <w:sz w:val="26"/>
-                <w:rFonts w:ascii="Times New Roman" w:hAnsi="Times New Roman" w:cs="Times New Roman"/>
-              </w:rPr>
-              <w:t>34</w:t>
-            </w:r>
-          </w:p>
-        </w:tc>
-        <w:tc>
-          <w:tcPr>
-            <w:tcW w:type="dxa" w:w="3118"/>
-          </w:tcPr>
-          <w:p>
-            <w:pPr>
-              <w:spacing w:before="20" w:after="20"/>
-            </w:pPr>
-            <w:r>
-              <w:rPr>
-                <w:rFonts w:ascii="Times New Roman" w:hAnsi="Times New Roman"/>
-                <w:sz w:val="26"/>
-                <w:rFonts w:ascii="Times New Roman" w:hAnsi="Times New Roman" w:cs="Times New Roman"/>
-              </w:rPr>
-            </w:r>
-            <w:r>
-              <w:rPr>
-                <w:rFonts w:ascii="Times New Roman" w:hAnsi="Times New Roman"/>
-                <w:b/>
-                <w:sz w:val="26"/>
-                <w:rFonts w:ascii="Times New Roman" w:hAnsi="Times New Roman" w:cs="Times New Roman"/>
-              </w:rPr>
-              <w:t>Đánh giá định kỳ 4</w:t>
-            </w:r>
-          </w:p>
-        </w:tc>
-        <w:tc>
-          <w:tcPr>
-            <w:tcW w:type="dxa" w:w="1134"/>
-          </w:tcPr>
-          <w:p>
-            <w:pPr>
-              <w:spacing w:before="20" w:after="20"/>
-              <w:jc w:val="center"/>
-            </w:pPr>
-            <w:r>
-              <w:rPr>
-                <w:rFonts w:ascii="Times New Roman" w:hAnsi="Times New Roman"/>
-                <w:sz w:val="26"/>
-                <w:rFonts w:ascii="Times New Roman" w:hAnsi="Times New Roman" w:cs="Times New Roman"/>
-              </w:rPr>
-            </w:r>
-            <w:r>
-              <w:rPr>
-                <w:rFonts w:ascii="Times New Roman" w:hAnsi="Times New Roman"/>
-                <w:b/>
-                <w:sz w:val="26"/>
-                <w:rFonts w:ascii="Times New Roman" w:hAnsi="Times New Roman" w:cs="Times New Roman"/>
-              </w:rPr>
-              <w:t>34</w:t>
-            </w:r>
-          </w:p>
-        </w:tc>
-        <w:tc>
-          <w:tcPr>
-            <w:tcW w:type="dxa" w:w="4536"/>
-          </w:tcPr>
-          <w:p>
-            <w:pPr>
-              <w:spacing w:before="20" w:after="20"/>
-            </w:pPr>
-            <w:r>
-              <w:rPr>
-                <w:rFonts w:ascii="Times New Roman" w:hAnsi="Times New Roman"/>
-                <w:sz w:val="26"/>
-                <w:rFonts w:ascii="Times New Roman" w:hAnsi="Times New Roman" w:cs="Times New Roman"/>
-              </w:rPr>
-            </w:r>
-            <w:r>
-              <w:rPr>
-                <w:rFonts w:ascii="Times New Roman" w:hAnsi="Times New Roman"/>
-                <w:b w:val="0"/>
-                <w:sz w:val="26"/>
-                <w:rFonts w:ascii="Times New Roman" w:hAnsi="Times New Roman" w:cs="Times New Roman"/>
-              </w:rPr>
-              <w:t>Kiểm tra đánh giá kết quả học tập thực hành Robotics.</w:t>
-            </w:r>
-          </w:p>
-        </w:tc>
-      </w:tr>
-      <w:tr>
-        <w:tc>
-          <w:tcPr>
-            <w:tcW w:type="dxa" w:w="846"/>
-          </w:tcPr>
-          <w:p>
-            <w:pPr>
-              <w:spacing w:before="20" w:after="20"/>
-              <w:jc w:val="center"/>
-            </w:pPr>
-            <w:r>
-              <w:rPr>
-                <w:rFonts w:ascii="Times New Roman" w:hAnsi="Times New Roman"/>
-                <w:sz w:val="26"/>
-                <w:rFonts w:ascii="Times New Roman" w:hAnsi="Times New Roman" w:cs="Times New Roman"/>
-              </w:rPr>
-            </w:r>
-            <w:r>
-              <w:rPr>
-                <w:rFonts w:ascii="Times New Roman" w:hAnsi="Times New Roman"/>
-                <w:b w:val="0"/>
-                <w:sz w:val="26"/>
-                <w:rFonts w:ascii="Times New Roman" w:hAnsi="Times New Roman" w:cs="Times New Roman"/>
-              </w:rPr>
-              <w:t>35</w:t>
-            </w:r>
-          </w:p>
-        </w:tc>
-        <w:tc>
-          <w:tcPr>
-            <w:tcW w:type="dxa" w:w="3118"/>
-          </w:tcPr>
-          <w:p>
-            <w:pPr>
-              <w:spacing w:before="20" w:after="20"/>
-            </w:pPr>
-            <w:r>
-              <w:rPr>
-                <w:rFonts w:ascii="Times New Roman" w:hAnsi="Times New Roman"/>
-                <w:sz w:val="26"/>
-                <w:rFonts w:ascii="Times New Roman" w:hAnsi="Times New Roman" w:cs="Times New Roman"/>
-              </w:rPr>
-            </w:r>
-            <w:r>
-              <w:rPr>
-                <w:rFonts w:ascii="Times New Roman" w:hAnsi="Times New Roman"/>
-                <w:b w:val="0"/>
-                <w:sz w:val="26"/>
-                <w:rFonts w:ascii="Times New Roman" w:hAnsi="Times New Roman" w:cs="Times New Roman"/>
-              </w:rPr>
-              <w:t>Tổng kết môn học &amp; Triển lãm Robotics</w:t>
-            </w:r>
-          </w:p>
-        </w:tc>
-        <w:tc>
-          <w:tcPr>
-            <w:tcW w:type="dxa" w:w="1134"/>
-          </w:tcPr>
-          <w:p>
-            <w:pPr>
-              <w:spacing w:before="20" w:after="20"/>
-              <w:jc w:val="center"/>
-            </w:pPr>
-            <w:r>
-              <w:rPr>
-                <w:rFonts w:ascii="Times New Roman" w:hAnsi="Times New Roman"/>
-                <w:sz w:val="26"/>
-                <w:rFonts w:ascii="Times New Roman" w:hAnsi="Times New Roman" w:cs="Times New Roman"/>
-              </w:rPr>
-            </w:r>
-            <w:r>
-              <w:rPr>
-                <w:rFonts w:ascii="Times New Roman" w:hAnsi="Times New Roman"/>
-                <w:b w:val="0"/>
-                <w:sz w:val="26"/>
-                <w:rFonts w:ascii="Times New Roman" w:hAnsi="Times New Roman" w:cs="Times New Roman"/>
-              </w:rPr>
-              <w:t>35</w:t>
-            </w:r>
-          </w:p>
-        </w:tc>
-        <w:tc>
-          <w:tcPr>
-            <w:tcW w:type="dxa" w:w="4536"/>
-          </w:tcPr>
-          <w:p>
-            <w:pPr>
-              <w:spacing w:before="20" w:after="20"/>
-            </w:pPr>
-            <w:r>
-              <w:rPr>
-                <w:rFonts w:ascii="Times New Roman" w:hAnsi="Times New Roman"/>
-                <w:sz w:val="26"/>
-                <w:rFonts w:ascii="Times New Roman" w:hAnsi="Times New Roman" w:cs="Times New Roman"/>
-              </w:rPr>
-            </w:r>
-            <w:r>
-              <w:rPr>
-                <w:rFonts w:ascii="Times New Roman" w:hAnsi="Times New Roman"/>
-                <w:b w:val="0"/>
-                <w:sz w:val="26"/>
-                <w:rFonts w:ascii="Times New Roman" w:hAnsi="Times New Roman" w:cs="Times New Roman"/>
-              </w:rPr>
-              <w:t>Tổng kết đánh giá kết quả học tập và trưng bày sản phẩm Robotics.</w:t>
-            </w:r>
-          </w:p>
-        </w:tc>
-      </w:tr>
-    </w:tbl>
     <w:p>
       <w:pPr>
         <w:rPr>
